--- a/output/tables/COAD/table1_PIK3CA.docx
+++ b/output/tables/COAD/table1_PIK3CA.docx
@@ -18870,2246 +18870,6 @@
       </w:tr>
       <w:tr>
         <w:trPr>
-          <w:trHeight w:val="560" w:hRule="auto"/>
-        </w:trPr>
-        <w:tc>
-          <w:tcPr>
-            <w:tcBorders>
-              <w:bottom w:val="none" w:sz="0" w:space="0" w:color="000000"/>
-              <w:top w:val="none" w:sz="0" w:space="0" w:color="000000"/>
-              <w:left w:val="none" w:sz="0" w:space="0" w:color="000000"/>
-              <w:right w:val="none" w:sz="0" w:space="0" w:color="000000"/>
-            </w:tcBorders>
-            <w:shd w:val="clear" w:color="auto" w:fill="FFFFFF"/>
-            <w:tcMar>
-              <w:top w:w="0" w:type="dxa"/>
-              <w:bottom w:w="0" w:type="dxa"/>
-              <w:left w:w="0" w:type="dxa"/>
-              <w:right w:w="0" w:type="dxa"/>
-            </w:tcMar>
-            <w:vAlign w:val="top"/>
-          </w:tcPr>
-          <w:p>
-            <w:pPr>
-              <w:pStyle w:val="Normal"/>
-              <w:jc w:val="left"/>
-              <w:pBdr>
-                <w:bottom w:val="none" w:sz="0" w:space="0" w:color="000000"/>
-                <w:top w:val="none" w:sz="0" w:space="0" w:color="000000"/>
-                <w:left w:val="none" w:sz="0" w:space="0" w:color="000000"/>
-                <w:right w:val="none" w:sz="0" w:space="0" w:color="000000"/>
-              </w:pBdr>
-              <w:spacing w:after="100" w:before="100" w:line="240"/>
-              <w:ind w:left="300" w:right="100" w:firstLine="0" w:firstLineChars="0"/>
-              <w:rPr>
-                <w:rFonts w:ascii="Times New Roman" w:hAnsi="Times New Roman" w:eastAsia="Times New Roman" w:cs="Times New Roman"/>
-                <w:i w:val="false"/>
-                <w:b w:val="false"/>
-                <w:u w:val="none"/>
-                <w:strike w:val="false"/>
-                <w:sz w:val="18"/>
-                <w:szCs w:val="18"/>
-                <w:color w:val="000000"/>
-              </w:rPr>
-            </w:pPr>
-            <w:r>
-              <w:rPr>
-                <w:rFonts w:ascii="Times New Roman" w:hAnsi="Times New Roman" w:eastAsia="Times New Roman" w:cs="Times New Roman"/>
-                <w:i w:val="false"/>
-                <w:b w:val="false"/>
-                <w:u w:val="none"/>
-                <w:strike w:val="false"/>
-                <w:sz w:val="18"/>
-                <w:szCs w:val="18"/>
-                <w:color w:val="000000"/>
-              </w:rPr>
-              <w:t xml:space="preserve">Missing</w:t>
-            </w:r>
-          </w:p>
-        </w:tc>
-        <w:tc>
-          <w:tcPr>
-            <w:tcBorders>
-              <w:bottom w:val="none" w:sz="0" w:space="0" w:color="000000"/>
-              <w:top w:val="none" w:sz="0" w:space="0" w:color="000000"/>
-              <w:left w:val="none" w:sz="0" w:space="0" w:color="000000"/>
-              <w:right w:val="none" w:sz="0" w:space="0" w:color="000000"/>
-            </w:tcBorders>
-            <w:shd w:val="clear" w:color="auto" w:fill="FFFFFF"/>
-            <w:tcMar>
-              <w:top w:w="0" w:type="dxa"/>
-              <w:bottom w:w="0" w:type="dxa"/>
-              <w:left w:w="0" w:type="dxa"/>
-              <w:right w:w="0" w:type="dxa"/>
-            </w:tcMar>
-            <w:vAlign w:val="top"/>
-          </w:tcPr>
-          <w:p>
-            <w:pPr>
-              <w:pStyle w:val="Normal"/>
-              <w:jc w:val="center"/>
-              <w:pBdr>
-                <w:bottom w:val="none" w:sz="0" w:space="0" w:color="000000"/>
-                <w:top w:val="none" w:sz="0" w:space="0" w:color="000000"/>
-                <w:left w:val="none" w:sz="0" w:space="0" w:color="000000"/>
-                <w:right w:val="none" w:sz="0" w:space="0" w:color="000000"/>
-              </w:pBdr>
-              <w:spacing w:after="100" w:before="100" w:line="240"/>
-              <w:ind w:left="100" w:right="100" w:firstLine="0" w:firstLineChars="0"/>
-              <w:rPr>
-                <w:rFonts w:ascii="Times New Roman" w:hAnsi="Times New Roman" w:eastAsia="Times New Roman" w:cs="Times New Roman"/>
-                <w:i w:val="false"/>
-                <w:b w:val="false"/>
-                <w:u w:val="none"/>
-                <w:strike w:val="false"/>
-                <w:sz w:val="18"/>
-                <w:szCs w:val="18"/>
-                <w:color w:val="000000"/>
-              </w:rPr>
-            </w:pPr>
-            <w:r>
-              <w:rPr>
-                <w:rFonts w:ascii="Times New Roman" w:hAnsi="Times New Roman" w:eastAsia="Times New Roman" w:cs="Times New Roman"/>
-                <w:i w:val="false"/>
-                <w:b w:val="false"/>
-                <w:u w:val="none"/>
-                <w:strike w:val="false"/>
-                <w:sz w:val="18"/>
-                <w:szCs w:val="18"/>
-                <w:color w:val="000000"/>
-              </w:rPr>
-              <w:t xml:space="preserve">45</w:t>
-            </w:r>
-          </w:p>
-        </w:tc>
-        <w:tc>
-          <w:tcPr>
-            <w:tcBorders>
-              <w:bottom w:val="none" w:sz="0" w:space="0" w:color="000000"/>
-              <w:top w:val="none" w:sz="0" w:space="0" w:color="000000"/>
-              <w:left w:val="none" w:sz="0" w:space="0" w:color="000000"/>
-              <w:right w:val="none" w:sz="0" w:space="0" w:color="000000"/>
-            </w:tcBorders>
-            <w:shd w:val="clear" w:color="auto" w:fill="FFFFFF"/>
-            <w:tcMar>
-              <w:top w:w="0" w:type="dxa"/>
-              <w:bottom w:w="0" w:type="dxa"/>
-              <w:left w:w="0" w:type="dxa"/>
-              <w:right w:w="0" w:type="dxa"/>
-            </w:tcMar>
-            <w:vAlign w:val="top"/>
-          </w:tcPr>
-          <w:p>
-            <w:pPr>
-              <w:pStyle w:val="Normal"/>
-              <w:jc w:val="center"/>
-              <w:pBdr>
-                <w:bottom w:val="none" w:sz="0" w:space="0" w:color="000000"/>
-                <w:top w:val="none" w:sz="0" w:space="0" w:color="000000"/>
-                <w:left w:val="none" w:sz="0" w:space="0" w:color="000000"/>
-                <w:right w:val="none" w:sz="0" w:space="0" w:color="000000"/>
-              </w:pBdr>
-              <w:spacing w:after="100" w:before="100" w:line="240"/>
-              <w:ind w:left="100" w:right="100" w:firstLine="0" w:firstLineChars="0"/>
-              <w:rPr>
-                <w:rFonts w:ascii="Times New Roman" w:hAnsi="Times New Roman" w:eastAsia="Times New Roman" w:cs="Times New Roman"/>
-                <w:i w:val="false"/>
-                <w:b w:val="false"/>
-                <w:u w:val="none"/>
-                <w:strike w:val="false"/>
-                <w:sz w:val="18"/>
-                <w:szCs w:val="18"/>
-                <w:color w:val="000000"/>
-              </w:rPr>
-            </w:pPr>
-            <w:r>
-              <w:rPr>
-                <w:rFonts w:ascii="Times New Roman" w:hAnsi="Times New Roman" w:eastAsia="Times New Roman" w:cs="Times New Roman"/>
-                <w:i w:val="false"/>
-                <w:b w:val="false"/>
-                <w:u w:val="none"/>
-                <w:strike w:val="false"/>
-                <w:sz w:val="18"/>
-                <w:szCs w:val="18"/>
-                <w:color w:val="000000"/>
-              </w:rPr>
-              <w:t xml:space="preserve">25</w:t>
-            </w:r>
-          </w:p>
-        </w:tc>
-        <w:tc>
-          <w:tcPr>
-            <w:tcBorders>
-              <w:bottom w:val="none" w:sz="0" w:space="0" w:color="000000"/>
-              <w:top w:val="none" w:sz="0" w:space="0" w:color="000000"/>
-              <w:left w:val="none" w:sz="0" w:space="0" w:color="000000"/>
-              <w:right w:val="none" w:sz="0" w:space="0" w:color="000000"/>
-            </w:tcBorders>
-            <w:shd w:val="clear" w:color="auto" w:fill="FFFFFF"/>
-            <w:tcMar>
-              <w:top w:w="0" w:type="dxa"/>
-              <w:bottom w:w="0" w:type="dxa"/>
-              <w:left w:w="0" w:type="dxa"/>
-              <w:right w:w="0" w:type="dxa"/>
-            </w:tcMar>
-            <w:vAlign w:val="top"/>
-          </w:tcPr>
-          <w:p>
-            <w:pPr>
-              <w:pStyle w:val="Normal"/>
-              <w:jc w:val="center"/>
-              <w:pBdr>
-                <w:bottom w:val="none" w:sz="0" w:space="0" w:color="000000"/>
-                <w:top w:val="none" w:sz="0" w:space="0" w:color="000000"/>
-                <w:left w:val="none" w:sz="0" w:space="0" w:color="000000"/>
-                <w:right w:val="none" w:sz="0" w:space="0" w:color="000000"/>
-              </w:pBdr>
-              <w:spacing w:after="100" w:before="100" w:line="240"/>
-              <w:ind w:left="100" w:right="100" w:firstLine="0" w:firstLineChars="0"/>
-              <w:rPr>
-                <w:rFonts w:ascii="Times New Roman" w:hAnsi="Times New Roman" w:eastAsia="Times New Roman" w:cs="Times New Roman"/>
-                <w:i w:val="false"/>
-                <w:b w:val="false"/>
-                <w:u w:val="none"/>
-                <w:strike w:val="false"/>
-                <w:sz w:val="18"/>
-                <w:szCs w:val="18"/>
-                <w:color w:val="000000"/>
-              </w:rPr>
-            </w:pPr>
-            <w:r>
-              <w:rPr>
-                <w:rFonts w:ascii="Times New Roman" w:hAnsi="Times New Roman" w:eastAsia="Times New Roman" w:cs="Times New Roman"/>
-                <w:i w:val="false"/>
-                <w:b w:val="false"/>
-                <w:u w:val="none"/>
-                <w:strike w:val="false"/>
-                <w:sz w:val="18"/>
-                <w:szCs w:val="18"/>
-                <w:color w:val="000000"/>
-              </w:rPr>
-              <w:t xml:space="preserve">20</w:t>
-            </w:r>
-          </w:p>
-        </w:tc>
-        <w:tc>
-          <w:tcPr>
-            <w:tcBorders>
-              <w:bottom w:val="none" w:sz="0" w:space="0" w:color="000000"/>
-              <w:top w:val="none" w:sz="0" w:space="0" w:color="000000"/>
-              <w:left w:val="none" w:sz="0" w:space="0" w:color="000000"/>
-              <w:right w:val="none" w:sz="0" w:space="0" w:color="000000"/>
-            </w:tcBorders>
-            <w:shd w:val="clear" w:color="auto" w:fill="FFFFFF"/>
-            <w:tcMar>
-              <w:top w:w="0" w:type="dxa"/>
-              <w:bottom w:w="0" w:type="dxa"/>
-              <w:left w:w="0" w:type="dxa"/>
-              <w:right w:w="0" w:type="dxa"/>
-            </w:tcMar>
-            <w:vAlign w:val="top"/>
-          </w:tcPr>
-          <w:p>
-            <w:pPr>
-              <w:pStyle w:val="Normal"/>
-              <w:jc w:val="center"/>
-              <w:pBdr>
-                <w:bottom w:val="none" w:sz="0" w:space="0" w:color="000000"/>
-                <w:top w:val="none" w:sz="0" w:space="0" w:color="000000"/>
-                <w:left w:val="none" w:sz="0" w:space="0" w:color="000000"/>
-                <w:right w:val="none" w:sz="0" w:space="0" w:color="000000"/>
-              </w:pBdr>
-              <w:spacing w:after="100" w:before="100" w:line="240"/>
-              <w:ind w:left="100" w:right="100" w:firstLine="0" w:firstLineChars="0"/>
-              <w:rPr>
-                <w:rFonts w:ascii="Times New Roman" w:hAnsi="Times New Roman" w:eastAsia="Times New Roman" w:cs="Times New Roman"/>
-                <w:i w:val="false"/>
-                <w:b w:val="false"/>
-                <w:u w:val="none"/>
-                <w:strike w:val="false"/>
-                <w:sz w:val="18"/>
-                <w:szCs w:val="18"/>
-                <w:color w:val="000000"/>
-              </w:rPr>
-            </w:pPr>
-            <w:r>
-              <w:rPr>
-                <w:rFonts w:ascii="Times New Roman" w:hAnsi="Times New Roman" w:eastAsia="Times New Roman" w:cs="Times New Roman"/>
-                <w:i w:val="false"/>
-                <w:b w:val="false"/>
-                <w:u w:val="none"/>
-                <w:strike w:val="false"/>
-                <w:sz w:val="18"/>
-                <w:szCs w:val="18"/>
-                <w:color w:val="000000"/>
-              </w:rPr>
-              <w:t xml:space="preserve"/>
-            </w:r>
-          </w:p>
-        </w:tc>
-      </w:tr>
-      <w:tr>
-        <w:trPr>
-          <w:trHeight w:val="560" w:hRule="auto"/>
-        </w:trPr>
-        <w:tc>
-          <w:tcPr>
-            <w:tcBorders>
-              <w:bottom w:val="none" w:sz="0" w:space="0" w:color="000000"/>
-              <w:top w:val="none" w:sz="0" w:space="0" w:color="000000"/>
-              <w:left w:val="none" w:sz="0" w:space="0" w:color="000000"/>
-              <w:right w:val="none" w:sz="0" w:space="0" w:color="000000"/>
-            </w:tcBorders>
-            <w:shd w:val="clear" w:color="auto" w:fill="FFFFFF"/>
-            <w:tcMar>
-              <w:top w:w="0" w:type="dxa"/>
-              <w:bottom w:w="0" w:type="dxa"/>
-              <w:left w:w="0" w:type="dxa"/>
-              <w:right w:w="0" w:type="dxa"/>
-            </w:tcMar>
-            <w:vAlign w:val="top"/>
-          </w:tcPr>
-          <w:p>
-            <w:pPr>
-              <w:pStyle w:val="Normal"/>
-              <w:jc w:val="left"/>
-              <w:pBdr>
-                <w:bottom w:val="none" w:sz="0" w:space="0" w:color="000000"/>
-                <w:top w:val="none" w:sz="0" w:space="0" w:color="000000"/>
-                <w:left w:val="none" w:sz="0" w:space="0" w:color="000000"/>
-                <w:right w:val="none" w:sz="0" w:space="0" w:color="000000"/>
-              </w:pBdr>
-              <w:spacing w:after="100" w:before="100" w:line="240"/>
-              <w:ind w:left="100" w:right="100" w:firstLine="0" w:firstLineChars="0"/>
-              <w:rPr>
-                <w:rFonts w:ascii="Times New Roman" w:hAnsi="Times New Roman" w:eastAsia="Times New Roman" w:cs="Times New Roman"/>
-                <w:i w:val="false"/>
-                <w:b w:val="true"/>
-                <w:u w:val="none"/>
-                <w:strike w:val="false"/>
-                <w:sz w:val="18"/>
-                <w:szCs w:val="18"/>
-                <w:color w:val="000000"/>
-              </w:rPr>
-            </w:pPr>
-            <w:r>
-              <w:rPr>
-                <w:rFonts w:ascii="Times New Roman" w:hAnsi="Times New Roman" w:eastAsia="Times New Roman" w:cs="Times New Roman"/>
-                <w:i w:val="false"/>
-                <w:b w:val="true"/>
-                <w:u w:val="none"/>
-                <w:strike w:val="false"/>
-                <w:sz w:val="18"/>
-                <w:szCs w:val="18"/>
-                <w:color w:val="000000"/>
-              </w:rPr>
-              <w:t xml:space="preserve">KRAS testing performed</w:t>
-            </w:r>
-          </w:p>
-        </w:tc>
-        <w:tc>
-          <w:tcPr>
-            <w:tcBorders>
-              <w:bottom w:val="none" w:sz="0" w:space="0" w:color="000000"/>
-              <w:top w:val="none" w:sz="0" w:space="0" w:color="000000"/>
-              <w:left w:val="none" w:sz="0" w:space="0" w:color="000000"/>
-              <w:right w:val="none" w:sz="0" w:space="0" w:color="000000"/>
-            </w:tcBorders>
-            <w:shd w:val="clear" w:color="auto" w:fill="FFFFFF"/>
-            <w:tcMar>
-              <w:top w:w="0" w:type="dxa"/>
-              <w:bottom w:w="0" w:type="dxa"/>
-              <w:left w:w="0" w:type="dxa"/>
-              <w:right w:w="0" w:type="dxa"/>
-            </w:tcMar>
-            <w:vAlign w:val="top"/>
-          </w:tcPr>
-          <w:p>
-            <w:pPr>
-              <w:pStyle w:val="Normal"/>
-              <w:jc w:val="center"/>
-              <w:pBdr>
-                <w:bottom w:val="none" w:sz="0" w:space="0" w:color="000000"/>
-                <w:top w:val="none" w:sz="0" w:space="0" w:color="000000"/>
-                <w:left w:val="none" w:sz="0" w:space="0" w:color="000000"/>
-                <w:right w:val="none" w:sz="0" w:space="0" w:color="000000"/>
-              </w:pBdr>
-              <w:spacing w:after="100" w:before="100" w:line="240"/>
-              <w:ind w:left="100" w:right="100" w:firstLine="0" w:firstLineChars="0"/>
-              <w:rPr>
-                <w:rFonts w:ascii="Times New Roman" w:hAnsi="Times New Roman" w:eastAsia="Times New Roman" w:cs="Times New Roman"/>
-                <w:i w:val="false"/>
-                <w:b w:val="false"/>
-                <w:u w:val="none"/>
-                <w:strike w:val="false"/>
-                <w:sz w:val="18"/>
-                <w:szCs w:val="18"/>
-                <w:color w:val="000000"/>
-              </w:rPr>
-            </w:pPr>
-            <w:r>
-              <w:rPr>
-                <w:rFonts w:ascii="Times New Roman" w:hAnsi="Times New Roman" w:eastAsia="Times New Roman" w:cs="Times New Roman"/>
-                <w:i w:val="false"/>
-                <w:b w:val="false"/>
-                <w:u w:val="none"/>
-                <w:strike w:val="false"/>
-                <w:sz w:val="18"/>
-                <w:szCs w:val="18"/>
-                <w:color w:val="000000"/>
-              </w:rPr>
-              <w:t xml:space="preserve"/>
-            </w:r>
-          </w:p>
-        </w:tc>
-        <w:tc>
-          <w:tcPr>
-            <w:tcBorders>
-              <w:bottom w:val="none" w:sz="0" w:space="0" w:color="000000"/>
-              <w:top w:val="none" w:sz="0" w:space="0" w:color="000000"/>
-              <w:left w:val="none" w:sz="0" w:space="0" w:color="000000"/>
-              <w:right w:val="none" w:sz="0" w:space="0" w:color="000000"/>
-            </w:tcBorders>
-            <w:shd w:val="clear" w:color="auto" w:fill="FFFFFF"/>
-            <w:tcMar>
-              <w:top w:w="0" w:type="dxa"/>
-              <w:bottom w:w="0" w:type="dxa"/>
-              <w:left w:w="0" w:type="dxa"/>
-              <w:right w:w="0" w:type="dxa"/>
-            </w:tcMar>
-            <w:vAlign w:val="top"/>
-          </w:tcPr>
-          <w:p>
-            <w:pPr>
-              <w:pStyle w:val="Normal"/>
-              <w:jc w:val="center"/>
-              <w:pBdr>
-                <w:bottom w:val="none" w:sz="0" w:space="0" w:color="000000"/>
-                <w:top w:val="none" w:sz="0" w:space="0" w:color="000000"/>
-                <w:left w:val="none" w:sz="0" w:space="0" w:color="000000"/>
-                <w:right w:val="none" w:sz="0" w:space="0" w:color="000000"/>
-              </w:pBdr>
-              <w:spacing w:after="100" w:before="100" w:line="240"/>
-              <w:ind w:left="100" w:right="100" w:firstLine="0" w:firstLineChars="0"/>
-              <w:rPr>
-                <w:rFonts w:ascii="Times New Roman" w:hAnsi="Times New Roman" w:eastAsia="Times New Roman" w:cs="Times New Roman"/>
-                <w:i w:val="false"/>
-                <w:b w:val="false"/>
-                <w:u w:val="none"/>
-                <w:strike w:val="false"/>
-                <w:sz w:val="18"/>
-                <w:szCs w:val="18"/>
-                <w:color w:val="000000"/>
-              </w:rPr>
-            </w:pPr>
-            <w:r>
-              <w:rPr>
-                <w:rFonts w:ascii="Times New Roman" w:hAnsi="Times New Roman" w:eastAsia="Times New Roman" w:cs="Times New Roman"/>
-                <w:i w:val="false"/>
-                <w:b w:val="false"/>
-                <w:u w:val="none"/>
-                <w:strike w:val="false"/>
-                <w:sz w:val="18"/>
-                <w:szCs w:val="18"/>
-                <w:color w:val="000000"/>
-              </w:rPr>
-              <w:t xml:space="preserve"/>
-            </w:r>
-          </w:p>
-        </w:tc>
-        <w:tc>
-          <w:tcPr>
-            <w:tcBorders>
-              <w:bottom w:val="none" w:sz="0" w:space="0" w:color="000000"/>
-              <w:top w:val="none" w:sz="0" w:space="0" w:color="000000"/>
-              <w:left w:val="none" w:sz="0" w:space="0" w:color="000000"/>
-              <w:right w:val="none" w:sz="0" w:space="0" w:color="000000"/>
-            </w:tcBorders>
-            <w:shd w:val="clear" w:color="auto" w:fill="FFFFFF"/>
-            <w:tcMar>
-              <w:top w:w="0" w:type="dxa"/>
-              <w:bottom w:w="0" w:type="dxa"/>
-              <w:left w:w="0" w:type="dxa"/>
-              <w:right w:w="0" w:type="dxa"/>
-            </w:tcMar>
-            <w:vAlign w:val="top"/>
-          </w:tcPr>
-          <w:p>
-            <w:pPr>
-              <w:pStyle w:val="Normal"/>
-              <w:jc w:val="center"/>
-              <w:pBdr>
-                <w:bottom w:val="none" w:sz="0" w:space="0" w:color="000000"/>
-                <w:top w:val="none" w:sz="0" w:space="0" w:color="000000"/>
-                <w:left w:val="none" w:sz="0" w:space="0" w:color="000000"/>
-                <w:right w:val="none" w:sz="0" w:space="0" w:color="000000"/>
-              </w:pBdr>
-              <w:spacing w:after="100" w:before="100" w:line="240"/>
-              <w:ind w:left="100" w:right="100" w:firstLine="0" w:firstLineChars="0"/>
-              <w:rPr>
-                <w:rFonts w:ascii="Times New Roman" w:hAnsi="Times New Roman" w:eastAsia="Times New Roman" w:cs="Times New Roman"/>
-                <w:i w:val="false"/>
-                <w:b w:val="false"/>
-                <w:u w:val="none"/>
-                <w:strike w:val="false"/>
-                <w:sz w:val="18"/>
-                <w:szCs w:val="18"/>
-                <w:color w:val="000000"/>
-              </w:rPr>
-            </w:pPr>
-            <w:r>
-              <w:rPr>
-                <w:rFonts w:ascii="Times New Roman" w:hAnsi="Times New Roman" w:eastAsia="Times New Roman" w:cs="Times New Roman"/>
-                <w:i w:val="false"/>
-                <w:b w:val="false"/>
-                <w:u w:val="none"/>
-                <w:strike w:val="false"/>
-                <w:sz w:val="18"/>
-                <w:szCs w:val="18"/>
-                <w:color w:val="000000"/>
-              </w:rPr>
-              <w:t xml:space="preserve"/>
-            </w:r>
-          </w:p>
-        </w:tc>
-        <w:tc>
-          <w:tcPr>
-            <w:tcBorders>
-              <w:bottom w:val="none" w:sz="0" w:space="0" w:color="000000"/>
-              <w:top w:val="none" w:sz="0" w:space="0" w:color="000000"/>
-              <w:left w:val="none" w:sz="0" w:space="0" w:color="000000"/>
-              <w:right w:val="none" w:sz="0" w:space="0" w:color="000000"/>
-            </w:tcBorders>
-            <w:shd w:val="clear" w:color="auto" w:fill="FFFFFF"/>
-            <w:tcMar>
-              <w:top w:w="0" w:type="dxa"/>
-              <w:bottom w:w="0" w:type="dxa"/>
-              <w:left w:w="0" w:type="dxa"/>
-              <w:right w:w="0" w:type="dxa"/>
-            </w:tcMar>
-            <w:vAlign w:val="top"/>
-          </w:tcPr>
-          <w:p>
-            <w:pPr>
-              <w:pStyle w:val="Normal"/>
-              <w:jc w:val="center"/>
-              <w:pBdr>
-                <w:bottom w:val="none" w:sz="0" w:space="0" w:color="000000"/>
-                <w:top w:val="none" w:sz="0" w:space="0" w:color="000000"/>
-                <w:left w:val="none" w:sz="0" w:space="0" w:color="000000"/>
-                <w:right w:val="none" w:sz="0" w:space="0" w:color="000000"/>
-              </w:pBdr>
-              <w:spacing w:after="100" w:before="100" w:line="240"/>
-              <w:ind w:left="100" w:right="100" w:firstLine="0" w:firstLineChars="0"/>
-              <w:rPr>
-                <w:rFonts w:ascii="Times New Roman" w:hAnsi="Times New Roman" w:eastAsia="Times New Roman" w:cs="Times New Roman"/>
-                <w:i w:val="false"/>
-                <w:b w:val="false"/>
-                <w:u w:val="none"/>
-                <w:strike w:val="false"/>
-                <w:sz w:val="18"/>
-                <w:szCs w:val="18"/>
-                <w:color w:val="000000"/>
-              </w:rPr>
-            </w:pPr>
-            <w:r>
-              <w:rPr>
-                <w:rFonts w:ascii="Times New Roman" w:hAnsi="Times New Roman" w:eastAsia="Times New Roman" w:cs="Times New Roman"/>
-                <w:i w:val="false"/>
-                <w:b w:val="false"/>
-                <w:u w:val="none"/>
-                <w:strike w:val="false"/>
-                <w:sz w:val="18"/>
-                <w:szCs w:val="18"/>
-                <w:color w:val="000000"/>
-              </w:rPr>
-              <w:t xml:space="preserve">0.844</w:t>
-            </w:r>
-          </w:p>
-        </w:tc>
-      </w:tr>
-      <w:tr>
-        <w:trPr>
-          <w:trHeight w:val="560" w:hRule="auto"/>
-        </w:trPr>
-        <w:tc>
-          <w:tcPr>
-            <w:tcBorders>
-              <w:bottom w:val="none" w:sz="0" w:space="0" w:color="000000"/>
-              <w:top w:val="none" w:sz="0" w:space="0" w:color="000000"/>
-              <w:left w:val="none" w:sz="0" w:space="0" w:color="000000"/>
-              <w:right w:val="none" w:sz="0" w:space="0" w:color="000000"/>
-            </w:tcBorders>
-            <w:shd w:val="clear" w:color="auto" w:fill="FFFFFF"/>
-            <w:tcMar>
-              <w:top w:w="0" w:type="dxa"/>
-              <w:bottom w:w="0" w:type="dxa"/>
-              <w:left w:w="0" w:type="dxa"/>
-              <w:right w:w="0" w:type="dxa"/>
-            </w:tcMar>
-            <w:vAlign w:val="top"/>
-          </w:tcPr>
-          <w:p>
-            <w:pPr>
-              <w:pStyle w:val="Normal"/>
-              <w:jc w:val="left"/>
-              <w:pBdr>
-                <w:bottom w:val="none" w:sz="0" w:space="0" w:color="000000"/>
-                <w:top w:val="none" w:sz="0" w:space="0" w:color="000000"/>
-                <w:left w:val="none" w:sz="0" w:space="0" w:color="000000"/>
-                <w:right w:val="none" w:sz="0" w:space="0" w:color="000000"/>
-              </w:pBdr>
-              <w:spacing w:after="100" w:before="100" w:line="240"/>
-              <w:ind w:left="300" w:right="100" w:firstLine="0" w:firstLineChars="0"/>
-              <w:rPr>
-                <w:rFonts w:ascii="Times New Roman" w:hAnsi="Times New Roman" w:eastAsia="Times New Roman" w:cs="Times New Roman"/>
-                <w:i w:val="false"/>
-                <w:b w:val="false"/>
-                <w:u w:val="none"/>
-                <w:strike w:val="false"/>
-                <w:sz w:val="18"/>
-                <w:szCs w:val="18"/>
-                <w:color w:val="000000"/>
-              </w:rPr>
-            </w:pPr>
-            <w:r>
-              <w:rPr>
-                <w:rFonts w:ascii="Times New Roman" w:hAnsi="Times New Roman" w:eastAsia="Times New Roman" w:cs="Times New Roman"/>
-                <w:i w:val="false"/>
-                <w:b w:val="false"/>
-                <w:u w:val="none"/>
-                <w:strike w:val="false"/>
-                <w:sz w:val="18"/>
-                <w:szCs w:val="18"/>
-                <w:color w:val="000000"/>
-              </w:rPr>
-              <w:t xml:space="preserve">No</w:t>
-            </w:r>
-          </w:p>
-        </w:tc>
-        <w:tc>
-          <w:tcPr>
-            <w:tcBorders>
-              <w:bottom w:val="none" w:sz="0" w:space="0" w:color="000000"/>
-              <w:top w:val="none" w:sz="0" w:space="0" w:color="000000"/>
-              <w:left w:val="none" w:sz="0" w:space="0" w:color="000000"/>
-              <w:right w:val="none" w:sz="0" w:space="0" w:color="000000"/>
-            </w:tcBorders>
-            <w:shd w:val="clear" w:color="auto" w:fill="FFFFFF"/>
-            <w:tcMar>
-              <w:top w:w="0" w:type="dxa"/>
-              <w:bottom w:w="0" w:type="dxa"/>
-              <w:left w:w="0" w:type="dxa"/>
-              <w:right w:w="0" w:type="dxa"/>
-            </w:tcMar>
-            <w:vAlign w:val="top"/>
-          </w:tcPr>
-          <w:p>
-            <w:pPr>
-              <w:pStyle w:val="Normal"/>
-              <w:jc w:val="center"/>
-              <w:pBdr>
-                <w:bottom w:val="none" w:sz="0" w:space="0" w:color="000000"/>
-                <w:top w:val="none" w:sz="0" w:space="0" w:color="000000"/>
-                <w:left w:val="none" w:sz="0" w:space="0" w:color="000000"/>
-                <w:right w:val="none" w:sz="0" w:space="0" w:color="000000"/>
-              </w:pBdr>
-              <w:spacing w:after="100" w:before="100" w:line="240"/>
-              <w:ind w:left="100" w:right="100" w:firstLine="0" w:firstLineChars="0"/>
-              <w:rPr>
-                <w:rFonts w:ascii="Times New Roman" w:hAnsi="Times New Roman" w:eastAsia="Times New Roman" w:cs="Times New Roman"/>
-                <w:i w:val="false"/>
-                <w:b w:val="false"/>
-                <w:u w:val="none"/>
-                <w:strike w:val="false"/>
-                <w:sz w:val="18"/>
-                <w:szCs w:val="18"/>
-                <w:color w:val="000000"/>
-              </w:rPr>
-            </w:pPr>
-            <w:r>
-              <w:rPr>
-                <w:rFonts w:ascii="Times New Roman" w:hAnsi="Times New Roman" w:eastAsia="Times New Roman" w:cs="Times New Roman"/>
-                <w:i w:val="false"/>
-                <w:b w:val="false"/>
-                <w:u w:val="none"/>
-                <w:strike w:val="false"/>
-                <w:sz w:val="18"/>
-                <w:szCs w:val="18"/>
-                <w:color w:val="000000"/>
-              </w:rPr>
-              <w:t xml:space="preserve">352 (88.0%)</w:t>
-            </w:r>
-          </w:p>
-        </w:tc>
-        <w:tc>
-          <w:tcPr>
-            <w:tcBorders>
-              <w:bottom w:val="none" w:sz="0" w:space="0" w:color="000000"/>
-              <w:top w:val="none" w:sz="0" w:space="0" w:color="000000"/>
-              <w:left w:val="none" w:sz="0" w:space="0" w:color="000000"/>
-              <w:right w:val="none" w:sz="0" w:space="0" w:color="000000"/>
-            </w:tcBorders>
-            <w:shd w:val="clear" w:color="auto" w:fill="FFFFFF"/>
-            <w:tcMar>
-              <w:top w:w="0" w:type="dxa"/>
-              <w:bottom w:w="0" w:type="dxa"/>
-              <w:left w:w="0" w:type="dxa"/>
-              <w:right w:w="0" w:type="dxa"/>
-            </w:tcMar>
-            <w:vAlign w:val="top"/>
-          </w:tcPr>
-          <w:p>
-            <w:pPr>
-              <w:pStyle w:val="Normal"/>
-              <w:jc w:val="center"/>
-              <w:pBdr>
-                <w:bottom w:val="none" w:sz="0" w:space="0" w:color="000000"/>
-                <w:top w:val="none" w:sz="0" w:space="0" w:color="000000"/>
-                <w:left w:val="none" w:sz="0" w:space="0" w:color="000000"/>
-                <w:right w:val="none" w:sz="0" w:space="0" w:color="000000"/>
-              </w:pBdr>
-              <w:spacing w:after="100" w:before="100" w:line="240"/>
-              <w:ind w:left="100" w:right="100" w:firstLine="0" w:firstLineChars="0"/>
-              <w:rPr>
-                <w:rFonts w:ascii="Times New Roman" w:hAnsi="Times New Roman" w:eastAsia="Times New Roman" w:cs="Times New Roman"/>
-                <w:i w:val="false"/>
-                <w:b w:val="false"/>
-                <w:u w:val="none"/>
-                <w:strike w:val="false"/>
-                <w:sz w:val="18"/>
-                <w:szCs w:val="18"/>
-                <w:color w:val="000000"/>
-              </w:rPr>
-            </w:pPr>
-            <w:r>
-              <w:rPr>
-                <w:rFonts w:ascii="Times New Roman" w:hAnsi="Times New Roman" w:eastAsia="Times New Roman" w:cs="Times New Roman"/>
-                <w:i w:val="false"/>
-                <w:b w:val="false"/>
-                <w:u w:val="none"/>
-                <w:strike w:val="false"/>
-                <w:sz w:val="18"/>
-                <w:szCs w:val="18"/>
-                <w:color w:val="000000"/>
-              </w:rPr>
-              <w:t xml:space="preserve">178 (87.7%)</w:t>
-            </w:r>
-          </w:p>
-        </w:tc>
-        <w:tc>
-          <w:tcPr>
-            <w:tcBorders>
-              <w:bottom w:val="none" w:sz="0" w:space="0" w:color="000000"/>
-              <w:top w:val="none" w:sz="0" w:space="0" w:color="000000"/>
-              <w:left w:val="none" w:sz="0" w:space="0" w:color="000000"/>
-              <w:right w:val="none" w:sz="0" w:space="0" w:color="000000"/>
-            </w:tcBorders>
-            <w:shd w:val="clear" w:color="auto" w:fill="FFFFFF"/>
-            <w:tcMar>
-              <w:top w:w="0" w:type="dxa"/>
-              <w:bottom w:w="0" w:type="dxa"/>
-              <w:left w:w="0" w:type="dxa"/>
-              <w:right w:w="0" w:type="dxa"/>
-            </w:tcMar>
-            <w:vAlign w:val="top"/>
-          </w:tcPr>
-          <w:p>
-            <w:pPr>
-              <w:pStyle w:val="Normal"/>
-              <w:jc w:val="center"/>
-              <w:pBdr>
-                <w:bottom w:val="none" w:sz="0" w:space="0" w:color="000000"/>
-                <w:top w:val="none" w:sz="0" w:space="0" w:color="000000"/>
-                <w:left w:val="none" w:sz="0" w:space="0" w:color="000000"/>
-                <w:right w:val="none" w:sz="0" w:space="0" w:color="000000"/>
-              </w:pBdr>
-              <w:spacing w:after="100" w:before="100" w:line="240"/>
-              <w:ind w:left="100" w:right="100" w:firstLine="0" w:firstLineChars="0"/>
-              <w:rPr>
-                <w:rFonts w:ascii="Times New Roman" w:hAnsi="Times New Roman" w:eastAsia="Times New Roman" w:cs="Times New Roman"/>
-                <w:i w:val="false"/>
-                <w:b w:val="false"/>
-                <w:u w:val="none"/>
-                <w:strike w:val="false"/>
-                <w:sz w:val="18"/>
-                <w:szCs w:val="18"/>
-                <w:color w:val="000000"/>
-              </w:rPr>
-            </w:pPr>
-            <w:r>
-              <w:rPr>
-                <w:rFonts w:ascii="Times New Roman" w:hAnsi="Times New Roman" w:eastAsia="Times New Roman" w:cs="Times New Roman"/>
-                <w:i w:val="false"/>
-                <w:b w:val="false"/>
-                <w:u w:val="none"/>
-                <w:strike w:val="false"/>
-                <w:sz w:val="18"/>
-                <w:szCs w:val="18"/>
-                <w:color w:val="000000"/>
-              </w:rPr>
-              <w:t xml:space="preserve">174 (88.3%)</w:t>
-            </w:r>
-          </w:p>
-        </w:tc>
-        <w:tc>
-          <w:tcPr>
-            <w:tcBorders>
-              <w:bottom w:val="none" w:sz="0" w:space="0" w:color="000000"/>
-              <w:top w:val="none" w:sz="0" w:space="0" w:color="000000"/>
-              <w:left w:val="none" w:sz="0" w:space="0" w:color="000000"/>
-              <w:right w:val="none" w:sz="0" w:space="0" w:color="000000"/>
-            </w:tcBorders>
-            <w:shd w:val="clear" w:color="auto" w:fill="FFFFFF"/>
-            <w:tcMar>
-              <w:top w:w="0" w:type="dxa"/>
-              <w:bottom w:w="0" w:type="dxa"/>
-              <w:left w:w="0" w:type="dxa"/>
-              <w:right w:w="0" w:type="dxa"/>
-            </w:tcMar>
-            <w:vAlign w:val="top"/>
-          </w:tcPr>
-          <w:p>
-            <w:pPr>
-              <w:pStyle w:val="Normal"/>
-              <w:jc w:val="center"/>
-              <w:pBdr>
-                <w:bottom w:val="none" w:sz="0" w:space="0" w:color="000000"/>
-                <w:top w:val="none" w:sz="0" w:space="0" w:color="000000"/>
-                <w:left w:val="none" w:sz="0" w:space="0" w:color="000000"/>
-                <w:right w:val="none" w:sz="0" w:space="0" w:color="000000"/>
-              </w:pBdr>
-              <w:spacing w:after="100" w:before="100" w:line="240"/>
-              <w:ind w:left="100" w:right="100" w:firstLine="0" w:firstLineChars="0"/>
-              <w:rPr>
-                <w:rFonts w:ascii="Times New Roman" w:hAnsi="Times New Roman" w:eastAsia="Times New Roman" w:cs="Times New Roman"/>
-                <w:i w:val="false"/>
-                <w:b w:val="false"/>
-                <w:u w:val="none"/>
-                <w:strike w:val="false"/>
-                <w:sz w:val="18"/>
-                <w:szCs w:val="18"/>
-                <w:color w:val="000000"/>
-              </w:rPr>
-            </w:pPr>
-            <w:r>
-              <w:rPr>
-                <w:rFonts w:ascii="Times New Roman" w:hAnsi="Times New Roman" w:eastAsia="Times New Roman" w:cs="Times New Roman"/>
-                <w:i w:val="false"/>
-                <w:b w:val="false"/>
-                <w:u w:val="none"/>
-                <w:strike w:val="false"/>
-                <w:sz w:val="18"/>
-                <w:szCs w:val="18"/>
-                <w:color w:val="000000"/>
-              </w:rPr>
-              <w:t xml:space="preserve"/>
-            </w:r>
-          </w:p>
-        </w:tc>
-      </w:tr>
-      <w:tr>
-        <w:trPr>
-          <w:trHeight w:val="560" w:hRule="auto"/>
-        </w:trPr>
-        <w:tc>
-          <w:tcPr>
-            <w:tcBorders>
-              <w:bottom w:val="none" w:sz="0" w:space="0" w:color="000000"/>
-              <w:top w:val="none" w:sz="0" w:space="0" w:color="000000"/>
-              <w:left w:val="none" w:sz="0" w:space="0" w:color="000000"/>
-              <w:right w:val="none" w:sz="0" w:space="0" w:color="000000"/>
-            </w:tcBorders>
-            <w:shd w:val="clear" w:color="auto" w:fill="FFFFFF"/>
-            <w:tcMar>
-              <w:top w:w="0" w:type="dxa"/>
-              <w:bottom w:w="0" w:type="dxa"/>
-              <w:left w:w="0" w:type="dxa"/>
-              <w:right w:w="0" w:type="dxa"/>
-            </w:tcMar>
-            <w:vAlign w:val="top"/>
-          </w:tcPr>
-          <w:p>
-            <w:pPr>
-              <w:pStyle w:val="Normal"/>
-              <w:jc w:val="left"/>
-              <w:pBdr>
-                <w:bottom w:val="none" w:sz="0" w:space="0" w:color="000000"/>
-                <w:top w:val="none" w:sz="0" w:space="0" w:color="000000"/>
-                <w:left w:val="none" w:sz="0" w:space="0" w:color="000000"/>
-                <w:right w:val="none" w:sz="0" w:space="0" w:color="000000"/>
-              </w:pBdr>
-              <w:spacing w:after="100" w:before="100" w:line="240"/>
-              <w:ind w:left="300" w:right="100" w:firstLine="0" w:firstLineChars="0"/>
-              <w:rPr>
-                <w:rFonts w:ascii="Times New Roman" w:hAnsi="Times New Roman" w:eastAsia="Times New Roman" w:cs="Times New Roman"/>
-                <w:i w:val="false"/>
-                <w:b w:val="false"/>
-                <w:u w:val="none"/>
-                <w:strike w:val="false"/>
-                <w:sz w:val="18"/>
-                <w:szCs w:val="18"/>
-                <w:color w:val="000000"/>
-              </w:rPr>
-            </w:pPr>
-            <w:r>
-              <w:rPr>
-                <w:rFonts w:ascii="Times New Roman" w:hAnsi="Times New Roman" w:eastAsia="Times New Roman" w:cs="Times New Roman"/>
-                <w:i w:val="false"/>
-                <w:b w:val="false"/>
-                <w:u w:val="none"/>
-                <w:strike w:val="false"/>
-                <w:sz w:val="18"/>
-                <w:szCs w:val="18"/>
-                <w:color w:val="000000"/>
-              </w:rPr>
-              <w:t xml:space="preserve">Yes</w:t>
-            </w:r>
-          </w:p>
-        </w:tc>
-        <w:tc>
-          <w:tcPr>
-            <w:tcBorders>
-              <w:bottom w:val="none" w:sz="0" w:space="0" w:color="000000"/>
-              <w:top w:val="none" w:sz="0" w:space="0" w:color="000000"/>
-              <w:left w:val="none" w:sz="0" w:space="0" w:color="000000"/>
-              <w:right w:val="none" w:sz="0" w:space="0" w:color="000000"/>
-            </w:tcBorders>
-            <w:shd w:val="clear" w:color="auto" w:fill="FFFFFF"/>
-            <w:tcMar>
-              <w:top w:w="0" w:type="dxa"/>
-              <w:bottom w:w="0" w:type="dxa"/>
-              <w:left w:w="0" w:type="dxa"/>
-              <w:right w:w="0" w:type="dxa"/>
-            </w:tcMar>
-            <w:vAlign w:val="top"/>
-          </w:tcPr>
-          <w:p>
-            <w:pPr>
-              <w:pStyle w:val="Normal"/>
-              <w:jc w:val="center"/>
-              <w:pBdr>
-                <w:bottom w:val="none" w:sz="0" w:space="0" w:color="000000"/>
-                <w:top w:val="none" w:sz="0" w:space="0" w:color="000000"/>
-                <w:left w:val="none" w:sz="0" w:space="0" w:color="000000"/>
-                <w:right w:val="none" w:sz="0" w:space="0" w:color="000000"/>
-              </w:pBdr>
-              <w:spacing w:after="100" w:before="100" w:line="240"/>
-              <w:ind w:left="100" w:right="100" w:firstLine="0" w:firstLineChars="0"/>
-              <w:rPr>
-                <w:rFonts w:ascii="Times New Roman" w:hAnsi="Times New Roman" w:eastAsia="Times New Roman" w:cs="Times New Roman"/>
-                <w:i w:val="false"/>
-                <w:b w:val="false"/>
-                <w:u w:val="none"/>
-                <w:strike w:val="false"/>
-                <w:sz w:val="18"/>
-                <w:szCs w:val="18"/>
-                <w:color w:val="000000"/>
-              </w:rPr>
-            </w:pPr>
-            <w:r>
-              <w:rPr>
-                <w:rFonts w:ascii="Times New Roman" w:hAnsi="Times New Roman" w:eastAsia="Times New Roman" w:cs="Times New Roman"/>
-                <w:i w:val="false"/>
-                <w:b w:val="false"/>
-                <w:u w:val="none"/>
-                <w:strike w:val="false"/>
-                <w:sz w:val="18"/>
-                <w:szCs w:val="18"/>
-                <w:color w:val="000000"/>
-              </w:rPr>
-              <w:t xml:space="preserve">48 (12.0%)</w:t>
-            </w:r>
-          </w:p>
-        </w:tc>
-        <w:tc>
-          <w:tcPr>
-            <w:tcBorders>
-              <w:bottom w:val="none" w:sz="0" w:space="0" w:color="000000"/>
-              <w:top w:val="none" w:sz="0" w:space="0" w:color="000000"/>
-              <w:left w:val="none" w:sz="0" w:space="0" w:color="000000"/>
-              <w:right w:val="none" w:sz="0" w:space="0" w:color="000000"/>
-            </w:tcBorders>
-            <w:shd w:val="clear" w:color="auto" w:fill="FFFFFF"/>
-            <w:tcMar>
-              <w:top w:w="0" w:type="dxa"/>
-              <w:bottom w:w="0" w:type="dxa"/>
-              <w:left w:w="0" w:type="dxa"/>
-              <w:right w:w="0" w:type="dxa"/>
-            </w:tcMar>
-            <w:vAlign w:val="top"/>
-          </w:tcPr>
-          <w:p>
-            <w:pPr>
-              <w:pStyle w:val="Normal"/>
-              <w:jc w:val="center"/>
-              <w:pBdr>
-                <w:bottom w:val="none" w:sz="0" w:space="0" w:color="000000"/>
-                <w:top w:val="none" w:sz="0" w:space="0" w:color="000000"/>
-                <w:left w:val="none" w:sz="0" w:space="0" w:color="000000"/>
-                <w:right w:val="none" w:sz="0" w:space="0" w:color="000000"/>
-              </w:pBdr>
-              <w:spacing w:after="100" w:before="100" w:line="240"/>
-              <w:ind w:left="100" w:right="100" w:firstLine="0" w:firstLineChars="0"/>
-              <w:rPr>
-                <w:rFonts w:ascii="Times New Roman" w:hAnsi="Times New Roman" w:eastAsia="Times New Roman" w:cs="Times New Roman"/>
-                <w:i w:val="false"/>
-                <w:b w:val="false"/>
-                <w:u w:val="none"/>
-                <w:strike w:val="false"/>
-                <w:sz w:val="18"/>
-                <w:szCs w:val="18"/>
-                <w:color w:val="000000"/>
-              </w:rPr>
-            </w:pPr>
-            <w:r>
-              <w:rPr>
-                <w:rFonts w:ascii="Times New Roman" w:hAnsi="Times New Roman" w:eastAsia="Times New Roman" w:cs="Times New Roman"/>
-                <w:i w:val="false"/>
-                <w:b w:val="false"/>
-                <w:u w:val="none"/>
-                <w:strike w:val="false"/>
-                <w:sz w:val="18"/>
-                <w:szCs w:val="18"/>
-                <w:color w:val="000000"/>
-              </w:rPr>
-              <w:t xml:space="preserve">25 (12.3%)</w:t>
-            </w:r>
-          </w:p>
-        </w:tc>
-        <w:tc>
-          <w:tcPr>
-            <w:tcBorders>
-              <w:bottom w:val="none" w:sz="0" w:space="0" w:color="000000"/>
-              <w:top w:val="none" w:sz="0" w:space="0" w:color="000000"/>
-              <w:left w:val="none" w:sz="0" w:space="0" w:color="000000"/>
-              <w:right w:val="none" w:sz="0" w:space="0" w:color="000000"/>
-            </w:tcBorders>
-            <w:shd w:val="clear" w:color="auto" w:fill="FFFFFF"/>
-            <w:tcMar>
-              <w:top w:w="0" w:type="dxa"/>
-              <w:bottom w:w="0" w:type="dxa"/>
-              <w:left w:w="0" w:type="dxa"/>
-              <w:right w:w="0" w:type="dxa"/>
-            </w:tcMar>
-            <w:vAlign w:val="top"/>
-          </w:tcPr>
-          <w:p>
-            <w:pPr>
-              <w:pStyle w:val="Normal"/>
-              <w:jc w:val="center"/>
-              <w:pBdr>
-                <w:bottom w:val="none" w:sz="0" w:space="0" w:color="000000"/>
-                <w:top w:val="none" w:sz="0" w:space="0" w:color="000000"/>
-                <w:left w:val="none" w:sz="0" w:space="0" w:color="000000"/>
-                <w:right w:val="none" w:sz="0" w:space="0" w:color="000000"/>
-              </w:pBdr>
-              <w:spacing w:after="100" w:before="100" w:line="240"/>
-              <w:ind w:left="100" w:right="100" w:firstLine="0" w:firstLineChars="0"/>
-              <w:rPr>
-                <w:rFonts w:ascii="Times New Roman" w:hAnsi="Times New Roman" w:eastAsia="Times New Roman" w:cs="Times New Roman"/>
-                <w:i w:val="false"/>
-                <w:b w:val="false"/>
-                <w:u w:val="none"/>
-                <w:strike w:val="false"/>
-                <w:sz w:val="18"/>
-                <w:szCs w:val="18"/>
-                <w:color w:val="000000"/>
-              </w:rPr>
-            </w:pPr>
-            <w:r>
-              <w:rPr>
-                <w:rFonts w:ascii="Times New Roman" w:hAnsi="Times New Roman" w:eastAsia="Times New Roman" w:cs="Times New Roman"/>
-                <w:i w:val="false"/>
-                <w:b w:val="false"/>
-                <w:u w:val="none"/>
-                <w:strike w:val="false"/>
-                <w:sz w:val="18"/>
-                <w:szCs w:val="18"/>
-                <w:color w:val="000000"/>
-              </w:rPr>
-              <w:t xml:space="preserve">23 (11.7%)</w:t>
-            </w:r>
-          </w:p>
-        </w:tc>
-        <w:tc>
-          <w:tcPr>
-            <w:tcBorders>
-              <w:bottom w:val="none" w:sz="0" w:space="0" w:color="000000"/>
-              <w:top w:val="none" w:sz="0" w:space="0" w:color="000000"/>
-              <w:left w:val="none" w:sz="0" w:space="0" w:color="000000"/>
-              <w:right w:val="none" w:sz="0" w:space="0" w:color="000000"/>
-            </w:tcBorders>
-            <w:shd w:val="clear" w:color="auto" w:fill="FFFFFF"/>
-            <w:tcMar>
-              <w:top w:w="0" w:type="dxa"/>
-              <w:bottom w:w="0" w:type="dxa"/>
-              <w:left w:w="0" w:type="dxa"/>
-              <w:right w:w="0" w:type="dxa"/>
-            </w:tcMar>
-            <w:vAlign w:val="top"/>
-          </w:tcPr>
-          <w:p>
-            <w:pPr>
-              <w:pStyle w:val="Normal"/>
-              <w:jc w:val="center"/>
-              <w:pBdr>
-                <w:bottom w:val="none" w:sz="0" w:space="0" w:color="000000"/>
-                <w:top w:val="none" w:sz="0" w:space="0" w:color="000000"/>
-                <w:left w:val="none" w:sz="0" w:space="0" w:color="000000"/>
-                <w:right w:val="none" w:sz="0" w:space="0" w:color="000000"/>
-              </w:pBdr>
-              <w:spacing w:after="100" w:before="100" w:line="240"/>
-              <w:ind w:left="100" w:right="100" w:firstLine="0" w:firstLineChars="0"/>
-              <w:rPr>
-                <w:rFonts w:ascii="Times New Roman" w:hAnsi="Times New Roman" w:eastAsia="Times New Roman" w:cs="Times New Roman"/>
-                <w:i w:val="false"/>
-                <w:b w:val="false"/>
-                <w:u w:val="none"/>
-                <w:strike w:val="false"/>
-                <w:sz w:val="18"/>
-                <w:szCs w:val="18"/>
-                <w:color w:val="000000"/>
-              </w:rPr>
-            </w:pPr>
-            <w:r>
-              <w:rPr>
-                <w:rFonts w:ascii="Times New Roman" w:hAnsi="Times New Roman" w:eastAsia="Times New Roman" w:cs="Times New Roman"/>
-                <w:i w:val="false"/>
-                <w:b w:val="false"/>
-                <w:u w:val="none"/>
-                <w:strike w:val="false"/>
-                <w:sz w:val="18"/>
-                <w:szCs w:val="18"/>
-                <w:color w:val="000000"/>
-              </w:rPr>
-              <w:t xml:space="preserve"/>
-            </w:r>
-          </w:p>
-        </w:tc>
-      </w:tr>
-      <w:tr>
-        <w:trPr>
-          <w:trHeight w:val="560" w:hRule="auto"/>
-        </w:trPr>
-        <w:tc>
-          <w:tcPr>
-            <w:tcBorders>
-              <w:bottom w:val="none" w:sz="0" w:space="0" w:color="000000"/>
-              <w:top w:val="none" w:sz="0" w:space="0" w:color="000000"/>
-              <w:left w:val="none" w:sz="0" w:space="0" w:color="000000"/>
-              <w:right w:val="none" w:sz="0" w:space="0" w:color="000000"/>
-            </w:tcBorders>
-            <w:shd w:val="clear" w:color="auto" w:fill="FFFFFF"/>
-            <w:tcMar>
-              <w:top w:w="0" w:type="dxa"/>
-              <w:bottom w:w="0" w:type="dxa"/>
-              <w:left w:w="0" w:type="dxa"/>
-              <w:right w:w="0" w:type="dxa"/>
-            </w:tcMar>
-            <w:vAlign w:val="top"/>
-          </w:tcPr>
-          <w:p>
-            <w:pPr>
-              <w:pStyle w:val="Normal"/>
-              <w:jc w:val="left"/>
-              <w:pBdr>
-                <w:bottom w:val="none" w:sz="0" w:space="0" w:color="000000"/>
-                <w:top w:val="none" w:sz="0" w:space="0" w:color="000000"/>
-                <w:left w:val="none" w:sz="0" w:space="0" w:color="000000"/>
-                <w:right w:val="none" w:sz="0" w:space="0" w:color="000000"/>
-              </w:pBdr>
-              <w:spacing w:after="100" w:before="100" w:line="240"/>
-              <w:ind w:left="300" w:right="100" w:firstLine="0" w:firstLineChars="0"/>
-              <w:rPr>
-                <w:rFonts w:ascii="Times New Roman" w:hAnsi="Times New Roman" w:eastAsia="Times New Roman" w:cs="Times New Roman"/>
-                <w:i w:val="false"/>
-                <w:b w:val="false"/>
-                <w:u w:val="none"/>
-                <w:strike w:val="false"/>
-                <w:sz w:val="18"/>
-                <w:szCs w:val="18"/>
-                <w:color w:val="000000"/>
-              </w:rPr>
-            </w:pPr>
-            <w:r>
-              <w:rPr>
-                <w:rFonts w:ascii="Times New Roman" w:hAnsi="Times New Roman" w:eastAsia="Times New Roman" w:cs="Times New Roman"/>
-                <w:i w:val="false"/>
-                <w:b w:val="false"/>
-                <w:u w:val="none"/>
-                <w:strike w:val="false"/>
-                <w:sz w:val="18"/>
-                <w:szCs w:val="18"/>
-                <w:color w:val="000000"/>
-              </w:rPr>
-              <w:t xml:space="preserve">Missing</w:t>
-            </w:r>
-          </w:p>
-        </w:tc>
-        <w:tc>
-          <w:tcPr>
-            <w:tcBorders>
-              <w:bottom w:val="none" w:sz="0" w:space="0" w:color="000000"/>
-              <w:top w:val="none" w:sz="0" w:space="0" w:color="000000"/>
-              <w:left w:val="none" w:sz="0" w:space="0" w:color="000000"/>
-              <w:right w:val="none" w:sz="0" w:space="0" w:color="000000"/>
-            </w:tcBorders>
-            <w:shd w:val="clear" w:color="auto" w:fill="FFFFFF"/>
-            <w:tcMar>
-              <w:top w:w="0" w:type="dxa"/>
-              <w:bottom w:w="0" w:type="dxa"/>
-              <w:left w:w="0" w:type="dxa"/>
-              <w:right w:w="0" w:type="dxa"/>
-            </w:tcMar>
-            <w:vAlign w:val="top"/>
-          </w:tcPr>
-          <w:p>
-            <w:pPr>
-              <w:pStyle w:val="Normal"/>
-              <w:jc w:val="center"/>
-              <w:pBdr>
-                <w:bottom w:val="none" w:sz="0" w:space="0" w:color="000000"/>
-                <w:top w:val="none" w:sz="0" w:space="0" w:color="000000"/>
-                <w:left w:val="none" w:sz="0" w:space="0" w:color="000000"/>
-                <w:right w:val="none" w:sz="0" w:space="0" w:color="000000"/>
-              </w:pBdr>
-              <w:spacing w:after="100" w:before="100" w:line="240"/>
-              <w:ind w:left="100" w:right="100" w:firstLine="0" w:firstLineChars="0"/>
-              <w:rPr>
-                <w:rFonts w:ascii="Times New Roman" w:hAnsi="Times New Roman" w:eastAsia="Times New Roman" w:cs="Times New Roman"/>
-                <w:i w:val="false"/>
-                <w:b w:val="false"/>
-                <w:u w:val="none"/>
-                <w:strike w:val="false"/>
-                <w:sz w:val="18"/>
-                <w:szCs w:val="18"/>
-                <w:color w:val="000000"/>
-              </w:rPr>
-            </w:pPr>
-            <w:r>
-              <w:rPr>
-                <w:rFonts w:ascii="Times New Roman" w:hAnsi="Times New Roman" w:eastAsia="Times New Roman" w:cs="Times New Roman"/>
-                <w:i w:val="false"/>
-                <w:b w:val="false"/>
-                <w:u w:val="none"/>
-                <w:strike w:val="false"/>
-                <w:sz w:val="18"/>
-                <w:szCs w:val="18"/>
-                <w:color w:val="000000"/>
-              </w:rPr>
-              <w:t xml:space="preserve">36</w:t>
-            </w:r>
-          </w:p>
-        </w:tc>
-        <w:tc>
-          <w:tcPr>
-            <w:tcBorders>
-              <w:bottom w:val="none" w:sz="0" w:space="0" w:color="000000"/>
-              <w:top w:val="none" w:sz="0" w:space="0" w:color="000000"/>
-              <w:left w:val="none" w:sz="0" w:space="0" w:color="000000"/>
-              <w:right w:val="none" w:sz="0" w:space="0" w:color="000000"/>
-            </w:tcBorders>
-            <w:shd w:val="clear" w:color="auto" w:fill="FFFFFF"/>
-            <w:tcMar>
-              <w:top w:w="0" w:type="dxa"/>
-              <w:bottom w:w="0" w:type="dxa"/>
-              <w:left w:w="0" w:type="dxa"/>
-              <w:right w:w="0" w:type="dxa"/>
-            </w:tcMar>
-            <w:vAlign w:val="top"/>
-          </w:tcPr>
-          <w:p>
-            <w:pPr>
-              <w:pStyle w:val="Normal"/>
-              <w:jc w:val="center"/>
-              <w:pBdr>
-                <w:bottom w:val="none" w:sz="0" w:space="0" w:color="000000"/>
-                <w:top w:val="none" w:sz="0" w:space="0" w:color="000000"/>
-                <w:left w:val="none" w:sz="0" w:space="0" w:color="000000"/>
-                <w:right w:val="none" w:sz="0" w:space="0" w:color="000000"/>
-              </w:pBdr>
-              <w:spacing w:after="100" w:before="100" w:line="240"/>
-              <w:ind w:left="100" w:right="100" w:firstLine="0" w:firstLineChars="0"/>
-              <w:rPr>
-                <w:rFonts w:ascii="Times New Roman" w:hAnsi="Times New Roman" w:eastAsia="Times New Roman" w:cs="Times New Roman"/>
-                <w:i w:val="false"/>
-                <w:b w:val="false"/>
-                <w:u w:val="none"/>
-                <w:strike w:val="false"/>
-                <w:sz w:val="18"/>
-                <w:szCs w:val="18"/>
-                <w:color w:val="000000"/>
-              </w:rPr>
-            </w:pPr>
-            <w:r>
-              <w:rPr>
-                <w:rFonts w:ascii="Times New Roman" w:hAnsi="Times New Roman" w:eastAsia="Times New Roman" w:cs="Times New Roman"/>
-                <w:i w:val="false"/>
-                <w:b w:val="false"/>
-                <w:u w:val="none"/>
-                <w:strike w:val="false"/>
-                <w:sz w:val="18"/>
-                <w:szCs w:val="18"/>
-                <w:color w:val="000000"/>
-              </w:rPr>
-              <w:t xml:space="preserve">16</w:t>
-            </w:r>
-          </w:p>
-        </w:tc>
-        <w:tc>
-          <w:tcPr>
-            <w:tcBorders>
-              <w:bottom w:val="none" w:sz="0" w:space="0" w:color="000000"/>
-              <w:top w:val="none" w:sz="0" w:space="0" w:color="000000"/>
-              <w:left w:val="none" w:sz="0" w:space="0" w:color="000000"/>
-              <w:right w:val="none" w:sz="0" w:space="0" w:color="000000"/>
-            </w:tcBorders>
-            <w:shd w:val="clear" w:color="auto" w:fill="FFFFFF"/>
-            <w:tcMar>
-              <w:top w:w="0" w:type="dxa"/>
-              <w:bottom w:w="0" w:type="dxa"/>
-              <w:left w:w="0" w:type="dxa"/>
-              <w:right w:w="0" w:type="dxa"/>
-            </w:tcMar>
-            <w:vAlign w:val="top"/>
-          </w:tcPr>
-          <w:p>
-            <w:pPr>
-              <w:pStyle w:val="Normal"/>
-              <w:jc w:val="center"/>
-              <w:pBdr>
-                <w:bottom w:val="none" w:sz="0" w:space="0" w:color="000000"/>
-                <w:top w:val="none" w:sz="0" w:space="0" w:color="000000"/>
-                <w:left w:val="none" w:sz="0" w:space="0" w:color="000000"/>
-                <w:right w:val="none" w:sz="0" w:space="0" w:color="000000"/>
-              </w:pBdr>
-              <w:spacing w:after="100" w:before="100" w:line="240"/>
-              <w:ind w:left="100" w:right="100" w:firstLine="0" w:firstLineChars="0"/>
-              <w:rPr>
-                <w:rFonts w:ascii="Times New Roman" w:hAnsi="Times New Roman" w:eastAsia="Times New Roman" w:cs="Times New Roman"/>
-                <w:i w:val="false"/>
-                <w:b w:val="false"/>
-                <w:u w:val="none"/>
-                <w:strike w:val="false"/>
-                <w:sz w:val="18"/>
-                <w:szCs w:val="18"/>
-                <w:color w:val="000000"/>
-              </w:rPr>
-            </w:pPr>
-            <w:r>
-              <w:rPr>
-                <w:rFonts w:ascii="Times New Roman" w:hAnsi="Times New Roman" w:eastAsia="Times New Roman" w:cs="Times New Roman"/>
-                <w:i w:val="false"/>
-                <w:b w:val="false"/>
-                <w:u w:val="none"/>
-                <w:strike w:val="false"/>
-                <w:sz w:val="18"/>
-                <w:szCs w:val="18"/>
-                <w:color w:val="000000"/>
-              </w:rPr>
-              <w:t xml:space="preserve">20</w:t>
-            </w:r>
-          </w:p>
-        </w:tc>
-        <w:tc>
-          <w:tcPr>
-            <w:tcBorders>
-              <w:bottom w:val="none" w:sz="0" w:space="0" w:color="000000"/>
-              <w:top w:val="none" w:sz="0" w:space="0" w:color="000000"/>
-              <w:left w:val="none" w:sz="0" w:space="0" w:color="000000"/>
-              <w:right w:val="none" w:sz="0" w:space="0" w:color="000000"/>
-            </w:tcBorders>
-            <w:shd w:val="clear" w:color="auto" w:fill="FFFFFF"/>
-            <w:tcMar>
-              <w:top w:w="0" w:type="dxa"/>
-              <w:bottom w:w="0" w:type="dxa"/>
-              <w:left w:w="0" w:type="dxa"/>
-              <w:right w:w="0" w:type="dxa"/>
-            </w:tcMar>
-            <w:vAlign w:val="top"/>
-          </w:tcPr>
-          <w:p>
-            <w:pPr>
-              <w:pStyle w:val="Normal"/>
-              <w:jc w:val="center"/>
-              <w:pBdr>
-                <w:bottom w:val="none" w:sz="0" w:space="0" w:color="000000"/>
-                <w:top w:val="none" w:sz="0" w:space="0" w:color="000000"/>
-                <w:left w:val="none" w:sz="0" w:space="0" w:color="000000"/>
-                <w:right w:val="none" w:sz="0" w:space="0" w:color="000000"/>
-              </w:pBdr>
-              <w:spacing w:after="100" w:before="100" w:line="240"/>
-              <w:ind w:left="100" w:right="100" w:firstLine="0" w:firstLineChars="0"/>
-              <w:rPr>
-                <w:rFonts w:ascii="Times New Roman" w:hAnsi="Times New Roman" w:eastAsia="Times New Roman" w:cs="Times New Roman"/>
-                <w:i w:val="false"/>
-                <w:b w:val="false"/>
-                <w:u w:val="none"/>
-                <w:strike w:val="false"/>
-                <w:sz w:val="18"/>
-                <w:szCs w:val="18"/>
-                <w:color w:val="000000"/>
-              </w:rPr>
-            </w:pPr>
-            <w:r>
-              <w:rPr>
-                <w:rFonts w:ascii="Times New Roman" w:hAnsi="Times New Roman" w:eastAsia="Times New Roman" w:cs="Times New Roman"/>
-                <w:i w:val="false"/>
-                <w:b w:val="false"/>
-                <w:u w:val="none"/>
-                <w:strike w:val="false"/>
-                <w:sz w:val="18"/>
-                <w:szCs w:val="18"/>
-                <w:color w:val="000000"/>
-              </w:rPr>
-              <w:t xml:space="preserve"/>
-            </w:r>
-          </w:p>
-        </w:tc>
-      </w:tr>
-      <w:tr>
-        <w:trPr>
-          <w:trHeight w:val="560" w:hRule="auto"/>
-        </w:trPr>
-        <w:tc>
-          <w:tcPr>
-            <w:tcBorders>
-              <w:bottom w:val="none" w:sz="0" w:space="0" w:color="000000"/>
-              <w:top w:val="none" w:sz="0" w:space="0" w:color="000000"/>
-              <w:left w:val="none" w:sz="0" w:space="0" w:color="000000"/>
-              <w:right w:val="none" w:sz="0" w:space="0" w:color="000000"/>
-            </w:tcBorders>
-            <w:shd w:val="clear" w:color="auto" w:fill="FFFFFF"/>
-            <w:tcMar>
-              <w:top w:w="0" w:type="dxa"/>
-              <w:bottom w:w="0" w:type="dxa"/>
-              <w:left w:w="0" w:type="dxa"/>
-              <w:right w:w="0" w:type="dxa"/>
-            </w:tcMar>
-            <w:vAlign w:val="top"/>
-          </w:tcPr>
-          <w:p>
-            <w:pPr>
-              <w:pStyle w:val="Normal"/>
-              <w:jc w:val="left"/>
-              <w:pBdr>
-                <w:bottom w:val="none" w:sz="0" w:space="0" w:color="000000"/>
-                <w:top w:val="none" w:sz="0" w:space="0" w:color="000000"/>
-                <w:left w:val="none" w:sz="0" w:space="0" w:color="000000"/>
-                <w:right w:val="none" w:sz="0" w:space="0" w:color="000000"/>
-              </w:pBdr>
-              <w:spacing w:after="100" w:before="100" w:line="240"/>
-              <w:ind w:left="100" w:right="100" w:firstLine="0" w:firstLineChars="0"/>
-              <w:rPr>
-                <w:rFonts w:ascii="Times New Roman" w:hAnsi="Times New Roman" w:eastAsia="Times New Roman" w:cs="Times New Roman"/>
-                <w:i w:val="false"/>
-                <w:b w:val="true"/>
-                <w:u w:val="none"/>
-                <w:strike w:val="false"/>
-                <w:sz w:val="18"/>
-                <w:szCs w:val="18"/>
-                <w:color w:val="000000"/>
-              </w:rPr>
-            </w:pPr>
-            <w:r>
-              <w:rPr>
-                <w:rFonts w:ascii="Times New Roman" w:hAnsi="Times New Roman" w:eastAsia="Times New Roman" w:cs="Times New Roman"/>
-                <w:i w:val="false"/>
-                <w:b w:val="true"/>
-                <w:u w:val="none"/>
-                <w:strike w:val="false"/>
-                <w:sz w:val="18"/>
-                <w:szCs w:val="18"/>
-                <w:color w:val="000000"/>
-              </w:rPr>
-              <w:t xml:space="preserve">BRAF testing performed</w:t>
-            </w:r>
-          </w:p>
-        </w:tc>
-        <w:tc>
-          <w:tcPr>
-            <w:tcBorders>
-              <w:bottom w:val="none" w:sz="0" w:space="0" w:color="000000"/>
-              <w:top w:val="none" w:sz="0" w:space="0" w:color="000000"/>
-              <w:left w:val="none" w:sz="0" w:space="0" w:color="000000"/>
-              <w:right w:val="none" w:sz="0" w:space="0" w:color="000000"/>
-            </w:tcBorders>
-            <w:shd w:val="clear" w:color="auto" w:fill="FFFFFF"/>
-            <w:tcMar>
-              <w:top w:w="0" w:type="dxa"/>
-              <w:bottom w:w="0" w:type="dxa"/>
-              <w:left w:w="0" w:type="dxa"/>
-              <w:right w:w="0" w:type="dxa"/>
-            </w:tcMar>
-            <w:vAlign w:val="top"/>
-          </w:tcPr>
-          <w:p>
-            <w:pPr>
-              <w:pStyle w:val="Normal"/>
-              <w:jc w:val="center"/>
-              <w:pBdr>
-                <w:bottom w:val="none" w:sz="0" w:space="0" w:color="000000"/>
-                <w:top w:val="none" w:sz="0" w:space="0" w:color="000000"/>
-                <w:left w:val="none" w:sz="0" w:space="0" w:color="000000"/>
-                <w:right w:val="none" w:sz="0" w:space="0" w:color="000000"/>
-              </w:pBdr>
-              <w:spacing w:after="100" w:before="100" w:line="240"/>
-              <w:ind w:left="100" w:right="100" w:firstLine="0" w:firstLineChars="0"/>
-              <w:rPr>
-                <w:rFonts w:ascii="Times New Roman" w:hAnsi="Times New Roman" w:eastAsia="Times New Roman" w:cs="Times New Roman"/>
-                <w:i w:val="false"/>
-                <w:b w:val="false"/>
-                <w:u w:val="none"/>
-                <w:strike w:val="false"/>
-                <w:sz w:val="18"/>
-                <w:szCs w:val="18"/>
-                <w:color w:val="000000"/>
-              </w:rPr>
-            </w:pPr>
-            <w:r>
-              <w:rPr>
-                <w:rFonts w:ascii="Times New Roman" w:hAnsi="Times New Roman" w:eastAsia="Times New Roman" w:cs="Times New Roman"/>
-                <w:i w:val="false"/>
-                <w:b w:val="false"/>
-                <w:u w:val="none"/>
-                <w:strike w:val="false"/>
-                <w:sz w:val="18"/>
-                <w:szCs w:val="18"/>
-                <w:color w:val="000000"/>
-              </w:rPr>
-              <w:t xml:space="preserve"/>
-            </w:r>
-          </w:p>
-        </w:tc>
-        <w:tc>
-          <w:tcPr>
-            <w:tcBorders>
-              <w:bottom w:val="none" w:sz="0" w:space="0" w:color="000000"/>
-              <w:top w:val="none" w:sz="0" w:space="0" w:color="000000"/>
-              <w:left w:val="none" w:sz="0" w:space="0" w:color="000000"/>
-              <w:right w:val="none" w:sz="0" w:space="0" w:color="000000"/>
-            </w:tcBorders>
-            <w:shd w:val="clear" w:color="auto" w:fill="FFFFFF"/>
-            <w:tcMar>
-              <w:top w:w="0" w:type="dxa"/>
-              <w:bottom w:w="0" w:type="dxa"/>
-              <w:left w:w="0" w:type="dxa"/>
-              <w:right w:w="0" w:type="dxa"/>
-            </w:tcMar>
-            <w:vAlign w:val="top"/>
-          </w:tcPr>
-          <w:p>
-            <w:pPr>
-              <w:pStyle w:val="Normal"/>
-              <w:jc w:val="center"/>
-              <w:pBdr>
-                <w:bottom w:val="none" w:sz="0" w:space="0" w:color="000000"/>
-                <w:top w:val="none" w:sz="0" w:space="0" w:color="000000"/>
-                <w:left w:val="none" w:sz="0" w:space="0" w:color="000000"/>
-                <w:right w:val="none" w:sz="0" w:space="0" w:color="000000"/>
-              </w:pBdr>
-              <w:spacing w:after="100" w:before="100" w:line="240"/>
-              <w:ind w:left="100" w:right="100" w:firstLine="0" w:firstLineChars="0"/>
-              <w:rPr>
-                <w:rFonts w:ascii="Times New Roman" w:hAnsi="Times New Roman" w:eastAsia="Times New Roman" w:cs="Times New Roman"/>
-                <w:i w:val="false"/>
-                <w:b w:val="false"/>
-                <w:u w:val="none"/>
-                <w:strike w:val="false"/>
-                <w:sz w:val="18"/>
-                <w:szCs w:val="18"/>
-                <w:color w:val="000000"/>
-              </w:rPr>
-            </w:pPr>
-            <w:r>
-              <w:rPr>
-                <w:rFonts w:ascii="Times New Roman" w:hAnsi="Times New Roman" w:eastAsia="Times New Roman" w:cs="Times New Roman"/>
-                <w:i w:val="false"/>
-                <w:b w:val="false"/>
-                <w:u w:val="none"/>
-                <w:strike w:val="false"/>
-                <w:sz w:val="18"/>
-                <w:szCs w:val="18"/>
-                <w:color w:val="000000"/>
-              </w:rPr>
-              <w:t xml:space="preserve"/>
-            </w:r>
-          </w:p>
-        </w:tc>
-        <w:tc>
-          <w:tcPr>
-            <w:tcBorders>
-              <w:bottom w:val="none" w:sz="0" w:space="0" w:color="000000"/>
-              <w:top w:val="none" w:sz="0" w:space="0" w:color="000000"/>
-              <w:left w:val="none" w:sz="0" w:space="0" w:color="000000"/>
-              <w:right w:val="none" w:sz="0" w:space="0" w:color="000000"/>
-            </w:tcBorders>
-            <w:shd w:val="clear" w:color="auto" w:fill="FFFFFF"/>
-            <w:tcMar>
-              <w:top w:w="0" w:type="dxa"/>
-              <w:bottom w:w="0" w:type="dxa"/>
-              <w:left w:w="0" w:type="dxa"/>
-              <w:right w:w="0" w:type="dxa"/>
-            </w:tcMar>
-            <w:vAlign w:val="top"/>
-          </w:tcPr>
-          <w:p>
-            <w:pPr>
-              <w:pStyle w:val="Normal"/>
-              <w:jc w:val="center"/>
-              <w:pBdr>
-                <w:bottom w:val="none" w:sz="0" w:space="0" w:color="000000"/>
-                <w:top w:val="none" w:sz="0" w:space="0" w:color="000000"/>
-                <w:left w:val="none" w:sz="0" w:space="0" w:color="000000"/>
-                <w:right w:val="none" w:sz="0" w:space="0" w:color="000000"/>
-              </w:pBdr>
-              <w:spacing w:after="100" w:before="100" w:line="240"/>
-              <w:ind w:left="100" w:right="100" w:firstLine="0" w:firstLineChars="0"/>
-              <w:rPr>
-                <w:rFonts w:ascii="Times New Roman" w:hAnsi="Times New Roman" w:eastAsia="Times New Roman" w:cs="Times New Roman"/>
-                <w:i w:val="false"/>
-                <w:b w:val="false"/>
-                <w:u w:val="none"/>
-                <w:strike w:val="false"/>
-                <w:sz w:val="18"/>
-                <w:szCs w:val="18"/>
-                <w:color w:val="000000"/>
-              </w:rPr>
-            </w:pPr>
-            <w:r>
-              <w:rPr>
-                <w:rFonts w:ascii="Times New Roman" w:hAnsi="Times New Roman" w:eastAsia="Times New Roman" w:cs="Times New Roman"/>
-                <w:i w:val="false"/>
-                <w:b w:val="false"/>
-                <w:u w:val="none"/>
-                <w:strike w:val="false"/>
-                <w:sz w:val="18"/>
-                <w:szCs w:val="18"/>
-                <w:color w:val="000000"/>
-              </w:rPr>
-              <w:t xml:space="preserve"/>
-            </w:r>
-          </w:p>
-        </w:tc>
-        <w:tc>
-          <w:tcPr>
-            <w:tcBorders>
-              <w:bottom w:val="none" w:sz="0" w:space="0" w:color="000000"/>
-              <w:top w:val="none" w:sz="0" w:space="0" w:color="000000"/>
-              <w:left w:val="none" w:sz="0" w:space="0" w:color="000000"/>
-              <w:right w:val="none" w:sz="0" w:space="0" w:color="000000"/>
-            </w:tcBorders>
-            <w:shd w:val="clear" w:color="auto" w:fill="FFFFFF"/>
-            <w:tcMar>
-              <w:top w:w="0" w:type="dxa"/>
-              <w:bottom w:w="0" w:type="dxa"/>
-              <w:left w:w="0" w:type="dxa"/>
-              <w:right w:w="0" w:type="dxa"/>
-            </w:tcMar>
-            <w:vAlign w:val="top"/>
-          </w:tcPr>
-          <w:p>
-            <w:pPr>
-              <w:pStyle w:val="Normal"/>
-              <w:jc w:val="center"/>
-              <w:pBdr>
-                <w:bottom w:val="none" w:sz="0" w:space="0" w:color="000000"/>
-                <w:top w:val="none" w:sz="0" w:space="0" w:color="000000"/>
-                <w:left w:val="none" w:sz="0" w:space="0" w:color="000000"/>
-                <w:right w:val="none" w:sz="0" w:space="0" w:color="000000"/>
-              </w:pBdr>
-              <w:spacing w:after="100" w:before="100" w:line="240"/>
-              <w:ind w:left="100" w:right="100" w:firstLine="0" w:firstLineChars="0"/>
-              <w:rPr>
-                <w:rFonts w:ascii="Times New Roman" w:hAnsi="Times New Roman" w:eastAsia="Times New Roman" w:cs="Times New Roman"/>
-                <w:i w:val="false"/>
-                <w:b w:val="false"/>
-                <w:u w:val="none"/>
-                <w:strike w:val="false"/>
-                <w:sz w:val="18"/>
-                <w:szCs w:val="18"/>
-                <w:color w:val="000000"/>
-              </w:rPr>
-            </w:pPr>
-            <w:r>
-              <w:rPr>
-                <w:rFonts w:ascii="Times New Roman" w:hAnsi="Times New Roman" w:eastAsia="Times New Roman" w:cs="Times New Roman"/>
-                <w:i w:val="false"/>
-                <w:b w:val="false"/>
-                <w:u w:val="none"/>
-                <w:strike w:val="false"/>
-                <w:sz w:val="18"/>
-                <w:szCs w:val="18"/>
-                <w:color w:val="000000"/>
-              </w:rPr>
-              <w:t xml:space="preserve">0.080</w:t>
-            </w:r>
-          </w:p>
-        </w:tc>
-      </w:tr>
-      <w:tr>
-        <w:trPr>
-          <w:trHeight w:val="560" w:hRule="auto"/>
-        </w:trPr>
-        <w:tc>
-          <w:tcPr>
-            <w:tcBorders>
-              <w:bottom w:val="none" w:sz="0" w:space="0" w:color="000000"/>
-              <w:top w:val="none" w:sz="0" w:space="0" w:color="000000"/>
-              <w:left w:val="none" w:sz="0" w:space="0" w:color="000000"/>
-              <w:right w:val="none" w:sz="0" w:space="0" w:color="000000"/>
-            </w:tcBorders>
-            <w:shd w:val="clear" w:color="auto" w:fill="FFFFFF"/>
-            <w:tcMar>
-              <w:top w:w="0" w:type="dxa"/>
-              <w:bottom w:w="0" w:type="dxa"/>
-              <w:left w:w="0" w:type="dxa"/>
-              <w:right w:w="0" w:type="dxa"/>
-            </w:tcMar>
-            <w:vAlign w:val="top"/>
-          </w:tcPr>
-          <w:p>
-            <w:pPr>
-              <w:pStyle w:val="Normal"/>
-              <w:jc w:val="left"/>
-              <w:pBdr>
-                <w:bottom w:val="none" w:sz="0" w:space="0" w:color="000000"/>
-                <w:top w:val="none" w:sz="0" w:space="0" w:color="000000"/>
-                <w:left w:val="none" w:sz="0" w:space="0" w:color="000000"/>
-                <w:right w:val="none" w:sz="0" w:space="0" w:color="000000"/>
-              </w:pBdr>
-              <w:spacing w:after="100" w:before="100" w:line="240"/>
-              <w:ind w:left="300" w:right="100" w:firstLine="0" w:firstLineChars="0"/>
-              <w:rPr>
-                <w:rFonts w:ascii="Times New Roman" w:hAnsi="Times New Roman" w:eastAsia="Times New Roman" w:cs="Times New Roman"/>
-                <w:i w:val="false"/>
-                <w:b w:val="false"/>
-                <w:u w:val="none"/>
-                <w:strike w:val="false"/>
-                <w:sz w:val="18"/>
-                <w:szCs w:val="18"/>
-                <w:color w:val="000000"/>
-              </w:rPr>
-            </w:pPr>
-            <w:r>
-              <w:rPr>
-                <w:rFonts w:ascii="Times New Roman" w:hAnsi="Times New Roman" w:eastAsia="Times New Roman" w:cs="Times New Roman"/>
-                <w:i w:val="false"/>
-                <w:b w:val="false"/>
-                <w:u w:val="none"/>
-                <w:strike w:val="false"/>
-                <w:sz w:val="18"/>
-                <w:szCs w:val="18"/>
-                <w:color w:val="000000"/>
-              </w:rPr>
-              <w:t xml:space="preserve">No</w:t>
-            </w:r>
-          </w:p>
-        </w:tc>
-        <w:tc>
-          <w:tcPr>
-            <w:tcBorders>
-              <w:bottom w:val="none" w:sz="0" w:space="0" w:color="000000"/>
-              <w:top w:val="none" w:sz="0" w:space="0" w:color="000000"/>
-              <w:left w:val="none" w:sz="0" w:space="0" w:color="000000"/>
-              <w:right w:val="none" w:sz="0" w:space="0" w:color="000000"/>
-            </w:tcBorders>
-            <w:shd w:val="clear" w:color="auto" w:fill="FFFFFF"/>
-            <w:tcMar>
-              <w:top w:w="0" w:type="dxa"/>
-              <w:bottom w:w="0" w:type="dxa"/>
-              <w:left w:w="0" w:type="dxa"/>
-              <w:right w:w="0" w:type="dxa"/>
-            </w:tcMar>
-            <w:vAlign w:val="top"/>
-          </w:tcPr>
-          <w:p>
-            <w:pPr>
-              <w:pStyle w:val="Normal"/>
-              <w:jc w:val="center"/>
-              <w:pBdr>
-                <w:bottom w:val="none" w:sz="0" w:space="0" w:color="000000"/>
-                <w:top w:val="none" w:sz="0" w:space="0" w:color="000000"/>
-                <w:left w:val="none" w:sz="0" w:space="0" w:color="000000"/>
-                <w:right w:val="none" w:sz="0" w:space="0" w:color="000000"/>
-              </w:pBdr>
-              <w:spacing w:after="100" w:before="100" w:line="240"/>
-              <w:ind w:left="100" w:right="100" w:firstLine="0" w:firstLineChars="0"/>
-              <w:rPr>
-                <w:rFonts w:ascii="Times New Roman" w:hAnsi="Times New Roman" w:eastAsia="Times New Roman" w:cs="Times New Roman"/>
-                <w:i w:val="false"/>
-                <w:b w:val="false"/>
-                <w:u w:val="none"/>
-                <w:strike w:val="false"/>
-                <w:sz w:val="18"/>
-                <w:szCs w:val="18"/>
-                <w:color w:val="000000"/>
-              </w:rPr>
-            </w:pPr>
-            <w:r>
-              <w:rPr>
-                <w:rFonts w:ascii="Times New Roman" w:hAnsi="Times New Roman" w:eastAsia="Times New Roman" w:cs="Times New Roman"/>
-                <w:i w:val="false"/>
-                <w:b w:val="false"/>
-                <w:u w:val="none"/>
-                <w:strike w:val="false"/>
-                <w:sz w:val="18"/>
-                <w:szCs w:val="18"/>
-                <w:color w:val="000000"/>
-              </w:rPr>
-              <w:t xml:space="preserve">359 (92.8%)</w:t>
-            </w:r>
-          </w:p>
-        </w:tc>
-        <w:tc>
-          <w:tcPr>
-            <w:tcBorders>
-              <w:bottom w:val="none" w:sz="0" w:space="0" w:color="000000"/>
-              <w:top w:val="none" w:sz="0" w:space="0" w:color="000000"/>
-              <w:left w:val="none" w:sz="0" w:space="0" w:color="000000"/>
-              <w:right w:val="none" w:sz="0" w:space="0" w:color="000000"/>
-            </w:tcBorders>
-            <w:shd w:val="clear" w:color="auto" w:fill="FFFFFF"/>
-            <w:tcMar>
-              <w:top w:w="0" w:type="dxa"/>
-              <w:bottom w:w="0" w:type="dxa"/>
-              <w:left w:w="0" w:type="dxa"/>
-              <w:right w:w="0" w:type="dxa"/>
-            </w:tcMar>
-            <w:vAlign w:val="top"/>
-          </w:tcPr>
-          <w:p>
-            <w:pPr>
-              <w:pStyle w:val="Normal"/>
-              <w:jc w:val="center"/>
-              <w:pBdr>
-                <w:bottom w:val="none" w:sz="0" w:space="0" w:color="000000"/>
-                <w:top w:val="none" w:sz="0" w:space="0" w:color="000000"/>
-                <w:left w:val="none" w:sz="0" w:space="0" w:color="000000"/>
-                <w:right w:val="none" w:sz="0" w:space="0" w:color="000000"/>
-              </w:pBdr>
-              <w:spacing w:after="100" w:before="100" w:line="240"/>
-              <w:ind w:left="100" w:right="100" w:firstLine="0" w:firstLineChars="0"/>
-              <w:rPr>
-                <w:rFonts w:ascii="Times New Roman" w:hAnsi="Times New Roman" w:eastAsia="Times New Roman" w:cs="Times New Roman"/>
-                <w:i w:val="false"/>
-                <w:b w:val="false"/>
-                <w:u w:val="none"/>
-                <w:strike w:val="false"/>
-                <w:sz w:val="18"/>
-                <w:szCs w:val="18"/>
-                <w:color w:val="000000"/>
-              </w:rPr>
-            </w:pPr>
-            <w:r>
-              <w:rPr>
-                <w:rFonts w:ascii="Times New Roman" w:hAnsi="Times New Roman" w:eastAsia="Times New Roman" w:cs="Times New Roman"/>
-                <w:i w:val="false"/>
-                <w:b w:val="false"/>
-                <w:u w:val="none"/>
-                <w:strike w:val="false"/>
-                <w:sz w:val="18"/>
-                <w:szCs w:val="18"/>
-                <w:color w:val="000000"/>
-              </w:rPr>
-              <w:t xml:space="preserve">182 (90.5%)</w:t>
-            </w:r>
-          </w:p>
-        </w:tc>
-        <w:tc>
-          <w:tcPr>
-            <w:tcBorders>
-              <w:bottom w:val="none" w:sz="0" w:space="0" w:color="000000"/>
-              <w:top w:val="none" w:sz="0" w:space="0" w:color="000000"/>
-              <w:left w:val="none" w:sz="0" w:space="0" w:color="000000"/>
-              <w:right w:val="none" w:sz="0" w:space="0" w:color="000000"/>
-            </w:tcBorders>
-            <w:shd w:val="clear" w:color="auto" w:fill="FFFFFF"/>
-            <w:tcMar>
-              <w:top w:w="0" w:type="dxa"/>
-              <w:bottom w:w="0" w:type="dxa"/>
-              <w:left w:w="0" w:type="dxa"/>
-              <w:right w:w="0" w:type="dxa"/>
-            </w:tcMar>
-            <w:vAlign w:val="top"/>
-          </w:tcPr>
-          <w:p>
-            <w:pPr>
-              <w:pStyle w:val="Normal"/>
-              <w:jc w:val="center"/>
-              <w:pBdr>
-                <w:bottom w:val="none" w:sz="0" w:space="0" w:color="000000"/>
-                <w:top w:val="none" w:sz="0" w:space="0" w:color="000000"/>
-                <w:left w:val="none" w:sz="0" w:space="0" w:color="000000"/>
-                <w:right w:val="none" w:sz="0" w:space="0" w:color="000000"/>
-              </w:pBdr>
-              <w:spacing w:after="100" w:before="100" w:line="240"/>
-              <w:ind w:left="100" w:right="100" w:firstLine="0" w:firstLineChars="0"/>
-              <w:rPr>
-                <w:rFonts w:ascii="Times New Roman" w:hAnsi="Times New Roman" w:eastAsia="Times New Roman" w:cs="Times New Roman"/>
-                <w:i w:val="false"/>
-                <w:b w:val="false"/>
-                <w:u w:val="none"/>
-                <w:strike w:val="false"/>
-                <w:sz w:val="18"/>
-                <w:szCs w:val="18"/>
-                <w:color w:val="000000"/>
-              </w:rPr>
-            </w:pPr>
-            <w:r>
-              <w:rPr>
-                <w:rFonts w:ascii="Times New Roman" w:hAnsi="Times New Roman" w:eastAsia="Times New Roman" w:cs="Times New Roman"/>
-                <w:i w:val="false"/>
-                <w:b w:val="false"/>
-                <w:u w:val="none"/>
-                <w:strike w:val="false"/>
-                <w:sz w:val="18"/>
-                <w:szCs w:val="18"/>
-                <w:color w:val="000000"/>
-              </w:rPr>
-              <w:t xml:space="preserve">177 (95.2%)</w:t>
-            </w:r>
-          </w:p>
-        </w:tc>
-        <w:tc>
-          <w:tcPr>
-            <w:tcBorders>
-              <w:bottom w:val="none" w:sz="0" w:space="0" w:color="000000"/>
-              <w:top w:val="none" w:sz="0" w:space="0" w:color="000000"/>
-              <w:left w:val="none" w:sz="0" w:space="0" w:color="000000"/>
-              <w:right w:val="none" w:sz="0" w:space="0" w:color="000000"/>
-            </w:tcBorders>
-            <w:shd w:val="clear" w:color="auto" w:fill="FFFFFF"/>
-            <w:tcMar>
-              <w:top w:w="0" w:type="dxa"/>
-              <w:bottom w:w="0" w:type="dxa"/>
-              <w:left w:w="0" w:type="dxa"/>
-              <w:right w:w="0" w:type="dxa"/>
-            </w:tcMar>
-            <w:vAlign w:val="top"/>
-          </w:tcPr>
-          <w:p>
-            <w:pPr>
-              <w:pStyle w:val="Normal"/>
-              <w:jc w:val="center"/>
-              <w:pBdr>
-                <w:bottom w:val="none" w:sz="0" w:space="0" w:color="000000"/>
-                <w:top w:val="none" w:sz="0" w:space="0" w:color="000000"/>
-                <w:left w:val="none" w:sz="0" w:space="0" w:color="000000"/>
-                <w:right w:val="none" w:sz="0" w:space="0" w:color="000000"/>
-              </w:pBdr>
-              <w:spacing w:after="100" w:before="100" w:line="240"/>
-              <w:ind w:left="100" w:right="100" w:firstLine="0" w:firstLineChars="0"/>
-              <w:rPr>
-                <w:rFonts w:ascii="Times New Roman" w:hAnsi="Times New Roman" w:eastAsia="Times New Roman" w:cs="Times New Roman"/>
-                <w:i w:val="false"/>
-                <w:b w:val="false"/>
-                <w:u w:val="none"/>
-                <w:strike w:val="false"/>
-                <w:sz w:val="18"/>
-                <w:szCs w:val="18"/>
-                <w:color w:val="000000"/>
-              </w:rPr>
-            </w:pPr>
-            <w:r>
-              <w:rPr>
-                <w:rFonts w:ascii="Times New Roman" w:hAnsi="Times New Roman" w:eastAsia="Times New Roman" w:cs="Times New Roman"/>
-                <w:i w:val="false"/>
-                <w:b w:val="false"/>
-                <w:u w:val="none"/>
-                <w:strike w:val="false"/>
-                <w:sz w:val="18"/>
-                <w:szCs w:val="18"/>
-                <w:color w:val="000000"/>
-              </w:rPr>
-              <w:t xml:space="preserve"/>
-            </w:r>
-          </w:p>
-        </w:tc>
-      </w:tr>
-      <w:tr>
-        <w:trPr>
-          <w:trHeight w:val="560" w:hRule="auto"/>
-        </w:trPr>
-        <w:tc>
-          <w:tcPr>
-            <w:tcBorders>
-              <w:bottom w:val="none" w:sz="0" w:space="0" w:color="000000"/>
-              <w:top w:val="none" w:sz="0" w:space="0" w:color="000000"/>
-              <w:left w:val="none" w:sz="0" w:space="0" w:color="000000"/>
-              <w:right w:val="none" w:sz="0" w:space="0" w:color="000000"/>
-            </w:tcBorders>
-            <w:shd w:val="clear" w:color="auto" w:fill="FFFFFF"/>
-            <w:tcMar>
-              <w:top w:w="0" w:type="dxa"/>
-              <w:bottom w:w="0" w:type="dxa"/>
-              <w:left w:w="0" w:type="dxa"/>
-              <w:right w:w="0" w:type="dxa"/>
-            </w:tcMar>
-            <w:vAlign w:val="top"/>
-          </w:tcPr>
-          <w:p>
-            <w:pPr>
-              <w:pStyle w:val="Normal"/>
-              <w:jc w:val="left"/>
-              <w:pBdr>
-                <w:bottom w:val="none" w:sz="0" w:space="0" w:color="000000"/>
-                <w:top w:val="none" w:sz="0" w:space="0" w:color="000000"/>
-                <w:left w:val="none" w:sz="0" w:space="0" w:color="000000"/>
-                <w:right w:val="none" w:sz="0" w:space="0" w:color="000000"/>
-              </w:pBdr>
-              <w:spacing w:after="100" w:before="100" w:line="240"/>
-              <w:ind w:left="300" w:right="100" w:firstLine="0" w:firstLineChars="0"/>
-              <w:rPr>
-                <w:rFonts w:ascii="Times New Roman" w:hAnsi="Times New Roman" w:eastAsia="Times New Roman" w:cs="Times New Roman"/>
-                <w:i w:val="false"/>
-                <w:b w:val="false"/>
-                <w:u w:val="none"/>
-                <w:strike w:val="false"/>
-                <w:sz w:val="18"/>
-                <w:szCs w:val="18"/>
-                <w:color w:val="000000"/>
-              </w:rPr>
-            </w:pPr>
-            <w:r>
-              <w:rPr>
-                <w:rFonts w:ascii="Times New Roman" w:hAnsi="Times New Roman" w:eastAsia="Times New Roman" w:cs="Times New Roman"/>
-                <w:i w:val="false"/>
-                <w:b w:val="false"/>
-                <w:u w:val="none"/>
-                <w:strike w:val="false"/>
-                <w:sz w:val="18"/>
-                <w:szCs w:val="18"/>
-                <w:color w:val="000000"/>
-              </w:rPr>
-              <w:t xml:space="preserve">Yes</w:t>
-            </w:r>
-          </w:p>
-        </w:tc>
-        <w:tc>
-          <w:tcPr>
-            <w:tcBorders>
-              <w:bottom w:val="none" w:sz="0" w:space="0" w:color="000000"/>
-              <w:top w:val="none" w:sz="0" w:space="0" w:color="000000"/>
-              <w:left w:val="none" w:sz="0" w:space="0" w:color="000000"/>
-              <w:right w:val="none" w:sz="0" w:space="0" w:color="000000"/>
-            </w:tcBorders>
-            <w:shd w:val="clear" w:color="auto" w:fill="FFFFFF"/>
-            <w:tcMar>
-              <w:top w:w="0" w:type="dxa"/>
-              <w:bottom w:w="0" w:type="dxa"/>
-              <w:left w:w="0" w:type="dxa"/>
-              <w:right w:w="0" w:type="dxa"/>
-            </w:tcMar>
-            <w:vAlign w:val="top"/>
-          </w:tcPr>
-          <w:p>
-            <w:pPr>
-              <w:pStyle w:val="Normal"/>
-              <w:jc w:val="center"/>
-              <w:pBdr>
-                <w:bottom w:val="none" w:sz="0" w:space="0" w:color="000000"/>
-                <w:top w:val="none" w:sz="0" w:space="0" w:color="000000"/>
-                <w:left w:val="none" w:sz="0" w:space="0" w:color="000000"/>
-                <w:right w:val="none" w:sz="0" w:space="0" w:color="000000"/>
-              </w:pBdr>
-              <w:spacing w:after="100" w:before="100" w:line="240"/>
-              <w:ind w:left="100" w:right="100" w:firstLine="0" w:firstLineChars="0"/>
-              <w:rPr>
-                <w:rFonts w:ascii="Times New Roman" w:hAnsi="Times New Roman" w:eastAsia="Times New Roman" w:cs="Times New Roman"/>
-                <w:i w:val="false"/>
-                <w:b w:val="false"/>
-                <w:u w:val="none"/>
-                <w:strike w:val="false"/>
-                <w:sz w:val="18"/>
-                <w:szCs w:val="18"/>
-                <w:color w:val="000000"/>
-              </w:rPr>
-            </w:pPr>
-            <w:r>
-              <w:rPr>
-                <w:rFonts w:ascii="Times New Roman" w:hAnsi="Times New Roman" w:eastAsia="Times New Roman" w:cs="Times New Roman"/>
-                <w:i w:val="false"/>
-                <w:b w:val="false"/>
-                <w:u w:val="none"/>
-                <w:strike w:val="false"/>
-                <w:sz w:val="18"/>
-                <w:szCs w:val="18"/>
-                <w:color w:val="000000"/>
-              </w:rPr>
-              <w:t xml:space="preserve">28 (7.2%)</w:t>
-            </w:r>
-          </w:p>
-        </w:tc>
-        <w:tc>
-          <w:tcPr>
-            <w:tcBorders>
-              <w:bottom w:val="none" w:sz="0" w:space="0" w:color="000000"/>
-              <w:top w:val="none" w:sz="0" w:space="0" w:color="000000"/>
-              <w:left w:val="none" w:sz="0" w:space="0" w:color="000000"/>
-              <w:right w:val="none" w:sz="0" w:space="0" w:color="000000"/>
-            </w:tcBorders>
-            <w:shd w:val="clear" w:color="auto" w:fill="FFFFFF"/>
-            <w:tcMar>
-              <w:top w:w="0" w:type="dxa"/>
-              <w:bottom w:w="0" w:type="dxa"/>
-              <w:left w:w="0" w:type="dxa"/>
-              <w:right w:w="0" w:type="dxa"/>
-            </w:tcMar>
-            <w:vAlign w:val="top"/>
-          </w:tcPr>
-          <w:p>
-            <w:pPr>
-              <w:pStyle w:val="Normal"/>
-              <w:jc w:val="center"/>
-              <w:pBdr>
-                <w:bottom w:val="none" w:sz="0" w:space="0" w:color="000000"/>
-                <w:top w:val="none" w:sz="0" w:space="0" w:color="000000"/>
-                <w:left w:val="none" w:sz="0" w:space="0" w:color="000000"/>
-                <w:right w:val="none" w:sz="0" w:space="0" w:color="000000"/>
-              </w:pBdr>
-              <w:spacing w:after="100" w:before="100" w:line="240"/>
-              <w:ind w:left="100" w:right="100" w:firstLine="0" w:firstLineChars="0"/>
-              <w:rPr>
-                <w:rFonts w:ascii="Times New Roman" w:hAnsi="Times New Roman" w:eastAsia="Times New Roman" w:cs="Times New Roman"/>
-                <w:i w:val="false"/>
-                <w:b w:val="false"/>
-                <w:u w:val="none"/>
-                <w:strike w:val="false"/>
-                <w:sz w:val="18"/>
-                <w:szCs w:val="18"/>
-                <w:color w:val="000000"/>
-              </w:rPr>
-            </w:pPr>
-            <w:r>
-              <w:rPr>
-                <w:rFonts w:ascii="Times New Roman" w:hAnsi="Times New Roman" w:eastAsia="Times New Roman" w:cs="Times New Roman"/>
-                <w:i w:val="false"/>
-                <w:b w:val="false"/>
-                <w:u w:val="none"/>
-                <w:strike w:val="false"/>
-                <w:sz w:val="18"/>
-                <w:szCs w:val="18"/>
-                <w:color w:val="000000"/>
-              </w:rPr>
-              <w:t xml:space="preserve">19 (9.5%)</w:t>
-            </w:r>
-          </w:p>
-        </w:tc>
-        <w:tc>
-          <w:tcPr>
-            <w:tcBorders>
-              <w:bottom w:val="none" w:sz="0" w:space="0" w:color="000000"/>
-              <w:top w:val="none" w:sz="0" w:space="0" w:color="000000"/>
-              <w:left w:val="none" w:sz="0" w:space="0" w:color="000000"/>
-              <w:right w:val="none" w:sz="0" w:space="0" w:color="000000"/>
-            </w:tcBorders>
-            <w:shd w:val="clear" w:color="auto" w:fill="FFFFFF"/>
-            <w:tcMar>
-              <w:top w:w="0" w:type="dxa"/>
-              <w:bottom w:w="0" w:type="dxa"/>
-              <w:left w:w="0" w:type="dxa"/>
-              <w:right w:w="0" w:type="dxa"/>
-            </w:tcMar>
-            <w:vAlign w:val="top"/>
-          </w:tcPr>
-          <w:p>
-            <w:pPr>
-              <w:pStyle w:val="Normal"/>
-              <w:jc w:val="center"/>
-              <w:pBdr>
-                <w:bottom w:val="none" w:sz="0" w:space="0" w:color="000000"/>
-                <w:top w:val="none" w:sz="0" w:space="0" w:color="000000"/>
-                <w:left w:val="none" w:sz="0" w:space="0" w:color="000000"/>
-                <w:right w:val="none" w:sz="0" w:space="0" w:color="000000"/>
-              </w:pBdr>
-              <w:spacing w:after="100" w:before="100" w:line="240"/>
-              <w:ind w:left="100" w:right="100" w:firstLine="0" w:firstLineChars="0"/>
-              <w:rPr>
-                <w:rFonts w:ascii="Times New Roman" w:hAnsi="Times New Roman" w:eastAsia="Times New Roman" w:cs="Times New Roman"/>
-                <w:i w:val="false"/>
-                <w:b w:val="false"/>
-                <w:u w:val="none"/>
-                <w:strike w:val="false"/>
-                <w:sz w:val="18"/>
-                <w:szCs w:val="18"/>
-                <w:color w:val="000000"/>
-              </w:rPr>
-            </w:pPr>
-            <w:r>
-              <w:rPr>
-                <w:rFonts w:ascii="Times New Roman" w:hAnsi="Times New Roman" w:eastAsia="Times New Roman" w:cs="Times New Roman"/>
-                <w:i w:val="false"/>
-                <w:b w:val="false"/>
-                <w:u w:val="none"/>
-                <w:strike w:val="false"/>
-                <w:sz w:val="18"/>
-                <w:szCs w:val="18"/>
-                <w:color w:val="000000"/>
-              </w:rPr>
-              <w:t xml:space="preserve">9 (4.8%)</w:t>
-            </w:r>
-          </w:p>
-        </w:tc>
-        <w:tc>
-          <w:tcPr>
-            <w:tcBorders>
-              <w:bottom w:val="none" w:sz="0" w:space="0" w:color="000000"/>
-              <w:top w:val="none" w:sz="0" w:space="0" w:color="000000"/>
-              <w:left w:val="none" w:sz="0" w:space="0" w:color="000000"/>
-              <w:right w:val="none" w:sz="0" w:space="0" w:color="000000"/>
-            </w:tcBorders>
-            <w:shd w:val="clear" w:color="auto" w:fill="FFFFFF"/>
-            <w:tcMar>
-              <w:top w:w="0" w:type="dxa"/>
-              <w:bottom w:w="0" w:type="dxa"/>
-              <w:left w:w="0" w:type="dxa"/>
-              <w:right w:w="0" w:type="dxa"/>
-            </w:tcMar>
-            <w:vAlign w:val="top"/>
-          </w:tcPr>
-          <w:p>
-            <w:pPr>
-              <w:pStyle w:val="Normal"/>
-              <w:jc w:val="center"/>
-              <w:pBdr>
-                <w:bottom w:val="none" w:sz="0" w:space="0" w:color="000000"/>
-                <w:top w:val="none" w:sz="0" w:space="0" w:color="000000"/>
-                <w:left w:val="none" w:sz="0" w:space="0" w:color="000000"/>
-                <w:right w:val="none" w:sz="0" w:space="0" w:color="000000"/>
-              </w:pBdr>
-              <w:spacing w:after="100" w:before="100" w:line="240"/>
-              <w:ind w:left="100" w:right="100" w:firstLine="0" w:firstLineChars="0"/>
-              <w:rPr>
-                <w:rFonts w:ascii="Times New Roman" w:hAnsi="Times New Roman" w:eastAsia="Times New Roman" w:cs="Times New Roman"/>
-                <w:i w:val="false"/>
-                <w:b w:val="false"/>
-                <w:u w:val="none"/>
-                <w:strike w:val="false"/>
-                <w:sz w:val="18"/>
-                <w:szCs w:val="18"/>
-                <w:color w:val="000000"/>
-              </w:rPr>
-            </w:pPr>
-            <w:r>
-              <w:rPr>
-                <w:rFonts w:ascii="Times New Roman" w:hAnsi="Times New Roman" w:eastAsia="Times New Roman" w:cs="Times New Roman"/>
-                <w:i w:val="false"/>
-                <w:b w:val="false"/>
-                <w:u w:val="none"/>
-                <w:strike w:val="false"/>
-                <w:sz w:val="18"/>
-                <w:szCs w:val="18"/>
-                <w:color w:val="000000"/>
-              </w:rPr>
-              <w:t xml:space="preserve"/>
-            </w:r>
-          </w:p>
-        </w:tc>
-      </w:tr>
-      <w:tr>
-        <w:trPr>
           <w:trHeight w:val="570" w:hRule="auto"/>
         </w:trPr>
         <w:tc>
@@ -21218,7 +18978,7 @@
                 <w:szCs w:val="18"/>
                 <w:color w:val="000000"/>
               </w:rPr>
-              <w:t xml:space="preserve">49</w:t>
+              <w:t xml:space="preserve">45</w:t>
             </w:r>
           </w:p>
         </w:tc>
@@ -21273,7 +19033,7 @@
                 <w:szCs w:val="18"/>
                 <w:color w:val="000000"/>
               </w:rPr>
-              <w:t xml:space="preserve">18</w:t>
+              <w:t xml:space="preserve">25</w:t>
             </w:r>
           </w:p>
         </w:tc>
@@ -21328,7 +19088,7 @@
                 <w:szCs w:val="18"/>
                 <w:color w:val="000000"/>
               </w:rPr>
-              <w:t xml:space="preserve">31</w:t>
+              <w:t xml:space="preserve">20</w:t>
             </w:r>
           </w:p>
         </w:tc>

--- a/output/tables/COAD/table1_PIK3CA.docx
+++ b/output/tables/COAD/table1_PIK3CA.docx
@@ -364,7 +364,7 @@
                 <w:szCs w:val="18"/>
                 <w:color w:val="000000"/>
               </w:rPr>
-              <w:t xml:space="preserve">N = 436</w:t>
+              <w:t xml:space="preserve">N = 439</w:t>
             </w:r>
             <w:r>
               <w:rPr>
@@ -472,7 +472,7 @@
                 <w:szCs w:val="18"/>
                 <w:color w:val="000000"/>
               </w:rPr>
-              <w:t xml:space="preserve">N = 219</w:t>
+              <w:t xml:space="preserve">N = 220</w:t>
             </w:r>
             <w:r>
               <w:rPr>
@@ -580,7 +580,7 @@
                 <w:szCs w:val="18"/>
                 <w:color w:val="000000"/>
               </w:rPr>
-              <w:t xml:space="preserve">N = 217</w:t>
+              <w:t xml:space="preserve">N = 219</w:t>
             </w:r>
             <w:r>
               <w:rPr>
@@ -833,7 +833,7 @@
                 <w:szCs w:val="18"/>
                 <w:color w:val="000000"/>
               </w:rPr>
-              <w:t xml:space="preserve">69.0 [59.0, 77.0]</w:t>
+              <w:t xml:space="preserve">69.0 [59.5, 77.0]</w:t>
             </w:r>
           </w:p>
         </w:tc>
@@ -943,7 +943,7 @@
                 <w:szCs w:val="18"/>
                 <w:color w:val="000000"/>
               </w:rPr>
-              <w:t xml:space="preserve">0.265</w:t>
+              <w:t xml:space="preserve">0.238</w:t>
             </w:r>
           </w:p>
         </w:tc>
@@ -1223,7 +1223,7 @@
                 <w:szCs w:val="18"/>
                 <w:color w:val="000000"/>
               </w:rPr>
-              <w:t xml:space="preserve">0.124</w:t>
+              <w:t xml:space="preserve">0.112</w:t>
             </w:r>
           </w:p>
         </w:tc>
@@ -1338,117 +1338,117 @@
                 <w:szCs w:val="18"/>
                 <w:color w:val="000000"/>
               </w:rPr>
-              <w:t xml:space="preserve">183 (42.0%)</w:t>
-            </w:r>
-          </w:p>
-        </w:tc>
-        <w:tc>
-          <w:tcPr>
-            <w:tcBorders>
-              <w:bottom w:val="none" w:sz="0" w:space="0" w:color="000000"/>
-              <w:top w:val="none" w:sz="0" w:space="0" w:color="000000"/>
-              <w:left w:val="none" w:sz="0" w:space="0" w:color="000000"/>
-              <w:right w:val="none" w:sz="0" w:space="0" w:color="000000"/>
-            </w:tcBorders>
-            <w:shd w:val="clear" w:color="auto" w:fill="FFFFFF"/>
-            <w:tcMar>
-              <w:top w:w="0" w:type="dxa"/>
-              <w:bottom w:w="0" w:type="dxa"/>
-              <w:left w:w="0" w:type="dxa"/>
-              <w:right w:w="0" w:type="dxa"/>
-            </w:tcMar>
-            <w:vAlign w:val="top"/>
-          </w:tcPr>
-          <w:p>
-            <w:pPr>
-              <w:pStyle w:val="Normal"/>
-              <w:jc w:val="center"/>
-              <w:pBdr>
-                <w:bottom w:val="none" w:sz="0" w:space="0" w:color="000000"/>
-                <w:top w:val="none" w:sz="0" w:space="0" w:color="000000"/>
-                <w:left w:val="none" w:sz="0" w:space="0" w:color="000000"/>
-                <w:right w:val="none" w:sz="0" w:space="0" w:color="000000"/>
-              </w:pBdr>
-              <w:spacing w:after="100" w:before="100" w:line="240"/>
-              <w:ind w:left="100" w:right="100" w:firstLine="0" w:firstLineChars="0"/>
-              <w:rPr>
-                <w:rFonts w:ascii="Times New Roman" w:hAnsi="Times New Roman" w:eastAsia="Times New Roman" w:cs="Times New Roman"/>
-                <w:i w:val="false"/>
-                <w:b w:val="false"/>
-                <w:u w:val="none"/>
-                <w:strike w:val="false"/>
-                <w:sz w:val="18"/>
-                <w:szCs w:val="18"/>
-                <w:color w:val="000000"/>
-              </w:rPr>
-            </w:pPr>
-            <w:r>
-              <w:rPr>
-                <w:rFonts w:ascii="Times New Roman" w:hAnsi="Times New Roman" w:eastAsia="Times New Roman" w:cs="Times New Roman"/>
-                <w:i w:val="false"/>
-                <w:b w:val="false"/>
-                <w:u w:val="none"/>
-                <w:strike w:val="false"/>
-                <w:sz w:val="18"/>
-                <w:szCs w:val="18"/>
-                <w:color w:val="000000"/>
-              </w:rPr>
-              <w:t xml:space="preserve">84 (38.4%)</w:t>
-            </w:r>
-          </w:p>
-        </w:tc>
-        <w:tc>
-          <w:tcPr>
-            <w:tcBorders>
-              <w:bottom w:val="none" w:sz="0" w:space="0" w:color="000000"/>
-              <w:top w:val="none" w:sz="0" w:space="0" w:color="000000"/>
-              <w:left w:val="none" w:sz="0" w:space="0" w:color="000000"/>
-              <w:right w:val="none" w:sz="0" w:space="0" w:color="000000"/>
-            </w:tcBorders>
-            <w:shd w:val="clear" w:color="auto" w:fill="FFFFFF"/>
-            <w:tcMar>
-              <w:top w:w="0" w:type="dxa"/>
-              <w:bottom w:w="0" w:type="dxa"/>
-              <w:left w:w="0" w:type="dxa"/>
-              <w:right w:w="0" w:type="dxa"/>
-            </w:tcMar>
-            <w:vAlign w:val="top"/>
-          </w:tcPr>
-          <w:p>
-            <w:pPr>
-              <w:pStyle w:val="Normal"/>
-              <w:jc w:val="center"/>
-              <w:pBdr>
-                <w:bottom w:val="none" w:sz="0" w:space="0" w:color="000000"/>
-                <w:top w:val="none" w:sz="0" w:space="0" w:color="000000"/>
-                <w:left w:val="none" w:sz="0" w:space="0" w:color="000000"/>
-                <w:right w:val="none" w:sz="0" w:space="0" w:color="000000"/>
-              </w:pBdr>
-              <w:spacing w:after="100" w:before="100" w:line="240"/>
-              <w:ind w:left="100" w:right="100" w:firstLine="0" w:firstLineChars="0"/>
-              <w:rPr>
-                <w:rFonts w:ascii="Times New Roman" w:hAnsi="Times New Roman" w:eastAsia="Times New Roman" w:cs="Times New Roman"/>
-                <w:i w:val="false"/>
-                <w:b w:val="false"/>
-                <w:u w:val="none"/>
-                <w:strike w:val="false"/>
-                <w:sz w:val="18"/>
-                <w:szCs w:val="18"/>
-                <w:color w:val="000000"/>
-              </w:rPr>
-            </w:pPr>
-            <w:r>
-              <w:rPr>
-                <w:rFonts w:ascii="Times New Roman" w:hAnsi="Times New Roman" w:eastAsia="Times New Roman" w:cs="Times New Roman"/>
-                <w:i w:val="false"/>
-                <w:b w:val="false"/>
-                <w:u w:val="none"/>
-                <w:strike w:val="false"/>
-                <w:sz w:val="18"/>
-                <w:szCs w:val="18"/>
-                <w:color w:val="000000"/>
-              </w:rPr>
-              <w:t xml:space="preserve">99 (45.6%)</w:t>
+              <w:t xml:space="preserve">184 (41.9%)</w:t>
+            </w:r>
+          </w:p>
+        </w:tc>
+        <w:tc>
+          <w:tcPr>
+            <w:tcBorders>
+              <w:bottom w:val="none" w:sz="0" w:space="0" w:color="000000"/>
+              <w:top w:val="none" w:sz="0" w:space="0" w:color="000000"/>
+              <w:left w:val="none" w:sz="0" w:space="0" w:color="000000"/>
+              <w:right w:val="none" w:sz="0" w:space="0" w:color="000000"/>
+            </w:tcBorders>
+            <w:shd w:val="clear" w:color="auto" w:fill="FFFFFF"/>
+            <w:tcMar>
+              <w:top w:w="0" w:type="dxa"/>
+              <w:bottom w:w="0" w:type="dxa"/>
+              <w:left w:w="0" w:type="dxa"/>
+              <w:right w:w="0" w:type="dxa"/>
+            </w:tcMar>
+            <w:vAlign w:val="top"/>
+          </w:tcPr>
+          <w:p>
+            <w:pPr>
+              <w:pStyle w:val="Normal"/>
+              <w:jc w:val="center"/>
+              <w:pBdr>
+                <w:bottom w:val="none" w:sz="0" w:space="0" w:color="000000"/>
+                <w:top w:val="none" w:sz="0" w:space="0" w:color="000000"/>
+                <w:left w:val="none" w:sz="0" w:space="0" w:color="000000"/>
+                <w:right w:val="none" w:sz="0" w:space="0" w:color="000000"/>
+              </w:pBdr>
+              <w:spacing w:after="100" w:before="100" w:line="240"/>
+              <w:ind w:left="100" w:right="100" w:firstLine="0" w:firstLineChars="0"/>
+              <w:rPr>
+                <w:rFonts w:ascii="Times New Roman" w:hAnsi="Times New Roman" w:eastAsia="Times New Roman" w:cs="Times New Roman"/>
+                <w:i w:val="false"/>
+                <w:b w:val="false"/>
+                <w:u w:val="none"/>
+                <w:strike w:val="false"/>
+                <w:sz w:val="18"/>
+                <w:szCs w:val="18"/>
+                <w:color w:val="000000"/>
+              </w:rPr>
+            </w:pPr>
+            <w:r>
+              <w:rPr>
+                <w:rFonts w:ascii="Times New Roman" w:hAnsi="Times New Roman" w:eastAsia="Times New Roman" w:cs="Times New Roman"/>
+                <w:i w:val="false"/>
+                <w:b w:val="false"/>
+                <w:u w:val="none"/>
+                <w:strike w:val="false"/>
+                <w:sz w:val="18"/>
+                <w:szCs w:val="18"/>
+                <w:color w:val="000000"/>
+              </w:rPr>
+              <w:t xml:space="preserve">84 (38.2%)</w:t>
+            </w:r>
+          </w:p>
+        </w:tc>
+        <w:tc>
+          <w:tcPr>
+            <w:tcBorders>
+              <w:bottom w:val="none" w:sz="0" w:space="0" w:color="000000"/>
+              <w:top w:val="none" w:sz="0" w:space="0" w:color="000000"/>
+              <w:left w:val="none" w:sz="0" w:space="0" w:color="000000"/>
+              <w:right w:val="none" w:sz="0" w:space="0" w:color="000000"/>
+            </w:tcBorders>
+            <w:shd w:val="clear" w:color="auto" w:fill="FFFFFF"/>
+            <w:tcMar>
+              <w:top w:w="0" w:type="dxa"/>
+              <w:bottom w:w="0" w:type="dxa"/>
+              <w:left w:w="0" w:type="dxa"/>
+              <w:right w:w="0" w:type="dxa"/>
+            </w:tcMar>
+            <w:vAlign w:val="top"/>
+          </w:tcPr>
+          <w:p>
+            <w:pPr>
+              <w:pStyle w:val="Normal"/>
+              <w:jc w:val="center"/>
+              <w:pBdr>
+                <w:bottom w:val="none" w:sz="0" w:space="0" w:color="000000"/>
+                <w:top w:val="none" w:sz="0" w:space="0" w:color="000000"/>
+                <w:left w:val="none" w:sz="0" w:space="0" w:color="000000"/>
+                <w:right w:val="none" w:sz="0" w:space="0" w:color="000000"/>
+              </w:pBdr>
+              <w:spacing w:after="100" w:before="100" w:line="240"/>
+              <w:ind w:left="100" w:right="100" w:firstLine="0" w:firstLineChars="0"/>
+              <w:rPr>
+                <w:rFonts w:ascii="Times New Roman" w:hAnsi="Times New Roman" w:eastAsia="Times New Roman" w:cs="Times New Roman"/>
+                <w:i w:val="false"/>
+                <w:b w:val="false"/>
+                <w:u w:val="none"/>
+                <w:strike w:val="false"/>
+                <w:sz w:val="18"/>
+                <w:szCs w:val="18"/>
+                <w:color w:val="000000"/>
+              </w:rPr>
+            </w:pPr>
+            <w:r>
+              <w:rPr>
+                <w:rFonts w:ascii="Times New Roman" w:hAnsi="Times New Roman" w:eastAsia="Times New Roman" w:cs="Times New Roman"/>
+                <w:i w:val="false"/>
+                <w:b w:val="false"/>
+                <w:u w:val="none"/>
+                <w:strike w:val="false"/>
+                <w:sz w:val="18"/>
+                <w:szCs w:val="18"/>
+                <w:color w:val="000000"/>
+              </w:rPr>
+              <w:t xml:space="preserve">100 (45.7%)</w:t>
             </w:r>
           </w:p>
         </w:tc>
@@ -1618,117 +1618,117 @@
                 <w:szCs w:val="18"/>
                 <w:color w:val="000000"/>
               </w:rPr>
-              <w:t xml:space="preserve">253 (58.0%)</w:t>
-            </w:r>
-          </w:p>
-        </w:tc>
-        <w:tc>
-          <w:tcPr>
-            <w:tcBorders>
-              <w:bottom w:val="none" w:sz="0" w:space="0" w:color="000000"/>
-              <w:top w:val="none" w:sz="0" w:space="0" w:color="000000"/>
-              <w:left w:val="none" w:sz="0" w:space="0" w:color="000000"/>
-              <w:right w:val="none" w:sz="0" w:space="0" w:color="000000"/>
-            </w:tcBorders>
-            <w:shd w:val="clear" w:color="auto" w:fill="FFFFFF"/>
-            <w:tcMar>
-              <w:top w:w="0" w:type="dxa"/>
-              <w:bottom w:w="0" w:type="dxa"/>
-              <w:left w:w="0" w:type="dxa"/>
-              <w:right w:w="0" w:type="dxa"/>
-            </w:tcMar>
-            <w:vAlign w:val="top"/>
-          </w:tcPr>
-          <w:p>
-            <w:pPr>
-              <w:pStyle w:val="Normal"/>
-              <w:jc w:val="center"/>
-              <w:pBdr>
-                <w:bottom w:val="none" w:sz="0" w:space="0" w:color="000000"/>
-                <w:top w:val="none" w:sz="0" w:space="0" w:color="000000"/>
-                <w:left w:val="none" w:sz="0" w:space="0" w:color="000000"/>
-                <w:right w:val="none" w:sz="0" w:space="0" w:color="000000"/>
-              </w:pBdr>
-              <w:spacing w:after="100" w:before="100" w:line="240"/>
-              <w:ind w:left="100" w:right="100" w:firstLine="0" w:firstLineChars="0"/>
-              <w:rPr>
-                <w:rFonts w:ascii="Times New Roman" w:hAnsi="Times New Roman" w:eastAsia="Times New Roman" w:cs="Times New Roman"/>
-                <w:i w:val="false"/>
-                <w:b w:val="false"/>
-                <w:u w:val="none"/>
-                <w:strike w:val="false"/>
-                <w:sz w:val="18"/>
-                <w:szCs w:val="18"/>
-                <w:color w:val="000000"/>
-              </w:rPr>
-            </w:pPr>
-            <w:r>
-              <w:rPr>
-                <w:rFonts w:ascii="Times New Roman" w:hAnsi="Times New Roman" w:eastAsia="Times New Roman" w:cs="Times New Roman"/>
-                <w:i w:val="false"/>
-                <w:b w:val="false"/>
-                <w:u w:val="none"/>
-                <w:strike w:val="false"/>
-                <w:sz w:val="18"/>
-                <w:szCs w:val="18"/>
-                <w:color w:val="000000"/>
-              </w:rPr>
-              <w:t xml:space="preserve">135 (61.6%)</w:t>
-            </w:r>
-          </w:p>
-        </w:tc>
-        <w:tc>
-          <w:tcPr>
-            <w:tcBorders>
-              <w:bottom w:val="none" w:sz="0" w:space="0" w:color="000000"/>
-              <w:top w:val="none" w:sz="0" w:space="0" w:color="000000"/>
-              <w:left w:val="none" w:sz="0" w:space="0" w:color="000000"/>
-              <w:right w:val="none" w:sz="0" w:space="0" w:color="000000"/>
-            </w:tcBorders>
-            <w:shd w:val="clear" w:color="auto" w:fill="FFFFFF"/>
-            <w:tcMar>
-              <w:top w:w="0" w:type="dxa"/>
-              <w:bottom w:w="0" w:type="dxa"/>
-              <w:left w:w="0" w:type="dxa"/>
-              <w:right w:w="0" w:type="dxa"/>
-            </w:tcMar>
-            <w:vAlign w:val="top"/>
-          </w:tcPr>
-          <w:p>
-            <w:pPr>
-              <w:pStyle w:val="Normal"/>
-              <w:jc w:val="center"/>
-              <w:pBdr>
-                <w:bottom w:val="none" w:sz="0" w:space="0" w:color="000000"/>
-                <w:top w:val="none" w:sz="0" w:space="0" w:color="000000"/>
-                <w:left w:val="none" w:sz="0" w:space="0" w:color="000000"/>
-                <w:right w:val="none" w:sz="0" w:space="0" w:color="000000"/>
-              </w:pBdr>
-              <w:spacing w:after="100" w:before="100" w:line="240"/>
-              <w:ind w:left="100" w:right="100" w:firstLine="0" w:firstLineChars="0"/>
-              <w:rPr>
-                <w:rFonts w:ascii="Times New Roman" w:hAnsi="Times New Roman" w:eastAsia="Times New Roman" w:cs="Times New Roman"/>
-                <w:i w:val="false"/>
-                <w:b w:val="false"/>
-                <w:u w:val="none"/>
-                <w:strike w:val="false"/>
-                <w:sz w:val="18"/>
-                <w:szCs w:val="18"/>
-                <w:color w:val="000000"/>
-              </w:rPr>
-            </w:pPr>
-            <w:r>
-              <w:rPr>
-                <w:rFonts w:ascii="Times New Roman" w:hAnsi="Times New Roman" w:eastAsia="Times New Roman" w:cs="Times New Roman"/>
-                <w:i w:val="false"/>
-                <w:b w:val="false"/>
-                <w:u w:val="none"/>
-                <w:strike w:val="false"/>
-                <w:sz w:val="18"/>
-                <w:szCs w:val="18"/>
-                <w:color w:val="000000"/>
-              </w:rPr>
-              <w:t xml:space="preserve">118 (54.4%)</w:t>
+              <w:t xml:space="preserve">255 (58.1%)</w:t>
+            </w:r>
+          </w:p>
+        </w:tc>
+        <w:tc>
+          <w:tcPr>
+            <w:tcBorders>
+              <w:bottom w:val="none" w:sz="0" w:space="0" w:color="000000"/>
+              <w:top w:val="none" w:sz="0" w:space="0" w:color="000000"/>
+              <w:left w:val="none" w:sz="0" w:space="0" w:color="000000"/>
+              <w:right w:val="none" w:sz="0" w:space="0" w:color="000000"/>
+            </w:tcBorders>
+            <w:shd w:val="clear" w:color="auto" w:fill="FFFFFF"/>
+            <w:tcMar>
+              <w:top w:w="0" w:type="dxa"/>
+              <w:bottom w:w="0" w:type="dxa"/>
+              <w:left w:w="0" w:type="dxa"/>
+              <w:right w:w="0" w:type="dxa"/>
+            </w:tcMar>
+            <w:vAlign w:val="top"/>
+          </w:tcPr>
+          <w:p>
+            <w:pPr>
+              <w:pStyle w:val="Normal"/>
+              <w:jc w:val="center"/>
+              <w:pBdr>
+                <w:bottom w:val="none" w:sz="0" w:space="0" w:color="000000"/>
+                <w:top w:val="none" w:sz="0" w:space="0" w:color="000000"/>
+                <w:left w:val="none" w:sz="0" w:space="0" w:color="000000"/>
+                <w:right w:val="none" w:sz="0" w:space="0" w:color="000000"/>
+              </w:pBdr>
+              <w:spacing w:after="100" w:before="100" w:line="240"/>
+              <w:ind w:left="100" w:right="100" w:firstLine="0" w:firstLineChars="0"/>
+              <w:rPr>
+                <w:rFonts w:ascii="Times New Roman" w:hAnsi="Times New Roman" w:eastAsia="Times New Roman" w:cs="Times New Roman"/>
+                <w:i w:val="false"/>
+                <w:b w:val="false"/>
+                <w:u w:val="none"/>
+                <w:strike w:val="false"/>
+                <w:sz w:val="18"/>
+                <w:szCs w:val="18"/>
+                <w:color w:val="000000"/>
+              </w:rPr>
+            </w:pPr>
+            <w:r>
+              <w:rPr>
+                <w:rFonts w:ascii="Times New Roman" w:hAnsi="Times New Roman" w:eastAsia="Times New Roman" w:cs="Times New Roman"/>
+                <w:i w:val="false"/>
+                <w:b w:val="false"/>
+                <w:u w:val="none"/>
+                <w:strike w:val="false"/>
+                <w:sz w:val="18"/>
+                <w:szCs w:val="18"/>
+                <w:color w:val="000000"/>
+              </w:rPr>
+              <w:t xml:space="preserve">136 (61.8%)</w:t>
+            </w:r>
+          </w:p>
+        </w:tc>
+        <w:tc>
+          <w:tcPr>
+            <w:tcBorders>
+              <w:bottom w:val="none" w:sz="0" w:space="0" w:color="000000"/>
+              <w:top w:val="none" w:sz="0" w:space="0" w:color="000000"/>
+              <w:left w:val="none" w:sz="0" w:space="0" w:color="000000"/>
+              <w:right w:val="none" w:sz="0" w:space="0" w:color="000000"/>
+            </w:tcBorders>
+            <w:shd w:val="clear" w:color="auto" w:fill="FFFFFF"/>
+            <w:tcMar>
+              <w:top w:w="0" w:type="dxa"/>
+              <w:bottom w:w="0" w:type="dxa"/>
+              <w:left w:w="0" w:type="dxa"/>
+              <w:right w:w="0" w:type="dxa"/>
+            </w:tcMar>
+            <w:vAlign w:val="top"/>
+          </w:tcPr>
+          <w:p>
+            <w:pPr>
+              <w:pStyle w:val="Normal"/>
+              <w:jc w:val="center"/>
+              <w:pBdr>
+                <w:bottom w:val="none" w:sz="0" w:space="0" w:color="000000"/>
+                <w:top w:val="none" w:sz="0" w:space="0" w:color="000000"/>
+                <w:left w:val="none" w:sz="0" w:space="0" w:color="000000"/>
+                <w:right w:val="none" w:sz="0" w:space="0" w:color="000000"/>
+              </w:pBdr>
+              <w:spacing w:after="100" w:before="100" w:line="240"/>
+              <w:ind w:left="100" w:right="100" w:firstLine="0" w:firstLineChars="0"/>
+              <w:rPr>
+                <w:rFonts w:ascii="Times New Roman" w:hAnsi="Times New Roman" w:eastAsia="Times New Roman" w:cs="Times New Roman"/>
+                <w:i w:val="false"/>
+                <w:b w:val="false"/>
+                <w:u w:val="none"/>
+                <w:strike w:val="false"/>
+                <w:sz w:val="18"/>
+                <w:szCs w:val="18"/>
+                <w:color w:val="000000"/>
+              </w:rPr>
+            </w:pPr>
+            <w:r>
+              <w:rPr>
+                <w:rFonts w:ascii="Times New Roman" w:hAnsi="Times New Roman" w:eastAsia="Times New Roman" w:cs="Times New Roman"/>
+                <w:i w:val="false"/>
+                <w:b w:val="false"/>
+                <w:u w:val="none"/>
+                <w:strike w:val="false"/>
+                <w:sz w:val="18"/>
+                <w:szCs w:val="18"/>
+                <w:color w:val="000000"/>
+              </w:rPr>
+              <w:t xml:space="preserve">119 (54.3%)</w:t>
             </w:r>
           </w:p>
         </w:tc>
@@ -2063,7 +2063,7 @@
                 <w:szCs w:val="18"/>
                 <w:color w:val="000000"/>
               </w:rPr>
-              <w:t xml:space="preserve">0.181</w:t>
+              <w:t xml:space="preserve">0.139</w:t>
             </w:r>
           </w:p>
         </w:tc>
@@ -2178,117 +2178,117 @@
                 <w:szCs w:val="18"/>
                 <w:color w:val="000000"/>
               </w:rPr>
-              <w:t xml:space="preserve">233 (53.4%)</w:t>
-            </w:r>
-          </w:p>
-        </w:tc>
-        <w:tc>
-          <w:tcPr>
-            <w:tcBorders>
-              <w:bottom w:val="none" w:sz="0" w:space="0" w:color="000000"/>
-              <w:top w:val="none" w:sz="0" w:space="0" w:color="000000"/>
-              <w:left w:val="none" w:sz="0" w:space="0" w:color="000000"/>
-              <w:right w:val="none" w:sz="0" w:space="0" w:color="000000"/>
-            </w:tcBorders>
-            <w:shd w:val="clear" w:color="auto" w:fill="FFFFFF"/>
-            <w:tcMar>
-              <w:top w:w="0" w:type="dxa"/>
-              <w:bottom w:w="0" w:type="dxa"/>
-              <w:left w:w="0" w:type="dxa"/>
-              <w:right w:w="0" w:type="dxa"/>
-            </w:tcMar>
-            <w:vAlign w:val="top"/>
-          </w:tcPr>
-          <w:p>
-            <w:pPr>
-              <w:pStyle w:val="Normal"/>
-              <w:jc w:val="center"/>
-              <w:pBdr>
-                <w:bottom w:val="none" w:sz="0" w:space="0" w:color="000000"/>
-                <w:top w:val="none" w:sz="0" w:space="0" w:color="000000"/>
-                <w:left w:val="none" w:sz="0" w:space="0" w:color="000000"/>
-                <w:right w:val="none" w:sz="0" w:space="0" w:color="000000"/>
-              </w:pBdr>
-              <w:spacing w:after="100" w:before="100" w:line="240"/>
-              <w:ind w:left="100" w:right="100" w:firstLine="0" w:firstLineChars="0"/>
-              <w:rPr>
-                <w:rFonts w:ascii="Times New Roman" w:hAnsi="Times New Roman" w:eastAsia="Times New Roman" w:cs="Times New Roman"/>
-                <w:i w:val="false"/>
-                <w:b w:val="false"/>
-                <w:u w:val="none"/>
-                <w:strike w:val="false"/>
-                <w:sz w:val="18"/>
-                <w:szCs w:val="18"/>
-                <w:color w:val="000000"/>
-              </w:rPr>
-            </w:pPr>
-            <w:r>
-              <w:rPr>
-                <w:rFonts w:ascii="Times New Roman" w:hAnsi="Times New Roman" w:eastAsia="Times New Roman" w:cs="Times New Roman"/>
-                <w:i w:val="false"/>
-                <w:b w:val="false"/>
-                <w:u w:val="none"/>
-                <w:strike w:val="false"/>
-                <w:sz w:val="18"/>
-                <w:szCs w:val="18"/>
-                <w:color w:val="000000"/>
-              </w:rPr>
-              <w:t xml:space="preserve">124 (56.6%)</w:t>
-            </w:r>
-          </w:p>
-        </w:tc>
-        <w:tc>
-          <w:tcPr>
-            <w:tcBorders>
-              <w:bottom w:val="none" w:sz="0" w:space="0" w:color="000000"/>
-              <w:top w:val="none" w:sz="0" w:space="0" w:color="000000"/>
-              <w:left w:val="none" w:sz="0" w:space="0" w:color="000000"/>
-              <w:right w:val="none" w:sz="0" w:space="0" w:color="000000"/>
-            </w:tcBorders>
-            <w:shd w:val="clear" w:color="auto" w:fill="FFFFFF"/>
-            <w:tcMar>
-              <w:top w:w="0" w:type="dxa"/>
-              <w:bottom w:w="0" w:type="dxa"/>
-              <w:left w:w="0" w:type="dxa"/>
-              <w:right w:w="0" w:type="dxa"/>
-            </w:tcMar>
-            <w:vAlign w:val="top"/>
-          </w:tcPr>
-          <w:p>
-            <w:pPr>
-              <w:pStyle w:val="Normal"/>
-              <w:jc w:val="center"/>
-              <w:pBdr>
-                <w:bottom w:val="none" w:sz="0" w:space="0" w:color="000000"/>
-                <w:top w:val="none" w:sz="0" w:space="0" w:color="000000"/>
-                <w:left w:val="none" w:sz="0" w:space="0" w:color="000000"/>
-                <w:right w:val="none" w:sz="0" w:space="0" w:color="000000"/>
-              </w:pBdr>
-              <w:spacing w:after="100" w:before="100" w:line="240"/>
-              <w:ind w:left="100" w:right="100" w:firstLine="0" w:firstLineChars="0"/>
-              <w:rPr>
-                <w:rFonts w:ascii="Times New Roman" w:hAnsi="Times New Roman" w:eastAsia="Times New Roman" w:cs="Times New Roman"/>
-                <w:i w:val="false"/>
-                <w:b w:val="false"/>
-                <w:u w:val="none"/>
-                <w:strike w:val="false"/>
-                <w:sz w:val="18"/>
-                <w:szCs w:val="18"/>
-                <w:color w:val="000000"/>
-              </w:rPr>
-            </w:pPr>
-            <w:r>
-              <w:rPr>
-                <w:rFonts w:ascii="Times New Roman" w:hAnsi="Times New Roman" w:eastAsia="Times New Roman" w:cs="Times New Roman"/>
-                <w:i w:val="false"/>
-                <w:b w:val="false"/>
-                <w:u w:val="none"/>
-                <w:strike w:val="false"/>
-                <w:sz w:val="18"/>
-                <w:szCs w:val="18"/>
-                <w:color w:val="000000"/>
-              </w:rPr>
-              <w:t xml:space="preserve">109 (50.2%)</w:t>
+              <w:t xml:space="preserve">234 (53.3%)</w:t>
+            </w:r>
+          </w:p>
+        </w:tc>
+        <w:tc>
+          <w:tcPr>
+            <w:tcBorders>
+              <w:bottom w:val="none" w:sz="0" w:space="0" w:color="000000"/>
+              <w:top w:val="none" w:sz="0" w:space="0" w:color="000000"/>
+              <w:left w:val="none" w:sz="0" w:space="0" w:color="000000"/>
+              <w:right w:val="none" w:sz="0" w:space="0" w:color="000000"/>
+            </w:tcBorders>
+            <w:shd w:val="clear" w:color="auto" w:fill="FFFFFF"/>
+            <w:tcMar>
+              <w:top w:w="0" w:type="dxa"/>
+              <w:bottom w:w="0" w:type="dxa"/>
+              <w:left w:w="0" w:type="dxa"/>
+              <w:right w:w="0" w:type="dxa"/>
+            </w:tcMar>
+            <w:vAlign w:val="top"/>
+          </w:tcPr>
+          <w:p>
+            <w:pPr>
+              <w:pStyle w:val="Normal"/>
+              <w:jc w:val="center"/>
+              <w:pBdr>
+                <w:bottom w:val="none" w:sz="0" w:space="0" w:color="000000"/>
+                <w:top w:val="none" w:sz="0" w:space="0" w:color="000000"/>
+                <w:left w:val="none" w:sz="0" w:space="0" w:color="000000"/>
+                <w:right w:val="none" w:sz="0" w:space="0" w:color="000000"/>
+              </w:pBdr>
+              <w:spacing w:after="100" w:before="100" w:line="240"/>
+              <w:ind w:left="100" w:right="100" w:firstLine="0" w:firstLineChars="0"/>
+              <w:rPr>
+                <w:rFonts w:ascii="Times New Roman" w:hAnsi="Times New Roman" w:eastAsia="Times New Roman" w:cs="Times New Roman"/>
+                <w:i w:val="false"/>
+                <w:b w:val="false"/>
+                <w:u w:val="none"/>
+                <w:strike w:val="false"/>
+                <w:sz w:val="18"/>
+                <w:szCs w:val="18"/>
+                <w:color w:val="000000"/>
+              </w:rPr>
+            </w:pPr>
+            <w:r>
+              <w:rPr>
+                <w:rFonts w:ascii="Times New Roman" w:hAnsi="Times New Roman" w:eastAsia="Times New Roman" w:cs="Times New Roman"/>
+                <w:i w:val="false"/>
+                <w:b w:val="false"/>
+                <w:u w:val="none"/>
+                <w:strike w:val="false"/>
+                <w:sz w:val="18"/>
+                <w:szCs w:val="18"/>
+                <w:color w:val="000000"/>
+              </w:rPr>
+              <w:t xml:space="preserve">125 (56.8%)</w:t>
+            </w:r>
+          </w:p>
+        </w:tc>
+        <w:tc>
+          <w:tcPr>
+            <w:tcBorders>
+              <w:bottom w:val="none" w:sz="0" w:space="0" w:color="000000"/>
+              <w:top w:val="none" w:sz="0" w:space="0" w:color="000000"/>
+              <w:left w:val="none" w:sz="0" w:space="0" w:color="000000"/>
+              <w:right w:val="none" w:sz="0" w:space="0" w:color="000000"/>
+            </w:tcBorders>
+            <w:shd w:val="clear" w:color="auto" w:fill="FFFFFF"/>
+            <w:tcMar>
+              <w:top w:w="0" w:type="dxa"/>
+              <w:bottom w:w="0" w:type="dxa"/>
+              <w:left w:w="0" w:type="dxa"/>
+              <w:right w:w="0" w:type="dxa"/>
+            </w:tcMar>
+            <w:vAlign w:val="top"/>
+          </w:tcPr>
+          <w:p>
+            <w:pPr>
+              <w:pStyle w:val="Normal"/>
+              <w:jc w:val="center"/>
+              <w:pBdr>
+                <w:bottom w:val="none" w:sz="0" w:space="0" w:color="000000"/>
+                <w:top w:val="none" w:sz="0" w:space="0" w:color="000000"/>
+                <w:left w:val="none" w:sz="0" w:space="0" w:color="000000"/>
+                <w:right w:val="none" w:sz="0" w:space="0" w:color="000000"/>
+              </w:pBdr>
+              <w:spacing w:after="100" w:before="100" w:line="240"/>
+              <w:ind w:left="100" w:right="100" w:firstLine="0" w:firstLineChars="0"/>
+              <w:rPr>
+                <w:rFonts w:ascii="Times New Roman" w:hAnsi="Times New Roman" w:eastAsia="Times New Roman" w:cs="Times New Roman"/>
+                <w:i w:val="false"/>
+                <w:b w:val="false"/>
+                <w:u w:val="none"/>
+                <w:strike w:val="false"/>
+                <w:sz w:val="18"/>
+                <w:szCs w:val="18"/>
+                <w:color w:val="000000"/>
+              </w:rPr>
+            </w:pPr>
+            <w:r>
+              <w:rPr>
+                <w:rFonts w:ascii="Times New Roman" w:hAnsi="Times New Roman" w:eastAsia="Times New Roman" w:cs="Times New Roman"/>
+                <w:i w:val="false"/>
+                <w:b w:val="false"/>
+                <w:u w:val="none"/>
+                <w:strike w:val="false"/>
+                <w:sz w:val="18"/>
+                <w:szCs w:val="18"/>
+                <w:color w:val="000000"/>
+              </w:rPr>
+              <w:t xml:space="preserve">109 (49.8%)</w:t>
             </w:r>
           </w:p>
         </w:tc>
@@ -2458,117 +2458,117 @@
                 <w:szCs w:val="18"/>
                 <w:color w:val="000000"/>
               </w:rPr>
-              <w:t xml:space="preserve">203 (46.6%)</w:t>
-            </w:r>
-          </w:p>
-        </w:tc>
-        <w:tc>
-          <w:tcPr>
-            <w:tcBorders>
-              <w:bottom w:val="none" w:sz="0" w:space="0" w:color="000000"/>
-              <w:top w:val="none" w:sz="0" w:space="0" w:color="000000"/>
-              <w:left w:val="none" w:sz="0" w:space="0" w:color="000000"/>
-              <w:right w:val="none" w:sz="0" w:space="0" w:color="000000"/>
-            </w:tcBorders>
-            <w:shd w:val="clear" w:color="auto" w:fill="FFFFFF"/>
-            <w:tcMar>
-              <w:top w:w="0" w:type="dxa"/>
-              <w:bottom w:w="0" w:type="dxa"/>
-              <w:left w:w="0" w:type="dxa"/>
-              <w:right w:w="0" w:type="dxa"/>
-            </w:tcMar>
-            <w:vAlign w:val="top"/>
-          </w:tcPr>
-          <w:p>
-            <w:pPr>
-              <w:pStyle w:val="Normal"/>
-              <w:jc w:val="center"/>
-              <w:pBdr>
-                <w:bottom w:val="none" w:sz="0" w:space="0" w:color="000000"/>
-                <w:top w:val="none" w:sz="0" w:space="0" w:color="000000"/>
-                <w:left w:val="none" w:sz="0" w:space="0" w:color="000000"/>
-                <w:right w:val="none" w:sz="0" w:space="0" w:color="000000"/>
-              </w:pBdr>
-              <w:spacing w:after="100" w:before="100" w:line="240"/>
-              <w:ind w:left="100" w:right="100" w:firstLine="0" w:firstLineChars="0"/>
-              <w:rPr>
-                <w:rFonts w:ascii="Times New Roman" w:hAnsi="Times New Roman" w:eastAsia="Times New Roman" w:cs="Times New Roman"/>
-                <w:i w:val="false"/>
-                <w:b w:val="false"/>
-                <w:u w:val="none"/>
-                <w:strike w:val="false"/>
-                <w:sz w:val="18"/>
-                <w:szCs w:val="18"/>
-                <w:color w:val="000000"/>
-              </w:rPr>
-            </w:pPr>
-            <w:r>
-              <w:rPr>
-                <w:rFonts w:ascii="Times New Roman" w:hAnsi="Times New Roman" w:eastAsia="Times New Roman" w:cs="Times New Roman"/>
-                <w:i w:val="false"/>
-                <w:b w:val="false"/>
-                <w:u w:val="none"/>
-                <w:strike w:val="false"/>
-                <w:sz w:val="18"/>
-                <w:szCs w:val="18"/>
-                <w:color w:val="000000"/>
-              </w:rPr>
-              <w:t xml:space="preserve">95 (43.4%)</w:t>
-            </w:r>
-          </w:p>
-        </w:tc>
-        <w:tc>
-          <w:tcPr>
-            <w:tcBorders>
-              <w:bottom w:val="none" w:sz="0" w:space="0" w:color="000000"/>
-              <w:top w:val="none" w:sz="0" w:space="0" w:color="000000"/>
-              <w:left w:val="none" w:sz="0" w:space="0" w:color="000000"/>
-              <w:right w:val="none" w:sz="0" w:space="0" w:color="000000"/>
-            </w:tcBorders>
-            <w:shd w:val="clear" w:color="auto" w:fill="FFFFFF"/>
-            <w:tcMar>
-              <w:top w:w="0" w:type="dxa"/>
-              <w:bottom w:w="0" w:type="dxa"/>
-              <w:left w:w="0" w:type="dxa"/>
-              <w:right w:w="0" w:type="dxa"/>
-            </w:tcMar>
-            <w:vAlign w:val="top"/>
-          </w:tcPr>
-          <w:p>
-            <w:pPr>
-              <w:pStyle w:val="Normal"/>
-              <w:jc w:val="center"/>
-              <w:pBdr>
-                <w:bottom w:val="none" w:sz="0" w:space="0" w:color="000000"/>
-                <w:top w:val="none" w:sz="0" w:space="0" w:color="000000"/>
-                <w:left w:val="none" w:sz="0" w:space="0" w:color="000000"/>
-                <w:right w:val="none" w:sz="0" w:space="0" w:color="000000"/>
-              </w:pBdr>
-              <w:spacing w:after="100" w:before="100" w:line="240"/>
-              <w:ind w:left="100" w:right="100" w:firstLine="0" w:firstLineChars="0"/>
-              <w:rPr>
-                <w:rFonts w:ascii="Times New Roman" w:hAnsi="Times New Roman" w:eastAsia="Times New Roman" w:cs="Times New Roman"/>
-                <w:i w:val="false"/>
-                <w:b w:val="false"/>
-                <w:u w:val="none"/>
-                <w:strike w:val="false"/>
-                <w:sz w:val="18"/>
-                <w:szCs w:val="18"/>
-                <w:color w:val="000000"/>
-              </w:rPr>
-            </w:pPr>
-            <w:r>
-              <w:rPr>
-                <w:rFonts w:ascii="Times New Roman" w:hAnsi="Times New Roman" w:eastAsia="Times New Roman" w:cs="Times New Roman"/>
-                <w:i w:val="false"/>
-                <w:b w:val="false"/>
-                <w:u w:val="none"/>
-                <w:strike w:val="false"/>
-                <w:sz w:val="18"/>
-                <w:szCs w:val="18"/>
-                <w:color w:val="000000"/>
-              </w:rPr>
-              <w:t xml:space="preserve">108 (49.8%)</w:t>
+              <w:t xml:space="preserve">205 (46.7%)</w:t>
+            </w:r>
+          </w:p>
+        </w:tc>
+        <w:tc>
+          <w:tcPr>
+            <w:tcBorders>
+              <w:bottom w:val="none" w:sz="0" w:space="0" w:color="000000"/>
+              <w:top w:val="none" w:sz="0" w:space="0" w:color="000000"/>
+              <w:left w:val="none" w:sz="0" w:space="0" w:color="000000"/>
+              <w:right w:val="none" w:sz="0" w:space="0" w:color="000000"/>
+            </w:tcBorders>
+            <w:shd w:val="clear" w:color="auto" w:fill="FFFFFF"/>
+            <w:tcMar>
+              <w:top w:w="0" w:type="dxa"/>
+              <w:bottom w:w="0" w:type="dxa"/>
+              <w:left w:w="0" w:type="dxa"/>
+              <w:right w:w="0" w:type="dxa"/>
+            </w:tcMar>
+            <w:vAlign w:val="top"/>
+          </w:tcPr>
+          <w:p>
+            <w:pPr>
+              <w:pStyle w:val="Normal"/>
+              <w:jc w:val="center"/>
+              <w:pBdr>
+                <w:bottom w:val="none" w:sz="0" w:space="0" w:color="000000"/>
+                <w:top w:val="none" w:sz="0" w:space="0" w:color="000000"/>
+                <w:left w:val="none" w:sz="0" w:space="0" w:color="000000"/>
+                <w:right w:val="none" w:sz="0" w:space="0" w:color="000000"/>
+              </w:pBdr>
+              <w:spacing w:after="100" w:before="100" w:line="240"/>
+              <w:ind w:left="100" w:right="100" w:firstLine="0" w:firstLineChars="0"/>
+              <w:rPr>
+                <w:rFonts w:ascii="Times New Roman" w:hAnsi="Times New Roman" w:eastAsia="Times New Roman" w:cs="Times New Roman"/>
+                <w:i w:val="false"/>
+                <w:b w:val="false"/>
+                <w:u w:val="none"/>
+                <w:strike w:val="false"/>
+                <w:sz w:val="18"/>
+                <w:szCs w:val="18"/>
+                <w:color w:val="000000"/>
+              </w:rPr>
+            </w:pPr>
+            <w:r>
+              <w:rPr>
+                <w:rFonts w:ascii="Times New Roman" w:hAnsi="Times New Roman" w:eastAsia="Times New Roman" w:cs="Times New Roman"/>
+                <w:i w:val="false"/>
+                <w:b w:val="false"/>
+                <w:u w:val="none"/>
+                <w:strike w:val="false"/>
+                <w:sz w:val="18"/>
+                <w:szCs w:val="18"/>
+                <w:color w:val="000000"/>
+              </w:rPr>
+              <w:t xml:space="preserve">95 (43.2%)</w:t>
+            </w:r>
+          </w:p>
+        </w:tc>
+        <w:tc>
+          <w:tcPr>
+            <w:tcBorders>
+              <w:bottom w:val="none" w:sz="0" w:space="0" w:color="000000"/>
+              <w:top w:val="none" w:sz="0" w:space="0" w:color="000000"/>
+              <w:left w:val="none" w:sz="0" w:space="0" w:color="000000"/>
+              <w:right w:val="none" w:sz="0" w:space="0" w:color="000000"/>
+            </w:tcBorders>
+            <w:shd w:val="clear" w:color="auto" w:fill="FFFFFF"/>
+            <w:tcMar>
+              <w:top w:w="0" w:type="dxa"/>
+              <w:bottom w:w="0" w:type="dxa"/>
+              <w:left w:w="0" w:type="dxa"/>
+              <w:right w:w="0" w:type="dxa"/>
+            </w:tcMar>
+            <w:vAlign w:val="top"/>
+          </w:tcPr>
+          <w:p>
+            <w:pPr>
+              <w:pStyle w:val="Normal"/>
+              <w:jc w:val="center"/>
+              <w:pBdr>
+                <w:bottom w:val="none" w:sz="0" w:space="0" w:color="000000"/>
+                <w:top w:val="none" w:sz="0" w:space="0" w:color="000000"/>
+                <w:left w:val="none" w:sz="0" w:space="0" w:color="000000"/>
+                <w:right w:val="none" w:sz="0" w:space="0" w:color="000000"/>
+              </w:pBdr>
+              <w:spacing w:after="100" w:before="100" w:line="240"/>
+              <w:ind w:left="100" w:right="100" w:firstLine="0" w:firstLineChars="0"/>
+              <w:rPr>
+                <w:rFonts w:ascii="Times New Roman" w:hAnsi="Times New Roman" w:eastAsia="Times New Roman" w:cs="Times New Roman"/>
+                <w:i w:val="false"/>
+                <w:b w:val="false"/>
+                <w:u w:val="none"/>
+                <w:strike w:val="false"/>
+                <w:sz w:val="18"/>
+                <w:szCs w:val="18"/>
+                <w:color w:val="000000"/>
+              </w:rPr>
+            </w:pPr>
+            <w:r>
+              <w:rPr>
+                <w:rFonts w:ascii="Times New Roman" w:hAnsi="Times New Roman" w:eastAsia="Times New Roman" w:cs="Times New Roman"/>
+                <w:i w:val="false"/>
+                <w:b w:val="false"/>
+                <w:u w:val="none"/>
+                <w:strike w:val="false"/>
+                <w:sz w:val="18"/>
+                <w:szCs w:val="18"/>
+                <w:color w:val="000000"/>
+              </w:rPr>
+              <w:t xml:space="preserve">110 (50.2%)</w:t>
             </w:r>
           </w:p>
         </w:tc>
@@ -2903,7 +2903,7 @@
                 <w:szCs w:val="18"/>
                 <w:color w:val="000000"/>
               </w:rPr>
-              <w:t xml:space="preserve">0.194</w:t>
+              <w:t xml:space="preserve">0.175</w:t>
             </w:r>
           </w:p>
         </w:tc>
@@ -3018,117 +3018,117 @@
                 <w:szCs w:val="18"/>
                 <w:color w:val="000000"/>
               </w:rPr>
-              <w:t xml:space="preserve">71 (16.6%)</w:t>
-            </w:r>
-          </w:p>
-        </w:tc>
-        <w:tc>
-          <w:tcPr>
-            <w:tcBorders>
-              <w:bottom w:val="none" w:sz="0" w:space="0" w:color="000000"/>
-              <w:top w:val="none" w:sz="0" w:space="0" w:color="000000"/>
-              <w:left w:val="none" w:sz="0" w:space="0" w:color="000000"/>
-              <w:right w:val="none" w:sz="0" w:space="0" w:color="000000"/>
-            </w:tcBorders>
-            <w:shd w:val="clear" w:color="auto" w:fill="FFFFFF"/>
-            <w:tcMar>
-              <w:top w:w="0" w:type="dxa"/>
-              <w:bottom w:w="0" w:type="dxa"/>
-              <w:left w:w="0" w:type="dxa"/>
-              <w:right w:w="0" w:type="dxa"/>
-            </w:tcMar>
-            <w:vAlign w:val="top"/>
-          </w:tcPr>
-          <w:p>
-            <w:pPr>
-              <w:pStyle w:val="Normal"/>
-              <w:jc w:val="center"/>
-              <w:pBdr>
-                <w:bottom w:val="none" w:sz="0" w:space="0" w:color="000000"/>
-                <w:top w:val="none" w:sz="0" w:space="0" w:color="000000"/>
-                <w:left w:val="none" w:sz="0" w:space="0" w:color="000000"/>
-                <w:right w:val="none" w:sz="0" w:space="0" w:color="000000"/>
-              </w:pBdr>
-              <w:spacing w:after="100" w:before="100" w:line="240"/>
-              <w:ind w:left="100" w:right="100" w:firstLine="0" w:firstLineChars="0"/>
-              <w:rPr>
-                <w:rFonts w:ascii="Times New Roman" w:hAnsi="Times New Roman" w:eastAsia="Times New Roman" w:cs="Times New Roman"/>
-                <w:i w:val="false"/>
-                <w:b w:val="false"/>
-                <w:u w:val="none"/>
-                <w:strike w:val="false"/>
-                <w:sz w:val="18"/>
-                <w:szCs w:val="18"/>
-                <w:color w:val="000000"/>
-              </w:rPr>
-            </w:pPr>
-            <w:r>
-              <w:rPr>
-                <w:rFonts w:ascii="Times New Roman" w:hAnsi="Times New Roman" w:eastAsia="Times New Roman" w:cs="Times New Roman"/>
-                <w:i w:val="false"/>
-                <w:b w:val="false"/>
-                <w:u w:val="none"/>
-                <w:strike w:val="false"/>
-                <w:sz w:val="18"/>
-                <w:szCs w:val="18"/>
-                <w:color w:val="000000"/>
-              </w:rPr>
-              <w:t xml:space="preserve">40 (18.5%)</w:t>
-            </w:r>
-          </w:p>
-        </w:tc>
-        <w:tc>
-          <w:tcPr>
-            <w:tcBorders>
-              <w:bottom w:val="none" w:sz="0" w:space="0" w:color="000000"/>
-              <w:top w:val="none" w:sz="0" w:space="0" w:color="000000"/>
-              <w:left w:val="none" w:sz="0" w:space="0" w:color="000000"/>
-              <w:right w:val="none" w:sz="0" w:space="0" w:color="000000"/>
-            </w:tcBorders>
-            <w:shd w:val="clear" w:color="auto" w:fill="FFFFFF"/>
-            <w:tcMar>
-              <w:top w:w="0" w:type="dxa"/>
-              <w:bottom w:w="0" w:type="dxa"/>
-              <w:left w:w="0" w:type="dxa"/>
-              <w:right w:w="0" w:type="dxa"/>
-            </w:tcMar>
-            <w:vAlign w:val="top"/>
-          </w:tcPr>
-          <w:p>
-            <w:pPr>
-              <w:pStyle w:val="Normal"/>
-              <w:jc w:val="center"/>
-              <w:pBdr>
-                <w:bottom w:val="none" w:sz="0" w:space="0" w:color="000000"/>
-                <w:top w:val="none" w:sz="0" w:space="0" w:color="000000"/>
-                <w:left w:val="none" w:sz="0" w:space="0" w:color="000000"/>
-                <w:right w:val="none" w:sz="0" w:space="0" w:color="000000"/>
-              </w:pBdr>
-              <w:spacing w:after="100" w:before="100" w:line="240"/>
-              <w:ind w:left="100" w:right="100" w:firstLine="0" w:firstLineChars="0"/>
-              <w:rPr>
-                <w:rFonts w:ascii="Times New Roman" w:hAnsi="Times New Roman" w:eastAsia="Times New Roman" w:cs="Times New Roman"/>
-                <w:i w:val="false"/>
-                <w:b w:val="false"/>
-                <w:u w:val="none"/>
-                <w:strike w:val="false"/>
-                <w:sz w:val="18"/>
-                <w:szCs w:val="18"/>
-                <w:color w:val="000000"/>
-              </w:rPr>
-            </w:pPr>
-            <w:r>
-              <w:rPr>
-                <w:rFonts w:ascii="Times New Roman" w:hAnsi="Times New Roman" w:eastAsia="Times New Roman" w:cs="Times New Roman"/>
-                <w:i w:val="false"/>
-                <w:b w:val="false"/>
-                <w:u w:val="none"/>
-                <w:strike w:val="false"/>
-                <w:sz w:val="18"/>
-                <w:szCs w:val="18"/>
-                <w:color w:val="000000"/>
-              </w:rPr>
-              <w:t xml:space="preserve">31 (14.7%)</w:t>
+              <w:t xml:space="preserve">72 (16.7%)</w:t>
+            </w:r>
+          </w:p>
+        </w:tc>
+        <w:tc>
+          <w:tcPr>
+            <w:tcBorders>
+              <w:bottom w:val="none" w:sz="0" w:space="0" w:color="000000"/>
+              <w:top w:val="none" w:sz="0" w:space="0" w:color="000000"/>
+              <w:left w:val="none" w:sz="0" w:space="0" w:color="000000"/>
+              <w:right w:val="none" w:sz="0" w:space="0" w:color="000000"/>
+            </w:tcBorders>
+            <w:shd w:val="clear" w:color="auto" w:fill="FFFFFF"/>
+            <w:tcMar>
+              <w:top w:w="0" w:type="dxa"/>
+              <w:bottom w:w="0" w:type="dxa"/>
+              <w:left w:w="0" w:type="dxa"/>
+              <w:right w:w="0" w:type="dxa"/>
+            </w:tcMar>
+            <w:vAlign w:val="top"/>
+          </w:tcPr>
+          <w:p>
+            <w:pPr>
+              <w:pStyle w:val="Normal"/>
+              <w:jc w:val="center"/>
+              <w:pBdr>
+                <w:bottom w:val="none" w:sz="0" w:space="0" w:color="000000"/>
+                <w:top w:val="none" w:sz="0" w:space="0" w:color="000000"/>
+                <w:left w:val="none" w:sz="0" w:space="0" w:color="000000"/>
+                <w:right w:val="none" w:sz="0" w:space="0" w:color="000000"/>
+              </w:pBdr>
+              <w:spacing w:after="100" w:before="100" w:line="240"/>
+              <w:ind w:left="100" w:right="100" w:firstLine="0" w:firstLineChars="0"/>
+              <w:rPr>
+                <w:rFonts w:ascii="Times New Roman" w:hAnsi="Times New Roman" w:eastAsia="Times New Roman" w:cs="Times New Roman"/>
+                <w:i w:val="false"/>
+                <w:b w:val="false"/>
+                <w:u w:val="none"/>
+                <w:strike w:val="false"/>
+                <w:sz w:val="18"/>
+                <w:szCs w:val="18"/>
+                <w:color w:val="000000"/>
+              </w:rPr>
+            </w:pPr>
+            <w:r>
+              <w:rPr>
+                <w:rFonts w:ascii="Times New Roman" w:hAnsi="Times New Roman" w:eastAsia="Times New Roman" w:cs="Times New Roman"/>
+                <w:i w:val="false"/>
+                <w:b w:val="false"/>
+                <w:u w:val="none"/>
+                <w:strike w:val="false"/>
+                <w:sz w:val="18"/>
+                <w:szCs w:val="18"/>
+                <w:color w:val="000000"/>
+              </w:rPr>
+              <w:t xml:space="preserve">41 (18.9%)</w:t>
+            </w:r>
+          </w:p>
+        </w:tc>
+        <w:tc>
+          <w:tcPr>
+            <w:tcBorders>
+              <w:bottom w:val="none" w:sz="0" w:space="0" w:color="000000"/>
+              <w:top w:val="none" w:sz="0" w:space="0" w:color="000000"/>
+              <w:left w:val="none" w:sz="0" w:space="0" w:color="000000"/>
+              <w:right w:val="none" w:sz="0" w:space="0" w:color="000000"/>
+            </w:tcBorders>
+            <w:shd w:val="clear" w:color="auto" w:fill="FFFFFF"/>
+            <w:tcMar>
+              <w:top w:w="0" w:type="dxa"/>
+              <w:bottom w:w="0" w:type="dxa"/>
+              <w:left w:w="0" w:type="dxa"/>
+              <w:right w:w="0" w:type="dxa"/>
+            </w:tcMar>
+            <w:vAlign w:val="top"/>
+          </w:tcPr>
+          <w:p>
+            <w:pPr>
+              <w:pStyle w:val="Normal"/>
+              <w:jc w:val="center"/>
+              <w:pBdr>
+                <w:bottom w:val="none" w:sz="0" w:space="0" w:color="000000"/>
+                <w:top w:val="none" w:sz="0" w:space="0" w:color="000000"/>
+                <w:left w:val="none" w:sz="0" w:space="0" w:color="000000"/>
+                <w:right w:val="none" w:sz="0" w:space="0" w:color="000000"/>
+              </w:pBdr>
+              <w:spacing w:after="100" w:before="100" w:line="240"/>
+              <w:ind w:left="100" w:right="100" w:firstLine="0" w:firstLineChars="0"/>
+              <w:rPr>
+                <w:rFonts w:ascii="Times New Roman" w:hAnsi="Times New Roman" w:eastAsia="Times New Roman" w:cs="Times New Roman"/>
+                <w:i w:val="false"/>
+                <w:b w:val="false"/>
+                <w:u w:val="none"/>
+                <w:strike w:val="false"/>
+                <w:sz w:val="18"/>
+                <w:szCs w:val="18"/>
+                <w:color w:val="000000"/>
+              </w:rPr>
+            </w:pPr>
+            <w:r>
+              <w:rPr>
+                <w:rFonts w:ascii="Times New Roman" w:hAnsi="Times New Roman" w:eastAsia="Times New Roman" w:cs="Times New Roman"/>
+                <w:i w:val="false"/>
+                <w:b w:val="false"/>
+                <w:u w:val="none"/>
+                <w:strike w:val="false"/>
+                <w:sz w:val="18"/>
+                <w:szCs w:val="18"/>
+                <w:color w:val="000000"/>
+              </w:rPr>
+              <w:t xml:space="preserve">31 (14.6%)</w:t>
             </w:r>
           </w:p>
         </w:tc>
@@ -3298,117 +3298,117 @@
                 <w:szCs w:val="18"/>
                 <w:color w:val="000000"/>
               </w:rPr>
-              <w:t xml:space="preserve">169 (39.6%)</w:t>
-            </w:r>
-          </w:p>
-        </w:tc>
-        <w:tc>
-          <w:tcPr>
-            <w:tcBorders>
-              <w:bottom w:val="none" w:sz="0" w:space="0" w:color="000000"/>
-              <w:top w:val="none" w:sz="0" w:space="0" w:color="000000"/>
-              <w:left w:val="none" w:sz="0" w:space="0" w:color="000000"/>
-              <w:right w:val="none" w:sz="0" w:space="0" w:color="000000"/>
-            </w:tcBorders>
-            <w:shd w:val="clear" w:color="auto" w:fill="FFFFFF"/>
-            <w:tcMar>
-              <w:top w:w="0" w:type="dxa"/>
-              <w:bottom w:w="0" w:type="dxa"/>
-              <w:left w:w="0" w:type="dxa"/>
-              <w:right w:w="0" w:type="dxa"/>
-            </w:tcMar>
-            <w:vAlign w:val="top"/>
-          </w:tcPr>
-          <w:p>
-            <w:pPr>
-              <w:pStyle w:val="Normal"/>
-              <w:jc w:val="center"/>
-              <w:pBdr>
-                <w:bottom w:val="none" w:sz="0" w:space="0" w:color="000000"/>
-                <w:top w:val="none" w:sz="0" w:space="0" w:color="000000"/>
-                <w:left w:val="none" w:sz="0" w:space="0" w:color="000000"/>
-                <w:right w:val="none" w:sz="0" w:space="0" w:color="000000"/>
-              </w:pBdr>
-              <w:spacing w:after="100" w:before="100" w:line="240"/>
-              <w:ind w:left="100" w:right="100" w:firstLine="0" w:firstLineChars="0"/>
-              <w:rPr>
-                <w:rFonts w:ascii="Times New Roman" w:hAnsi="Times New Roman" w:eastAsia="Times New Roman" w:cs="Times New Roman"/>
-                <w:i w:val="false"/>
-                <w:b w:val="false"/>
-                <w:u w:val="none"/>
-                <w:strike w:val="false"/>
-                <w:sz w:val="18"/>
-                <w:szCs w:val="18"/>
-                <w:color w:val="000000"/>
-              </w:rPr>
-            </w:pPr>
-            <w:r>
-              <w:rPr>
-                <w:rFonts w:ascii="Times New Roman" w:hAnsi="Times New Roman" w:eastAsia="Times New Roman" w:cs="Times New Roman"/>
-                <w:i w:val="false"/>
-                <w:b w:val="false"/>
-                <w:u w:val="none"/>
-                <w:strike w:val="false"/>
-                <w:sz w:val="18"/>
-                <w:szCs w:val="18"/>
-                <w:color w:val="000000"/>
-              </w:rPr>
-              <w:t xml:space="preserve">92 (42.6%)</w:t>
-            </w:r>
-          </w:p>
-        </w:tc>
-        <w:tc>
-          <w:tcPr>
-            <w:tcBorders>
-              <w:bottom w:val="none" w:sz="0" w:space="0" w:color="000000"/>
-              <w:top w:val="none" w:sz="0" w:space="0" w:color="000000"/>
-              <w:left w:val="none" w:sz="0" w:space="0" w:color="000000"/>
-              <w:right w:val="none" w:sz="0" w:space="0" w:color="000000"/>
-            </w:tcBorders>
-            <w:shd w:val="clear" w:color="auto" w:fill="FFFFFF"/>
-            <w:tcMar>
-              <w:top w:w="0" w:type="dxa"/>
-              <w:bottom w:w="0" w:type="dxa"/>
-              <w:left w:w="0" w:type="dxa"/>
-              <w:right w:w="0" w:type="dxa"/>
-            </w:tcMar>
-            <w:vAlign w:val="top"/>
-          </w:tcPr>
-          <w:p>
-            <w:pPr>
-              <w:pStyle w:val="Normal"/>
-              <w:jc w:val="center"/>
-              <w:pBdr>
-                <w:bottom w:val="none" w:sz="0" w:space="0" w:color="000000"/>
-                <w:top w:val="none" w:sz="0" w:space="0" w:color="000000"/>
-                <w:left w:val="none" w:sz="0" w:space="0" w:color="000000"/>
-                <w:right w:val="none" w:sz="0" w:space="0" w:color="000000"/>
-              </w:pBdr>
-              <w:spacing w:after="100" w:before="100" w:line="240"/>
-              <w:ind w:left="100" w:right="100" w:firstLine="0" w:firstLineChars="0"/>
-              <w:rPr>
-                <w:rFonts w:ascii="Times New Roman" w:hAnsi="Times New Roman" w:eastAsia="Times New Roman" w:cs="Times New Roman"/>
-                <w:i w:val="false"/>
-                <w:b w:val="false"/>
-                <w:u w:val="none"/>
-                <w:strike w:val="false"/>
-                <w:sz w:val="18"/>
-                <w:szCs w:val="18"/>
-                <w:color w:val="000000"/>
-              </w:rPr>
-            </w:pPr>
-            <w:r>
-              <w:rPr>
-                <w:rFonts w:ascii="Times New Roman" w:hAnsi="Times New Roman" w:eastAsia="Times New Roman" w:cs="Times New Roman"/>
-                <w:i w:val="false"/>
-                <w:b w:val="false"/>
-                <w:u w:val="none"/>
-                <w:strike w:val="false"/>
-                <w:sz w:val="18"/>
-                <w:szCs w:val="18"/>
-                <w:color w:val="000000"/>
-              </w:rPr>
-              <w:t xml:space="preserve">77 (36.5%)</w:t>
+              <w:t xml:space="preserve">170 (39.5%)</w:t>
+            </w:r>
+          </w:p>
+        </w:tc>
+        <w:tc>
+          <w:tcPr>
+            <w:tcBorders>
+              <w:bottom w:val="none" w:sz="0" w:space="0" w:color="000000"/>
+              <w:top w:val="none" w:sz="0" w:space="0" w:color="000000"/>
+              <w:left w:val="none" w:sz="0" w:space="0" w:color="000000"/>
+              <w:right w:val="none" w:sz="0" w:space="0" w:color="000000"/>
+            </w:tcBorders>
+            <w:shd w:val="clear" w:color="auto" w:fill="FFFFFF"/>
+            <w:tcMar>
+              <w:top w:w="0" w:type="dxa"/>
+              <w:bottom w:w="0" w:type="dxa"/>
+              <w:left w:w="0" w:type="dxa"/>
+              <w:right w:w="0" w:type="dxa"/>
+            </w:tcMar>
+            <w:vAlign w:val="top"/>
+          </w:tcPr>
+          <w:p>
+            <w:pPr>
+              <w:pStyle w:val="Normal"/>
+              <w:jc w:val="center"/>
+              <w:pBdr>
+                <w:bottom w:val="none" w:sz="0" w:space="0" w:color="000000"/>
+                <w:top w:val="none" w:sz="0" w:space="0" w:color="000000"/>
+                <w:left w:val="none" w:sz="0" w:space="0" w:color="000000"/>
+                <w:right w:val="none" w:sz="0" w:space="0" w:color="000000"/>
+              </w:pBdr>
+              <w:spacing w:after="100" w:before="100" w:line="240"/>
+              <w:ind w:left="100" w:right="100" w:firstLine="0" w:firstLineChars="0"/>
+              <w:rPr>
+                <w:rFonts w:ascii="Times New Roman" w:hAnsi="Times New Roman" w:eastAsia="Times New Roman" w:cs="Times New Roman"/>
+                <w:i w:val="false"/>
+                <w:b w:val="false"/>
+                <w:u w:val="none"/>
+                <w:strike w:val="false"/>
+                <w:sz w:val="18"/>
+                <w:szCs w:val="18"/>
+                <w:color w:val="000000"/>
+              </w:rPr>
+            </w:pPr>
+            <w:r>
+              <w:rPr>
+                <w:rFonts w:ascii="Times New Roman" w:hAnsi="Times New Roman" w:eastAsia="Times New Roman" w:cs="Times New Roman"/>
+                <w:i w:val="false"/>
+                <w:b w:val="false"/>
+                <w:u w:val="none"/>
+                <w:strike w:val="false"/>
+                <w:sz w:val="18"/>
+                <w:szCs w:val="18"/>
+                <w:color w:val="000000"/>
+              </w:rPr>
+              <w:t xml:space="preserve">92 (42.4%)</w:t>
+            </w:r>
+          </w:p>
+        </w:tc>
+        <w:tc>
+          <w:tcPr>
+            <w:tcBorders>
+              <w:bottom w:val="none" w:sz="0" w:space="0" w:color="000000"/>
+              <w:top w:val="none" w:sz="0" w:space="0" w:color="000000"/>
+              <w:left w:val="none" w:sz="0" w:space="0" w:color="000000"/>
+              <w:right w:val="none" w:sz="0" w:space="0" w:color="000000"/>
+            </w:tcBorders>
+            <w:shd w:val="clear" w:color="auto" w:fill="FFFFFF"/>
+            <w:tcMar>
+              <w:top w:w="0" w:type="dxa"/>
+              <w:bottom w:w="0" w:type="dxa"/>
+              <w:left w:w="0" w:type="dxa"/>
+              <w:right w:w="0" w:type="dxa"/>
+            </w:tcMar>
+            <w:vAlign w:val="top"/>
+          </w:tcPr>
+          <w:p>
+            <w:pPr>
+              <w:pStyle w:val="Normal"/>
+              <w:jc w:val="center"/>
+              <w:pBdr>
+                <w:bottom w:val="none" w:sz="0" w:space="0" w:color="000000"/>
+                <w:top w:val="none" w:sz="0" w:space="0" w:color="000000"/>
+                <w:left w:val="none" w:sz="0" w:space="0" w:color="000000"/>
+                <w:right w:val="none" w:sz="0" w:space="0" w:color="000000"/>
+              </w:pBdr>
+              <w:spacing w:after="100" w:before="100" w:line="240"/>
+              <w:ind w:left="100" w:right="100" w:firstLine="0" w:firstLineChars="0"/>
+              <w:rPr>
+                <w:rFonts w:ascii="Times New Roman" w:hAnsi="Times New Roman" w:eastAsia="Times New Roman" w:cs="Times New Roman"/>
+                <w:i w:val="false"/>
+                <w:b w:val="false"/>
+                <w:u w:val="none"/>
+                <w:strike w:val="false"/>
+                <w:sz w:val="18"/>
+                <w:szCs w:val="18"/>
+                <w:color w:val="000000"/>
+              </w:rPr>
+            </w:pPr>
+            <w:r>
+              <w:rPr>
+                <w:rFonts w:ascii="Times New Roman" w:hAnsi="Times New Roman" w:eastAsia="Times New Roman" w:cs="Times New Roman"/>
+                <w:i w:val="false"/>
+                <w:b w:val="false"/>
+                <w:u w:val="none"/>
+                <w:strike w:val="false"/>
+                <w:sz w:val="18"/>
+                <w:szCs w:val="18"/>
+                <w:color w:val="000000"/>
+              </w:rPr>
+              <w:t xml:space="preserve">78 (36.6%)</w:t>
             </w:r>
           </w:p>
         </w:tc>
@@ -3578,117 +3578,117 @@
                 <w:szCs w:val="18"/>
                 <w:color w:val="000000"/>
               </w:rPr>
-              <w:t xml:space="preserve">127 (29.7%)</w:t>
-            </w:r>
-          </w:p>
-        </w:tc>
-        <w:tc>
-          <w:tcPr>
-            <w:tcBorders>
-              <w:bottom w:val="none" w:sz="0" w:space="0" w:color="000000"/>
-              <w:top w:val="none" w:sz="0" w:space="0" w:color="000000"/>
-              <w:left w:val="none" w:sz="0" w:space="0" w:color="000000"/>
-              <w:right w:val="none" w:sz="0" w:space="0" w:color="000000"/>
-            </w:tcBorders>
-            <w:shd w:val="clear" w:color="auto" w:fill="FFFFFF"/>
-            <w:tcMar>
-              <w:top w:w="0" w:type="dxa"/>
-              <w:bottom w:w="0" w:type="dxa"/>
-              <w:left w:w="0" w:type="dxa"/>
-              <w:right w:w="0" w:type="dxa"/>
-            </w:tcMar>
-            <w:vAlign w:val="top"/>
-          </w:tcPr>
-          <w:p>
-            <w:pPr>
-              <w:pStyle w:val="Normal"/>
-              <w:jc w:val="center"/>
-              <w:pBdr>
-                <w:bottom w:val="none" w:sz="0" w:space="0" w:color="000000"/>
-                <w:top w:val="none" w:sz="0" w:space="0" w:color="000000"/>
-                <w:left w:val="none" w:sz="0" w:space="0" w:color="000000"/>
-                <w:right w:val="none" w:sz="0" w:space="0" w:color="000000"/>
-              </w:pBdr>
-              <w:spacing w:after="100" w:before="100" w:line="240"/>
-              <w:ind w:left="100" w:right="100" w:firstLine="0" w:firstLineChars="0"/>
-              <w:rPr>
-                <w:rFonts w:ascii="Times New Roman" w:hAnsi="Times New Roman" w:eastAsia="Times New Roman" w:cs="Times New Roman"/>
-                <w:i w:val="false"/>
-                <w:b w:val="false"/>
-                <w:u w:val="none"/>
-                <w:strike w:val="false"/>
-                <w:sz w:val="18"/>
-                <w:szCs w:val="18"/>
-                <w:color w:val="000000"/>
-              </w:rPr>
-            </w:pPr>
-            <w:r>
-              <w:rPr>
-                <w:rFonts w:ascii="Times New Roman" w:hAnsi="Times New Roman" w:eastAsia="Times New Roman" w:cs="Times New Roman"/>
-                <w:i w:val="false"/>
-                <w:b w:val="false"/>
-                <w:u w:val="none"/>
-                <w:strike w:val="false"/>
-                <w:sz w:val="18"/>
-                <w:szCs w:val="18"/>
-                <w:color w:val="000000"/>
-              </w:rPr>
-              <w:t xml:space="preserve">59 (27.3%)</w:t>
-            </w:r>
-          </w:p>
-        </w:tc>
-        <w:tc>
-          <w:tcPr>
-            <w:tcBorders>
-              <w:bottom w:val="none" w:sz="0" w:space="0" w:color="000000"/>
-              <w:top w:val="none" w:sz="0" w:space="0" w:color="000000"/>
-              <w:left w:val="none" w:sz="0" w:space="0" w:color="000000"/>
-              <w:right w:val="none" w:sz="0" w:space="0" w:color="000000"/>
-            </w:tcBorders>
-            <w:shd w:val="clear" w:color="auto" w:fill="FFFFFF"/>
-            <w:tcMar>
-              <w:top w:w="0" w:type="dxa"/>
-              <w:bottom w:w="0" w:type="dxa"/>
-              <w:left w:w="0" w:type="dxa"/>
-              <w:right w:w="0" w:type="dxa"/>
-            </w:tcMar>
-            <w:vAlign w:val="top"/>
-          </w:tcPr>
-          <w:p>
-            <w:pPr>
-              <w:pStyle w:val="Normal"/>
-              <w:jc w:val="center"/>
-              <w:pBdr>
-                <w:bottom w:val="none" w:sz="0" w:space="0" w:color="000000"/>
-                <w:top w:val="none" w:sz="0" w:space="0" w:color="000000"/>
-                <w:left w:val="none" w:sz="0" w:space="0" w:color="000000"/>
-                <w:right w:val="none" w:sz="0" w:space="0" w:color="000000"/>
-              </w:pBdr>
-              <w:spacing w:after="100" w:before="100" w:line="240"/>
-              <w:ind w:left="100" w:right="100" w:firstLine="0" w:firstLineChars="0"/>
-              <w:rPr>
-                <w:rFonts w:ascii="Times New Roman" w:hAnsi="Times New Roman" w:eastAsia="Times New Roman" w:cs="Times New Roman"/>
-                <w:i w:val="false"/>
-                <w:b w:val="false"/>
-                <w:u w:val="none"/>
-                <w:strike w:val="false"/>
-                <w:sz w:val="18"/>
-                <w:szCs w:val="18"/>
-                <w:color w:val="000000"/>
-              </w:rPr>
-            </w:pPr>
-            <w:r>
-              <w:rPr>
-                <w:rFonts w:ascii="Times New Roman" w:hAnsi="Times New Roman" w:eastAsia="Times New Roman" w:cs="Times New Roman"/>
-                <w:i w:val="false"/>
-                <w:b w:val="false"/>
-                <w:u w:val="none"/>
-                <w:strike w:val="false"/>
-                <w:sz w:val="18"/>
-                <w:szCs w:val="18"/>
-                <w:color w:val="000000"/>
-              </w:rPr>
-              <w:t xml:space="preserve">68 (32.2%)</w:t>
+              <w:t xml:space="preserve">128 (29.8%)</w:t>
+            </w:r>
+          </w:p>
+        </w:tc>
+        <w:tc>
+          <w:tcPr>
+            <w:tcBorders>
+              <w:bottom w:val="none" w:sz="0" w:space="0" w:color="000000"/>
+              <w:top w:val="none" w:sz="0" w:space="0" w:color="000000"/>
+              <w:left w:val="none" w:sz="0" w:space="0" w:color="000000"/>
+              <w:right w:val="none" w:sz="0" w:space="0" w:color="000000"/>
+            </w:tcBorders>
+            <w:shd w:val="clear" w:color="auto" w:fill="FFFFFF"/>
+            <w:tcMar>
+              <w:top w:w="0" w:type="dxa"/>
+              <w:bottom w:w="0" w:type="dxa"/>
+              <w:left w:w="0" w:type="dxa"/>
+              <w:right w:w="0" w:type="dxa"/>
+            </w:tcMar>
+            <w:vAlign w:val="top"/>
+          </w:tcPr>
+          <w:p>
+            <w:pPr>
+              <w:pStyle w:val="Normal"/>
+              <w:jc w:val="center"/>
+              <w:pBdr>
+                <w:bottom w:val="none" w:sz="0" w:space="0" w:color="000000"/>
+                <w:top w:val="none" w:sz="0" w:space="0" w:color="000000"/>
+                <w:left w:val="none" w:sz="0" w:space="0" w:color="000000"/>
+                <w:right w:val="none" w:sz="0" w:space="0" w:color="000000"/>
+              </w:pBdr>
+              <w:spacing w:after="100" w:before="100" w:line="240"/>
+              <w:ind w:left="100" w:right="100" w:firstLine="0" w:firstLineChars="0"/>
+              <w:rPr>
+                <w:rFonts w:ascii="Times New Roman" w:hAnsi="Times New Roman" w:eastAsia="Times New Roman" w:cs="Times New Roman"/>
+                <w:i w:val="false"/>
+                <w:b w:val="false"/>
+                <w:u w:val="none"/>
+                <w:strike w:val="false"/>
+                <w:sz w:val="18"/>
+                <w:szCs w:val="18"/>
+                <w:color w:val="000000"/>
+              </w:rPr>
+            </w:pPr>
+            <w:r>
+              <w:rPr>
+                <w:rFonts w:ascii="Times New Roman" w:hAnsi="Times New Roman" w:eastAsia="Times New Roman" w:cs="Times New Roman"/>
+                <w:i w:val="false"/>
+                <w:b w:val="false"/>
+                <w:u w:val="none"/>
+                <w:strike w:val="false"/>
+                <w:sz w:val="18"/>
+                <w:szCs w:val="18"/>
+                <w:color w:val="000000"/>
+              </w:rPr>
+              <w:t xml:space="preserve">59 (27.2%)</w:t>
+            </w:r>
+          </w:p>
+        </w:tc>
+        <w:tc>
+          <w:tcPr>
+            <w:tcBorders>
+              <w:bottom w:val="none" w:sz="0" w:space="0" w:color="000000"/>
+              <w:top w:val="none" w:sz="0" w:space="0" w:color="000000"/>
+              <w:left w:val="none" w:sz="0" w:space="0" w:color="000000"/>
+              <w:right w:val="none" w:sz="0" w:space="0" w:color="000000"/>
+            </w:tcBorders>
+            <w:shd w:val="clear" w:color="auto" w:fill="FFFFFF"/>
+            <w:tcMar>
+              <w:top w:w="0" w:type="dxa"/>
+              <w:bottom w:w="0" w:type="dxa"/>
+              <w:left w:w="0" w:type="dxa"/>
+              <w:right w:w="0" w:type="dxa"/>
+            </w:tcMar>
+            <w:vAlign w:val="top"/>
+          </w:tcPr>
+          <w:p>
+            <w:pPr>
+              <w:pStyle w:val="Normal"/>
+              <w:jc w:val="center"/>
+              <w:pBdr>
+                <w:bottom w:val="none" w:sz="0" w:space="0" w:color="000000"/>
+                <w:top w:val="none" w:sz="0" w:space="0" w:color="000000"/>
+                <w:left w:val="none" w:sz="0" w:space="0" w:color="000000"/>
+                <w:right w:val="none" w:sz="0" w:space="0" w:color="000000"/>
+              </w:pBdr>
+              <w:spacing w:after="100" w:before="100" w:line="240"/>
+              <w:ind w:left="100" w:right="100" w:firstLine="0" w:firstLineChars="0"/>
+              <w:rPr>
+                <w:rFonts w:ascii="Times New Roman" w:hAnsi="Times New Roman" w:eastAsia="Times New Roman" w:cs="Times New Roman"/>
+                <w:i w:val="false"/>
+                <w:b w:val="false"/>
+                <w:u w:val="none"/>
+                <w:strike w:val="false"/>
+                <w:sz w:val="18"/>
+                <w:szCs w:val="18"/>
+                <w:color w:val="000000"/>
+              </w:rPr>
+            </w:pPr>
+            <w:r>
+              <w:rPr>
+                <w:rFonts w:ascii="Times New Roman" w:hAnsi="Times New Roman" w:eastAsia="Times New Roman" w:cs="Times New Roman"/>
+                <w:i w:val="false"/>
+                <w:b w:val="false"/>
+                <w:u w:val="none"/>
+                <w:strike w:val="false"/>
+                <w:sz w:val="18"/>
+                <w:szCs w:val="18"/>
+                <w:color w:val="000000"/>
+              </w:rPr>
+              <w:t xml:space="preserve">69 (32.4%)</w:t>
             </w:r>
           </w:p>
         </w:tc>
@@ -3858,117 +3858,117 @@
                 <w:szCs w:val="18"/>
                 <w:color w:val="000000"/>
               </w:rPr>
-              <w:t xml:space="preserve">60 (14.1%)</w:t>
-            </w:r>
-          </w:p>
-        </w:tc>
-        <w:tc>
-          <w:tcPr>
-            <w:tcBorders>
-              <w:bottom w:val="none" w:sz="0" w:space="0" w:color="000000"/>
-              <w:top w:val="none" w:sz="0" w:space="0" w:color="000000"/>
-              <w:left w:val="none" w:sz="0" w:space="0" w:color="000000"/>
-              <w:right w:val="none" w:sz="0" w:space="0" w:color="000000"/>
-            </w:tcBorders>
-            <w:shd w:val="clear" w:color="auto" w:fill="FFFFFF"/>
-            <w:tcMar>
-              <w:top w:w="0" w:type="dxa"/>
-              <w:bottom w:w="0" w:type="dxa"/>
-              <w:left w:w="0" w:type="dxa"/>
-              <w:right w:w="0" w:type="dxa"/>
-            </w:tcMar>
-            <w:vAlign w:val="top"/>
-          </w:tcPr>
-          <w:p>
-            <w:pPr>
-              <w:pStyle w:val="Normal"/>
-              <w:jc w:val="center"/>
-              <w:pBdr>
-                <w:bottom w:val="none" w:sz="0" w:space="0" w:color="000000"/>
-                <w:top w:val="none" w:sz="0" w:space="0" w:color="000000"/>
-                <w:left w:val="none" w:sz="0" w:space="0" w:color="000000"/>
-                <w:right w:val="none" w:sz="0" w:space="0" w:color="000000"/>
-              </w:pBdr>
-              <w:spacing w:after="100" w:before="100" w:line="240"/>
-              <w:ind w:left="100" w:right="100" w:firstLine="0" w:firstLineChars="0"/>
-              <w:rPr>
-                <w:rFonts w:ascii="Times New Roman" w:hAnsi="Times New Roman" w:eastAsia="Times New Roman" w:cs="Times New Roman"/>
-                <w:i w:val="false"/>
-                <w:b w:val="false"/>
-                <w:u w:val="none"/>
-                <w:strike w:val="false"/>
-                <w:sz w:val="18"/>
-                <w:szCs w:val="18"/>
-                <w:color w:val="000000"/>
-              </w:rPr>
-            </w:pPr>
-            <w:r>
-              <w:rPr>
-                <w:rFonts w:ascii="Times New Roman" w:hAnsi="Times New Roman" w:eastAsia="Times New Roman" w:cs="Times New Roman"/>
-                <w:i w:val="false"/>
-                <w:b w:val="false"/>
-                <w:u w:val="none"/>
-                <w:strike w:val="false"/>
-                <w:sz w:val="18"/>
-                <w:szCs w:val="18"/>
-                <w:color w:val="000000"/>
-              </w:rPr>
-              <w:t xml:space="preserve">25 (11.6%)</w:t>
-            </w:r>
-          </w:p>
-        </w:tc>
-        <w:tc>
-          <w:tcPr>
-            <w:tcBorders>
-              <w:bottom w:val="none" w:sz="0" w:space="0" w:color="000000"/>
-              <w:top w:val="none" w:sz="0" w:space="0" w:color="000000"/>
-              <w:left w:val="none" w:sz="0" w:space="0" w:color="000000"/>
-              <w:right w:val="none" w:sz="0" w:space="0" w:color="000000"/>
-            </w:tcBorders>
-            <w:shd w:val="clear" w:color="auto" w:fill="FFFFFF"/>
-            <w:tcMar>
-              <w:top w:w="0" w:type="dxa"/>
-              <w:bottom w:w="0" w:type="dxa"/>
-              <w:left w:w="0" w:type="dxa"/>
-              <w:right w:w="0" w:type="dxa"/>
-            </w:tcMar>
-            <w:vAlign w:val="top"/>
-          </w:tcPr>
-          <w:p>
-            <w:pPr>
-              <w:pStyle w:val="Normal"/>
-              <w:jc w:val="center"/>
-              <w:pBdr>
-                <w:bottom w:val="none" w:sz="0" w:space="0" w:color="000000"/>
-                <w:top w:val="none" w:sz="0" w:space="0" w:color="000000"/>
-                <w:left w:val="none" w:sz="0" w:space="0" w:color="000000"/>
-                <w:right w:val="none" w:sz="0" w:space="0" w:color="000000"/>
-              </w:pBdr>
-              <w:spacing w:after="100" w:before="100" w:line="240"/>
-              <w:ind w:left="100" w:right="100" w:firstLine="0" w:firstLineChars="0"/>
-              <w:rPr>
-                <w:rFonts w:ascii="Times New Roman" w:hAnsi="Times New Roman" w:eastAsia="Times New Roman" w:cs="Times New Roman"/>
-                <w:i w:val="false"/>
-                <w:b w:val="false"/>
-                <w:u w:val="none"/>
-                <w:strike w:val="false"/>
-                <w:sz w:val="18"/>
-                <w:szCs w:val="18"/>
-                <w:color w:val="000000"/>
-              </w:rPr>
-            </w:pPr>
-            <w:r>
-              <w:rPr>
-                <w:rFonts w:ascii="Times New Roman" w:hAnsi="Times New Roman" w:eastAsia="Times New Roman" w:cs="Times New Roman"/>
-                <w:i w:val="false"/>
-                <w:b w:val="false"/>
-                <w:u w:val="none"/>
-                <w:strike w:val="false"/>
-                <w:sz w:val="18"/>
-                <w:szCs w:val="18"/>
-                <w:color w:val="000000"/>
-              </w:rPr>
-              <w:t xml:space="preserve">35 (16.6%)</w:t>
+              <w:t xml:space="preserve">60 (14.0%)</w:t>
+            </w:r>
+          </w:p>
+        </w:tc>
+        <w:tc>
+          <w:tcPr>
+            <w:tcBorders>
+              <w:bottom w:val="none" w:sz="0" w:space="0" w:color="000000"/>
+              <w:top w:val="none" w:sz="0" w:space="0" w:color="000000"/>
+              <w:left w:val="none" w:sz="0" w:space="0" w:color="000000"/>
+              <w:right w:val="none" w:sz="0" w:space="0" w:color="000000"/>
+            </w:tcBorders>
+            <w:shd w:val="clear" w:color="auto" w:fill="FFFFFF"/>
+            <w:tcMar>
+              <w:top w:w="0" w:type="dxa"/>
+              <w:bottom w:w="0" w:type="dxa"/>
+              <w:left w:w="0" w:type="dxa"/>
+              <w:right w:w="0" w:type="dxa"/>
+            </w:tcMar>
+            <w:vAlign w:val="top"/>
+          </w:tcPr>
+          <w:p>
+            <w:pPr>
+              <w:pStyle w:val="Normal"/>
+              <w:jc w:val="center"/>
+              <w:pBdr>
+                <w:bottom w:val="none" w:sz="0" w:space="0" w:color="000000"/>
+                <w:top w:val="none" w:sz="0" w:space="0" w:color="000000"/>
+                <w:left w:val="none" w:sz="0" w:space="0" w:color="000000"/>
+                <w:right w:val="none" w:sz="0" w:space="0" w:color="000000"/>
+              </w:pBdr>
+              <w:spacing w:after="100" w:before="100" w:line="240"/>
+              <w:ind w:left="100" w:right="100" w:firstLine="0" w:firstLineChars="0"/>
+              <w:rPr>
+                <w:rFonts w:ascii="Times New Roman" w:hAnsi="Times New Roman" w:eastAsia="Times New Roman" w:cs="Times New Roman"/>
+                <w:i w:val="false"/>
+                <w:b w:val="false"/>
+                <w:u w:val="none"/>
+                <w:strike w:val="false"/>
+                <w:sz w:val="18"/>
+                <w:szCs w:val="18"/>
+                <w:color w:val="000000"/>
+              </w:rPr>
+            </w:pPr>
+            <w:r>
+              <w:rPr>
+                <w:rFonts w:ascii="Times New Roman" w:hAnsi="Times New Roman" w:eastAsia="Times New Roman" w:cs="Times New Roman"/>
+                <w:i w:val="false"/>
+                <w:b w:val="false"/>
+                <w:u w:val="none"/>
+                <w:strike w:val="false"/>
+                <w:sz w:val="18"/>
+                <w:szCs w:val="18"/>
+                <w:color w:val="000000"/>
+              </w:rPr>
+              <w:t xml:space="preserve">25 (11.5%)</w:t>
+            </w:r>
+          </w:p>
+        </w:tc>
+        <w:tc>
+          <w:tcPr>
+            <w:tcBorders>
+              <w:bottom w:val="none" w:sz="0" w:space="0" w:color="000000"/>
+              <w:top w:val="none" w:sz="0" w:space="0" w:color="000000"/>
+              <w:left w:val="none" w:sz="0" w:space="0" w:color="000000"/>
+              <w:right w:val="none" w:sz="0" w:space="0" w:color="000000"/>
+            </w:tcBorders>
+            <w:shd w:val="clear" w:color="auto" w:fill="FFFFFF"/>
+            <w:tcMar>
+              <w:top w:w="0" w:type="dxa"/>
+              <w:bottom w:w="0" w:type="dxa"/>
+              <w:left w:w="0" w:type="dxa"/>
+              <w:right w:w="0" w:type="dxa"/>
+            </w:tcMar>
+            <w:vAlign w:val="top"/>
+          </w:tcPr>
+          <w:p>
+            <w:pPr>
+              <w:pStyle w:val="Normal"/>
+              <w:jc w:val="center"/>
+              <w:pBdr>
+                <w:bottom w:val="none" w:sz="0" w:space="0" w:color="000000"/>
+                <w:top w:val="none" w:sz="0" w:space="0" w:color="000000"/>
+                <w:left w:val="none" w:sz="0" w:space="0" w:color="000000"/>
+                <w:right w:val="none" w:sz="0" w:space="0" w:color="000000"/>
+              </w:pBdr>
+              <w:spacing w:after="100" w:before="100" w:line="240"/>
+              <w:ind w:left="100" w:right="100" w:firstLine="0" w:firstLineChars="0"/>
+              <w:rPr>
+                <w:rFonts w:ascii="Times New Roman" w:hAnsi="Times New Roman" w:eastAsia="Times New Roman" w:cs="Times New Roman"/>
+                <w:i w:val="false"/>
+                <w:b w:val="false"/>
+                <w:u w:val="none"/>
+                <w:strike w:val="false"/>
+                <w:sz w:val="18"/>
+                <w:szCs w:val="18"/>
+                <w:color w:val="000000"/>
+              </w:rPr>
+            </w:pPr>
+            <w:r>
+              <w:rPr>
+                <w:rFonts w:ascii="Times New Roman" w:hAnsi="Times New Roman" w:eastAsia="Times New Roman" w:cs="Times New Roman"/>
+                <w:i w:val="false"/>
+                <w:b w:val="false"/>
+                <w:u w:val="none"/>
+                <w:strike w:val="false"/>
+                <w:sz w:val="18"/>
+                <w:szCs w:val="18"/>
+                <w:color w:val="000000"/>
+              </w:rPr>
+              <w:t xml:space="preserve">35 (16.4%)</w:t>
             </w:r>
           </w:p>
         </w:tc>
@@ -4583,7 +4583,7 @@
                 <w:szCs w:val="18"/>
                 <w:color w:val="000000"/>
               </w:rPr>
-              <w:t xml:space="preserve">0.011</w:t>
+              <w:t xml:space="preserve">0.010</w:t>
             </w:r>
           </w:p>
         </w:tc>
@@ -4698,7 +4698,7 @@
                 <w:szCs w:val="18"/>
                 <w:color w:val="000000"/>
               </w:rPr>
-              <w:t xml:space="preserve">12 (2.8%)</w:t>
+              <w:t xml:space="preserve">12 (2.7%)</w:t>
             </w:r>
           </w:p>
         </w:tc>
@@ -4978,117 +4978,117 @@
                 <w:szCs w:val="18"/>
                 <w:color w:val="000000"/>
               </w:rPr>
-              <w:t xml:space="preserve">74 (17.0%)</w:t>
-            </w:r>
-          </w:p>
-        </w:tc>
-        <w:tc>
-          <w:tcPr>
-            <w:tcBorders>
-              <w:bottom w:val="none" w:sz="0" w:space="0" w:color="000000"/>
-              <w:top w:val="none" w:sz="0" w:space="0" w:color="000000"/>
-              <w:left w:val="none" w:sz="0" w:space="0" w:color="000000"/>
-              <w:right w:val="none" w:sz="0" w:space="0" w:color="000000"/>
-            </w:tcBorders>
-            <w:shd w:val="clear" w:color="auto" w:fill="FFFFFF"/>
-            <w:tcMar>
-              <w:top w:w="0" w:type="dxa"/>
-              <w:bottom w:w="0" w:type="dxa"/>
-              <w:left w:w="0" w:type="dxa"/>
-              <w:right w:w="0" w:type="dxa"/>
-            </w:tcMar>
-            <w:vAlign w:val="top"/>
-          </w:tcPr>
-          <w:p>
-            <w:pPr>
-              <w:pStyle w:val="Normal"/>
-              <w:jc w:val="center"/>
-              <w:pBdr>
-                <w:bottom w:val="none" w:sz="0" w:space="0" w:color="000000"/>
-                <w:top w:val="none" w:sz="0" w:space="0" w:color="000000"/>
-                <w:left w:val="none" w:sz="0" w:space="0" w:color="000000"/>
-                <w:right w:val="none" w:sz="0" w:space="0" w:color="000000"/>
-              </w:pBdr>
-              <w:spacing w:after="100" w:before="100" w:line="240"/>
-              <w:ind w:left="100" w:right="100" w:firstLine="0" w:firstLineChars="0"/>
-              <w:rPr>
-                <w:rFonts w:ascii="Times New Roman" w:hAnsi="Times New Roman" w:eastAsia="Times New Roman" w:cs="Times New Roman"/>
-                <w:i w:val="false"/>
-                <w:b w:val="false"/>
-                <w:u w:val="none"/>
-                <w:strike w:val="false"/>
-                <w:sz w:val="18"/>
-                <w:szCs w:val="18"/>
-                <w:color w:val="000000"/>
-              </w:rPr>
-            </w:pPr>
-            <w:r>
-              <w:rPr>
-                <w:rFonts w:ascii="Times New Roman" w:hAnsi="Times New Roman" w:eastAsia="Times New Roman" w:cs="Times New Roman"/>
-                <w:i w:val="false"/>
-                <w:b w:val="false"/>
-                <w:u w:val="none"/>
-                <w:strike w:val="false"/>
-                <w:sz w:val="18"/>
-                <w:szCs w:val="18"/>
-                <w:color w:val="000000"/>
-              </w:rPr>
-              <w:t xml:space="preserve">41 (18.7%)</w:t>
-            </w:r>
-          </w:p>
-        </w:tc>
-        <w:tc>
-          <w:tcPr>
-            <w:tcBorders>
-              <w:bottom w:val="none" w:sz="0" w:space="0" w:color="000000"/>
-              <w:top w:val="none" w:sz="0" w:space="0" w:color="000000"/>
-              <w:left w:val="none" w:sz="0" w:space="0" w:color="000000"/>
-              <w:right w:val="none" w:sz="0" w:space="0" w:color="000000"/>
-            </w:tcBorders>
-            <w:shd w:val="clear" w:color="auto" w:fill="FFFFFF"/>
-            <w:tcMar>
-              <w:top w:w="0" w:type="dxa"/>
-              <w:bottom w:w="0" w:type="dxa"/>
-              <w:left w:w="0" w:type="dxa"/>
-              <w:right w:w="0" w:type="dxa"/>
-            </w:tcMar>
-            <w:vAlign w:val="top"/>
-          </w:tcPr>
-          <w:p>
-            <w:pPr>
-              <w:pStyle w:val="Normal"/>
-              <w:jc w:val="center"/>
-              <w:pBdr>
-                <w:bottom w:val="none" w:sz="0" w:space="0" w:color="000000"/>
-                <w:top w:val="none" w:sz="0" w:space="0" w:color="000000"/>
-                <w:left w:val="none" w:sz="0" w:space="0" w:color="000000"/>
-                <w:right w:val="none" w:sz="0" w:space="0" w:color="000000"/>
-              </w:pBdr>
-              <w:spacing w:after="100" w:before="100" w:line="240"/>
-              <w:ind w:left="100" w:right="100" w:firstLine="0" w:firstLineChars="0"/>
-              <w:rPr>
-                <w:rFonts w:ascii="Times New Roman" w:hAnsi="Times New Roman" w:eastAsia="Times New Roman" w:cs="Times New Roman"/>
-                <w:i w:val="false"/>
-                <w:b w:val="false"/>
-                <w:u w:val="none"/>
-                <w:strike w:val="false"/>
-                <w:sz w:val="18"/>
-                <w:szCs w:val="18"/>
-                <w:color w:val="000000"/>
-              </w:rPr>
-            </w:pPr>
-            <w:r>
-              <w:rPr>
-                <w:rFonts w:ascii="Times New Roman" w:hAnsi="Times New Roman" w:eastAsia="Times New Roman" w:cs="Times New Roman"/>
-                <w:i w:val="false"/>
-                <w:b w:val="false"/>
-                <w:u w:val="none"/>
-                <w:strike w:val="false"/>
-                <w:sz w:val="18"/>
-                <w:szCs w:val="18"/>
-                <w:color w:val="000000"/>
-              </w:rPr>
-              <w:t xml:space="preserve">33 (15.2%)</w:t>
+              <w:t xml:space="preserve">75 (17.1%)</w:t>
+            </w:r>
+          </w:p>
+        </w:tc>
+        <w:tc>
+          <w:tcPr>
+            <w:tcBorders>
+              <w:bottom w:val="none" w:sz="0" w:space="0" w:color="000000"/>
+              <w:top w:val="none" w:sz="0" w:space="0" w:color="000000"/>
+              <w:left w:val="none" w:sz="0" w:space="0" w:color="000000"/>
+              <w:right w:val="none" w:sz="0" w:space="0" w:color="000000"/>
+            </w:tcBorders>
+            <w:shd w:val="clear" w:color="auto" w:fill="FFFFFF"/>
+            <w:tcMar>
+              <w:top w:w="0" w:type="dxa"/>
+              <w:bottom w:w="0" w:type="dxa"/>
+              <w:left w:w="0" w:type="dxa"/>
+              <w:right w:w="0" w:type="dxa"/>
+            </w:tcMar>
+            <w:vAlign w:val="top"/>
+          </w:tcPr>
+          <w:p>
+            <w:pPr>
+              <w:pStyle w:val="Normal"/>
+              <w:jc w:val="center"/>
+              <w:pBdr>
+                <w:bottom w:val="none" w:sz="0" w:space="0" w:color="000000"/>
+                <w:top w:val="none" w:sz="0" w:space="0" w:color="000000"/>
+                <w:left w:val="none" w:sz="0" w:space="0" w:color="000000"/>
+                <w:right w:val="none" w:sz="0" w:space="0" w:color="000000"/>
+              </w:pBdr>
+              <w:spacing w:after="100" w:before="100" w:line="240"/>
+              <w:ind w:left="100" w:right="100" w:firstLine="0" w:firstLineChars="0"/>
+              <w:rPr>
+                <w:rFonts w:ascii="Times New Roman" w:hAnsi="Times New Roman" w:eastAsia="Times New Roman" w:cs="Times New Roman"/>
+                <w:i w:val="false"/>
+                <w:b w:val="false"/>
+                <w:u w:val="none"/>
+                <w:strike w:val="false"/>
+                <w:sz w:val="18"/>
+                <w:szCs w:val="18"/>
+                <w:color w:val="000000"/>
+              </w:rPr>
+            </w:pPr>
+            <w:r>
+              <w:rPr>
+                <w:rFonts w:ascii="Times New Roman" w:hAnsi="Times New Roman" w:eastAsia="Times New Roman" w:cs="Times New Roman"/>
+                <w:i w:val="false"/>
+                <w:b w:val="false"/>
+                <w:u w:val="none"/>
+                <w:strike w:val="false"/>
+                <w:sz w:val="18"/>
+                <w:szCs w:val="18"/>
+                <w:color w:val="000000"/>
+              </w:rPr>
+              <w:t xml:space="preserve">42 (19.1%)</w:t>
+            </w:r>
+          </w:p>
+        </w:tc>
+        <w:tc>
+          <w:tcPr>
+            <w:tcBorders>
+              <w:bottom w:val="none" w:sz="0" w:space="0" w:color="000000"/>
+              <w:top w:val="none" w:sz="0" w:space="0" w:color="000000"/>
+              <w:left w:val="none" w:sz="0" w:space="0" w:color="000000"/>
+              <w:right w:val="none" w:sz="0" w:space="0" w:color="000000"/>
+            </w:tcBorders>
+            <w:shd w:val="clear" w:color="auto" w:fill="FFFFFF"/>
+            <w:tcMar>
+              <w:top w:w="0" w:type="dxa"/>
+              <w:bottom w:w="0" w:type="dxa"/>
+              <w:left w:w="0" w:type="dxa"/>
+              <w:right w:w="0" w:type="dxa"/>
+            </w:tcMar>
+            <w:vAlign w:val="top"/>
+          </w:tcPr>
+          <w:p>
+            <w:pPr>
+              <w:pStyle w:val="Normal"/>
+              <w:jc w:val="center"/>
+              <w:pBdr>
+                <w:bottom w:val="none" w:sz="0" w:space="0" w:color="000000"/>
+                <w:top w:val="none" w:sz="0" w:space="0" w:color="000000"/>
+                <w:left w:val="none" w:sz="0" w:space="0" w:color="000000"/>
+                <w:right w:val="none" w:sz="0" w:space="0" w:color="000000"/>
+              </w:pBdr>
+              <w:spacing w:after="100" w:before="100" w:line="240"/>
+              <w:ind w:left="100" w:right="100" w:firstLine="0" w:firstLineChars="0"/>
+              <w:rPr>
+                <w:rFonts w:ascii="Times New Roman" w:hAnsi="Times New Roman" w:eastAsia="Times New Roman" w:cs="Times New Roman"/>
+                <w:i w:val="false"/>
+                <w:b w:val="false"/>
+                <w:u w:val="none"/>
+                <w:strike w:val="false"/>
+                <w:sz w:val="18"/>
+                <w:szCs w:val="18"/>
+                <w:color w:val="000000"/>
+              </w:rPr>
+            </w:pPr>
+            <w:r>
+              <w:rPr>
+                <w:rFonts w:ascii="Times New Roman" w:hAnsi="Times New Roman" w:eastAsia="Times New Roman" w:cs="Times New Roman"/>
+                <w:i w:val="false"/>
+                <w:b w:val="false"/>
+                <w:u w:val="none"/>
+                <w:strike w:val="false"/>
+                <w:sz w:val="18"/>
+                <w:szCs w:val="18"/>
+                <w:color w:val="000000"/>
+              </w:rPr>
+              <w:t xml:space="preserve">33 (15.1%)</w:t>
             </w:r>
           </w:p>
         </w:tc>
@@ -5258,117 +5258,117 @@
                 <w:szCs w:val="18"/>
                 <w:color w:val="000000"/>
               </w:rPr>
-              <w:t xml:space="preserve">299 (68.6%)</w:t>
-            </w:r>
-          </w:p>
-        </w:tc>
-        <w:tc>
-          <w:tcPr>
-            <w:tcBorders>
-              <w:bottom w:val="none" w:sz="0" w:space="0" w:color="000000"/>
-              <w:top w:val="none" w:sz="0" w:space="0" w:color="000000"/>
-              <w:left w:val="none" w:sz="0" w:space="0" w:color="000000"/>
-              <w:right w:val="none" w:sz="0" w:space="0" w:color="000000"/>
-            </w:tcBorders>
-            <w:shd w:val="clear" w:color="auto" w:fill="FFFFFF"/>
-            <w:tcMar>
-              <w:top w:w="0" w:type="dxa"/>
-              <w:bottom w:w="0" w:type="dxa"/>
-              <w:left w:w="0" w:type="dxa"/>
-              <w:right w:w="0" w:type="dxa"/>
-            </w:tcMar>
-            <w:vAlign w:val="top"/>
-          </w:tcPr>
-          <w:p>
-            <w:pPr>
-              <w:pStyle w:val="Normal"/>
-              <w:jc w:val="center"/>
-              <w:pBdr>
-                <w:bottom w:val="none" w:sz="0" w:space="0" w:color="000000"/>
-                <w:top w:val="none" w:sz="0" w:space="0" w:color="000000"/>
-                <w:left w:val="none" w:sz="0" w:space="0" w:color="000000"/>
-                <w:right w:val="none" w:sz="0" w:space="0" w:color="000000"/>
-              </w:pBdr>
-              <w:spacing w:after="100" w:before="100" w:line="240"/>
-              <w:ind w:left="100" w:right="100" w:firstLine="0" w:firstLineChars="0"/>
-              <w:rPr>
-                <w:rFonts w:ascii="Times New Roman" w:hAnsi="Times New Roman" w:eastAsia="Times New Roman" w:cs="Times New Roman"/>
-                <w:i w:val="false"/>
-                <w:b w:val="false"/>
-                <w:u w:val="none"/>
-                <w:strike w:val="false"/>
-                <w:sz w:val="18"/>
-                <w:szCs w:val="18"/>
-                <w:color w:val="000000"/>
-              </w:rPr>
-            </w:pPr>
-            <w:r>
-              <w:rPr>
-                <w:rFonts w:ascii="Times New Roman" w:hAnsi="Times New Roman" w:eastAsia="Times New Roman" w:cs="Times New Roman"/>
-                <w:i w:val="false"/>
-                <w:b w:val="false"/>
-                <w:u w:val="none"/>
-                <w:strike w:val="false"/>
-                <w:sz w:val="18"/>
-                <w:szCs w:val="18"/>
-                <w:color w:val="000000"/>
-              </w:rPr>
-              <w:t xml:space="preserve">153 (69.9%)</w:t>
-            </w:r>
-          </w:p>
-        </w:tc>
-        <w:tc>
-          <w:tcPr>
-            <w:tcBorders>
-              <w:bottom w:val="none" w:sz="0" w:space="0" w:color="000000"/>
-              <w:top w:val="none" w:sz="0" w:space="0" w:color="000000"/>
-              <w:left w:val="none" w:sz="0" w:space="0" w:color="000000"/>
-              <w:right w:val="none" w:sz="0" w:space="0" w:color="000000"/>
-            </w:tcBorders>
-            <w:shd w:val="clear" w:color="auto" w:fill="FFFFFF"/>
-            <w:tcMar>
-              <w:top w:w="0" w:type="dxa"/>
-              <w:bottom w:w="0" w:type="dxa"/>
-              <w:left w:w="0" w:type="dxa"/>
-              <w:right w:w="0" w:type="dxa"/>
-            </w:tcMar>
-            <w:vAlign w:val="top"/>
-          </w:tcPr>
-          <w:p>
-            <w:pPr>
-              <w:pStyle w:val="Normal"/>
-              <w:jc w:val="center"/>
-              <w:pBdr>
-                <w:bottom w:val="none" w:sz="0" w:space="0" w:color="000000"/>
-                <w:top w:val="none" w:sz="0" w:space="0" w:color="000000"/>
-                <w:left w:val="none" w:sz="0" w:space="0" w:color="000000"/>
-                <w:right w:val="none" w:sz="0" w:space="0" w:color="000000"/>
-              </w:pBdr>
-              <w:spacing w:after="100" w:before="100" w:line="240"/>
-              <w:ind w:left="100" w:right="100" w:firstLine="0" w:firstLineChars="0"/>
-              <w:rPr>
-                <w:rFonts w:ascii="Times New Roman" w:hAnsi="Times New Roman" w:eastAsia="Times New Roman" w:cs="Times New Roman"/>
-                <w:i w:val="false"/>
-                <w:b w:val="false"/>
-                <w:u w:val="none"/>
-                <w:strike w:val="false"/>
-                <w:sz w:val="18"/>
-                <w:szCs w:val="18"/>
-                <w:color w:val="000000"/>
-              </w:rPr>
-            </w:pPr>
-            <w:r>
-              <w:rPr>
-                <w:rFonts w:ascii="Times New Roman" w:hAnsi="Times New Roman" w:eastAsia="Times New Roman" w:cs="Times New Roman"/>
-                <w:i w:val="false"/>
-                <w:b w:val="false"/>
-                <w:u w:val="none"/>
-                <w:strike w:val="false"/>
-                <w:sz w:val="18"/>
-                <w:szCs w:val="18"/>
-                <w:color w:val="000000"/>
-              </w:rPr>
-              <w:t xml:space="preserve">146 (67.3%)</w:t>
+              <w:t xml:space="preserve">301 (68.6%)</w:t>
+            </w:r>
+          </w:p>
+        </w:tc>
+        <w:tc>
+          <w:tcPr>
+            <w:tcBorders>
+              <w:bottom w:val="none" w:sz="0" w:space="0" w:color="000000"/>
+              <w:top w:val="none" w:sz="0" w:space="0" w:color="000000"/>
+              <w:left w:val="none" w:sz="0" w:space="0" w:color="000000"/>
+              <w:right w:val="none" w:sz="0" w:space="0" w:color="000000"/>
+            </w:tcBorders>
+            <w:shd w:val="clear" w:color="auto" w:fill="FFFFFF"/>
+            <w:tcMar>
+              <w:top w:w="0" w:type="dxa"/>
+              <w:bottom w:w="0" w:type="dxa"/>
+              <w:left w:w="0" w:type="dxa"/>
+              <w:right w:w="0" w:type="dxa"/>
+            </w:tcMar>
+            <w:vAlign w:val="top"/>
+          </w:tcPr>
+          <w:p>
+            <w:pPr>
+              <w:pStyle w:val="Normal"/>
+              <w:jc w:val="center"/>
+              <w:pBdr>
+                <w:bottom w:val="none" w:sz="0" w:space="0" w:color="000000"/>
+                <w:top w:val="none" w:sz="0" w:space="0" w:color="000000"/>
+                <w:left w:val="none" w:sz="0" w:space="0" w:color="000000"/>
+                <w:right w:val="none" w:sz="0" w:space="0" w:color="000000"/>
+              </w:pBdr>
+              <w:spacing w:after="100" w:before="100" w:line="240"/>
+              <w:ind w:left="100" w:right="100" w:firstLine="0" w:firstLineChars="0"/>
+              <w:rPr>
+                <w:rFonts w:ascii="Times New Roman" w:hAnsi="Times New Roman" w:eastAsia="Times New Roman" w:cs="Times New Roman"/>
+                <w:i w:val="false"/>
+                <w:b w:val="false"/>
+                <w:u w:val="none"/>
+                <w:strike w:val="false"/>
+                <w:sz w:val="18"/>
+                <w:szCs w:val="18"/>
+                <w:color w:val="000000"/>
+              </w:rPr>
+            </w:pPr>
+            <w:r>
+              <w:rPr>
+                <w:rFonts w:ascii="Times New Roman" w:hAnsi="Times New Roman" w:eastAsia="Times New Roman" w:cs="Times New Roman"/>
+                <w:i w:val="false"/>
+                <w:b w:val="false"/>
+                <w:u w:val="none"/>
+                <w:strike w:val="false"/>
+                <w:sz w:val="18"/>
+                <w:szCs w:val="18"/>
+                <w:color w:val="000000"/>
+              </w:rPr>
+              <w:t xml:space="preserve">153 (69.5%)</w:t>
+            </w:r>
+          </w:p>
+        </w:tc>
+        <w:tc>
+          <w:tcPr>
+            <w:tcBorders>
+              <w:bottom w:val="none" w:sz="0" w:space="0" w:color="000000"/>
+              <w:top w:val="none" w:sz="0" w:space="0" w:color="000000"/>
+              <w:left w:val="none" w:sz="0" w:space="0" w:color="000000"/>
+              <w:right w:val="none" w:sz="0" w:space="0" w:color="000000"/>
+            </w:tcBorders>
+            <w:shd w:val="clear" w:color="auto" w:fill="FFFFFF"/>
+            <w:tcMar>
+              <w:top w:w="0" w:type="dxa"/>
+              <w:bottom w:w="0" w:type="dxa"/>
+              <w:left w:w="0" w:type="dxa"/>
+              <w:right w:w="0" w:type="dxa"/>
+            </w:tcMar>
+            <w:vAlign w:val="top"/>
+          </w:tcPr>
+          <w:p>
+            <w:pPr>
+              <w:pStyle w:val="Normal"/>
+              <w:jc w:val="center"/>
+              <w:pBdr>
+                <w:bottom w:val="none" w:sz="0" w:space="0" w:color="000000"/>
+                <w:top w:val="none" w:sz="0" w:space="0" w:color="000000"/>
+                <w:left w:val="none" w:sz="0" w:space="0" w:color="000000"/>
+                <w:right w:val="none" w:sz="0" w:space="0" w:color="000000"/>
+              </w:pBdr>
+              <w:spacing w:after="100" w:before="100" w:line="240"/>
+              <w:ind w:left="100" w:right="100" w:firstLine="0" w:firstLineChars="0"/>
+              <w:rPr>
+                <w:rFonts w:ascii="Times New Roman" w:hAnsi="Times New Roman" w:eastAsia="Times New Roman" w:cs="Times New Roman"/>
+                <w:i w:val="false"/>
+                <w:b w:val="false"/>
+                <w:u w:val="none"/>
+                <w:strike w:val="false"/>
+                <w:sz w:val="18"/>
+                <w:szCs w:val="18"/>
+                <w:color w:val="000000"/>
+              </w:rPr>
+            </w:pPr>
+            <w:r>
+              <w:rPr>
+                <w:rFonts w:ascii="Times New Roman" w:hAnsi="Times New Roman" w:eastAsia="Times New Roman" w:cs="Times New Roman"/>
+                <w:i w:val="false"/>
+                <w:b w:val="false"/>
+                <w:u w:val="none"/>
+                <w:strike w:val="false"/>
+                <w:sz w:val="18"/>
+                <w:szCs w:val="18"/>
+                <w:color w:val="000000"/>
+              </w:rPr>
+              <w:t xml:space="preserve">148 (67.6%)</w:t>
             </w:r>
           </w:p>
         </w:tc>
@@ -5538,7 +5538,7 @@
                 <w:szCs w:val="18"/>
                 <w:color w:val="000000"/>
               </w:rPr>
-              <w:t xml:space="preserve">51 (11.7%)</w:t>
+              <w:t xml:space="preserve">51 (11.6%)</w:t>
             </w:r>
           </w:p>
         </w:tc>
@@ -5648,7 +5648,7 @@
                 <w:szCs w:val="18"/>
                 <w:color w:val="000000"/>
               </w:rPr>
-              <w:t xml:space="preserve">35 (16.1%)</w:t>
+              <w:t xml:space="preserve">35 (16.0%)</w:t>
             </w:r>
           </w:p>
         </w:tc>
@@ -5983,7 +5983,7 @@
                 <w:szCs w:val="18"/>
                 <w:color w:val="000000"/>
               </w:rPr>
-              <w:t xml:space="preserve">0.078</w:t>
+              <w:t xml:space="preserve">0.068</w:t>
             </w:r>
           </w:p>
         </w:tc>
@@ -6098,117 +6098,117 @@
                 <w:szCs w:val="18"/>
                 <w:color w:val="000000"/>
               </w:rPr>
-              <w:t xml:space="preserve">256 (58.7%)</w:t>
-            </w:r>
-          </w:p>
-        </w:tc>
-        <w:tc>
-          <w:tcPr>
-            <w:tcBorders>
-              <w:bottom w:val="none" w:sz="0" w:space="0" w:color="000000"/>
-              <w:top w:val="none" w:sz="0" w:space="0" w:color="000000"/>
-              <w:left w:val="none" w:sz="0" w:space="0" w:color="000000"/>
-              <w:right w:val="none" w:sz="0" w:space="0" w:color="000000"/>
-            </w:tcBorders>
-            <w:shd w:val="clear" w:color="auto" w:fill="FFFFFF"/>
-            <w:tcMar>
-              <w:top w:w="0" w:type="dxa"/>
-              <w:bottom w:w="0" w:type="dxa"/>
-              <w:left w:w="0" w:type="dxa"/>
-              <w:right w:w="0" w:type="dxa"/>
-            </w:tcMar>
-            <w:vAlign w:val="top"/>
-          </w:tcPr>
-          <w:p>
-            <w:pPr>
-              <w:pStyle w:val="Normal"/>
-              <w:jc w:val="center"/>
-              <w:pBdr>
-                <w:bottom w:val="none" w:sz="0" w:space="0" w:color="000000"/>
-                <w:top w:val="none" w:sz="0" w:space="0" w:color="000000"/>
-                <w:left w:val="none" w:sz="0" w:space="0" w:color="000000"/>
-                <w:right w:val="none" w:sz="0" w:space="0" w:color="000000"/>
-              </w:pBdr>
-              <w:spacing w:after="100" w:before="100" w:line="240"/>
-              <w:ind w:left="100" w:right="100" w:firstLine="0" w:firstLineChars="0"/>
-              <w:rPr>
-                <w:rFonts w:ascii="Times New Roman" w:hAnsi="Times New Roman" w:eastAsia="Times New Roman" w:cs="Times New Roman"/>
-                <w:i w:val="false"/>
-                <w:b w:val="false"/>
-                <w:u w:val="none"/>
-                <w:strike w:val="false"/>
-                <w:sz w:val="18"/>
-                <w:szCs w:val="18"/>
-                <w:color w:val="000000"/>
-              </w:rPr>
-            </w:pPr>
-            <w:r>
-              <w:rPr>
-                <w:rFonts w:ascii="Times New Roman" w:hAnsi="Times New Roman" w:eastAsia="Times New Roman" w:cs="Times New Roman"/>
-                <w:i w:val="false"/>
-                <w:b w:val="false"/>
-                <w:u w:val="none"/>
-                <w:strike w:val="false"/>
-                <w:sz w:val="18"/>
-                <w:szCs w:val="18"/>
-                <w:color w:val="000000"/>
-              </w:rPr>
-              <w:t xml:space="preserve">140 (63.9%)</w:t>
-            </w:r>
-          </w:p>
-        </w:tc>
-        <w:tc>
-          <w:tcPr>
-            <w:tcBorders>
-              <w:bottom w:val="none" w:sz="0" w:space="0" w:color="000000"/>
-              <w:top w:val="none" w:sz="0" w:space="0" w:color="000000"/>
-              <w:left w:val="none" w:sz="0" w:space="0" w:color="000000"/>
-              <w:right w:val="none" w:sz="0" w:space="0" w:color="000000"/>
-            </w:tcBorders>
-            <w:shd w:val="clear" w:color="auto" w:fill="FFFFFF"/>
-            <w:tcMar>
-              <w:top w:w="0" w:type="dxa"/>
-              <w:bottom w:w="0" w:type="dxa"/>
-              <w:left w:w="0" w:type="dxa"/>
-              <w:right w:w="0" w:type="dxa"/>
-            </w:tcMar>
-            <w:vAlign w:val="top"/>
-          </w:tcPr>
-          <w:p>
-            <w:pPr>
-              <w:pStyle w:val="Normal"/>
-              <w:jc w:val="center"/>
-              <w:pBdr>
-                <w:bottom w:val="none" w:sz="0" w:space="0" w:color="000000"/>
-                <w:top w:val="none" w:sz="0" w:space="0" w:color="000000"/>
-                <w:left w:val="none" w:sz="0" w:space="0" w:color="000000"/>
-                <w:right w:val="none" w:sz="0" w:space="0" w:color="000000"/>
-              </w:pBdr>
-              <w:spacing w:after="100" w:before="100" w:line="240"/>
-              <w:ind w:left="100" w:right="100" w:firstLine="0" w:firstLineChars="0"/>
-              <w:rPr>
-                <w:rFonts w:ascii="Times New Roman" w:hAnsi="Times New Roman" w:eastAsia="Times New Roman" w:cs="Times New Roman"/>
-                <w:i w:val="false"/>
-                <w:b w:val="false"/>
-                <w:u w:val="none"/>
-                <w:strike w:val="false"/>
-                <w:sz w:val="18"/>
-                <w:szCs w:val="18"/>
-                <w:color w:val="000000"/>
-              </w:rPr>
-            </w:pPr>
-            <w:r>
-              <w:rPr>
-                <w:rFonts w:ascii="Times New Roman" w:hAnsi="Times New Roman" w:eastAsia="Times New Roman" w:cs="Times New Roman"/>
-                <w:i w:val="false"/>
-                <w:b w:val="false"/>
-                <w:u w:val="none"/>
-                <w:strike w:val="false"/>
-                <w:sz w:val="18"/>
-                <w:szCs w:val="18"/>
-                <w:color w:val="000000"/>
-              </w:rPr>
-              <w:t xml:space="preserve">116 (53.5%)</w:t>
+              <w:t xml:space="preserve">258 (58.8%)</w:t>
+            </w:r>
+          </w:p>
+        </w:tc>
+        <w:tc>
+          <w:tcPr>
+            <w:tcBorders>
+              <w:bottom w:val="none" w:sz="0" w:space="0" w:color="000000"/>
+              <w:top w:val="none" w:sz="0" w:space="0" w:color="000000"/>
+              <w:left w:val="none" w:sz="0" w:space="0" w:color="000000"/>
+              <w:right w:val="none" w:sz="0" w:space="0" w:color="000000"/>
+            </w:tcBorders>
+            <w:shd w:val="clear" w:color="auto" w:fill="FFFFFF"/>
+            <w:tcMar>
+              <w:top w:w="0" w:type="dxa"/>
+              <w:bottom w:w="0" w:type="dxa"/>
+              <w:left w:w="0" w:type="dxa"/>
+              <w:right w:w="0" w:type="dxa"/>
+            </w:tcMar>
+            <w:vAlign w:val="top"/>
+          </w:tcPr>
+          <w:p>
+            <w:pPr>
+              <w:pStyle w:val="Normal"/>
+              <w:jc w:val="center"/>
+              <w:pBdr>
+                <w:bottom w:val="none" w:sz="0" w:space="0" w:color="000000"/>
+                <w:top w:val="none" w:sz="0" w:space="0" w:color="000000"/>
+                <w:left w:val="none" w:sz="0" w:space="0" w:color="000000"/>
+                <w:right w:val="none" w:sz="0" w:space="0" w:color="000000"/>
+              </w:pBdr>
+              <w:spacing w:after="100" w:before="100" w:line="240"/>
+              <w:ind w:left="100" w:right="100" w:firstLine="0" w:firstLineChars="0"/>
+              <w:rPr>
+                <w:rFonts w:ascii="Times New Roman" w:hAnsi="Times New Roman" w:eastAsia="Times New Roman" w:cs="Times New Roman"/>
+                <w:i w:val="false"/>
+                <w:b w:val="false"/>
+                <w:u w:val="none"/>
+                <w:strike w:val="false"/>
+                <w:sz w:val="18"/>
+                <w:szCs w:val="18"/>
+                <w:color w:val="000000"/>
+              </w:rPr>
+            </w:pPr>
+            <w:r>
+              <w:rPr>
+                <w:rFonts w:ascii="Times New Roman" w:hAnsi="Times New Roman" w:eastAsia="Times New Roman" w:cs="Times New Roman"/>
+                <w:i w:val="false"/>
+                <w:b w:val="false"/>
+                <w:u w:val="none"/>
+                <w:strike w:val="false"/>
+                <w:sz w:val="18"/>
+                <w:szCs w:val="18"/>
+                <w:color w:val="000000"/>
+              </w:rPr>
+              <w:t xml:space="preserve">141 (64.1%)</w:t>
+            </w:r>
+          </w:p>
+        </w:tc>
+        <w:tc>
+          <w:tcPr>
+            <w:tcBorders>
+              <w:bottom w:val="none" w:sz="0" w:space="0" w:color="000000"/>
+              <w:top w:val="none" w:sz="0" w:space="0" w:color="000000"/>
+              <w:left w:val="none" w:sz="0" w:space="0" w:color="000000"/>
+              <w:right w:val="none" w:sz="0" w:space="0" w:color="000000"/>
+            </w:tcBorders>
+            <w:shd w:val="clear" w:color="auto" w:fill="FFFFFF"/>
+            <w:tcMar>
+              <w:top w:w="0" w:type="dxa"/>
+              <w:bottom w:w="0" w:type="dxa"/>
+              <w:left w:w="0" w:type="dxa"/>
+              <w:right w:w="0" w:type="dxa"/>
+            </w:tcMar>
+            <w:vAlign w:val="top"/>
+          </w:tcPr>
+          <w:p>
+            <w:pPr>
+              <w:pStyle w:val="Normal"/>
+              <w:jc w:val="center"/>
+              <w:pBdr>
+                <w:bottom w:val="none" w:sz="0" w:space="0" w:color="000000"/>
+                <w:top w:val="none" w:sz="0" w:space="0" w:color="000000"/>
+                <w:left w:val="none" w:sz="0" w:space="0" w:color="000000"/>
+                <w:right w:val="none" w:sz="0" w:space="0" w:color="000000"/>
+              </w:pBdr>
+              <w:spacing w:after="100" w:before="100" w:line="240"/>
+              <w:ind w:left="100" w:right="100" w:firstLine="0" w:firstLineChars="0"/>
+              <w:rPr>
+                <w:rFonts w:ascii="Times New Roman" w:hAnsi="Times New Roman" w:eastAsia="Times New Roman" w:cs="Times New Roman"/>
+                <w:i w:val="false"/>
+                <w:b w:val="false"/>
+                <w:u w:val="none"/>
+                <w:strike w:val="false"/>
+                <w:sz w:val="18"/>
+                <w:szCs w:val="18"/>
+                <w:color w:val="000000"/>
+              </w:rPr>
+            </w:pPr>
+            <w:r>
+              <w:rPr>
+                <w:rFonts w:ascii="Times New Roman" w:hAnsi="Times New Roman" w:eastAsia="Times New Roman" w:cs="Times New Roman"/>
+                <w:i w:val="false"/>
+                <w:b w:val="false"/>
+                <w:u w:val="none"/>
+                <w:strike w:val="false"/>
+                <w:sz w:val="18"/>
+                <w:szCs w:val="18"/>
+                <w:color w:val="000000"/>
+              </w:rPr>
+              <w:t xml:space="preserve">117 (53.4%)</w:t>
             </w:r>
           </w:p>
         </w:tc>
@@ -6378,117 +6378,117 @@
                 <w:szCs w:val="18"/>
                 <w:color w:val="000000"/>
               </w:rPr>
-              <w:t xml:space="preserve">104 (23.9%)</w:t>
-            </w:r>
-          </w:p>
-        </w:tc>
-        <w:tc>
-          <w:tcPr>
-            <w:tcBorders>
-              <w:bottom w:val="none" w:sz="0" w:space="0" w:color="000000"/>
-              <w:top w:val="none" w:sz="0" w:space="0" w:color="000000"/>
-              <w:left w:val="none" w:sz="0" w:space="0" w:color="000000"/>
-              <w:right w:val="none" w:sz="0" w:space="0" w:color="000000"/>
-            </w:tcBorders>
-            <w:shd w:val="clear" w:color="auto" w:fill="FFFFFF"/>
-            <w:tcMar>
-              <w:top w:w="0" w:type="dxa"/>
-              <w:bottom w:w="0" w:type="dxa"/>
-              <w:left w:w="0" w:type="dxa"/>
-              <w:right w:w="0" w:type="dxa"/>
-            </w:tcMar>
-            <w:vAlign w:val="top"/>
-          </w:tcPr>
-          <w:p>
-            <w:pPr>
-              <w:pStyle w:val="Normal"/>
-              <w:jc w:val="center"/>
-              <w:pBdr>
-                <w:bottom w:val="none" w:sz="0" w:space="0" w:color="000000"/>
-                <w:top w:val="none" w:sz="0" w:space="0" w:color="000000"/>
-                <w:left w:val="none" w:sz="0" w:space="0" w:color="000000"/>
-                <w:right w:val="none" w:sz="0" w:space="0" w:color="000000"/>
-              </w:pBdr>
-              <w:spacing w:after="100" w:before="100" w:line="240"/>
-              <w:ind w:left="100" w:right="100" w:firstLine="0" w:firstLineChars="0"/>
-              <w:rPr>
-                <w:rFonts w:ascii="Times New Roman" w:hAnsi="Times New Roman" w:eastAsia="Times New Roman" w:cs="Times New Roman"/>
-                <w:i w:val="false"/>
-                <w:b w:val="false"/>
-                <w:u w:val="none"/>
-                <w:strike w:val="false"/>
-                <w:sz w:val="18"/>
-                <w:szCs w:val="18"/>
-                <w:color w:val="000000"/>
-              </w:rPr>
-            </w:pPr>
-            <w:r>
-              <w:rPr>
-                <w:rFonts w:ascii="Times New Roman" w:hAnsi="Times New Roman" w:eastAsia="Times New Roman" w:cs="Times New Roman"/>
-                <w:i w:val="false"/>
-                <w:b w:val="false"/>
-                <w:u w:val="none"/>
-                <w:strike w:val="false"/>
-                <w:sz w:val="18"/>
-                <w:szCs w:val="18"/>
-                <w:color w:val="000000"/>
-              </w:rPr>
-              <w:t xml:space="preserve">47 (21.5%)</w:t>
-            </w:r>
-          </w:p>
-        </w:tc>
-        <w:tc>
-          <w:tcPr>
-            <w:tcBorders>
-              <w:bottom w:val="none" w:sz="0" w:space="0" w:color="000000"/>
-              <w:top w:val="none" w:sz="0" w:space="0" w:color="000000"/>
-              <w:left w:val="none" w:sz="0" w:space="0" w:color="000000"/>
-              <w:right w:val="none" w:sz="0" w:space="0" w:color="000000"/>
-            </w:tcBorders>
-            <w:shd w:val="clear" w:color="auto" w:fill="FFFFFF"/>
-            <w:tcMar>
-              <w:top w:w="0" w:type="dxa"/>
-              <w:bottom w:w="0" w:type="dxa"/>
-              <w:left w:w="0" w:type="dxa"/>
-              <w:right w:w="0" w:type="dxa"/>
-            </w:tcMar>
-            <w:vAlign w:val="top"/>
-          </w:tcPr>
-          <w:p>
-            <w:pPr>
-              <w:pStyle w:val="Normal"/>
-              <w:jc w:val="center"/>
-              <w:pBdr>
-                <w:bottom w:val="none" w:sz="0" w:space="0" w:color="000000"/>
-                <w:top w:val="none" w:sz="0" w:space="0" w:color="000000"/>
-                <w:left w:val="none" w:sz="0" w:space="0" w:color="000000"/>
-                <w:right w:val="none" w:sz="0" w:space="0" w:color="000000"/>
-              </w:pBdr>
-              <w:spacing w:after="100" w:before="100" w:line="240"/>
-              <w:ind w:left="100" w:right="100" w:firstLine="0" w:firstLineChars="0"/>
-              <w:rPr>
-                <w:rFonts w:ascii="Times New Roman" w:hAnsi="Times New Roman" w:eastAsia="Times New Roman" w:cs="Times New Roman"/>
-                <w:i w:val="false"/>
-                <w:b w:val="false"/>
-                <w:u w:val="none"/>
-                <w:strike w:val="false"/>
-                <w:sz w:val="18"/>
-                <w:szCs w:val="18"/>
-                <w:color w:val="000000"/>
-              </w:rPr>
-            </w:pPr>
-            <w:r>
-              <w:rPr>
-                <w:rFonts w:ascii="Times New Roman" w:hAnsi="Times New Roman" w:eastAsia="Times New Roman" w:cs="Times New Roman"/>
-                <w:i w:val="false"/>
-                <w:b w:val="false"/>
-                <w:u w:val="none"/>
-                <w:strike w:val="false"/>
-                <w:sz w:val="18"/>
-                <w:szCs w:val="18"/>
-                <w:color w:val="000000"/>
-              </w:rPr>
-              <w:t xml:space="preserve">57 (26.3%)</w:t>
+              <w:t xml:space="preserve">104 (23.7%)</w:t>
+            </w:r>
+          </w:p>
+        </w:tc>
+        <w:tc>
+          <w:tcPr>
+            <w:tcBorders>
+              <w:bottom w:val="none" w:sz="0" w:space="0" w:color="000000"/>
+              <w:top w:val="none" w:sz="0" w:space="0" w:color="000000"/>
+              <w:left w:val="none" w:sz="0" w:space="0" w:color="000000"/>
+              <w:right w:val="none" w:sz="0" w:space="0" w:color="000000"/>
+            </w:tcBorders>
+            <w:shd w:val="clear" w:color="auto" w:fill="FFFFFF"/>
+            <w:tcMar>
+              <w:top w:w="0" w:type="dxa"/>
+              <w:bottom w:w="0" w:type="dxa"/>
+              <w:left w:w="0" w:type="dxa"/>
+              <w:right w:w="0" w:type="dxa"/>
+            </w:tcMar>
+            <w:vAlign w:val="top"/>
+          </w:tcPr>
+          <w:p>
+            <w:pPr>
+              <w:pStyle w:val="Normal"/>
+              <w:jc w:val="center"/>
+              <w:pBdr>
+                <w:bottom w:val="none" w:sz="0" w:space="0" w:color="000000"/>
+                <w:top w:val="none" w:sz="0" w:space="0" w:color="000000"/>
+                <w:left w:val="none" w:sz="0" w:space="0" w:color="000000"/>
+                <w:right w:val="none" w:sz="0" w:space="0" w:color="000000"/>
+              </w:pBdr>
+              <w:spacing w:after="100" w:before="100" w:line="240"/>
+              <w:ind w:left="100" w:right="100" w:firstLine="0" w:firstLineChars="0"/>
+              <w:rPr>
+                <w:rFonts w:ascii="Times New Roman" w:hAnsi="Times New Roman" w:eastAsia="Times New Roman" w:cs="Times New Roman"/>
+                <w:i w:val="false"/>
+                <w:b w:val="false"/>
+                <w:u w:val="none"/>
+                <w:strike w:val="false"/>
+                <w:sz w:val="18"/>
+                <w:szCs w:val="18"/>
+                <w:color w:val="000000"/>
+              </w:rPr>
+            </w:pPr>
+            <w:r>
+              <w:rPr>
+                <w:rFonts w:ascii="Times New Roman" w:hAnsi="Times New Roman" w:eastAsia="Times New Roman" w:cs="Times New Roman"/>
+                <w:i w:val="false"/>
+                <w:b w:val="false"/>
+                <w:u w:val="none"/>
+                <w:strike w:val="false"/>
+                <w:sz w:val="18"/>
+                <w:szCs w:val="18"/>
+                <w:color w:val="000000"/>
+              </w:rPr>
+              <w:t xml:space="preserve">47 (21.4%)</w:t>
+            </w:r>
+          </w:p>
+        </w:tc>
+        <w:tc>
+          <w:tcPr>
+            <w:tcBorders>
+              <w:bottom w:val="none" w:sz="0" w:space="0" w:color="000000"/>
+              <w:top w:val="none" w:sz="0" w:space="0" w:color="000000"/>
+              <w:left w:val="none" w:sz="0" w:space="0" w:color="000000"/>
+              <w:right w:val="none" w:sz="0" w:space="0" w:color="000000"/>
+            </w:tcBorders>
+            <w:shd w:val="clear" w:color="auto" w:fill="FFFFFF"/>
+            <w:tcMar>
+              <w:top w:w="0" w:type="dxa"/>
+              <w:bottom w:w="0" w:type="dxa"/>
+              <w:left w:w="0" w:type="dxa"/>
+              <w:right w:w="0" w:type="dxa"/>
+            </w:tcMar>
+            <w:vAlign w:val="top"/>
+          </w:tcPr>
+          <w:p>
+            <w:pPr>
+              <w:pStyle w:val="Normal"/>
+              <w:jc w:val="center"/>
+              <w:pBdr>
+                <w:bottom w:val="none" w:sz="0" w:space="0" w:color="000000"/>
+                <w:top w:val="none" w:sz="0" w:space="0" w:color="000000"/>
+                <w:left w:val="none" w:sz="0" w:space="0" w:color="000000"/>
+                <w:right w:val="none" w:sz="0" w:space="0" w:color="000000"/>
+              </w:pBdr>
+              <w:spacing w:after="100" w:before="100" w:line="240"/>
+              <w:ind w:left="100" w:right="100" w:firstLine="0" w:firstLineChars="0"/>
+              <w:rPr>
+                <w:rFonts w:ascii="Times New Roman" w:hAnsi="Times New Roman" w:eastAsia="Times New Roman" w:cs="Times New Roman"/>
+                <w:i w:val="false"/>
+                <w:b w:val="false"/>
+                <w:u w:val="none"/>
+                <w:strike w:val="false"/>
+                <w:sz w:val="18"/>
+                <w:szCs w:val="18"/>
+                <w:color w:val="000000"/>
+              </w:rPr>
+            </w:pPr>
+            <w:r>
+              <w:rPr>
+                <w:rFonts w:ascii="Times New Roman" w:hAnsi="Times New Roman" w:eastAsia="Times New Roman" w:cs="Times New Roman"/>
+                <w:i w:val="false"/>
+                <w:b w:val="false"/>
+                <w:u w:val="none"/>
+                <w:strike w:val="false"/>
+                <w:sz w:val="18"/>
+                <w:szCs w:val="18"/>
+                <w:color w:val="000000"/>
+              </w:rPr>
+              <w:t xml:space="preserve">57 (26.0%)</w:t>
             </w:r>
           </w:p>
         </w:tc>
@@ -6658,117 +6658,117 @@
                 <w:szCs w:val="18"/>
                 <w:color w:val="000000"/>
               </w:rPr>
-              <w:t xml:space="preserve">76 (17.4%)</w:t>
-            </w:r>
-          </w:p>
-        </w:tc>
-        <w:tc>
-          <w:tcPr>
-            <w:tcBorders>
-              <w:bottom w:val="none" w:sz="0" w:space="0" w:color="000000"/>
-              <w:top w:val="none" w:sz="0" w:space="0" w:color="000000"/>
-              <w:left w:val="none" w:sz="0" w:space="0" w:color="000000"/>
-              <w:right w:val="none" w:sz="0" w:space="0" w:color="000000"/>
-            </w:tcBorders>
-            <w:shd w:val="clear" w:color="auto" w:fill="FFFFFF"/>
-            <w:tcMar>
-              <w:top w:w="0" w:type="dxa"/>
-              <w:bottom w:w="0" w:type="dxa"/>
-              <w:left w:w="0" w:type="dxa"/>
-              <w:right w:w="0" w:type="dxa"/>
-            </w:tcMar>
-            <w:vAlign w:val="top"/>
-          </w:tcPr>
-          <w:p>
-            <w:pPr>
-              <w:pStyle w:val="Normal"/>
-              <w:jc w:val="center"/>
-              <w:pBdr>
-                <w:bottom w:val="none" w:sz="0" w:space="0" w:color="000000"/>
-                <w:top w:val="none" w:sz="0" w:space="0" w:color="000000"/>
-                <w:left w:val="none" w:sz="0" w:space="0" w:color="000000"/>
-                <w:right w:val="none" w:sz="0" w:space="0" w:color="000000"/>
-              </w:pBdr>
-              <w:spacing w:after="100" w:before="100" w:line="240"/>
-              <w:ind w:left="100" w:right="100" w:firstLine="0" w:firstLineChars="0"/>
-              <w:rPr>
-                <w:rFonts w:ascii="Times New Roman" w:hAnsi="Times New Roman" w:eastAsia="Times New Roman" w:cs="Times New Roman"/>
-                <w:i w:val="false"/>
-                <w:b w:val="false"/>
-                <w:u w:val="none"/>
-                <w:strike w:val="false"/>
-                <w:sz w:val="18"/>
-                <w:szCs w:val="18"/>
-                <w:color w:val="000000"/>
-              </w:rPr>
-            </w:pPr>
-            <w:r>
-              <w:rPr>
-                <w:rFonts w:ascii="Times New Roman" w:hAnsi="Times New Roman" w:eastAsia="Times New Roman" w:cs="Times New Roman"/>
-                <w:i w:val="false"/>
-                <w:b w:val="false"/>
-                <w:u w:val="none"/>
-                <w:strike w:val="false"/>
-                <w:sz w:val="18"/>
-                <w:szCs w:val="18"/>
-                <w:color w:val="000000"/>
-              </w:rPr>
-              <w:t xml:space="preserve">32 (14.6%)</w:t>
-            </w:r>
-          </w:p>
-        </w:tc>
-        <w:tc>
-          <w:tcPr>
-            <w:tcBorders>
-              <w:bottom w:val="none" w:sz="0" w:space="0" w:color="000000"/>
-              <w:top w:val="none" w:sz="0" w:space="0" w:color="000000"/>
-              <w:left w:val="none" w:sz="0" w:space="0" w:color="000000"/>
-              <w:right w:val="none" w:sz="0" w:space="0" w:color="000000"/>
-            </w:tcBorders>
-            <w:shd w:val="clear" w:color="auto" w:fill="FFFFFF"/>
-            <w:tcMar>
-              <w:top w:w="0" w:type="dxa"/>
-              <w:bottom w:w="0" w:type="dxa"/>
-              <w:left w:w="0" w:type="dxa"/>
-              <w:right w:w="0" w:type="dxa"/>
-            </w:tcMar>
-            <w:vAlign w:val="top"/>
-          </w:tcPr>
-          <w:p>
-            <w:pPr>
-              <w:pStyle w:val="Normal"/>
-              <w:jc w:val="center"/>
-              <w:pBdr>
-                <w:bottom w:val="none" w:sz="0" w:space="0" w:color="000000"/>
-                <w:top w:val="none" w:sz="0" w:space="0" w:color="000000"/>
-                <w:left w:val="none" w:sz="0" w:space="0" w:color="000000"/>
-                <w:right w:val="none" w:sz="0" w:space="0" w:color="000000"/>
-              </w:pBdr>
-              <w:spacing w:after="100" w:before="100" w:line="240"/>
-              <w:ind w:left="100" w:right="100" w:firstLine="0" w:firstLineChars="0"/>
-              <w:rPr>
-                <w:rFonts w:ascii="Times New Roman" w:hAnsi="Times New Roman" w:eastAsia="Times New Roman" w:cs="Times New Roman"/>
-                <w:i w:val="false"/>
-                <w:b w:val="false"/>
-                <w:u w:val="none"/>
-                <w:strike w:val="false"/>
-                <w:sz w:val="18"/>
-                <w:szCs w:val="18"/>
-                <w:color w:val="000000"/>
-              </w:rPr>
-            </w:pPr>
-            <w:r>
-              <w:rPr>
-                <w:rFonts w:ascii="Times New Roman" w:hAnsi="Times New Roman" w:eastAsia="Times New Roman" w:cs="Times New Roman"/>
-                <w:i w:val="false"/>
-                <w:b w:val="false"/>
-                <w:u w:val="none"/>
-                <w:strike w:val="false"/>
-                <w:sz w:val="18"/>
-                <w:szCs w:val="18"/>
-                <w:color w:val="000000"/>
-              </w:rPr>
-              <w:t xml:space="preserve">44 (20.3%)</w:t>
+              <w:t xml:space="preserve">77 (17.5%)</w:t>
+            </w:r>
+          </w:p>
+        </w:tc>
+        <w:tc>
+          <w:tcPr>
+            <w:tcBorders>
+              <w:bottom w:val="none" w:sz="0" w:space="0" w:color="000000"/>
+              <w:top w:val="none" w:sz="0" w:space="0" w:color="000000"/>
+              <w:left w:val="none" w:sz="0" w:space="0" w:color="000000"/>
+              <w:right w:val="none" w:sz="0" w:space="0" w:color="000000"/>
+            </w:tcBorders>
+            <w:shd w:val="clear" w:color="auto" w:fill="FFFFFF"/>
+            <w:tcMar>
+              <w:top w:w="0" w:type="dxa"/>
+              <w:bottom w:w="0" w:type="dxa"/>
+              <w:left w:w="0" w:type="dxa"/>
+              <w:right w:w="0" w:type="dxa"/>
+            </w:tcMar>
+            <w:vAlign w:val="top"/>
+          </w:tcPr>
+          <w:p>
+            <w:pPr>
+              <w:pStyle w:val="Normal"/>
+              <w:jc w:val="center"/>
+              <w:pBdr>
+                <w:bottom w:val="none" w:sz="0" w:space="0" w:color="000000"/>
+                <w:top w:val="none" w:sz="0" w:space="0" w:color="000000"/>
+                <w:left w:val="none" w:sz="0" w:space="0" w:color="000000"/>
+                <w:right w:val="none" w:sz="0" w:space="0" w:color="000000"/>
+              </w:pBdr>
+              <w:spacing w:after="100" w:before="100" w:line="240"/>
+              <w:ind w:left="100" w:right="100" w:firstLine="0" w:firstLineChars="0"/>
+              <w:rPr>
+                <w:rFonts w:ascii="Times New Roman" w:hAnsi="Times New Roman" w:eastAsia="Times New Roman" w:cs="Times New Roman"/>
+                <w:i w:val="false"/>
+                <w:b w:val="false"/>
+                <w:u w:val="none"/>
+                <w:strike w:val="false"/>
+                <w:sz w:val="18"/>
+                <w:szCs w:val="18"/>
+                <w:color w:val="000000"/>
+              </w:rPr>
+            </w:pPr>
+            <w:r>
+              <w:rPr>
+                <w:rFonts w:ascii="Times New Roman" w:hAnsi="Times New Roman" w:eastAsia="Times New Roman" w:cs="Times New Roman"/>
+                <w:i w:val="false"/>
+                <w:b w:val="false"/>
+                <w:u w:val="none"/>
+                <w:strike w:val="false"/>
+                <w:sz w:val="18"/>
+                <w:szCs w:val="18"/>
+                <w:color w:val="000000"/>
+              </w:rPr>
+              <w:t xml:space="preserve">32 (14.5%)</w:t>
+            </w:r>
+          </w:p>
+        </w:tc>
+        <w:tc>
+          <w:tcPr>
+            <w:tcBorders>
+              <w:bottom w:val="none" w:sz="0" w:space="0" w:color="000000"/>
+              <w:top w:val="none" w:sz="0" w:space="0" w:color="000000"/>
+              <w:left w:val="none" w:sz="0" w:space="0" w:color="000000"/>
+              <w:right w:val="none" w:sz="0" w:space="0" w:color="000000"/>
+            </w:tcBorders>
+            <w:shd w:val="clear" w:color="auto" w:fill="FFFFFF"/>
+            <w:tcMar>
+              <w:top w:w="0" w:type="dxa"/>
+              <w:bottom w:w="0" w:type="dxa"/>
+              <w:left w:w="0" w:type="dxa"/>
+              <w:right w:w="0" w:type="dxa"/>
+            </w:tcMar>
+            <w:vAlign w:val="top"/>
+          </w:tcPr>
+          <w:p>
+            <w:pPr>
+              <w:pStyle w:val="Normal"/>
+              <w:jc w:val="center"/>
+              <w:pBdr>
+                <w:bottom w:val="none" w:sz="0" w:space="0" w:color="000000"/>
+                <w:top w:val="none" w:sz="0" w:space="0" w:color="000000"/>
+                <w:left w:val="none" w:sz="0" w:space="0" w:color="000000"/>
+                <w:right w:val="none" w:sz="0" w:space="0" w:color="000000"/>
+              </w:pBdr>
+              <w:spacing w:after="100" w:before="100" w:line="240"/>
+              <w:ind w:left="100" w:right="100" w:firstLine="0" w:firstLineChars="0"/>
+              <w:rPr>
+                <w:rFonts w:ascii="Times New Roman" w:hAnsi="Times New Roman" w:eastAsia="Times New Roman" w:cs="Times New Roman"/>
+                <w:i w:val="false"/>
+                <w:b w:val="false"/>
+                <w:u w:val="none"/>
+                <w:strike w:val="false"/>
+                <w:sz w:val="18"/>
+                <w:szCs w:val="18"/>
+                <w:color w:val="000000"/>
+              </w:rPr>
+            </w:pPr>
+            <w:r>
+              <w:rPr>
+                <w:rFonts w:ascii="Times New Roman" w:hAnsi="Times New Roman" w:eastAsia="Times New Roman" w:cs="Times New Roman"/>
+                <w:i w:val="false"/>
+                <w:b w:val="false"/>
+                <w:u w:val="none"/>
+                <w:strike w:val="false"/>
+                <w:sz w:val="18"/>
+                <w:szCs w:val="18"/>
+                <w:color w:val="000000"/>
+              </w:rPr>
+              <w:t xml:space="preserve">45 (20.5%)</w:t>
             </w:r>
           </w:p>
         </w:tc>
@@ -7103,7 +7103,7 @@
                 <w:szCs w:val="18"/>
                 <w:color w:val="000000"/>
               </w:rPr>
-              <w:t xml:space="preserve">0.124</w:t>
+              <w:t xml:space="preserve">0.130</w:t>
             </w:r>
           </w:p>
         </w:tc>
@@ -7218,117 +7218,117 @@
                 <w:szCs w:val="18"/>
                 <w:color w:val="000000"/>
               </w:rPr>
-              <w:t xml:space="preserve">322 (84.3%)</w:t>
-            </w:r>
-          </w:p>
-        </w:tc>
-        <w:tc>
-          <w:tcPr>
-            <w:tcBorders>
-              <w:bottom w:val="none" w:sz="0" w:space="0" w:color="000000"/>
-              <w:top w:val="none" w:sz="0" w:space="0" w:color="000000"/>
-              <w:left w:val="none" w:sz="0" w:space="0" w:color="000000"/>
-              <w:right w:val="none" w:sz="0" w:space="0" w:color="000000"/>
-            </w:tcBorders>
-            <w:shd w:val="clear" w:color="auto" w:fill="FFFFFF"/>
-            <w:tcMar>
-              <w:top w:w="0" w:type="dxa"/>
-              <w:bottom w:w="0" w:type="dxa"/>
-              <w:left w:w="0" w:type="dxa"/>
-              <w:right w:w="0" w:type="dxa"/>
-            </w:tcMar>
-            <w:vAlign w:val="top"/>
-          </w:tcPr>
-          <w:p>
-            <w:pPr>
-              <w:pStyle w:val="Normal"/>
-              <w:jc w:val="center"/>
-              <w:pBdr>
-                <w:bottom w:val="none" w:sz="0" w:space="0" w:color="000000"/>
-                <w:top w:val="none" w:sz="0" w:space="0" w:color="000000"/>
-                <w:left w:val="none" w:sz="0" w:space="0" w:color="000000"/>
-                <w:right w:val="none" w:sz="0" w:space="0" w:color="000000"/>
-              </w:pBdr>
-              <w:spacing w:after="100" w:before="100" w:line="240"/>
-              <w:ind w:left="100" w:right="100" w:firstLine="0" w:firstLineChars="0"/>
-              <w:rPr>
-                <w:rFonts w:ascii="Times New Roman" w:hAnsi="Times New Roman" w:eastAsia="Times New Roman" w:cs="Times New Roman"/>
-                <w:i w:val="false"/>
-                <w:b w:val="false"/>
-                <w:u w:val="none"/>
-                <w:strike w:val="false"/>
-                <w:sz w:val="18"/>
-                <w:szCs w:val="18"/>
-                <w:color w:val="000000"/>
-              </w:rPr>
-            </w:pPr>
-            <w:r>
-              <w:rPr>
-                <w:rFonts w:ascii="Times New Roman" w:hAnsi="Times New Roman" w:eastAsia="Times New Roman" w:cs="Times New Roman"/>
-                <w:i w:val="false"/>
-                <w:b w:val="false"/>
-                <w:u w:val="none"/>
-                <w:strike w:val="false"/>
-                <w:sz w:val="18"/>
-                <w:szCs w:val="18"/>
-                <w:color w:val="000000"/>
-              </w:rPr>
-              <w:t xml:space="preserve">169 (87.1%)</w:t>
-            </w:r>
-          </w:p>
-        </w:tc>
-        <w:tc>
-          <w:tcPr>
-            <w:tcBorders>
-              <w:bottom w:val="none" w:sz="0" w:space="0" w:color="000000"/>
-              <w:top w:val="none" w:sz="0" w:space="0" w:color="000000"/>
-              <w:left w:val="none" w:sz="0" w:space="0" w:color="000000"/>
-              <w:right w:val="none" w:sz="0" w:space="0" w:color="000000"/>
-            </w:tcBorders>
-            <w:shd w:val="clear" w:color="auto" w:fill="FFFFFF"/>
-            <w:tcMar>
-              <w:top w:w="0" w:type="dxa"/>
-              <w:bottom w:w="0" w:type="dxa"/>
-              <w:left w:w="0" w:type="dxa"/>
-              <w:right w:w="0" w:type="dxa"/>
-            </w:tcMar>
-            <w:vAlign w:val="top"/>
-          </w:tcPr>
-          <w:p>
-            <w:pPr>
-              <w:pStyle w:val="Normal"/>
-              <w:jc w:val="center"/>
-              <w:pBdr>
-                <w:bottom w:val="none" w:sz="0" w:space="0" w:color="000000"/>
-                <w:top w:val="none" w:sz="0" w:space="0" w:color="000000"/>
-                <w:left w:val="none" w:sz="0" w:space="0" w:color="000000"/>
-                <w:right w:val="none" w:sz="0" w:space="0" w:color="000000"/>
-              </w:pBdr>
-              <w:spacing w:after="100" w:before="100" w:line="240"/>
-              <w:ind w:left="100" w:right="100" w:firstLine="0" w:firstLineChars="0"/>
-              <w:rPr>
-                <w:rFonts w:ascii="Times New Roman" w:hAnsi="Times New Roman" w:eastAsia="Times New Roman" w:cs="Times New Roman"/>
-                <w:i w:val="false"/>
-                <w:b w:val="false"/>
-                <w:u w:val="none"/>
-                <w:strike w:val="false"/>
-                <w:sz w:val="18"/>
-                <w:szCs w:val="18"/>
-                <w:color w:val="000000"/>
-              </w:rPr>
-            </w:pPr>
-            <w:r>
-              <w:rPr>
-                <w:rFonts w:ascii="Times New Roman" w:hAnsi="Times New Roman" w:eastAsia="Times New Roman" w:cs="Times New Roman"/>
-                <w:i w:val="false"/>
-                <w:b w:val="false"/>
-                <w:u w:val="none"/>
-                <w:strike w:val="false"/>
-                <w:sz w:val="18"/>
-                <w:szCs w:val="18"/>
-                <w:color w:val="000000"/>
-              </w:rPr>
-              <w:t xml:space="preserve">153 (81.4%)</w:t>
+              <w:t xml:space="preserve">325 (84.4%)</w:t>
+            </w:r>
+          </w:p>
+        </w:tc>
+        <w:tc>
+          <w:tcPr>
+            <w:tcBorders>
+              <w:bottom w:val="none" w:sz="0" w:space="0" w:color="000000"/>
+              <w:top w:val="none" w:sz="0" w:space="0" w:color="000000"/>
+              <w:left w:val="none" w:sz="0" w:space="0" w:color="000000"/>
+              <w:right w:val="none" w:sz="0" w:space="0" w:color="000000"/>
+            </w:tcBorders>
+            <w:shd w:val="clear" w:color="auto" w:fill="FFFFFF"/>
+            <w:tcMar>
+              <w:top w:w="0" w:type="dxa"/>
+              <w:bottom w:w="0" w:type="dxa"/>
+              <w:left w:w="0" w:type="dxa"/>
+              <w:right w:w="0" w:type="dxa"/>
+            </w:tcMar>
+            <w:vAlign w:val="top"/>
+          </w:tcPr>
+          <w:p>
+            <w:pPr>
+              <w:pStyle w:val="Normal"/>
+              <w:jc w:val="center"/>
+              <w:pBdr>
+                <w:bottom w:val="none" w:sz="0" w:space="0" w:color="000000"/>
+                <w:top w:val="none" w:sz="0" w:space="0" w:color="000000"/>
+                <w:left w:val="none" w:sz="0" w:space="0" w:color="000000"/>
+                <w:right w:val="none" w:sz="0" w:space="0" w:color="000000"/>
+              </w:pBdr>
+              <w:spacing w:after="100" w:before="100" w:line="240"/>
+              <w:ind w:left="100" w:right="100" w:firstLine="0" w:firstLineChars="0"/>
+              <w:rPr>
+                <w:rFonts w:ascii="Times New Roman" w:hAnsi="Times New Roman" w:eastAsia="Times New Roman" w:cs="Times New Roman"/>
+                <w:i w:val="false"/>
+                <w:b w:val="false"/>
+                <w:u w:val="none"/>
+                <w:strike w:val="false"/>
+                <w:sz w:val="18"/>
+                <w:szCs w:val="18"/>
+                <w:color w:val="000000"/>
+              </w:rPr>
+            </w:pPr>
+            <w:r>
+              <w:rPr>
+                <w:rFonts w:ascii="Times New Roman" w:hAnsi="Times New Roman" w:eastAsia="Times New Roman" w:cs="Times New Roman"/>
+                <w:i w:val="false"/>
+                <w:b w:val="false"/>
+                <w:u w:val="none"/>
+                <w:strike w:val="false"/>
+                <w:sz w:val="18"/>
+                <w:szCs w:val="18"/>
+                <w:color w:val="000000"/>
+              </w:rPr>
+              <w:t xml:space="preserve">170 (87.2%)</w:t>
+            </w:r>
+          </w:p>
+        </w:tc>
+        <w:tc>
+          <w:tcPr>
+            <w:tcBorders>
+              <w:bottom w:val="none" w:sz="0" w:space="0" w:color="000000"/>
+              <w:top w:val="none" w:sz="0" w:space="0" w:color="000000"/>
+              <w:left w:val="none" w:sz="0" w:space="0" w:color="000000"/>
+              <w:right w:val="none" w:sz="0" w:space="0" w:color="000000"/>
+            </w:tcBorders>
+            <w:shd w:val="clear" w:color="auto" w:fill="FFFFFF"/>
+            <w:tcMar>
+              <w:top w:w="0" w:type="dxa"/>
+              <w:bottom w:w="0" w:type="dxa"/>
+              <w:left w:w="0" w:type="dxa"/>
+              <w:right w:w="0" w:type="dxa"/>
+            </w:tcMar>
+            <w:vAlign w:val="top"/>
+          </w:tcPr>
+          <w:p>
+            <w:pPr>
+              <w:pStyle w:val="Normal"/>
+              <w:jc w:val="center"/>
+              <w:pBdr>
+                <w:bottom w:val="none" w:sz="0" w:space="0" w:color="000000"/>
+                <w:top w:val="none" w:sz="0" w:space="0" w:color="000000"/>
+                <w:left w:val="none" w:sz="0" w:space="0" w:color="000000"/>
+                <w:right w:val="none" w:sz="0" w:space="0" w:color="000000"/>
+              </w:pBdr>
+              <w:spacing w:after="100" w:before="100" w:line="240"/>
+              <w:ind w:left="100" w:right="100" w:firstLine="0" w:firstLineChars="0"/>
+              <w:rPr>
+                <w:rFonts w:ascii="Times New Roman" w:hAnsi="Times New Roman" w:eastAsia="Times New Roman" w:cs="Times New Roman"/>
+                <w:i w:val="false"/>
+                <w:b w:val="false"/>
+                <w:u w:val="none"/>
+                <w:strike w:val="false"/>
+                <w:sz w:val="18"/>
+                <w:szCs w:val="18"/>
+                <w:color w:val="000000"/>
+              </w:rPr>
+            </w:pPr>
+            <w:r>
+              <w:rPr>
+                <w:rFonts w:ascii="Times New Roman" w:hAnsi="Times New Roman" w:eastAsia="Times New Roman" w:cs="Times New Roman"/>
+                <w:i w:val="false"/>
+                <w:b w:val="false"/>
+                <w:u w:val="none"/>
+                <w:strike w:val="false"/>
+                <w:sz w:val="18"/>
+                <w:szCs w:val="18"/>
+                <w:color w:val="000000"/>
+              </w:rPr>
+              <w:t xml:space="preserve">155 (81.6%)</w:t>
             </w:r>
           </w:p>
         </w:tc>
@@ -7498,117 +7498,117 @@
                 <w:szCs w:val="18"/>
                 <w:color w:val="000000"/>
               </w:rPr>
-              <w:t xml:space="preserve">60 (15.7%)</w:t>
-            </w:r>
-          </w:p>
-        </w:tc>
-        <w:tc>
-          <w:tcPr>
-            <w:tcBorders>
-              <w:bottom w:val="none" w:sz="0" w:space="0" w:color="000000"/>
-              <w:top w:val="none" w:sz="0" w:space="0" w:color="000000"/>
-              <w:left w:val="none" w:sz="0" w:space="0" w:color="000000"/>
-              <w:right w:val="none" w:sz="0" w:space="0" w:color="000000"/>
-            </w:tcBorders>
-            <w:shd w:val="clear" w:color="auto" w:fill="FFFFFF"/>
-            <w:tcMar>
-              <w:top w:w="0" w:type="dxa"/>
-              <w:bottom w:w="0" w:type="dxa"/>
-              <w:left w:w="0" w:type="dxa"/>
-              <w:right w:w="0" w:type="dxa"/>
-            </w:tcMar>
-            <w:vAlign w:val="top"/>
-          </w:tcPr>
-          <w:p>
-            <w:pPr>
-              <w:pStyle w:val="Normal"/>
-              <w:jc w:val="center"/>
-              <w:pBdr>
-                <w:bottom w:val="none" w:sz="0" w:space="0" w:color="000000"/>
-                <w:top w:val="none" w:sz="0" w:space="0" w:color="000000"/>
-                <w:left w:val="none" w:sz="0" w:space="0" w:color="000000"/>
-                <w:right w:val="none" w:sz="0" w:space="0" w:color="000000"/>
-              </w:pBdr>
-              <w:spacing w:after="100" w:before="100" w:line="240"/>
-              <w:ind w:left="100" w:right="100" w:firstLine="0" w:firstLineChars="0"/>
-              <w:rPr>
-                <w:rFonts w:ascii="Times New Roman" w:hAnsi="Times New Roman" w:eastAsia="Times New Roman" w:cs="Times New Roman"/>
-                <w:i w:val="false"/>
-                <w:b w:val="false"/>
-                <w:u w:val="none"/>
-                <w:strike w:val="false"/>
-                <w:sz w:val="18"/>
-                <w:szCs w:val="18"/>
-                <w:color w:val="000000"/>
-              </w:rPr>
-            </w:pPr>
-            <w:r>
-              <w:rPr>
-                <w:rFonts w:ascii="Times New Roman" w:hAnsi="Times New Roman" w:eastAsia="Times New Roman" w:cs="Times New Roman"/>
-                <w:i w:val="false"/>
-                <w:b w:val="false"/>
-                <w:u w:val="none"/>
-                <w:strike w:val="false"/>
-                <w:sz w:val="18"/>
-                <w:szCs w:val="18"/>
-                <w:color w:val="000000"/>
-              </w:rPr>
-              <w:t xml:space="preserve">25 (12.9%)</w:t>
-            </w:r>
-          </w:p>
-        </w:tc>
-        <w:tc>
-          <w:tcPr>
-            <w:tcBorders>
-              <w:bottom w:val="none" w:sz="0" w:space="0" w:color="000000"/>
-              <w:top w:val="none" w:sz="0" w:space="0" w:color="000000"/>
-              <w:left w:val="none" w:sz="0" w:space="0" w:color="000000"/>
-              <w:right w:val="none" w:sz="0" w:space="0" w:color="000000"/>
-            </w:tcBorders>
-            <w:shd w:val="clear" w:color="auto" w:fill="FFFFFF"/>
-            <w:tcMar>
-              <w:top w:w="0" w:type="dxa"/>
-              <w:bottom w:w="0" w:type="dxa"/>
-              <w:left w:w="0" w:type="dxa"/>
-              <w:right w:w="0" w:type="dxa"/>
-            </w:tcMar>
-            <w:vAlign w:val="top"/>
-          </w:tcPr>
-          <w:p>
-            <w:pPr>
-              <w:pStyle w:val="Normal"/>
-              <w:jc w:val="center"/>
-              <w:pBdr>
-                <w:bottom w:val="none" w:sz="0" w:space="0" w:color="000000"/>
-                <w:top w:val="none" w:sz="0" w:space="0" w:color="000000"/>
-                <w:left w:val="none" w:sz="0" w:space="0" w:color="000000"/>
-                <w:right w:val="none" w:sz="0" w:space="0" w:color="000000"/>
-              </w:pBdr>
-              <w:spacing w:after="100" w:before="100" w:line="240"/>
-              <w:ind w:left="100" w:right="100" w:firstLine="0" w:firstLineChars="0"/>
-              <w:rPr>
-                <w:rFonts w:ascii="Times New Roman" w:hAnsi="Times New Roman" w:eastAsia="Times New Roman" w:cs="Times New Roman"/>
-                <w:i w:val="false"/>
-                <w:b w:val="false"/>
-                <w:u w:val="none"/>
-                <w:strike w:val="false"/>
-                <w:sz w:val="18"/>
-                <w:szCs w:val="18"/>
-                <w:color w:val="000000"/>
-              </w:rPr>
-            </w:pPr>
-            <w:r>
-              <w:rPr>
-                <w:rFonts w:ascii="Times New Roman" w:hAnsi="Times New Roman" w:eastAsia="Times New Roman" w:cs="Times New Roman"/>
-                <w:i w:val="false"/>
-                <w:b w:val="false"/>
-                <w:u w:val="none"/>
-                <w:strike w:val="false"/>
-                <w:sz w:val="18"/>
-                <w:szCs w:val="18"/>
-                <w:color w:val="000000"/>
-              </w:rPr>
-              <w:t xml:space="preserve">35 (18.6%)</w:t>
+              <w:t xml:space="preserve">60 (15.6%)</w:t>
+            </w:r>
+          </w:p>
+        </w:tc>
+        <w:tc>
+          <w:tcPr>
+            <w:tcBorders>
+              <w:bottom w:val="none" w:sz="0" w:space="0" w:color="000000"/>
+              <w:top w:val="none" w:sz="0" w:space="0" w:color="000000"/>
+              <w:left w:val="none" w:sz="0" w:space="0" w:color="000000"/>
+              <w:right w:val="none" w:sz="0" w:space="0" w:color="000000"/>
+            </w:tcBorders>
+            <w:shd w:val="clear" w:color="auto" w:fill="FFFFFF"/>
+            <w:tcMar>
+              <w:top w:w="0" w:type="dxa"/>
+              <w:bottom w:w="0" w:type="dxa"/>
+              <w:left w:w="0" w:type="dxa"/>
+              <w:right w:w="0" w:type="dxa"/>
+            </w:tcMar>
+            <w:vAlign w:val="top"/>
+          </w:tcPr>
+          <w:p>
+            <w:pPr>
+              <w:pStyle w:val="Normal"/>
+              <w:jc w:val="center"/>
+              <w:pBdr>
+                <w:bottom w:val="none" w:sz="0" w:space="0" w:color="000000"/>
+                <w:top w:val="none" w:sz="0" w:space="0" w:color="000000"/>
+                <w:left w:val="none" w:sz="0" w:space="0" w:color="000000"/>
+                <w:right w:val="none" w:sz="0" w:space="0" w:color="000000"/>
+              </w:pBdr>
+              <w:spacing w:after="100" w:before="100" w:line="240"/>
+              <w:ind w:left="100" w:right="100" w:firstLine="0" w:firstLineChars="0"/>
+              <w:rPr>
+                <w:rFonts w:ascii="Times New Roman" w:hAnsi="Times New Roman" w:eastAsia="Times New Roman" w:cs="Times New Roman"/>
+                <w:i w:val="false"/>
+                <w:b w:val="false"/>
+                <w:u w:val="none"/>
+                <w:strike w:val="false"/>
+                <w:sz w:val="18"/>
+                <w:szCs w:val="18"/>
+                <w:color w:val="000000"/>
+              </w:rPr>
+            </w:pPr>
+            <w:r>
+              <w:rPr>
+                <w:rFonts w:ascii="Times New Roman" w:hAnsi="Times New Roman" w:eastAsia="Times New Roman" w:cs="Times New Roman"/>
+                <w:i w:val="false"/>
+                <w:b w:val="false"/>
+                <w:u w:val="none"/>
+                <w:strike w:val="false"/>
+                <w:sz w:val="18"/>
+                <w:szCs w:val="18"/>
+                <w:color w:val="000000"/>
+              </w:rPr>
+              <w:t xml:space="preserve">25 (12.8%)</w:t>
+            </w:r>
+          </w:p>
+        </w:tc>
+        <w:tc>
+          <w:tcPr>
+            <w:tcBorders>
+              <w:bottom w:val="none" w:sz="0" w:space="0" w:color="000000"/>
+              <w:top w:val="none" w:sz="0" w:space="0" w:color="000000"/>
+              <w:left w:val="none" w:sz="0" w:space="0" w:color="000000"/>
+              <w:right w:val="none" w:sz="0" w:space="0" w:color="000000"/>
+            </w:tcBorders>
+            <w:shd w:val="clear" w:color="auto" w:fill="FFFFFF"/>
+            <w:tcMar>
+              <w:top w:w="0" w:type="dxa"/>
+              <w:bottom w:w="0" w:type="dxa"/>
+              <w:left w:w="0" w:type="dxa"/>
+              <w:right w:w="0" w:type="dxa"/>
+            </w:tcMar>
+            <w:vAlign w:val="top"/>
+          </w:tcPr>
+          <w:p>
+            <w:pPr>
+              <w:pStyle w:val="Normal"/>
+              <w:jc w:val="center"/>
+              <w:pBdr>
+                <w:bottom w:val="none" w:sz="0" w:space="0" w:color="000000"/>
+                <w:top w:val="none" w:sz="0" w:space="0" w:color="000000"/>
+                <w:left w:val="none" w:sz="0" w:space="0" w:color="000000"/>
+                <w:right w:val="none" w:sz="0" w:space="0" w:color="000000"/>
+              </w:pBdr>
+              <w:spacing w:after="100" w:before="100" w:line="240"/>
+              <w:ind w:left="100" w:right="100" w:firstLine="0" w:firstLineChars="0"/>
+              <w:rPr>
+                <w:rFonts w:ascii="Times New Roman" w:hAnsi="Times New Roman" w:eastAsia="Times New Roman" w:cs="Times New Roman"/>
+                <w:i w:val="false"/>
+                <w:b w:val="false"/>
+                <w:u w:val="none"/>
+                <w:strike w:val="false"/>
+                <w:sz w:val="18"/>
+                <w:szCs w:val="18"/>
+                <w:color w:val="000000"/>
+              </w:rPr>
+            </w:pPr>
+            <w:r>
+              <w:rPr>
+                <w:rFonts w:ascii="Times New Roman" w:hAnsi="Times New Roman" w:eastAsia="Times New Roman" w:cs="Times New Roman"/>
+                <w:i w:val="false"/>
+                <w:b w:val="false"/>
+                <w:u w:val="none"/>
+                <w:strike w:val="false"/>
+                <w:sz w:val="18"/>
+                <w:szCs w:val="18"/>
+                <w:color w:val="000000"/>
+              </w:rPr>
+              <w:t xml:space="preserve">35 (18.4%)</w:t>
             </w:r>
           </w:p>
         </w:tc>
@@ -8223,7 +8223,7 @@
                 <w:szCs w:val="18"/>
                 <w:color w:val="000000"/>
               </w:rPr>
-              <w:t xml:space="preserve">0.039</w:t>
+              <w:t xml:space="preserve">0.034</w:t>
             </w:r>
           </w:p>
         </w:tc>
@@ -8338,117 +8338,117 @@
                 <w:szCs w:val="18"/>
                 <w:color w:val="000000"/>
               </w:rPr>
-              <w:t xml:space="preserve">240 (56.2%)</w:t>
-            </w:r>
-          </w:p>
-        </w:tc>
-        <w:tc>
-          <w:tcPr>
-            <w:tcBorders>
-              <w:bottom w:val="none" w:sz="0" w:space="0" w:color="000000"/>
-              <w:top w:val="none" w:sz="0" w:space="0" w:color="000000"/>
-              <w:left w:val="none" w:sz="0" w:space="0" w:color="000000"/>
-              <w:right w:val="none" w:sz="0" w:space="0" w:color="000000"/>
-            </w:tcBorders>
-            <w:shd w:val="clear" w:color="auto" w:fill="FFFFFF"/>
-            <w:tcMar>
-              <w:top w:w="0" w:type="dxa"/>
-              <w:bottom w:w="0" w:type="dxa"/>
-              <w:left w:w="0" w:type="dxa"/>
-              <w:right w:w="0" w:type="dxa"/>
-            </w:tcMar>
-            <w:vAlign w:val="top"/>
-          </w:tcPr>
-          <w:p>
-            <w:pPr>
-              <w:pStyle w:val="Normal"/>
-              <w:jc w:val="center"/>
-              <w:pBdr>
-                <w:bottom w:val="none" w:sz="0" w:space="0" w:color="000000"/>
-                <w:top w:val="none" w:sz="0" w:space="0" w:color="000000"/>
-                <w:left w:val="none" w:sz="0" w:space="0" w:color="000000"/>
-                <w:right w:val="none" w:sz="0" w:space="0" w:color="000000"/>
-              </w:pBdr>
-              <w:spacing w:after="100" w:before="100" w:line="240"/>
-              <w:ind w:left="100" w:right="100" w:firstLine="0" w:firstLineChars="0"/>
-              <w:rPr>
-                <w:rFonts w:ascii="Times New Roman" w:hAnsi="Times New Roman" w:eastAsia="Times New Roman" w:cs="Times New Roman"/>
-                <w:i w:val="false"/>
-                <w:b w:val="false"/>
-                <w:u w:val="none"/>
-                <w:strike w:val="false"/>
-                <w:sz w:val="18"/>
-                <w:szCs w:val="18"/>
-                <w:color w:val="000000"/>
-              </w:rPr>
-            </w:pPr>
-            <w:r>
-              <w:rPr>
-                <w:rFonts w:ascii="Times New Roman" w:hAnsi="Times New Roman" w:eastAsia="Times New Roman" w:cs="Times New Roman"/>
-                <w:i w:val="false"/>
-                <w:b w:val="false"/>
-                <w:u w:val="none"/>
-                <w:strike w:val="false"/>
-                <w:sz w:val="18"/>
-                <w:szCs w:val="18"/>
-                <w:color w:val="000000"/>
-              </w:rPr>
-              <w:t xml:space="preserve">132 (61.1%)</w:t>
-            </w:r>
-          </w:p>
-        </w:tc>
-        <w:tc>
-          <w:tcPr>
-            <w:tcBorders>
-              <w:bottom w:val="none" w:sz="0" w:space="0" w:color="000000"/>
-              <w:top w:val="none" w:sz="0" w:space="0" w:color="000000"/>
-              <w:left w:val="none" w:sz="0" w:space="0" w:color="000000"/>
-              <w:right w:val="none" w:sz="0" w:space="0" w:color="000000"/>
-            </w:tcBorders>
-            <w:shd w:val="clear" w:color="auto" w:fill="FFFFFF"/>
-            <w:tcMar>
-              <w:top w:w="0" w:type="dxa"/>
-              <w:bottom w:w="0" w:type="dxa"/>
-              <w:left w:w="0" w:type="dxa"/>
-              <w:right w:w="0" w:type="dxa"/>
-            </w:tcMar>
-            <w:vAlign w:val="top"/>
-          </w:tcPr>
-          <w:p>
-            <w:pPr>
-              <w:pStyle w:val="Normal"/>
-              <w:jc w:val="center"/>
-              <w:pBdr>
-                <w:bottom w:val="none" w:sz="0" w:space="0" w:color="000000"/>
-                <w:top w:val="none" w:sz="0" w:space="0" w:color="000000"/>
-                <w:left w:val="none" w:sz="0" w:space="0" w:color="000000"/>
-                <w:right w:val="none" w:sz="0" w:space="0" w:color="000000"/>
-              </w:pBdr>
-              <w:spacing w:after="100" w:before="100" w:line="240"/>
-              <w:ind w:left="100" w:right="100" w:firstLine="0" w:firstLineChars="0"/>
-              <w:rPr>
-                <w:rFonts w:ascii="Times New Roman" w:hAnsi="Times New Roman" w:eastAsia="Times New Roman" w:cs="Times New Roman"/>
-                <w:i w:val="false"/>
-                <w:b w:val="false"/>
-                <w:u w:val="none"/>
-                <w:strike w:val="false"/>
-                <w:sz w:val="18"/>
-                <w:szCs w:val="18"/>
-                <w:color w:val="000000"/>
-              </w:rPr>
-            </w:pPr>
-            <w:r>
-              <w:rPr>
-                <w:rFonts w:ascii="Times New Roman" w:hAnsi="Times New Roman" w:eastAsia="Times New Roman" w:cs="Times New Roman"/>
-                <w:i w:val="false"/>
-                <w:b w:val="false"/>
-                <w:u w:val="none"/>
-                <w:strike w:val="false"/>
-                <w:sz w:val="18"/>
-                <w:szCs w:val="18"/>
-                <w:color w:val="000000"/>
-              </w:rPr>
-              <w:t xml:space="preserve">108 (51.2%)</w:t>
+              <w:t xml:space="preserve">242 (56.3%)</w:t>
+            </w:r>
+          </w:p>
+        </w:tc>
+        <w:tc>
+          <w:tcPr>
+            <w:tcBorders>
+              <w:bottom w:val="none" w:sz="0" w:space="0" w:color="000000"/>
+              <w:top w:val="none" w:sz="0" w:space="0" w:color="000000"/>
+              <w:left w:val="none" w:sz="0" w:space="0" w:color="000000"/>
+              <w:right w:val="none" w:sz="0" w:space="0" w:color="000000"/>
+            </w:tcBorders>
+            <w:shd w:val="clear" w:color="auto" w:fill="FFFFFF"/>
+            <w:tcMar>
+              <w:top w:w="0" w:type="dxa"/>
+              <w:bottom w:w="0" w:type="dxa"/>
+              <w:left w:w="0" w:type="dxa"/>
+              <w:right w:w="0" w:type="dxa"/>
+            </w:tcMar>
+            <w:vAlign w:val="top"/>
+          </w:tcPr>
+          <w:p>
+            <w:pPr>
+              <w:pStyle w:val="Normal"/>
+              <w:jc w:val="center"/>
+              <w:pBdr>
+                <w:bottom w:val="none" w:sz="0" w:space="0" w:color="000000"/>
+                <w:top w:val="none" w:sz="0" w:space="0" w:color="000000"/>
+                <w:left w:val="none" w:sz="0" w:space="0" w:color="000000"/>
+                <w:right w:val="none" w:sz="0" w:space="0" w:color="000000"/>
+              </w:pBdr>
+              <w:spacing w:after="100" w:before="100" w:line="240"/>
+              <w:ind w:left="100" w:right="100" w:firstLine="0" w:firstLineChars="0"/>
+              <w:rPr>
+                <w:rFonts w:ascii="Times New Roman" w:hAnsi="Times New Roman" w:eastAsia="Times New Roman" w:cs="Times New Roman"/>
+                <w:i w:val="false"/>
+                <w:b w:val="false"/>
+                <w:u w:val="none"/>
+                <w:strike w:val="false"/>
+                <w:sz w:val="18"/>
+                <w:szCs w:val="18"/>
+                <w:color w:val="000000"/>
+              </w:rPr>
+            </w:pPr>
+            <w:r>
+              <w:rPr>
+                <w:rFonts w:ascii="Times New Roman" w:hAnsi="Times New Roman" w:eastAsia="Times New Roman" w:cs="Times New Roman"/>
+                <w:i w:val="false"/>
+                <w:b w:val="false"/>
+                <w:u w:val="none"/>
+                <w:strike w:val="false"/>
+                <w:sz w:val="18"/>
+                <w:szCs w:val="18"/>
+                <w:color w:val="000000"/>
+              </w:rPr>
+              <w:t xml:space="preserve">133 (61.3%)</w:t>
+            </w:r>
+          </w:p>
+        </w:tc>
+        <w:tc>
+          <w:tcPr>
+            <w:tcBorders>
+              <w:bottom w:val="none" w:sz="0" w:space="0" w:color="000000"/>
+              <w:top w:val="none" w:sz="0" w:space="0" w:color="000000"/>
+              <w:left w:val="none" w:sz="0" w:space="0" w:color="000000"/>
+              <w:right w:val="none" w:sz="0" w:space="0" w:color="000000"/>
+            </w:tcBorders>
+            <w:shd w:val="clear" w:color="auto" w:fill="FFFFFF"/>
+            <w:tcMar>
+              <w:top w:w="0" w:type="dxa"/>
+              <w:bottom w:w="0" w:type="dxa"/>
+              <w:left w:w="0" w:type="dxa"/>
+              <w:right w:w="0" w:type="dxa"/>
+            </w:tcMar>
+            <w:vAlign w:val="top"/>
+          </w:tcPr>
+          <w:p>
+            <w:pPr>
+              <w:pStyle w:val="Normal"/>
+              <w:jc w:val="center"/>
+              <w:pBdr>
+                <w:bottom w:val="none" w:sz="0" w:space="0" w:color="000000"/>
+                <w:top w:val="none" w:sz="0" w:space="0" w:color="000000"/>
+                <w:left w:val="none" w:sz="0" w:space="0" w:color="000000"/>
+                <w:right w:val="none" w:sz="0" w:space="0" w:color="000000"/>
+              </w:pBdr>
+              <w:spacing w:after="100" w:before="100" w:line="240"/>
+              <w:ind w:left="100" w:right="100" w:firstLine="0" w:firstLineChars="0"/>
+              <w:rPr>
+                <w:rFonts w:ascii="Times New Roman" w:hAnsi="Times New Roman" w:eastAsia="Times New Roman" w:cs="Times New Roman"/>
+                <w:i w:val="false"/>
+                <w:b w:val="false"/>
+                <w:u w:val="none"/>
+                <w:strike w:val="false"/>
+                <w:sz w:val="18"/>
+                <w:szCs w:val="18"/>
+                <w:color w:val="000000"/>
+              </w:rPr>
+            </w:pPr>
+            <w:r>
+              <w:rPr>
+                <w:rFonts w:ascii="Times New Roman" w:hAnsi="Times New Roman" w:eastAsia="Times New Roman" w:cs="Times New Roman"/>
+                <w:i w:val="false"/>
+                <w:b w:val="false"/>
+                <w:u w:val="none"/>
+                <w:strike w:val="false"/>
+                <w:sz w:val="18"/>
+                <w:szCs w:val="18"/>
+                <w:color w:val="000000"/>
+              </w:rPr>
+              <w:t xml:space="preserve">109 (51.2%)</w:t>
             </w:r>
           </w:p>
         </w:tc>
@@ -8618,117 +8618,117 @@
                 <w:szCs w:val="18"/>
                 <w:color w:val="000000"/>
               </w:rPr>
-              <w:t xml:space="preserve">187 (43.8%)</w:t>
-            </w:r>
-          </w:p>
-        </w:tc>
-        <w:tc>
-          <w:tcPr>
-            <w:tcBorders>
-              <w:bottom w:val="none" w:sz="0" w:space="0" w:color="000000"/>
-              <w:top w:val="none" w:sz="0" w:space="0" w:color="000000"/>
-              <w:left w:val="none" w:sz="0" w:space="0" w:color="000000"/>
-              <w:right w:val="none" w:sz="0" w:space="0" w:color="000000"/>
-            </w:tcBorders>
-            <w:shd w:val="clear" w:color="auto" w:fill="FFFFFF"/>
-            <w:tcMar>
-              <w:top w:w="0" w:type="dxa"/>
-              <w:bottom w:w="0" w:type="dxa"/>
-              <w:left w:w="0" w:type="dxa"/>
-              <w:right w:w="0" w:type="dxa"/>
-            </w:tcMar>
-            <w:vAlign w:val="top"/>
-          </w:tcPr>
-          <w:p>
-            <w:pPr>
-              <w:pStyle w:val="Normal"/>
-              <w:jc w:val="center"/>
-              <w:pBdr>
-                <w:bottom w:val="none" w:sz="0" w:space="0" w:color="000000"/>
-                <w:top w:val="none" w:sz="0" w:space="0" w:color="000000"/>
-                <w:left w:val="none" w:sz="0" w:space="0" w:color="000000"/>
-                <w:right w:val="none" w:sz="0" w:space="0" w:color="000000"/>
-              </w:pBdr>
-              <w:spacing w:after="100" w:before="100" w:line="240"/>
-              <w:ind w:left="100" w:right="100" w:firstLine="0" w:firstLineChars="0"/>
-              <w:rPr>
-                <w:rFonts w:ascii="Times New Roman" w:hAnsi="Times New Roman" w:eastAsia="Times New Roman" w:cs="Times New Roman"/>
-                <w:i w:val="false"/>
-                <w:b w:val="false"/>
-                <w:u w:val="none"/>
-                <w:strike w:val="false"/>
-                <w:sz w:val="18"/>
-                <w:szCs w:val="18"/>
-                <w:color w:val="000000"/>
-              </w:rPr>
-            </w:pPr>
-            <w:r>
-              <w:rPr>
-                <w:rFonts w:ascii="Times New Roman" w:hAnsi="Times New Roman" w:eastAsia="Times New Roman" w:cs="Times New Roman"/>
-                <w:i w:val="false"/>
-                <w:b w:val="false"/>
-                <w:u w:val="none"/>
-                <w:strike w:val="false"/>
-                <w:sz w:val="18"/>
-                <w:szCs w:val="18"/>
-                <w:color w:val="000000"/>
-              </w:rPr>
-              <w:t xml:space="preserve">84 (38.9%)</w:t>
-            </w:r>
-          </w:p>
-        </w:tc>
-        <w:tc>
-          <w:tcPr>
-            <w:tcBorders>
-              <w:bottom w:val="none" w:sz="0" w:space="0" w:color="000000"/>
-              <w:top w:val="none" w:sz="0" w:space="0" w:color="000000"/>
-              <w:left w:val="none" w:sz="0" w:space="0" w:color="000000"/>
-              <w:right w:val="none" w:sz="0" w:space="0" w:color="000000"/>
-            </w:tcBorders>
-            <w:shd w:val="clear" w:color="auto" w:fill="FFFFFF"/>
-            <w:tcMar>
-              <w:top w:w="0" w:type="dxa"/>
-              <w:bottom w:w="0" w:type="dxa"/>
-              <w:left w:w="0" w:type="dxa"/>
-              <w:right w:w="0" w:type="dxa"/>
-            </w:tcMar>
-            <w:vAlign w:val="top"/>
-          </w:tcPr>
-          <w:p>
-            <w:pPr>
-              <w:pStyle w:val="Normal"/>
-              <w:jc w:val="center"/>
-              <w:pBdr>
-                <w:bottom w:val="none" w:sz="0" w:space="0" w:color="000000"/>
-                <w:top w:val="none" w:sz="0" w:space="0" w:color="000000"/>
-                <w:left w:val="none" w:sz="0" w:space="0" w:color="000000"/>
-                <w:right w:val="none" w:sz="0" w:space="0" w:color="000000"/>
-              </w:pBdr>
-              <w:spacing w:after="100" w:before="100" w:line="240"/>
-              <w:ind w:left="100" w:right="100" w:firstLine="0" w:firstLineChars="0"/>
-              <w:rPr>
-                <w:rFonts w:ascii="Times New Roman" w:hAnsi="Times New Roman" w:eastAsia="Times New Roman" w:cs="Times New Roman"/>
-                <w:i w:val="false"/>
-                <w:b w:val="false"/>
-                <w:u w:val="none"/>
-                <w:strike w:val="false"/>
-                <w:sz w:val="18"/>
-                <w:szCs w:val="18"/>
-                <w:color w:val="000000"/>
-              </w:rPr>
-            </w:pPr>
-            <w:r>
-              <w:rPr>
-                <w:rFonts w:ascii="Times New Roman" w:hAnsi="Times New Roman" w:eastAsia="Times New Roman" w:cs="Times New Roman"/>
-                <w:i w:val="false"/>
-                <w:b w:val="false"/>
-                <w:u w:val="none"/>
-                <w:strike w:val="false"/>
-                <w:sz w:val="18"/>
-                <w:szCs w:val="18"/>
-                <w:color w:val="000000"/>
-              </w:rPr>
-              <w:t xml:space="preserve">103 (48.8%)</w:t>
+              <w:t xml:space="preserve">188 (43.7%)</w:t>
+            </w:r>
+          </w:p>
+        </w:tc>
+        <w:tc>
+          <w:tcPr>
+            <w:tcBorders>
+              <w:bottom w:val="none" w:sz="0" w:space="0" w:color="000000"/>
+              <w:top w:val="none" w:sz="0" w:space="0" w:color="000000"/>
+              <w:left w:val="none" w:sz="0" w:space="0" w:color="000000"/>
+              <w:right w:val="none" w:sz="0" w:space="0" w:color="000000"/>
+            </w:tcBorders>
+            <w:shd w:val="clear" w:color="auto" w:fill="FFFFFF"/>
+            <w:tcMar>
+              <w:top w:w="0" w:type="dxa"/>
+              <w:bottom w:w="0" w:type="dxa"/>
+              <w:left w:w="0" w:type="dxa"/>
+              <w:right w:w="0" w:type="dxa"/>
+            </w:tcMar>
+            <w:vAlign w:val="top"/>
+          </w:tcPr>
+          <w:p>
+            <w:pPr>
+              <w:pStyle w:val="Normal"/>
+              <w:jc w:val="center"/>
+              <w:pBdr>
+                <w:bottom w:val="none" w:sz="0" w:space="0" w:color="000000"/>
+                <w:top w:val="none" w:sz="0" w:space="0" w:color="000000"/>
+                <w:left w:val="none" w:sz="0" w:space="0" w:color="000000"/>
+                <w:right w:val="none" w:sz="0" w:space="0" w:color="000000"/>
+              </w:pBdr>
+              <w:spacing w:after="100" w:before="100" w:line="240"/>
+              <w:ind w:left="100" w:right="100" w:firstLine="0" w:firstLineChars="0"/>
+              <w:rPr>
+                <w:rFonts w:ascii="Times New Roman" w:hAnsi="Times New Roman" w:eastAsia="Times New Roman" w:cs="Times New Roman"/>
+                <w:i w:val="false"/>
+                <w:b w:val="false"/>
+                <w:u w:val="none"/>
+                <w:strike w:val="false"/>
+                <w:sz w:val="18"/>
+                <w:szCs w:val="18"/>
+                <w:color w:val="000000"/>
+              </w:rPr>
+            </w:pPr>
+            <w:r>
+              <w:rPr>
+                <w:rFonts w:ascii="Times New Roman" w:hAnsi="Times New Roman" w:eastAsia="Times New Roman" w:cs="Times New Roman"/>
+                <w:i w:val="false"/>
+                <w:b w:val="false"/>
+                <w:u w:val="none"/>
+                <w:strike w:val="false"/>
+                <w:sz w:val="18"/>
+                <w:szCs w:val="18"/>
+                <w:color w:val="000000"/>
+              </w:rPr>
+              <w:t xml:space="preserve">84 (38.7%)</w:t>
+            </w:r>
+          </w:p>
+        </w:tc>
+        <w:tc>
+          <w:tcPr>
+            <w:tcBorders>
+              <w:bottom w:val="none" w:sz="0" w:space="0" w:color="000000"/>
+              <w:top w:val="none" w:sz="0" w:space="0" w:color="000000"/>
+              <w:left w:val="none" w:sz="0" w:space="0" w:color="000000"/>
+              <w:right w:val="none" w:sz="0" w:space="0" w:color="000000"/>
+            </w:tcBorders>
+            <w:shd w:val="clear" w:color="auto" w:fill="FFFFFF"/>
+            <w:tcMar>
+              <w:top w:w="0" w:type="dxa"/>
+              <w:bottom w:w="0" w:type="dxa"/>
+              <w:left w:w="0" w:type="dxa"/>
+              <w:right w:w="0" w:type="dxa"/>
+            </w:tcMar>
+            <w:vAlign w:val="top"/>
+          </w:tcPr>
+          <w:p>
+            <w:pPr>
+              <w:pStyle w:val="Normal"/>
+              <w:jc w:val="center"/>
+              <w:pBdr>
+                <w:bottom w:val="none" w:sz="0" w:space="0" w:color="000000"/>
+                <w:top w:val="none" w:sz="0" w:space="0" w:color="000000"/>
+                <w:left w:val="none" w:sz="0" w:space="0" w:color="000000"/>
+                <w:right w:val="none" w:sz="0" w:space="0" w:color="000000"/>
+              </w:pBdr>
+              <w:spacing w:after="100" w:before="100" w:line="240"/>
+              <w:ind w:left="100" w:right="100" w:firstLine="0" w:firstLineChars="0"/>
+              <w:rPr>
+                <w:rFonts w:ascii="Times New Roman" w:hAnsi="Times New Roman" w:eastAsia="Times New Roman" w:cs="Times New Roman"/>
+                <w:i w:val="false"/>
+                <w:b w:val="false"/>
+                <w:u w:val="none"/>
+                <w:strike w:val="false"/>
+                <w:sz w:val="18"/>
+                <w:szCs w:val="18"/>
+                <w:color w:val="000000"/>
+              </w:rPr>
+            </w:pPr>
+            <w:r>
+              <w:rPr>
+                <w:rFonts w:ascii="Times New Roman" w:hAnsi="Times New Roman" w:eastAsia="Times New Roman" w:cs="Times New Roman"/>
+                <w:i w:val="false"/>
+                <w:b w:val="false"/>
+                <w:u w:val="none"/>
+                <w:strike w:val="false"/>
+                <w:sz w:val="18"/>
+                <w:szCs w:val="18"/>
+                <w:color w:val="000000"/>
+              </w:rPr>
+              <w:t xml:space="preserve">104 (48.8%)</w:t>
             </w:r>
           </w:p>
         </w:tc>
@@ -9343,7 +9343,7 @@
                 <w:szCs w:val="18"/>
                 <w:color w:val="000000"/>
               </w:rPr>
-              <w:t xml:space="preserve">0.236</w:t>
+              <w:t xml:space="preserve">0.235</w:t>
             </w:r>
           </w:p>
         </w:tc>
@@ -9458,117 +9458,117 @@
                 <w:szCs w:val="18"/>
                 <w:color w:val="000000"/>
               </w:rPr>
-              <w:t xml:space="preserve">179 (64.9%)</w:t>
-            </w:r>
-          </w:p>
-        </w:tc>
-        <w:tc>
-          <w:tcPr>
-            <w:tcBorders>
-              <w:bottom w:val="none" w:sz="0" w:space="0" w:color="000000"/>
-              <w:top w:val="none" w:sz="0" w:space="0" w:color="000000"/>
-              <w:left w:val="none" w:sz="0" w:space="0" w:color="000000"/>
-              <w:right w:val="none" w:sz="0" w:space="0" w:color="000000"/>
-            </w:tcBorders>
-            <w:shd w:val="clear" w:color="auto" w:fill="FFFFFF"/>
-            <w:tcMar>
-              <w:top w:w="0" w:type="dxa"/>
-              <w:bottom w:w="0" w:type="dxa"/>
-              <w:left w:w="0" w:type="dxa"/>
-              <w:right w:w="0" w:type="dxa"/>
-            </w:tcMar>
-            <w:vAlign w:val="top"/>
-          </w:tcPr>
-          <w:p>
-            <w:pPr>
-              <w:pStyle w:val="Normal"/>
-              <w:jc w:val="center"/>
-              <w:pBdr>
-                <w:bottom w:val="none" w:sz="0" w:space="0" w:color="000000"/>
-                <w:top w:val="none" w:sz="0" w:space="0" w:color="000000"/>
-                <w:left w:val="none" w:sz="0" w:space="0" w:color="000000"/>
-                <w:right w:val="none" w:sz="0" w:space="0" w:color="000000"/>
-              </w:pBdr>
-              <w:spacing w:after="100" w:before="100" w:line="240"/>
-              <w:ind w:left="100" w:right="100" w:firstLine="0" w:firstLineChars="0"/>
-              <w:rPr>
-                <w:rFonts w:ascii="Times New Roman" w:hAnsi="Times New Roman" w:eastAsia="Times New Roman" w:cs="Times New Roman"/>
-                <w:i w:val="false"/>
-                <w:b w:val="false"/>
-                <w:u w:val="none"/>
-                <w:strike w:val="false"/>
-                <w:sz w:val="18"/>
-                <w:szCs w:val="18"/>
-                <w:color w:val="000000"/>
-              </w:rPr>
-            </w:pPr>
-            <w:r>
-              <w:rPr>
-                <w:rFonts w:ascii="Times New Roman" w:hAnsi="Times New Roman" w:eastAsia="Times New Roman" w:cs="Times New Roman"/>
-                <w:i w:val="false"/>
-                <w:b w:val="false"/>
-                <w:u w:val="none"/>
-                <w:strike w:val="false"/>
-                <w:sz w:val="18"/>
-                <w:szCs w:val="18"/>
-                <w:color w:val="000000"/>
-              </w:rPr>
-              <w:t xml:space="preserve">89 (68.5%)</w:t>
-            </w:r>
-          </w:p>
-        </w:tc>
-        <w:tc>
-          <w:tcPr>
-            <w:tcBorders>
-              <w:bottom w:val="none" w:sz="0" w:space="0" w:color="000000"/>
-              <w:top w:val="none" w:sz="0" w:space="0" w:color="000000"/>
-              <w:left w:val="none" w:sz="0" w:space="0" w:color="000000"/>
-              <w:right w:val="none" w:sz="0" w:space="0" w:color="000000"/>
-            </w:tcBorders>
-            <w:shd w:val="clear" w:color="auto" w:fill="FFFFFF"/>
-            <w:tcMar>
-              <w:top w:w="0" w:type="dxa"/>
-              <w:bottom w:w="0" w:type="dxa"/>
-              <w:left w:w="0" w:type="dxa"/>
-              <w:right w:w="0" w:type="dxa"/>
-            </w:tcMar>
-            <w:vAlign w:val="top"/>
-          </w:tcPr>
-          <w:p>
-            <w:pPr>
-              <w:pStyle w:val="Normal"/>
-              <w:jc w:val="center"/>
-              <w:pBdr>
-                <w:bottom w:val="none" w:sz="0" w:space="0" w:color="000000"/>
-                <w:top w:val="none" w:sz="0" w:space="0" w:color="000000"/>
-                <w:left w:val="none" w:sz="0" w:space="0" w:color="000000"/>
-                <w:right w:val="none" w:sz="0" w:space="0" w:color="000000"/>
-              </w:pBdr>
-              <w:spacing w:after="100" w:before="100" w:line="240"/>
-              <w:ind w:left="100" w:right="100" w:firstLine="0" w:firstLineChars="0"/>
-              <w:rPr>
-                <w:rFonts w:ascii="Times New Roman" w:hAnsi="Times New Roman" w:eastAsia="Times New Roman" w:cs="Times New Roman"/>
-                <w:i w:val="false"/>
-                <w:b w:val="false"/>
-                <w:u w:val="none"/>
-                <w:strike w:val="false"/>
-                <w:sz w:val="18"/>
-                <w:szCs w:val="18"/>
-                <w:color w:val="000000"/>
-              </w:rPr>
-            </w:pPr>
-            <w:r>
-              <w:rPr>
-                <w:rFonts w:ascii="Times New Roman" w:hAnsi="Times New Roman" w:eastAsia="Times New Roman" w:cs="Times New Roman"/>
-                <w:i w:val="false"/>
-                <w:b w:val="false"/>
-                <w:u w:val="none"/>
-                <w:strike w:val="false"/>
-                <w:sz w:val="18"/>
-                <w:szCs w:val="18"/>
-                <w:color w:val="000000"/>
-              </w:rPr>
-              <w:t xml:space="preserve">90 (61.6%)</w:t>
+              <w:t xml:space="preserve">181 (65.1%)</w:t>
+            </w:r>
+          </w:p>
+        </w:tc>
+        <w:tc>
+          <w:tcPr>
+            <w:tcBorders>
+              <w:bottom w:val="none" w:sz="0" w:space="0" w:color="000000"/>
+              <w:top w:val="none" w:sz="0" w:space="0" w:color="000000"/>
+              <w:left w:val="none" w:sz="0" w:space="0" w:color="000000"/>
+              <w:right w:val="none" w:sz="0" w:space="0" w:color="000000"/>
+            </w:tcBorders>
+            <w:shd w:val="clear" w:color="auto" w:fill="FFFFFF"/>
+            <w:tcMar>
+              <w:top w:w="0" w:type="dxa"/>
+              <w:bottom w:w="0" w:type="dxa"/>
+              <w:left w:w="0" w:type="dxa"/>
+              <w:right w:w="0" w:type="dxa"/>
+            </w:tcMar>
+            <w:vAlign w:val="top"/>
+          </w:tcPr>
+          <w:p>
+            <w:pPr>
+              <w:pStyle w:val="Normal"/>
+              <w:jc w:val="center"/>
+              <w:pBdr>
+                <w:bottom w:val="none" w:sz="0" w:space="0" w:color="000000"/>
+                <w:top w:val="none" w:sz="0" w:space="0" w:color="000000"/>
+                <w:left w:val="none" w:sz="0" w:space="0" w:color="000000"/>
+                <w:right w:val="none" w:sz="0" w:space="0" w:color="000000"/>
+              </w:pBdr>
+              <w:spacing w:after="100" w:before="100" w:line="240"/>
+              <w:ind w:left="100" w:right="100" w:firstLine="0" w:firstLineChars="0"/>
+              <w:rPr>
+                <w:rFonts w:ascii="Times New Roman" w:hAnsi="Times New Roman" w:eastAsia="Times New Roman" w:cs="Times New Roman"/>
+                <w:i w:val="false"/>
+                <w:b w:val="false"/>
+                <w:u w:val="none"/>
+                <w:strike w:val="false"/>
+                <w:sz w:val="18"/>
+                <w:szCs w:val="18"/>
+                <w:color w:val="000000"/>
+              </w:rPr>
+            </w:pPr>
+            <w:r>
+              <w:rPr>
+                <w:rFonts w:ascii="Times New Roman" w:hAnsi="Times New Roman" w:eastAsia="Times New Roman" w:cs="Times New Roman"/>
+                <w:i w:val="false"/>
+                <w:b w:val="false"/>
+                <w:u w:val="none"/>
+                <w:strike w:val="false"/>
+                <w:sz w:val="18"/>
+                <w:szCs w:val="18"/>
+                <w:color w:val="000000"/>
+              </w:rPr>
+              <w:t xml:space="preserve">90 (68.7%)</w:t>
+            </w:r>
+          </w:p>
+        </w:tc>
+        <w:tc>
+          <w:tcPr>
+            <w:tcBorders>
+              <w:bottom w:val="none" w:sz="0" w:space="0" w:color="000000"/>
+              <w:top w:val="none" w:sz="0" w:space="0" w:color="000000"/>
+              <w:left w:val="none" w:sz="0" w:space="0" w:color="000000"/>
+              <w:right w:val="none" w:sz="0" w:space="0" w:color="000000"/>
+            </w:tcBorders>
+            <w:shd w:val="clear" w:color="auto" w:fill="FFFFFF"/>
+            <w:tcMar>
+              <w:top w:w="0" w:type="dxa"/>
+              <w:bottom w:w="0" w:type="dxa"/>
+              <w:left w:w="0" w:type="dxa"/>
+              <w:right w:w="0" w:type="dxa"/>
+            </w:tcMar>
+            <w:vAlign w:val="top"/>
+          </w:tcPr>
+          <w:p>
+            <w:pPr>
+              <w:pStyle w:val="Normal"/>
+              <w:jc w:val="center"/>
+              <w:pBdr>
+                <w:bottom w:val="none" w:sz="0" w:space="0" w:color="000000"/>
+                <w:top w:val="none" w:sz="0" w:space="0" w:color="000000"/>
+                <w:left w:val="none" w:sz="0" w:space="0" w:color="000000"/>
+                <w:right w:val="none" w:sz="0" w:space="0" w:color="000000"/>
+              </w:pBdr>
+              <w:spacing w:after="100" w:before="100" w:line="240"/>
+              <w:ind w:left="100" w:right="100" w:firstLine="0" w:firstLineChars="0"/>
+              <w:rPr>
+                <w:rFonts w:ascii="Times New Roman" w:hAnsi="Times New Roman" w:eastAsia="Times New Roman" w:cs="Times New Roman"/>
+                <w:i w:val="false"/>
+                <w:b w:val="false"/>
+                <w:u w:val="none"/>
+                <w:strike w:val="false"/>
+                <w:sz w:val="18"/>
+                <w:szCs w:val="18"/>
+                <w:color w:val="000000"/>
+              </w:rPr>
+            </w:pPr>
+            <w:r>
+              <w:rPr>
+                <w:rFonts w:ascii="Times New Roman" w:hAnsi="Times New Roman" w:eastAsia="Times New Roman" w:cs="Times New Roman"/>
+                <w:i w:val="false"/>
+                <w:b w:val="false"/>
+                <w:u w:val="none"/>
+                <w:strike w:val="false"/>
+                <w:sz w:val="18"/>
+                <w:szCs w:val="18"/>
+                <w:color w:val="000000"/>
+              </w:rPr>
+              <w:t xml:space="preserve">91 (61.9%)</w:t>
             </w:r>
           </w:p>
         </w:tc>
@@ -9738,117 +9738,117 @@
                 <w:szCs w:val="18"/>
                 <w:color w:val="000000"/>
               </w:rPr>
-              <w:t xml:space="preserve">97 (35.1%)</w:t>
-            </w:r>
-          </w:p>
-        </w:tc>
-        <w:tc>
-          <w:tcPr>
-            <w:tcBorders>
-              <w:bottom w:val="none" w:sz="0" w:space="0" w:color="000000"/>
-              <w:top w:val="none" w:sz="0" w:space="0" w:color="000000"/>
-              <w:left w:val="none" w:sz="0" w:space="0" w:color="000000"/>
-              <w:right w:val="none" w:sz="0" w:space="0" w:color="000000"/>
-            </w:tcBorders>
-            <w:shd w:val="clear" w:color="auto" w:fill="FFFFFF"/>
-            <w:tcMar>
-              <w:top w:w="0" w:type="dxa"/>
-              <w:bottom w:w="0" w:type="dxa"/>
-              <w:left w:w="0" w:type="dxa"/>
-              <w:right w:w="0" w:type="dxa"/>
-            </w:tcMar>
-            <w:vAlign w:val="top"/>
-          </w:tcPr>
-          <w:p>
-            <w:pPr>
-              <w:pStyle w:val="Normal"/>
-              <w:jc w:val="center"/>
-              <w:pBdr>
-                <w:bottom w:val="none" w:sz="0" w:space="0" w:color="000000"/>
-                <w:top w:val="none" w:sz="0" w:space="0" w:color="000000"/>
-                <w:left w:val="none" w:sz="0" w:space="0" w:color="000000"/>
-                <w:right w:val="none" w:sz="0" w:space="0" w:color="000000"/>
-              </w:pBdr>
-              <w:spacing w:after="100" w:before="100" w:line="240"/>
-              <w:ind w:left="100" w:right="100" w:firstLine="0" w:firstLineChars="0"/>
-              <w:rPr>
-                <w:rFonts w:ascii="Times New Roman" w:hAnsi="Times New Roman" w:eastAsia="Times New Roman" w:cs="Times New Roman"/>
-                <w:i w:val="false"/>
-                <w:b w:val="false"/>
-                <w:u w:val="none"/>
-                <w:strike w:val="false"/>
-                <w:sz w:val="18"/>
-                <w:szCs w:val="18"/>
-                <w:color w:val="000000"/>
-              </w:rPr>
-            </w:pPr>
-            <w:r>
-              <w:rPr>
-                <w:rFonts w:ascii="Times New Roman" w:hAnsi="Times New Roman" w:eastAsia="Times New Roman" w:cs="Times New Roman"/>
-                <w:i w:val="false"/>
-                <w:b w:val="false"/>
-                <w:u w:val="none"/>
-                <w:strike w:val="false"/>
-                <w:sz w:val="18"/>
-                <w:szCs w:val="18"/>
-                <w:color w:val="000000"/>
-              </w:rPr>
-              <w:t xml:space="preserve">41 (31.5%)</w:t>
-            </w:r>
-          </w:p>
-        </w:tc>
-        <w:tc>
-          <w:tcPr>
-            <w:tcBorders>
-              <w:bottom w:val="none" w:sz="0" w:space="0" w:color="000000"/>
-              <w:top w:val="none" w:sz="0" w:space="0" w:color="000000"/>
-              <w:left w:val="none" w:sz="0" w:space="0" w:color="000000"/>
-              <w:right w:val="none" w:sz="0" w:space="0" w:color="000000"/>
-            </w:tcBorders>
-            <w:shd w:val="clear" w:color="auto" w:fill="FFFFFF"/>
-            <w:tcMar>
-              <w:top w:w="0" w:type="dxa"/>
-              <w:bottom w:w="0" w:type="dxa"/>
-              <w:left w:w="0" w:type="dxa"/>
-              <w:right w:w="0" w:type="dxa"/>
-            </w:tcMar>
-            <w:vAlign w:val="top"/>
-          </w:tcPr>
-          <w:p>
-            <w:pPr>
-              <w:pStyle w:val="Normal"/>
-              <w:jc w:val="center"/>
-              <w:pBdr>
-                <w:bottom w:val="none" w:sz="0" w:space="0" w:color="000000"/>
-                <w:top w:val="none" w:sz="0" w:space="0" w:color="000000"/>
-                <w:left w:val="none" w:sz="0" w:space="0" w:color="000000"/>
-                <w:right w:val="none" w:sz="0" w:space="0" w:color="000000"/>
-              </w:pBdr>
-              <w:spacing w:after="100" w:before="100" w:line="240"/>
-              <w:ind w:left="100" w:right="100" w:firstLine="0" w:firstLineChars="0"/>
-              <w:rPr>
-                <w:rFonts w:ascii="Times New Roman" w:hAnsi="Times New Roman" w:eastAsia="Times New Roman" w:cs="Times New Roman"/>
-                <w:i w:val="false"/>
-                <w:b w:val="false"/>
-                <w:u w:val="none"/>
-                <w:strike w:val="false"/>
-                <w:sz w:val="18"/>
-                <w:szCs w:val="18"/>
-                <w:color w:val="000000"/>
-              </w:rPr>
-            </w:pPr>
-            <w:r>
-              <w:rPr>
-                <w:rFonts w:ascii="Times New Roman" w:hAnsi="Times New Roman" w:eastAsia="Times New Roman" w:cs="Times New Roman"/>
-                <w:i w:val="false"/>
-                <w:b w:val="false"/>
-                <w:u w:val="none"/>
-                <w:strike w:val="false"/>
-                <w:sz w:val="18"/>
-                <w:szCs w:val="18"/>
-                <w:color w:val="000000"/>
-              </w:rPr>
-              <w:t xml:space="preserve">56 (38.4%)</w:t>
+              <w:t xml:space="preserve">97 (34.9%)</w:t>
+            </w:r>
+          </w:p>
+        </w:tc>
+        <w:tc>
+          <w:tcPr>
+            <w:tcBorders>
+              <w:bottom w:val="none" w:sz="0" w:space="0" w:color="000000"/>
+              <w:top w:val="none" w:sz="0" w:space="0" w:color="000000"/>
+              <w:left w:val="none" w:sz="0" w:space="0" w:color="000000"/>
+              <w:right w:val="none" w:sz="0" w:space="0" w:color="000000"/>
+            </w:tcBorders>
+            <w:shd w:val="clear" w:color="auto" w:fill="FFFFFF"/>
+            <w:tcMar>
+              <w:top w:w="0" w:type="dxa"/>
+              <w:bottom w:w="0" w:type="dxa"/>
+              <w:left w:w="0" w:type="dxa"/>
+              <w:right w:w="0" w:type="dxa"/>
+            </w:tcMar>
+            <w:vAlign w:val="top"/>
+          </w:tcPr>
+          <w:p>
+            <w:pPr>
+              <w:pStyle w:val="Normal"/>
+              <w:jc w:val="center"/>
+              <w:pBdr>
+                <w:bottom w:val="none" w:sz="0" w:space="0" w:color="000000"/>
+                <w:top w:val="none" w:sz="0" w:space="0" w:color="000000"/>
+                <w:left w:val="none" w:sz="0" w:space="0" w:color="000000"/>
+                <w:right w:val="none" w:sz="0" w:space="0" w:color="000000"/>
+              </w:pBdr>
+              <w:spacing w:after="100" w:before="100" w:line="240"/>
+              <w:ind w:left="100" w:right="100" w:firstLine="0" w:firstLineChars="0"/>
+              <w:rPr>
+                <w:rFonts w:ascii="Times New Roman" w:hAnsi="Times New Roman" w:eastAsia="Times New Roman" w:cs="Times New Roman"/>
+                <w:i w:val="false"/>
+                <w:b w:val="false"/>
+                <w:u w:val="none"/>
+                <w:strike w:val="false"/>
+                <w:sz w:val="18"/>
+                <w:szCs w:val="18"/>
+                <w:color w:val="000000"/>
+              </w:rPr>
+            </w:pPr>
+            <w:r>
+              <w:rPr>
+                <w:rFonts w:ascii="Times New Roman" w:hAnsi="Times New Roman" w:eastAsia="Times New Roman" w:cs="Times New Roman"/>
+                <w:i w:val="false"/>
+                <w:b w:val="false"/>
+                <w:u w:val="none"/>
+                <w:strike w:val="false"/>
+                <w:sz w:val="18"/>
+                <w:szCs w:val="18"/>
+                <w:color w:val="000000"/>
+              </w:rPr>
+              <w:t xml:space="preserve">41 (31.3%)</w:t>
+            </w:r>
+          </w:p>
+        </w:tc>
+        <w:tc>
+          <w:tcPr>
+            <w:tcBorders>
+              <w:bottom w:val="none" w:sz="0" w:space="0" w:color="000000"/>
+              <w:top w:val="none" w:sz="0" w:space="0" w:color="000000"/>
+              <w:left w:val="none" w:sz="0" w:space="0" w:color="000000"/>
+              <w:right w:val="none" w:sz="0" w:space="0" w:color="000000"/>
+            </w:tcBorders>
+            <w:shd w:val="clear" w:color="auto" w:fill="FFFFFF"/>
+            <w:tcMar>
+              <w:top w:w="0" w:type="dxa"/>
+              <w:bottom w:w="0" w:type="dxa"/>
+              <w:left w:w="0" w:type="dxa"/>
+              <w:right w:w="0" w:type="dxa"/>
+            </w:tcMar>
+            <w:vAlign w:val="top"/>
+          </w:tcPr>
+          <w:p>
+            <w:pPr>
+              <w:pStyle w:val="Normal"/>
+              <w:jc w:val="center"/>
+              <w:pBdr>
+                <w:bottom w:val="none" w:sz="0" w:space="0" w:color="000000"/>
+                <w:top w:val="none" w:sz="0" w:space="0" w:color="000000"/>
+                <w:left w:val="none" w:sz="0" w:space="0" w:color="000000"/>
+                <w:right w:val="none" w:sz="0" w:space="0" w:color="000000"/>
+              </w:pBdr>
+              <w:spacing w:after="100" w:before="100" w:line="240"/>
+              <w:ind w:left="100" w:right="100" w:firstLine="0" w:firstLineChars="0"/>
+              <w:rPr>
+                <w:rFonts w:ascii="Times New Roman" w:hAnsi="Times New Roman" w:eastAsia="Times New Roman" w:cs="Times New Roman"/>
+                <w:i w:val="false"/>
+                <w:b w:val="false"/>
+                <w:u w:val="none"/>
+                <w:strike w:val="false"/>
+                <w:sz w:val="18"/>
+                <w:szCs w:val="18"/>
+                <w:color w:val="000000"/>
+              </w:rPr>
+            </w:pPr>
+            <w:r>
+              <w:rPr>
+                <w:rFonts w:ascii="Times New Roman" w:hAnsi="Times New Roman" w:eastAsia="Times New Roman" w:cs="Times New Roman"/>
+                <w:i w:val="false"/>
+                <w:b w:val="false"/>
+                <w:u w:val="none"/>
+                <w:strike w:val="false"/>
+                <w:sz w:val="18"/>
+                <w:szCs w:val="18"/>
+                <w:color w:val="000000"/>
+              </w:rPr>
+              <w:t xml:space="preserve">56 (38.1%)</w:t>
             </w:r>
           </w:p>
         </w:tc>
@@ -10018,7 +10018,7 @@
                 <w:szCs w:val="18"/>
                 <w:color w:val="000000"/>
               </w:rPr>
-              <w:t xml:space="preserve">160</w:t>
+              <w:t xml:space="preserve">161</w:t>
             </w:r>
           </w:p>
         </w:tc>
@@ -10128,7 +10128,7 @@
                 <w:szCs w:val="18"/>
                 <w:color w:val="000000"/>
               </w:rPr>
-              <w:t xml:space="preserve">71</w:t>
+              <w:t xml:space="preserve">72</w:t>
             </w:r>
           </w:p>
         </w:tc>
@@ -10463,7 +10463,7 @@
                 <w:szCs w:val="18"/>
                 <w:color w:val="000000"/>
               </w:rPr>
-              <w:t xml:space="preserve">0.411</w:t>
+              <w:t xml:space="preserve">0.434</w:t>
             </w:r>
           </w:p>
         </w:tc>
@@ -10578,117 +10578,117 @@
                 <w:szCs w:val="18"/>
                 <w:color w:val="000000"/>
               </w:rPr>
-              <w:t xml:space="preserve">241 (61.5%)</w:t>
-            </w:r>
-          </w:p>
-        </w:tc>
-        <w:tc>
-          <w:tcPr>
-            <w:tcBorders>
-              <w:bottom w:val="none" w:sz="0" w:space="0" w:color="000000"/>
-              <w:top w:val="none" w:sz="0" w:space="0" w:color="000000"/>
-              <w:left w:val="none" w:sz="0" w:space="0" w:color="000000"/>
-              <w:right w:val="none" w:sz="0" w:space="0" w:color="000000"/>
-            </w:tcBorders>
-            <w:shd w:val="clear" w:color="auto" w:fill="FFFFFF"/>
-            <w:tcMar>
-              <w:top w:w="0" w:type="dxa"/>
-              <w:bottom w:w="0" w:type="dxa"/>
-              <w:left w:w="0" w:type="dxa"/>
-              <w:right w:w="0" w:type="dxa"/>
-            </w:tcMar>
-            <w:vAlign w:val="top"/>
-          </w:tcPr>
-          <w:p>
-            <w:pPr>
-              <w:pStyle w:val="Normal"/>
-              <w:jc w:val="center"/>
-              <w:pBdr>
-                <w:bottom w:val="none" w:sz="0" w:space="0" w:color="000000"/>
-                <w:top w:val="none" w:sz="0" w:space="0" w:color="000000"/>
-                <w:left w:val="none" w:sz="0" w:space="0" w:color="000000"/>
-                <w:right w:val="none" w:sz="0" w:space="0" w:color="000000"/>
-              </w:pBdr>
-              <w:spacing w:after="100" w:before="100" w:line="240"/>
-              <w:ind w:left="100" w:right="100" w:firstLine="0" w:firstLineChars="0"/>
-              <w:rPr>
-                <w:rFonts w:ascii="Times New Roman" w:hAnsi="Times New Roman" w:eastAsia="Times New Roman" w:cs="Times New Roman"/>
-                <w:i w:val="false"/>
-                <w:b w:val="false"/>
-                <w:u w:val="none"/>
-                <w:strike w:val="false"/>
-                <w:sz w:val="18"/>
-                <w:szCs w:val="18"/>
-                <w:color w:val="000000"/>
-              </w:rPr>
-            </w:pPr>
-            <w:r>
-              <w:rPr>
-                <w:rFonts w:ascii="Times New Roman" w:hAnsi="Times New Roman" w:eastAsia="Times New Roman" w:cs="Times New Roman"/>
-                <w:i w:val="false"/>
-                <w:b w:val="false"/>
-                <w:u w:val="none"/>
-                <w:strike w:val="false"/>
-                <w:sz w:val="18"/>
-                <w:szCs w:val="18"/>
-                <w:color w:val="000000"/>
-              </w:rPr>
-              <w:t xml:space="preserve">122 (63.5%)</w:t>
-            </w:r>
-          </w:p>
-        </w:tc>
-        <w:tc>
-          <w:tcPr>
-            <w:tcBorders>
-              <w:bottom w:val="none" w:sz="0" w:space="0" w:color="000000"/>
-              <w:top w:val="none" w:sz="0" w:space="0" w:color="000000"/>
-              <w:left w:val="none" w:sz="0" w:space="0" w:color="000000"/>
-              <w:right w:val="none" w:sz="0" w:space="0" w:color="000000"/>
-            </w:tcBorders>
-            <w:shd w:val="clear" w:color="auto" w:fill="FFFFFF"/>
-            <w:tcMar>
-              <w:top w:w="0" w:type="dxa"/>
-              <w:bottom w:w="0" w:type="dxa"/>
-              <w:left w:w="0" w:type="dxa"/>
-              <w:right w:w="0" w:type="dxa"/>
-            </w:tcMar>
-            <w:vAlign w:val="top"/>
-          </w:tcPr>
-          <w:p>
-            <w:pPr>
-              <w:pStyle w:val="Normal"/>
-              <w:jc w:val="center"/>
-              <w:pBdr>
-                <w:bottom w:val="none" w:sz="0" w:space="0" w:color="000000"/>
-                <w:top w:val="none" w:sz="0" w:space="0" w:color="000000"/>
-                <w:left w:val="none" w:sz="0" w:space="0" w:color="000000"/>
-                <w:right w:val="none" w:sz="0" w:space="0" w:color="000000"/>
-              </w:pBdr>
-              <w:spacing w:after="100" w:before="100" w:line="240"/>
-              <w:ind w:left="100" w:right="100" w:firstLine="0" w:firstLineChars="0"/>
-              <w:rPr>
-                <w:rFonts w:ascii="Times New Roman" w:hAnsi="Times New Roman" w:eastAsia="Times New Roman" w:cs="Times New Roman"/>
-                <w:i w:val="false"/>
-                <w:b w:val="false"/>
-                <w:u w:val="none"/>
-                <w:strike w:val="false"/>
-                <w:sz w:val="18"/>
-                <w:szCs w:val="18"/>
-                <w:color w:val="000000"/>
-              </w:rPr>
-            </w:pPr>
-            <w:r>
-              <w:rPr>
-                <w:rFonts w:ascii="Times New Roman" w:hAnsi="Times New Roman" w:eastAsia="Times New Roman" w:cs="Times New Roman"/>
-                <w:i w:val="false"/>
-                <w:b w:val="false"/>
-                <w:u w:val="none"/>
-                <w:strike w:val="false"/>
-                <w:sz w:val="18"/>
-                <w:szCs w:val="18"/>
-                <w:color w:val="000000"/>
-              </w:rPr>
-              <w:t xml:space="preserve">119 (59.5%)</w:t>
+              <w:t xml:space="preserve">244 (61.8%)</w:t>
+            </w:r>
+          </w:p>
+        </w:tc>
+        <w:tc>
+          <w:tcPr>
+            <w:tcBorders>
+              <w:bottom w:val="none" w:sz="0" w:space="0" w:color="000000"/>
+              <w:top w:val="none" w:sz="0" w:space="0" w:color="000000"/>
+              <w:left w:val="none" w:sz="0" w:space="0" w:color="000000"/>
+              <w:right w:val="none" w:sz="0" w:space="0" w:color="000000"/>
+            </w:tcBorders>
+            <w:shd w:val="clear" w:color="auto" w:fill="FFFFFF"/>
+            <w:tcMar>
+              <w:top w:w="0" w:type="dxa"/>
+              <w:bottom w:w="0" w:type="dxa"/>
+              <w:left w:w="0" w:type="dxa"/>
+              <w:right w:w="0" w:type="dxa"/>
+            </w:tcMar>
+            <w:vAlign w:val="top"/>
+          </w:tcPr>
+          <w:p>
+            <w:pPr>
+              <w:pStyle w:val="Normal"/>
+              <w:jc w:val="center"/>
+              <w:pBdr>
+                <w:bottom w:val="none" w:sz="0" w:space="0" w:color="000000"/>
+                <w:top w:val="none" w:sz="0" w:space="0" w:color="000000"/>
+                <w:left w:val="none" w:sz="0" w:space="0" w:color="000000"/>
+                <w:right w:val="none" w:sz="0" w:space="0" w:color="000000"/>
+              </w:pBdr>
+              <w:spacing w:after="100" w:before="100" w:line="240"/>
+              <w:ind w:left="100" w:right="100" w:firstLine="0" w:firstLineChars="0"/>
+              <w:rPr>
+                <w:rFonts w:ascii="Times New Roman" w:hAnsi="Times New Roman" w:eastAsia="Times New Roman" w:cs="Times New Roman"/>
+                <w:i w:val="false"/>
+                <w:b w:val="false"/>
+                <w:u w:val="none"/>
+                <w:strike w:val="false"/>
+                <w:sz w:val="18"/>
+                <w:szCs w:val="18"/>
+                <w:color w:val="000000"/>
+              </w:rPr>
+            </w:pPr>
+            <w:r>
+              <w:rPr>
+                <w:rFonts w:ascii="Times New Roman" w:hAnsi="Times New Roman" w:eastAsia="Times New Roman" w:cs="Times New Roman"/>
+                <w:i w:val="false"/>
+                <w:b w:val="false"/>
+                <w:u w:val="none"/>
+                <w:strike w:val="false"/>
+                <w:sz w:val="18"/>
+                <w:szCs w:val="18"/>
+                <w:color w:val="000000"/>
+              </w:rPr>
+              <w:t xml:space="preserve">123 (63.7%)</w:t>
+            </w:r>
+          </w:p>
+        </w:tc>
+        <w:tc>
+          <w:tcPr>
+            <w:tcBorders>
+              <w:bottom w:val="none" w:sz="0" w:space="0" w:color="000000"/>
+              <w:top w:val="none" w:sz="0" w:space="0" w:color="000000"/>
+              <w:left w:val="none" w:sz="0" w:space="0" w:color="000000"/>
+              <w:right w:val="none" w:sz="0" w:space="0" w:color="000000"/>
+            </w:tcBorders>
+            <w:shd w:val="clear" w:color="auto" w:fill="FFFFFF"/>
+            <w:tcMar>
+              <w:top w:w="0" w:type="dxa"/>
+              <w:bottom w:w="0" w:type="dxa"/>
+              <w:left w:w="0" w:type="dxa"/>
+              <w:right w:w="0" w:type="dxa"/>
+            </w:tcMar>
+            <w:vAlign w:val="top"/>
+          </w:tcPr>
+          <w:p>
+            <w:pPr>
+              <w:pStyle w:val="Normal"/>
+              <w:jc w:val="center"/>
+              <w:pBdr>
+                <w:bottom w:val="none" w:sz="0" w:space="0" w:color="000000"/>
+                <w:top w:val="none" w:sz="0" w:space="0" w:color="000000"/>
+                <w:left w:val="none" w:sz="0" w:space="0" w:color="000000"/>
+                <w:right w:val="none" w:sz="0" w:space="0" w:color="000000"/>
+              </w:pBdr>
+              <w:spacing w:after="100" w:before="100" w:line="240"/>
+              <w:ind w:left="100" w:right="100" w:firstLine="0" w:firstLineChars="0"/>
+              <w:rPr>
+                <w:rFonts w:ascii="Times New Roman" w:hAnsi="Times New Roman" w:eastAsia="Times New Roman" w:cs="Times New Roman"/>
+                <w:i w:val="false"/>
+                <w:b w:val="false"/>
+                <w:u w:val="none"/>
+                <w:strike w:val="false"/>
+                <w:sz w:val="18"/>
+                <w:szCs w:val="18"/>
+                <w:color w:val="000000"/>
+              </w:rPr>
+            </w:pPr>
+            <w:r>
+              <w:rPr>
+                <w:rFonts w:ascii="Times New Roman" w:hAnsi="Times New Roman" w:eastAsia="Times New Roman" w:cs="Times New Roman"/>
+                <w:i w:val="false"/>
+                <w:b w:val="false"/>
+                <w:u w:val="none"/>
+                <w:strike w:val="false"/>
+                <w:sz w:val="18"/>
+                <w:szCs w:val="18"/>
+                <w:color w:val="000000"/>
+              </w:rPr>
+              <w:t xml:space="preserve">121 (59.9%)</w:t>
             </w:r>
           </w:p>
         </w:tc>
@@ -10858,117 +10858,117 @@
                 <w:szCs w:val="18"/>
                 <w:color w:val="000000"/>
               </w:rPr>
-              <w:t xml:space="preserve">151 (38.5%)</w:t>
-            </w:r>
-          </w:p>
-        </w:tc>
-        <w:tc>
-          <w:tcPr>
-            <w:tcBorders>
-              <w:bottom w:val="none" w:sz="0" w:space="0" w:color="000000"/>
-              <w:top w:val="none" w:sz="0" w:space="0" w:color="000000"/>
-              <w:left w:val="none" w:sz="0" w:space="0" w:color="000000"/>
-              <w:right w:val="none" w:sz="0" w:space="0" w:color="000000"/>
-            </w:tcBorders>
-            <w:shd w:val="clear" w:color="auto" w:fill="FFFFFF"/>
-            <w:tcMar>
-              <w:top w:w="0" w:type="dxa"/>
-              <w:bottom w:w="0" w:type="dxa"/>
-              <w:left w:w="0" w:type="dxa"/>
-              <w:right w:w="0" w:type="dxa"/>
-            </w:tcMar>
-            <w:vAlign w:val="top"/>
-          </w:tcPr>
-          <w:p>
-            <w:pPr>
-              <w:pStyle w:val="Normal"/>
-              <w:jc w:val="center"/>
-              <w:pBdr>
-                <w:bottom w:val="none" w:sz="0" w:space="0" w:color="000000"/>
-                <w:top w:val="none" w:sz="0" w:space="0" w:color="000000"/>
-                <w:left w:val="none" w:sz="0" w:space="0" w:color="000000"/>
-                <w:right w:val="none" w:sz="0" w:space="0" w:color="000000"/>
-              </w:pBdr>
-              <w:spacing w:after="100" w:before="100" w:line="240"/>
-              <w:ind w:left="100" w:right="100" w:firstLine="0" w:firstLineChars="0"/>
-              <w:rPr>
-                <w:rFonts w:ascii="Times New Roman" w:hAnsi="Times New Roman" w:eastAsia="Times New Roman" w:cs="Times New Roman"/>
-                <w:i w:val="false"/>
-                <w:b w:val="false"/>
-                <w:u w:val="none"/>
-                <w:strike w:val="false"/>
-                <w:sz w:val="18"/>
-                <w:szCs w:val="18"/>
-                <w:color w:val="000000"/>
-              </w:rPr>
-            </w:pPr>
-            <w:r>
-              <w:rPr>
-                <w:rFonts w:ascii="Times New Roman" w:hAnsi="Times New Roman" w:eastAsia="Times New Roman" w:cs="Times New Roman"/>
-                <w:i w:val="false"/>
-                <w:b w:val="false"/>
-                <w:u w:val="none"/>
-                <w:strike w:val="false"/>
-                <w:sz w:val="18"/>
-                <w:szCs w:val="18"/>
-                <w:color w:val="000000"/>
-              </w:rPr>
-              <w:t xml:space="preserve">70 (36.5%)</w:t>
-            </w:r>
-          </w:p>
-        </w:tc>
-        <w:tc>
-          <w:tcPr>
-            <w:tcBorders>
-              <w:bottom w:val="none" w:sz="0" w:space="0" w:color="000000"/>
-              <w:top w:val="none" w:sz="0" w:space="0" w:color="000000"/>
-              <w:left w:val="none" w:sz="0" w:space="0" w:color="000000"/>
-              <w:right w:val="none" w:sz="0" w:space="0" w:color="000000"/>
-            </w:tcBorders>
-            <w:shd w:val="clear" w:color="auto" w:fill="FFFFFF"/>
-            <w:tcMar>
-              <w:top w:w="0" w:type="dxa"/>
-              <w:bottom w:w="0" w:type="dxa"/>
-              <w:left w:w="0" w:type="dxa"/>
-              <w:right w:w="0" w:type="dxa"/>
-            </w:tcMar>
-            <w:vAlign w:val="top"/>
-          </w:tcPr>
-          <w:p>
-            <w:pPr>
-              <w:pStyle w:val="Normal"/>
-              <w:jc w:val="center"/>
-              <w:pBdr>
-                <w:bottom w:val="none" w:sz="0" w:space="0" w:color="000000"/>
-                <w:top w:val="none" w:sz="0" w:space="0" w:color="000000"/>
-                <w:left w:val="none" w:sz="0" w:space="0" w:color="000000"/>
-                <w:right w:val="none" w:sz="0" w:space="0" w:color="000000"/>
-              </w:pBdr>
-              <w:spacing w:after="100" w:before="100" w:line="240"/>
-              <w:ind w:left="100" w:right="100" w:firstLine="0" w:firstLineChars="0"/>
-              <w:rPr>
-                <w:rFonts w:ascii="Times New Roman" w:hAnsi="Times New Roman" w:eastAsia="Times New Roman" w:cs="Times New Roman"/>
-                <w:i w:val="false"/>
-                <w:b w:val="false"/>
-                <w:u w:val="none"/>
-                <w:strike w:val="false"/>
-                <w:sz w:val="18"/>
-                <w:szCs w:val="18"/>
-                <w:color w:val="000000"/>
-              </w:rPr>
-            </w:pPr>
-            <w:r>
-              <w:rPr>
-                <w:rFonts w:ascii="Times New Roman" w:hAnsi="Times New Roman" w:eastAsia="Times New Roman" w:cs="Times New Roman"/>
-                <w:i w:val="false"/>
-                <w:b w:val="false"/>
-                <w:u w:val="none"/>
-                <w:strike w:val="false"/>
-                <w:sz w:val="18"/>
-                <w:szCs w:val="18"/>
-                <w:color w:val="000000"/>
-              </w:rPr>
-              <w:t xml:space="preserve">81 (40.5%)</w:t>
+              <w:t xml:space="preserve">151 (38.2%)</w:t>
+            </w:r>
+          </w:p>
+        </w:tc>
+        <w:tc>
+          <w:tcPr>
+            <w:tcBorders>
+              <w:bottom w:val="none" w:sz="0" w:space="0" w:color="000000"/>
+              <w:top w:val="none" w:sz="0" w:space="0" w:color="000000"/>
+              <w:left w:val="none" w:sz="0" w:space="0" w:color="000000"/>
+              <w:right w:val="none" w:sz="0" w:space="0" w:color="000000"/>
+            </w:tcBorders>
+            <w:shd w:val="clear" w:color="auto" w:fill="FFFFFF"/>
+            <w:tcMar>
+              <w:top w:w="0" w:type="dxa"/>
+              <w:bottom w:w="0" w:type="dxa"/>
+              <w:left w:w="0" w:type="dxa"/>
+              <w:right w:w="0" w:type="dxa"/>
+            </w:tcMar>
+            <w:vAlign w:val="top"/>
+          </w:tcPr>
+          <w:p>
+            <w:pPr>
+              <w:pStyle w:val="Normal"/>
+              <w:jc w:val="center"/>
+              <w:pBdr>
+                <w:bottom w:val="none" w:sz="0" w:space="0" w:color="000000"/>
+                <w:top w:val="none" w:sz="0" w:space="0" w:color="000000"/>
+                <w:left w:val="none" w:sz="0" w:space="0" w:color="000000"/>
+                <w:right w:val="none" w:sz="0" w:space="0" w:color="000000"/>
+              </w:pBdr>
+              <w:spacing w:after="100" w:before="100" w:line="240"/>
+              <w:ind w:left="100" w:right="100" w:firstLine="0" w:firstLineChars="0"/>
+              <w:rPr>
+                <w:rFonts w:ascii="Times New Roman" w:hAnsi="Times New Roman" w:eastAsia="Times New Roman" w:cs="Times New Roman"/>
+                <w:i w:val="false"/>
+                <w:b w:val="false"/>
+                <w:u w:val="none"/>
+                <w:strike w:val="false"/>
+                <w:sz w:val="18"/>
+                <w:szCs w:val="18"/>
+                <w:color w:val="000000"/>
+              </w:rPr>
+            </w:pPr>
+            <w:r>
+              <w:rPr>
+                <w:rFonts w:ascii="Times New Roman" w:hAnsi="Times New Roman" w:eastAsia="Times New Roman" w:cs="Times New Roman"/>
+                <w:i w:val="false"/>
+                <w:b w:val="false"/>
+                <w:u w:val="none"/>
+                <w:strike w:val="false"/>
+                <w:sz w:val="18"/>
+                <w:szCs w:val="18"/>
+                <w:color w:val="000000"/>
+              </w:rPr>
+              <w:t xml:space="preserve">70 (36.3%)</w:t>
+            </w:r>
+          </w:p>
+        </w:tc>
+        <w:tc>
+          <w:tcPr>
+            <w:tcBorders>
+              <w:bottom w:val="none" w:sz="0" w:space="0" w:color="000000"/>
+              <w:top w:val="none" w:sz="0" w:space="0" w:color="000000"/>
+              <w:left w:val="none" w:sz="0" w:space="0" w:color="000000"/>
+              <w:right w:val="none" w:sz="0" w:space="0" w:color="000000"/>
+            </w:tcBorders>
+            <w:shd w:val="clear" w:color="auto" w:fill="FFFFFF"/>
+            <w:tcMar>
+              <w:top w:w="0" w:type="dxa"/>
+              <w:bottom w:w="0" w:type="dxa"/>
+              <w:left w:w="0" w:type="dxa"/>
+              <w:right w:w="0" w:type="dxa"/>
+            </w:tcMar>
+            <w:vAlign w:val="top"/>
+          </w:tcPr>
+          <w:p>
+            <w:pPr>
+              <w:pStyle w:val="Normal"/>
+              <w:jc w:val="center"/>
+              <w:pBdr>
+                <w:bottom w:val="none" w:sz="0" w:space="0" w:color="000000"/>
+                <w:top w:val="none" w:sz="0" w:space="0" w:color="000000"/>
+                <w:left w:val="none" w:sz="0" w:space="0" w:color="000000"/>
+                <w:right w:val="none" w:sz="0" w:space="0" w:color="000000"/>
+              </w:pBdr>
+              <w:spacing w:after="100" w:before="100" w:line="240"/>
+              <w:ind w:left="100" w:right="100" w:firstLine="0" w:firstLineChars="0"/>
+              <w:rPr>
+                <w:rFonts w:ascii="Times New Roman" w:hAnsi="Times New Roman" w:eastAsia="Times New Roman" w:cs="Times New Roman"/>
+                <w:i w:val="false"/>
+                <w:b w:val="false"/>
+                <w:u w:val="none"/>
+                <w:strike w:val="false"/>
+                <w:sz w:val="18"/>
+                <w:szCs w:val="18"/>
+                <w:color w:val="000000"/>
+              </w:rPr>
+            </w:pPr>
+            <w:r>
+              <w:rPr>
+                <w:rFonts w:ascii="Times New Roman" w:hAnsi="Times New Roman" w:eastAsia="Times New Roman" w:cs="Times New Roman"/>
+                <w:i w:val="false"/>
+                <w:b w:val="false"/>
+                <w:u w:val="none"/>
+                <w:strike w:val="false"/>
+                <w:sz w:val="18"/>
+                <w:szCs w:val="18"/>
+                <w:color w:val="000000"/>
+              </w:rPr>
+              <w:t xml:space="preserve">81 (40.1%)</w:t>
             </w:r>
           </w:p>
         </w:tc>
@@ -11583,7 +11583,7 @@
                 <w:szCs w:val="18"/>
                 <w:color w:val="000000"/>
               </w:rPr>
-              <w:t xml:space="preserve">0.118</w:t>
+              <w:t xml:space="preserve">0.125</w:t>
             </w:r>
           </w:p>
         </w:tc>
@@ -11698,117 +11698,117 @@
                 <w:szCs w:val="18"/>
                 <w:color w:val="000000"/>
               </w:rPr>
-              <w:t xml:space="preserve">288 (76.4%)</w:t>
-            </w:r>
-          </w:p>
-        </w:tc>
-        <w:tc>
-          <w:tcPr>
-            <w:tcBorders>
-              <w:bottom w:val="none" w:sz="0" w:space="0" w:color="000000"/>
-              <w:top w:val="none" w:sz="0" w:space="0" w:color="000000"/>
-              <w:left w:val="none" w:sz="0" w:space="0" w:color="000000"/>
-              <w:right w:val="none" w:sz="0" w:space="0" w:color="000000"/>
-            </w:tcBorders>
-            <w:shd w:val="clear" w:color="auto" w:fill="FFFFFF"/>
-            <w:tcMar>
-              <w:top w:w="0" w:type="dxa"/>
-              <w:bottom w:w="0" w:type="dxa"/>
-              <w:left w:w="0" w:type="dxa"/>
-              <w:right w:w="0" w:type="dxa"/>
-            </w:tcMar>
-            <w:vAlign w:val="top"/>
-          </w:tcPr>
-          <w:p>
-            <w:pPr>
-              <w:pStyle w:val="Normal"/>
-              <w:jc w:val="center"/>
-              <w:pBdr>
-                <w:bottom w:val="none" w:sz="0" w:space="0" w:color="000000"/>
-                <w:top w:val="none" w:sz="0" w:space="0" w:color="000000"/>
-                <w:left w:val="none" w:sz="0" w:space="0" w:color="000000"/>
-                <w:right w:val="none" w:sz="0" w:space="0" w:color="000000"/>
-              </w:pBdr>
-              <w:spacing w:after="100" w:before="100" w:line="240"/>
-              <w:ind w:left="100" w:right="100" w:firstLine="0" w:firstLineChars="0"/>
-              <w:rPr>
-                <w:rFonts w:ascii="Times New Roman" w:hAnsi="Times New Roman" w:eastAsia="Times New Roman" w:cs="Times New Roman"/>
-                <w:i w:val="false"/>
-                <w:b w:val="false"/>
-                <w:u w:val="none"/>
-                <w:strike w:val="false"/>
-                <w:sz w:val="18"/>
-                <w:szCs w:val="18"/>
-                <w:color w:val="000000"/>
-              </w:rPr>
-            </w:pPr>
-            <w:r>
-              <w:rPr>
-                <w:rFonts w:ascii="Times New Roman" w:hAnsi="Times New Roman" w:eastAsia="Times New Roman" w:cs="Times New Roman"/>
-                <w:i w:val="false"/>
-                <w:b w:val="false"/>
-                <w:u w:val="none"/>
-                <w:strike w:val="false"/>
-                <w:sz w:val="18"/>
-                <w:szCs w:val="18"/>
-                <w:color w:val="000000"/>
-              </w:rPr>
-              <w:t xml:space="preserve">147 (79.9%)</w:t>
-            </w:r>
-          </w:p>
-        </w:tc>
-        <w:tc>
-          <w:tcPr>
-            <w:tcBorders>
-              <w:bottom w:val="none" w:sz="0" w:space="0" w:color="000000"/>
-              <w:top w:val="none" w:sz="0" w:space="0" w:color="000000"/>
-              <w:left w:val="none" w:sz="0" w:space="0" w:color="000000"/>
-              <w:right w:val="none" w:sz="0" w:space="0" w:color="000000"/>
-            </w:tcBorders>
-            <w:shd w:val="clear" w:color="auto" w:fill="FFFFFF"/>
-            <w:tcMar>
-              <w:top w:w="0" w:type="dxa"/>
-              <w:bottom w:w="0" w:type="dxa"/>
-              <w:left w:w="0" w:type="dxa"/>
-              <w:right w:w="0" w:type="dxa"/>
-            </w:tcMar>
-            <w:vAlign w:val="top"/>
-          </w:tcPr>
-          <w:p>
-            <w:pPr>
-              <w:pStyle w:val="Normal"/>
-              <w:jc w:val="center"/>
-              <w:pBdr>
-                <w:bottom w:val="none" w:sz="0" w:space="0" w:color="000000"/>
-                <w:top w:val="none" w:sz="0" w:space="0" w:color="000000"/>
-                <w:left w:val="none" w:sz="0" w:space="0" w:color="000000"/>
-                <w:right w:val="none" w:sz="0" w:space="0" w:color="000000"/>
-              </w:pBdr>
-              <w:spacing w:after="100" w:before="100" w:line="240"/>
-              <w:ind w:left="100" w:right="100" w:firstLine="0" w:firstLineChars="0"/>
-              <w:rPr>
-                <w:rFonts w:ascii="Times New Roman" w:hAnsi="Times New Roman" w:eastAsia="Times New Roman" w:cs="Times New Roman"/>
-                <w:i w:val="false"/>
-                <w:b w:val="false"/>
-                <w:u w:val="none"/>
-                <w:strike w:val="false"/>
-                <w:sz w:val="18"/>
-                <w:szCs w:val="18"/>
-                <w:color w:val="000000"/>
-              </w:rPr>
-            </w:pPr>
-            <w:r>
-              <w:rPr>
-                <w:rFonts w:ascii="Times New Roman" w:hAnsi="Times New Roman" w:eastAsia="Times New Roman" w:cs="Times New Roman"/>
-                <w:i w:val="false"/>
-                <w:b w:val="false"/>
-                <w:u w:val="none"/>
-                <w:strike w:val="false"/>
-                <w:sz w:val="18"/>
-                <w:szCs w:val="18"/>
-                <w:color w:val="000000"/>
-              </w:rPr>
-              <w:t xml:space="preserve">141 (73.1%)</w:t>
+              <w:t xml:space="preserve">291 (76.6%)</w:t>
+            </w:r>
+          </w:p>
+        </w:tc>
+        <w:tc>
+          <w:tcPr>
+            <w:tcBorders>
+              <w:bottom w:val="none" w:sz="0" w:space="0" w:color="000000"/>
+              <w:top w:val="none" w:sz="0" w:space="0" w:color="000000"/>
+              <w:left w:val="none" w:sz="0" w:space="0" w:color="000000"/>
+              <w:right w:val="none" w:sz="0" w:space="0" w:color="000000"/>
+            </w:tcBorders>
+            <w:shd w:val="clear" w:color="auto" w:fill="FFFFFF"/>
+            <w:tcMar>
+              <w:top w:w="0" w:type="dxa"/>
+              <w:bottom w:w="0" w:type="dxa"/>
+              <w:left w:w="0" w:type="dxa"/>
+              <w:right w:w="0" w:type="dxa"/>
+            </w:tcMar>
+            <w:vAlign w:val="top"/>
+          </w:tcPr>
+          <w:p>
+            <w:pPr>
+              <w:pStyle w:val="Normal"/>
+              <w:jc w:val="center"/>
+              <w:pBdr>
+                <w:bottom w:val="none" w:sz="0" w:space="0" w:color="000000"/>
+                <w:top w:val="none" w:sz="0" w:space="0" w:color="000000"/>
+                <w:left w:val="none" w:sz="0" w:space="0" w:color="000000"/>
+                <w:right w:val="none" w:sz="0" w:space="0" w:color="000000"/>
+              </w:pBdr>
+              <w:spacing w:after="100" w:before="100" w:line="240"/>
+              <w:ind w:left="100" w:right="100" w:firstLine="0" w:firstLineChars="0"/>
+              <w:rPr>
+                <w:rFonts w:ascii="Times New Roman" w:hAnsi="Times New Roman" w:eastAsia="Times New Roman" w:cs="Times New Roman"/>
+                <w:i w:val="false"/>
+                <w:b w:val="false"/>
+                <w:u w:val="none"/>
+                <w:strike w:val="false"/>
+                <w:sz w:val="18"/>
+                <w:szCs w:val="18"/>
+                <w:color w:val="000000"/>
+              </w:rPr>
+            </w:pPr>
+            <w:r>
+              <w:rPr>
+                <w:rFonts w:ascii="Times New Roman" w:hAnsi="Times New Roman" w:eastAsia="Times New Roman" w:cs="Times New Roman"/>
+                <w:i w:val="false"/>
+                <w:b w:val="false"/>
+                <w:u w:val="none"/>
+                <w:strike w:val="false"/>
+                <w:sz w:val="18"/>
+                <w:szCs w:val="18"/>
+                <w:color w:val="000000"/>
+              </w:rPr>
+              <w:t xml:space="preserve">148 (80.0%)</w:t>
+            </w:r>
+          </w:p>
+        </w:tc>
+        <w:tc>
+          <w:tcPr>
+            <w:tcBorders>
+              <w:bottom w:val="none" w:sz="0" w:space="0" w:color="000000"/>
+              <w:top w:val="none" w:sz="0" w:space="0" w:color="000000"/>
+              <w:left w:val="none" w:sz="0" w:space="0" w:color="000000"/>
+              <w:right w:val="none" w:sz="0" w:space="0" w:color="000000"/>
+            </w:tcBorders>
+            <w:shd w:val="clear" w:color="auto" w:fill="FFFFFF"/>
+            <w:tcMar>
+              <w:top w:w="0" w:type="dxa"/>
+              <w:bottom w:w="0" w:type="dxa"/>
+              <w:left w:w="0" w:type="dxa"/>
+              <w:right w:w="0" w:type="dxa"/>
+            </w:tcMar>
+            <w:vAlign w:val="top"/>
+          </w:tcPr>
+          <w:p>
+            <w:pPr>
+              <w:pStyle w:val="Normal"/>
+              <w:jc w:val="center"/>
+              <w:pBdr>
+                <w:bottom w:val="none" w:sz="0" w:space="0" w:color="000000"/>
+                <w:top w:val="none" w:sz="0" w:space="0" w:color="000000"/>
+                <w:left w:val="none" w:sz="0" w:space="0" w:color="000000"/>
+                <w:right w:val="none" w:sz="0" w:space="0" w:color="000000"/>
+              </w:pBdr>
+              <w:spacing w:after="100" w:before="100" w:line="240"/>
+              <w:ind w:left="100" w:right="100" w:firstLine="0" w:firstLineChars="0"/>
+              <w:rPr>
+                <w:rFonts w:ascii="Times New Roman" w:hAnsi="Times New Roman" w:eastAsia="Times New Roman" w:cs="Times New Roman"/>
+                <w:i w:val="false"/>
+                <w:b w:val="false"/>
+                <w:u w:val="none"/>
+                <w:strike w:val="false"/>
+                <w:sz w:val="18"/>
+                <w:szCs w:val="18"/>
+                <w:color w:val="000000"/>
+              </w:rPr>
+            </w:pPr>
+            <w:r>
+              <w:rPr>
+                <w:rFonts w:ascii="Times New Roman" w:hAnsi="Times New Roman" w:eastAsia="Times New Roman" w:cs="Times New Roman"/>
+                <w:i w:val="false"/>
+                <w:b w:val="false"/>
+                <w:u w:val="none"/>
+                <w:strike w:val="false"/>
+                <w:sz w:val="18"/>
+                <w:szCs w:val="18"/>
+                <w:color w:val="000000"/>
+              </w:rPr>
+              <w:t xml:space="preserve">143 (73.3%)</w:t>
             </w:r>
           </w:p>
         </w:tc>
@@ -11978,117 +11978,117 @@
                 <w:szCs w:val="18"/>
                 <w:color w:val="000000"/>
               </w:rPr>
-              <w:t xml:space="preserve">89 (23.6%)</w:t>
-            </w:r>
-          </w:p>
-        </w:tc>
-        <w:tc>
-          <w:tcPr>
-            <w:tcBorders>
-              <w:bottom w:val="none" w:sz="0" w:space="0" w:color="000000"/>
-              <w:top w:val="none" w:sz="0" w:space="0" w:color="000000"/>
-              <w:left w:val="none" w:sz="0" w:space="0" w:color="000000"/>
-              <w:right w:val="none" w:sz="0" w:space="0" w:color="000000"/>
-            </w:tcBorders>
-            <w:shd w:val="clear" w:color="auto" w:fill="FFFFFF"/>
-            <w:tcMar>
-              <w:top w:w="0" w:type="dxa"/>
-              <w:bottom w:w="0" w:type="dxa"/>
-              <w:left w:w="0" w:type="dxa"/>
-              <w:right w:w="0" w:type="dxa"/>
-            </w:tcMar>
-            <w:vAlign w:val="top"/>
-          </w:tcPr>
-          <w:p>
-            <w:pPr>
-              <w:pStyle w:val="Normal"/>
-              <w:jc w:val="center"/>
-              <w:pBdr>
-                <w:bottom w:val="none" w:sz="0" w:space="0" w:color="000000"/>
-                <w:top w:val="none" w:sz="0" w:space="0" w:color="000000"/>
-                <w:left w:val="none" w:sz="0" w:space="0" w:color="000000"/>
-                <w:right w:val="none" w:sz="0" w:space="0" w:color="000000"/>
-              </w:pBdr>
-              <w:spacing w:after="100" w:before="100" w:line="240"/>
-              <w:ind w:left="100" w:right="100" w:firstLine="0" w:firstLineChars="0"/>
-              <w:rPr>
-                <w:rFonts w:ascii="Times New Roman" w:hAnsi="Times New Roman" w:eastAsia="Times New Roman" w:cs="Times New Roman"/>
-                <w:i w:val="false"/>
-                <w:b w:val="false"/>
-                <w:u w:val="none"/>
-                <w:strike w:val="false"/>
-                <w:sz w:val="18"/>
-                <w:szCs w:val="18"/>
-                <w:color w:val="000000"/>
-              </w:rPr>
-            </w:pPr>
-            <w:r>
-              <w:rPr>
-                <w:rFonts w:ascii="Times New Roman" w:hAnsi="Times New Roman" w:eastAsia="Times New Roman" w:cs="Times New Roman"/>
-                <w:i w:val="false"/>
-                <w:b w:val="false"/>
-                <w:u w:val="none"/>
-                <w:strike w:val="false"/>
-                <w:sz w:val="18"/>
-                <w:szCs w:val="18"/>
-                <w:color w:val="000000"/>
-              </w:rPr>
-              <w:t xml:space="preserve">37 (20.1%)</w:t>
-            </w:r>
-          </w:p>
-        </w:tc>
-        <w:tc>
-          <w:tcPr>
-            <w:tcBorders>
-              <w:bottom w:val="none" w:sz="0" w:space="0" w:color="000000"/>
-              <w:top w:val="none" w:sz="0" w:space="0" w:color="000000"/>
-              <w:left w:val="none" w:sz="0" w:space="0" w:color="000000"/>
-              <w:right w:val="none" w:sz="0" w:space="0" w:color="000000"/>
-            </w:tcBorders>
-            <w:shd w:val="clear" w:color="auto" w:fill="FFFFFF"/>
-            <w:tcMar>
-              <w:top w:w="0" w:type="dxa"/>
-              <w:bottom w:w="0" w:type="dxa"/>
-              <w:left w:w="0" w:type="dxa"/>
-              <w:right w:w="0" w:type="dxa"/>
-            </w:tcMar>
-            <w:vAlign w:val="top"/>
-          </w:tcPr>
-          <w:p>
-            <w:pPr>
-              <w:pStyle w:val="Normal"/>
-              <w:jc w:val="center"/>
-              <w:pBdr>
-                <w:bottom w:val="none" w:sz="0" w:space="0" w:color="000000"/>
-                <w:top w:val="none" w:sz="0" w:space="0" w:color="000000"/>
-                <w:left w:val="none" w:sz="0" w:space="0" w:color="000000"/>
-                <w:right w:val="none" w:sz="0" w:space="0" w:color="000000"/>
-              </w:pBdr>
-              <w:spacing w:after="100" w:before="100" w:line="240"/>
-              <w:ind w:left="100" w:right="100" w:firstLine="0" w:firstLineChars="0"/>
-              <w:rPr>
-                <w:rFonts w:ascii="Times New Roman" w:hAnsi="Times New Roman" w:eastAsia="Times New Roman" w:cs="Times New Roman"/>
-                <w:i w:val="false"/>
-                <w:b w:val="false"/>
-                <w:u w:val="none"/>
-                <w:strike w:val="false"/>
-                <w:sz w:val="18"/>
-                <w:szCs w:val="18"/>
-                <w:color w:val="000000"/>
-              </w:rPr>
-            </w:pPr>
-            <w:r>
-              <w:rPr>
-                <w:rFonts w:ascii="Times New Roman" w:hAnsi="Times New Roman" w:eastAsia="Times New Roman" w:cs="Times New Roman"/>
-                <w:i w:val="false"/>
-                <w:b w:val="false"/>
-                <w:u w:val="none"/>
-                <w:strike w:val="false"/>
-                <w:sz w:val="18"/>
-                <w:szCs w:val="18"/>
-                <w:color w:val="000000"/>
-              </w:rPr>
-              <w:t xml:space="preserve">52 (26.9%)</w:t>
+              <w:t xml:space="preserve">89 (23.4%)</w:t>
+            </w:r>
+          </w:p>
+        </w:tc>
+        <w:tc>
+          <w:tcPr>
+            <w:tcBorders>
+              <w:bottom w:val="none" w:sz="0" w:space="0" w:color="000000"/>
+              <w:top w:val="none" w:sz="0" w:space="0" w:color="000000"/>
+              <w:left w:val="none" w:sz="0" w:space="0" w:color="000000"/>
+              <w:right w:val="none" w:sz="0" w:space="0" w:color="000000"/>
+            </w:tcBorders>
+            <w:shd w:val="clear" w:color="auto" w:fill="FFFFFF"/>
+            <w:tcMar>
+              <w:top w:w="0" w:type="dxa"/>
+              <w:bottom w:w="0" w:type="dxa"/>
+              <w:left w:w="0" w:type="dxa"/>
+              <w:right w:w="0" w:type="dxa"/>
+            </w:tcMar>
+            <w:vAlign w:val="top"/>
+          </w:tcPr>
+          <w:p>
+            <w:pPr>
+              <w:pStyle w:val="Normal"/>
+              <w:jc w:val="center"/>
+              <w:pBdr>
+                <w:bottom w:val="none" w:sz="0" w:space="0" w:color="000000"/>
+                <w:top w:val="none" w:sz="0" w:space="0" w:color="000000"/>
+                <w:left w:val="none" w:sz="0" w:space="0" w:color="000000"/>
+                <w:right w:val="none" w:sz="0" w:space="0" w:color="000000"/>
+              </w:pBdr>
+              <w:spacing w:after="100" w:before="100" w:line="240"/>
+              <w:ind w:left="100" w:right="100" w:firstLine="0" w:firstLineChars="0"/>
+              <w:rPr>
+                <w:rFonts w:ascii="Times New Roman" w:hAnsi="Times New Roman" w:eastAsia="Times New Roman" w:cs="Times New Roman"/>
+                <w:i w:val="false"/>
+                <w:b w:val="false"/>
+                <w:u w:val="none"/>
+                <w:strike w:val="false"/>
+                <w:sz w:val="18"/>
+                <w:szCs w:val="18"/>
+                <w:color w:val="000000"/>
+              </w:rPr>
+            </w:pPr>
+            <w:r>
+              <w:rPr>
+                <w:rFonts w:ascii="Times New Roman" w:hAnsi="Times New Roman" w:eastAsia="Times New Roman" w:cs="Times New Roman"/>
+                <w:i w:val="false"/>
+                <w:b w:val="false"/>
+                <w:u w:val="none"/>
+                <w:strike w:val="false"/>
+                <w:sz w:val="18"/>
+                <w:szCs w:val="18"/>
+                <w:color w:val="000000"/>
+              </w:rPr>
+              <w:t xml:space="preserve">37 (20.0%)</w:t>
+            </w:r>
+          </w:p>
+        </w:tc>
+        <w:tc>
+          <w:tcPr>
+            <w:tcBorders>
+              <w:bottom w:val="none" w:sz="0" w:space="0" w:color="000000"/>
+              <w:top w:val="none" w:sz="0" w:space="0" w:color="000000"/>
+              <w:left w:val="none" w:sz="0" w:space="0" w:color="000000"/>
+              <w:right w:val="none" w:sz="0" w:space="0" w:color="000000"/>
+            </w:tcBorders>
+            <w:shd w:val="clear" w:color="auto" w:fill="FFFFFF"/>
+            <w:tcMar>
+              <w:top w:w="0" w:type="dxa"/>
+              <w:bottom w:w="0" w:type="dxa"/>
+              <w:left w:w="0" w:type="dxa"/>
+              <w:right w:w="0" w:type="dxa"/>
+            </w:tcMar>
+            <w:vAlign w:val="top"/>
+          </w:tcPr>
+          <w:p>
+            <w:pPr>
+              <w:pStyle w:val="Normal"/>
+              <w:jc w:val="center"/>
+              <w:pBdr>
+                <w:bottom w:val="none" w:sz="0" w:space="0" w:color="000000"/>
+                <w:top w:val="none" w:sz="0" w:space="0" w:color="000000"/>
+                <w:left w:val="none" w:sz="0" w:space="0" w:color="000000"/>
+                <w:right w:val="none" w:sz="0" w:space="0" w:color="000000"/>
+              </w:pBdr>
+              <w:spacing w:after="100" w:before="100" w:line="240"/>
+              <w:ind w:left="100" w:right="100" w:firstLine="0" w:firstLineChars="0"/>
+              <w:rPr>
+                <w:rFonts w:ascii="Times New Roman" w:hAnsi="Times New Roman" w:eastAsia="Times New Roman" w:cs="Times New Roman"/>
+                <w:i w:val="false"/>
+                <w:b w:val="false"/>
+                <w:u w:val="none"/>
+                <w:strike w:val="false"/>
+                <w:sz w:val="18"/>
+                <w:szCs w:val="18"/>
+                <w:color w:val="000000"/>
+              </w:rPr>
+            </w:pPr>
+            <w:r>
+              <w:rPr>
+                <w:rFonts w:ascii="Times New Roman" w:hAnsi="Times New Roman" w:eastAsia="Times New Roman" w:cs="Times New Roman"/>
+                <w:i w:val="false"/>
+                <w:b w:val="false"/>
+                <w:u w:val="none"/>
+                <w:strike w:val="false"/>
+                <w:sz w:val="18"/>
+                <w:szCs w:val="18"/>
+                <w:color w:val="000000"/>
+              </w:rPr>
+              <w:t xml:space="preserve">52 (26.7%)</w:t>
             </w:r>
           </w:p>
         </w:tc>
@@ -12818,117 +12818,117 @@
                 <w:szCs w:val="18"/>
                 <w:color w:val="000000"/>
               </w:rPr>
-              <w:t xml:space="preserve">316 (86.8%)</w:t>
-            </w:r>
-          </w:p>
-        </w:tc>
-        <w:tc>
-          <w:tcPr>
-            <w:tcBorders>
-              <w:bottom w:val="none" w:sz="0" w:space="0" w:color="000000"/>
-              <w:top w:val="none" w:sz="0" w:space="0" w:color="000000"/>
-              <w:left w:val="none" w:sz="0" w:space="0" w:color="000000"/>
-              <w:right w:val="none" w:sz="0" w:space="0" w:color="000000"/>
-            </w:tcBorders>
-            <w:shd w:val="clear" w:color="auto" w:fill="FFFFFF"/>
-            <w:tcMar>
-              <w:top w:w="0" w:type="dxa"/>
-              <w:bottom w:w="0" w:type="dxa"/>
-              <w:left w:w="0" w:type="dxa"/>
-              <w:right w:w="0" w:type="dxa"/>
-            </w:tcMar>
-            <w:vAlign w:val="top"/>
-          </w:tcPr>
-          <w:p>
-            <w:pPr>
-              <w:pStyle w:val="Normal"/>
-              <w:jc w:val="center"/>
-              <w:pBdr>
-                <w:bottom w:val="none" w:sz="0" w:space="0" w:color="000000"/>
-                <w:top w:val="none" w:sz="0" w:space="0" w:color="000000"/>
-                <w:left w:val="none" w:sz="0" w:space="0" w:color="000000"/>
-                <w:right w:val="none" w:sz="0" w:space="0" w:color="000000"/>
-              </w:pBdr>
-              <w:spacing w:after="100" w:before="100" w:line="240"/>
-              <w:ind w:left="100" w:right="100" w:firstLine="0" w:firstLineChars="0"/>
-              <w:rPr>
-                <w:rFonts w:ascii="Times New Roman" w:hAnsi="Times New Roman" w:eastAsia="Times New Roman" w:cs="Times New Roman"/>
-                <w:i w:val="false"/>
-                <w:b w:val="false"/>
-                <w:u w:val="none"/>
-                <w:strike w:val="false"/>
-                <w:sz w:val="18"/>
-                <w:szCs w:val="18"/>
-                <w:color w:val="000000"/>
-              </w:rPr>
-            </w:pPr>
-            <w:r>
-              <w:rPr>
-                <w:rFonts w:ascii="Times New Roman" w:hAnsi="Times New Roman" w:eastAsia="Times New Roman" w:cs="Times New Roman"/>
-                <w:i w:val="false"/>
-                <w:b w:val="false"/>
-                <w:u w:val="none"/>
-                <w:strike w:val="false"/>
-                <w:sz w:val="18"/>
-                <w:szCs w:val="18"/>
-                <w:color w:val="000000"/>
-              </w:rPr>
-              <w:t xml:space="preserve">165 (89.2%)</w:t>
-            </w:r>
-          </w:p>
-        </w:tc>
-        <w:tc>
-          <w:tcPr>
-            <w:tcBorders>
-              <w:bottom w:val="none" w:sz="0" w:space="0" w:color="000000"/>
-              <w:top w:val="none" w:sz="0" w:space="0" w:color="000000"/>
-              <w:left w:val="none" w:sz="0" w:space="0" w:color="000000"/>
-              <w:right w:val="none" w:sz="0" w:space="0" w:color="000000"/>
-            </w:tcBorders>
-            <w:shd w:val="clear" w:color="auto" w:fill="FFFFFF"/>
-            <w:tcMar>
-              <w:top w:w="0" w:type="dxa"/>
-              <w:bottom w:w="0" w:type="dxa"/>
-              <w:left w:w="0" w:type="dxa"/>
-              <w:right w:w="0" w:type="dxa"/>
-            </w:tcMar>
-            <w:vAlign w:val="top"/>
-          </w:tcPr>
-          <w:p>
-            <w:pPr>
-              <w:pStyle w:val="Normal"/>
-              <w:jc w:val="center"/>
-              <w:pBdr>
-                <w:bottom w:val="none" w:sz="0" w:space="0" w:color="000000"/>
-                <w:top w:val="none" w:sz="0" w:space="0" w:color="000000"/>
-                <w:left w:val="none" w:sz="0" w:space="0" w:color="000000"/>
-                <w:right w:val="none" w:sz="0" w:space="0" w:color="000000"/>
-              </w:pBdr>
-              <w:spacing w:after="100" w:before="100" w:line="240"/>
-              <w:ind w:left="100" w:right="100" w:firstLine="0" w:firstLineChars="0"/>
-              <w:rPr>
-                <w:rFonts w:ascii="Times New Roman" w:hAnsi="Times New Roman" w:eastAsia="Times New Roman" w:cs="Times New Roman"/>
-                <w:i w:val="false"/>
-                <w:b w:val="false"/>
-                <w:u w:val="none"/>
-                <w:strike w:val="false"/>
-                <w:sz w:val="18"/>
-                <w:szCs w:val="18"/>
-                <w:color w:val="000000"/>
-              </w:rPr>
-            </w:pPr>
-            <w:r>
-              <w:rPr>
-                <w:rFonts w:ascii="Times New Roman" w:hAnsi="Times New Roman" w:eastAsia="Times New Roman" w:cs="Times New Roman"/>
-                <w:i w:val="false"/>
-                <w:b w:val="false"/>
-                <w:u w:val="none"/>
-                <w:strike w:val="false"/>
-                <w:sz w:val="18"/>
-                <w:szCs w:val="18"/>
-                <w:color w:val="000000"/>
-              </w:rPr>
-              <w:t xml:space="preserve">151 (84.4%)</w:t>
+              <w:t xml:space="preserve">318 (86.9%)</w:t>
+            </w:r>
+          </w:p>
+        </w:tc>
+        <w:tc>
+          <w:tcPr>
+            <w:tcBorders>
+              <w:bottom w:val="none" w:sz="0" w:space="0" w:color="000000"/>
+              <w:top w:val="none" w:sz="0" w:space="0" w:color="000000"/>
+              <w:left w:val="none" w:sz="0" w:space="0" w:color="000000"/>
+              <w:right w:val="none" w:sz="0" w:space="0" w:color="000000"/>
+            </w:tcBorders>
+            <w:shd w:val="clear" w:color="auto" w:fill="FFFFFF"/>
+            <w:tcMar>
+              <w:top w:w="0" w:type="dxa"/>
+              <w:bottom w:w="0" w:type="dxa"/>
+              <w:left w:w="0" w:type="dxa"/>
+              <w:right w:w="0" w:type="dxa"/>
+            </w:tcMar>
+            <w:vAlign w:val="top"/>
+          </w:tcPr>
+          <w:p>
+            <w:pPr>
+              <w:pStyle w:val="Normal"/>
+              <w:jc w:val="center"/>
+              <w:pBdr>
+                <w:bottom w:val="none" w:sz="0" w:space="0" w:color="000000"/>
+                <w:top w:val="none" w:sz="0" w:space="0" w:color="000000"/>
+                <w:left w:val="none" w:sz="0" w:space="0" w:color="000000"/>
+                <w:right w:val="none" w:sz="0" w:space="0" w:color="000000"/>
+              </w:pBdr>
+              <w:spacing w:after="100" w:before="100" w:line="240"/>
+              <w:ind w:left="100" w:right="100" w:firstLine="0" w:firstLineChars="0"/>
+              <w:rPr>
+                <w:rFonts w:ascii="Times New Roman" w:hAnsi="Times New Roman" w:eastAsia="Times New Roman" w:cs="Times New Roman"/>
+                <w:i w:val="false"/>
+                <w:b w:val="false"/>
+                <w:u w:val="none"/>
+                <w:strike w:val="false"/>
+                <w:sz w:val="18"/>
+                <w:szCs w:val="18"/>
+                <w:color w:val="000000"/>
+              </w:rPr>
+            </w:pPr>
+            <w:r>
+              <w:rPr>
+                <w:rFonts w:ascii="Times New Roman" w:hAnsi="Times New Roman" w:eastAsia="Times New Roman" w:cs="Times New Roman"/>
+                <w:i w:val="false"/>
+                <w:b w:val="false"/>
+                <w:u w:val="none"/>
+                <w:strike w:val="false"/>
+                <w:sz w:val="18"/>
+                <w:szCs w:val="18"/>
+                <w:color w:val="000000"/>
+              </w:rPr>
+              <w:t xml:space="preserve">166 (89.2%)</w:t>
+            </w:r>
+          </w:p>
+        </w:tc>
+        <w:tc>
+          <w:tcPr>
+            <w:tcBorders>
+              <w:bottom w:val="none" w:sz="0" w:space="0" w:color="000000"/>
+              <w:top w:val="none" w:sz="0" w:space="0" w:color="000000"/>
+              <w:left w:val="none" w:sz="0" w:space="0" w:color="000000"/>
+              <w:right w:val="none" w:sz="0" w:space="0" w:color="000000"/>
+            </w:tcBorders>
+            <w:shd w:val="clear" w:color="auto" w:fill="FFFFFF"/>
+            <w:tcMar>
+              <w:top w:w="0" w:type="dxa"/>
+              <w:bottom w:w="0" w:type="dxa"/>
+              <w:left w:w="0" w:type="dxa"/>
+              <w:right w:w="0" w:type="dxa"/>
+            </w:tcMar>
+            <w:vAlign w:val="top"/>
+          </w:tcPr>
+          <w:p>
+            <w:pPr>
+              <w:pStyle w:val="Normal"/>
+              <w:jc w:val="center"/>
+              <w:pBdr>
+                <w:bottom w:val="none" w:sz="0" w:space="0" w:color="000000"/>
+                <w:top w:val="none" w:sz="0" w:space="0" w:color="000000"/>
+                <w:left w:val="none" w:sz="0" w:space="0" w:color="000000"/>
+                <w:right w:val="none" w:sz="0" w:space="0" w:color="000000"/>
+              </w:pBdr>
+              <w:spacing w:after="100" w:before="100" w:line="240"/>
+              <w:ind w:left="100" w:right="100" w:firstLine="0" w:firstLineChars="0"/>
+              <w:rPr>
+                <w:rFonts w:ascii="Times New Roman" w:hAnsi="Times New Roman" w:eastAsia="Times New Roman" w:cs="Times New Roman"/>
+                <w:i w:val="false"/>
+                <w:b w:val="false"/>
+                <w:u w:val="none"/>
+                <w:strike w:val="false"/>
+                <w:sz w:val="18"/>
+                <w:szCs w:val="18"/>
+                <w:color w:val="000000"/>
+              </w:rPr>
+            </w:pPr>
+            <w:r>
+              <w:rPr>
+                <w:rFonts w:ascii="Times New Roman" w:hAnsi="Times New Roman" w:eastAsia="Times New Roman" w:cs="Times New Roman"/>
+                <w:i w:val="false"/>
+                <w:b w:val="false"/>
+                <w:u w:val="none"/>
+                <w:strike w:val="false"/>
+                <w:sz w:val="18"/>
+                <w:szCs w:val="18"/>
+                <w:color w:val="000000"/>
+              </w:rPr>
+              <w:t xml:space="preserve">152 (84.4%)</w:t>
             </w:r>
           </w:p>
         </w:tc>
@@ -13378,7 +13378,7 @@
                 <w:szCs w:val="18"/>
                 <w:color w:val="000000"/>
               </w:rPr>
-              <w:t xml:space="preserve">21 (5.8%)</w:t>
+              <w:t xml:space="preserve">21 (5.7%)</w:t>
             </w:r>
           </w:p>
         </w:tc>
@@ -13768,7 +13768,7 @@
                 <w:szCs w:val="18"/>
                 <w:color w:val="000000"/>
               </w:rPr>
-              <w:t xml:space="preserve">15 (8.4%)</w:t>
+              <w:t xml:space="preserve">15 (8.3%)</w:t>
             </w:r>
           </w:p>
         </w:tc>
@@ -13938,7 +13938,7 @@
                 <w:szCs w:val="18"/>
                 <w:color w:val="000000"/>
               </w:rPr>
-              <w:t xml:space="preserve">72</w:t>
+              <w:t xml:space="preserve">73</w:t>
             </w:r>
           </w:p>
         </w:tc>
@@ -14048,7 +14048,7 @@
                 <w:szCs w:val="18"/>
                 <w:color w:val="000000"/>
               </w:rPr>
-              <w:t xml:space="preserve">38</w:t>
+              <w:t xml:space="preserve">39</w:t>
             </w:r>
           </w:p>
         </w:tc>
@@ -14383,7 +14383,7 @@
                 <w:szCs w:val="18"/>
                 <w:color w:val="000000"/>
               </w:rPr>
-              <w:t xml:space="preserve">0.050</w:t>
+              <w:t xml:space="preserve">0.056</w:t>
             </w:r>
           </w:p>
         </w:tc>
@@ -14498,117 +14498,117 @@
                 <w:szCs w:val="18"/>
                 <w:color w:val="000000"/>
               </w:rPr>
-              <w:t xml:space="preserve">373 (86.5%)</w:t>
-            </w:r>
-          </w:p>
-        </w:tc>
-        <w:tc>
-          <w:tcPr>
-            <w:tcBorders>
-              <w:bottom w:val="none" w:sz="0" w:space="0" w:color="000000"/>
-              <w:top w:val="none" w:sz="0" w:space="0" w:color="000000"/>
-              <w:left w:val="none" w:sz="0" w:space="0" w:color="000000"/>
-              <w:right w:val="none" w:sz="0" w:space="0" w:color="000000"/>
-            </w:tcBorders>
-            <w:shd w:val="clear" w:color="auto" w:fill="FFFFFF"/>
-            <w:tcMar>
-              <w:top w:w="0" w:type="dxa"/>
-              <w:bottom w:w="0" w:type="dxa"/>
-              <w:left w:w="0" w:type="dxa"/>
-              <w:right w:w="0" w:type="dxa"/>
-            </w:tcMar>
-            <w:vAlign w:val="top"/>
-          </w:tcPr>
-          <w:p>
-            <w:pPr>
-              <w:pStyle w:val="Normal"/>
-              <w:jc w:val="center"/>
-              <w:pBdr>
-                <w:bottom w:val="none" w:sz="0" w:space="0" w:color="000000"/>
-                <w:top w:val="none" w:sz="0" w:space="0" w:color="000000"/>
-                <w:left w:val="none" w:sz="0" w:space="0" w:color="000000"/>
-                <w:right w:val="none" w:sz="0" w:space="0" w:color="000000"/>
-              </w:pBdr>
-              <w:spacing w:after="100" w:before="100" w:line="240"/>
-              <w:ind w:left="100" w:right="100" w:firstLine="0" w:firstLineChars="0"/>
-              <w:rPr>
-                <w:rFonts w:ascii="Times New Roman" w:hAnsi="Times New Roman" w:eastAsia="Times New Roman" w:cs="Times New Roman"/>
-                <w:i w:val="false"/>
-                <w:b w:val="false"/>
-                <w:u w:val="none"/>
-                <w:strike w:val="false"/>
-                <w:sz w:val="18"/>
-                <w:szCs w:val="18"/>
-                <w:color w:val="000000"/>
-              </w:rPr>
-            </w:pPr>
-            <w:r>
-              <w:rPr>
-                <w:rFonts w:ascii="Times New Roman" w:hAnsi="Times New Roman" w:eastAsia="Times New Roman" w:cs="Times New Roman"/>
-                <w:i w:val="false"/>
-                <w:b w:val="false"/>
-                <w:u w:val="none"/>
-                <w:strike w:val="false"/>
-                <w:sz w:val="18"/>
-                <w:szCs w:val="18"/>
-                <w:color w:val="000000"/>
-              </w:rPr>
-              <w:t xml:space="preserve">193 (89.8%)</w:t>
-            </w:r>
-          </w:p>
-        </w:tc>
-        <w:tc>
-          <w:tcPr>
-            <w:tcBorders>
-              <w:bottom w:val="none" w:sz="0" w:space="0" w:color="000000"/>
-              <w:top w:val="none" w:sz="0" w:space="0" w:color="000000"/>
-              <w:left w:val="none" w:sz="0" w:space="0" w:color="000000"/>
-              <w:right w:val="none" w:sz="0" w:space="0" w:color="000000"/>
-            </w:tcBorders>
-            <w:shd w:val="clear" w:color="auto" w:fill="FFFFFF"/>
-            <w:tcMar>
-              <w:top w:w="0" w:type="dxa"/>
-              <w:bottom w:w="0" w:type="dxa"/>
-              <w:left w:w="0" w:type="dxa"/>
-              <w:right w:w="0" w:type="dxa"/>
-            </w:tcMar>
-            <w:vAlign w:val="top"/>
-          </w:tcPr>
-          <w:p>
-            <w:pPr>
-              <w:pStyle w:val="Normal"/>
-              <w:jc w:val="center"/>
-              <w:pBdr>
-                <w:bottom w:val="none" w:sz="0" w:space="0" w:color="000000"/>
-                <w:top w:val="none" w:sz="0" w:space="0" w:color="000000"/>
-                <w:left w:val="none" w:sz="0" w:space="0" w:color="000000"/>
-                <w:right w:val="none" w:sz="0" w:space="0" w:color="000000"/>
-              </w:pBdr>
-              <w:spacing w:after="100" w:before="100" w:line="240"/>
-              <w:ind w:left="100" w:right="100" w:firstLine="0" w:firstLineChars="0"/>
-              <w:rPr>
-                <w:rFonts w:ascii="Times New Roman" w:hAnsi="Times New Roman" w:eastAsia="Times New Roman" w:cs="Times New Roman"/>
-                <w:i w:val="false"/>
-                <w:b w:val="false"/>
-                <w:u w:val="none"/>
-                <w:strike w:val="false"/>
-                <w:sz w:val="18"/>
-                <w:szCs w:val="18"/>
-                <w:color w:val="000000"/>
-              </w:rPr>
-            </w:pPr>
-            <w:r>
-              <w:rPr>
-                <w:rFonts w:ascii="Times New Roman" w:hAnsi="Times New Roman" w:eastAsia="Times New Roman" w:cs="Times New Roman"/>
-                <w:i w:val="false"/>
-                <w:b w:val="false"/>
-                <w:u w:val="none"/>
-                <w:strike w:val="false"/>
-                <w:sz w:val="18"/>
-                <w:szCs w:val="18"/>
-                <w:color w:val="000000"/>
-              </w:rPr>
-              <w:t xml:space="preserve">180 (83.3%)</w:t>
+              <w:t xml:space="preserve">374 (86.2%)</w:t>
+            </w:r>
+          </w:p>
+        </w:tc>
+        <w:tc>
+          <w:tcPr>
+            <w:tcBorders>
+              <w:bottom w:val="none" w:sz="0" w:space="0" w:color="000000"/>
+              <w:top w:val="none" w:sz="0" w:space="0" w:color="000000"/>
+              <w:left w:val="none" w:sz="0" w:space="0" w:color="000000"/>
+              <w:right w:val="none" w:sz="0" w:space="0" w:color="000000"/>
+            </w:tcBorders>
+            <w:shd w:val="clear" w:color="auto" w:fill="FFFFFF"/>
+            <w:tcMar>
+              <w:top w:w="0" w:type="dxa"/>
+              <w:bottom w:w="0" w:type="dxa"/>
+              <w:left w:w="0" w:type="dxa"/>
+              <w:right w:w="0" w:type="dxa"/>
+            </w:tcMar>
+            <w:vAlign w:val="top"/>
+          </w:tcPr>
+          <w:p>
+            <w:pPr>
+              <w:pStyle w:val="Normal"/>
+              <w:jc w:val="center"/>
+              <w:pBdr>
+                <w:bottom w:val="none" w:sz="0" w:space="0" w:color="000000"/>
+                <w:top w:val="none" w:sz="0" w:space="0" w:color="000000"/>
+                <w:left w:val="none" w:sz="0" w:space="0" w:color="000000"/>
+                <w:right w:val="none" w:sz="0" w:space="0" w:color="000000"/>
+              </w:pBdr>
+              <w:spacing w:after="100" w:before="100" w:line="240"/>
+              <w:ind w:left="100" w:right="100" w:firstLine="0" w:firstLineChars="0"/>
+              <w:rPr>
+                <w:rFonts w:ascii="Times New Roman" w:hAnsi="Times New Roman" w:eastAsia="Times New Roman" w:cs="Times New Roman"/>
+                <w:i w:val="false"/>
+                <w:b w:val="false"/>
+                <w:u w:val="none"/>
+                <w:strike w:val="false"/>
+                <w:sz w:val="18"/>
+                <w:szCs w:val="18"/>
+                <w:color w:val="000000"/>
+              </w:rPr>
+            </w:pPr>
+            <w:r>
+              <w:rPr>
+                <w:rFonts w:ascii="Times New Roman" w:hAnsi="Times New Roman" w:eastAsia="Times New Roman" w:cs="Times New Roman"/>
+                <w:i w:val="false"/>
+                <w:b w:val="false"/>
+                <w:u w:val="none"/>
+                <w:strike w:val="false"/>
+                <w:sz w:val="18"/>
+                <w:szCs w:val="18"/>
+                <w:color w:val="000000"/>
+              </w:rPr>
+              <w:t xml:space="preserve">193 (89.4%)</w:t>
+            </w:r>
+          </w:p>
+        </w:tc>
+        <w:tc>
+          <w:tcPr>
+            <w:tcBorders>
+              <w:bottom w:val="none" w:sz="0" w:space="0" w:color="000000"/>
+              <w:top w:val="none" w:sz="0" w:space="0" w:color="000000"/>
+              <w:left w:val="none" w:sz="0" w:space="0" w:color="000000"/>
+              <w:right w:val="none" w:sz="0" w:space="0" w:color="000000"/>
+            </w:tcBorders>
+            <w:shd w:val="clear" w:color="auto" w:fill="FFFFFF"/>
+            <w:tcMar>
+              <w:top w:w="0" w:type="dxa"/>
+              <w:bottom w:w="0" w:type="dxa"/>
+              <w:left w:w="0" w:type="dxa"/>
+              <w:right w:w="0" w:type="dxa"/>
+            </w:tcMar>
+            <w:vAlign w:val="top"/>
+          </w:tcPr>
+          <w:p>
+            <w:pPr>
+              <w:pStyle w:val="Normal"/>
+              <w:jc w:val="center"/>
+              <w:pBdr>
+                <w:bottom w:val="none" w:sz="0" w:space="0" w:color="000000"/>
+                <w:top w:val="none" w:sz="0" w:space="0" w:color="000000"/>
+                <w:left w:val="none" w:sz="0" w:space="0" w:color="000000"/>
+                <w:right w:val="none" w:sz="0" w:space="0" w:color="000000"/>
+              </w:pBdr>
+              <w:spacing w:after="100" w:before="100" w:line="240"/>
+              <w:ind w:left="100" w:right="100" w:firstLine="0" w:firstLineChars="0"/>
+              <w:rPr>
+                <w:rFonts w:ascii="Times New Roman" w:hAnsi="Times New Roman" w:eastAsia="Times New Roman" w:cs="Times New Roman"/>
+                <w:i w:val="false"/>
+                <w:b w:val="false"/>
+                <w:u w:val="none"/>
+                <w:strike w:val="false"/>
+                <w:sz w:val="18"/>
+                <w:szCs w:val="18"/>
+                <w:color w:val="000000"/>
+              </w:rPr>
+            </w:pPr>
+            <w:r>
+              <w:rPr>
+                <w:rFonts w:ascii="Times New Roman" w:hAnsi="Times New Roman" w:eastAsia="Times New Roman" w:cs="Times New Roman"/>
+                <w:i w:val="false"/>
+                <w:b w:val="false"/>
+                <w:u w:val="none"/>
+                <w:strike w:val="false"/>
+                <w:sz w:val="18"/>
+                <w:szCs w:val="18"/>
+                <w:color w:val="000000"/>
+              </w:rPr>
+              <w:t xml:space="preserve">181 (83.0%)</w:t>
             </w:r>
           </w:p>
         </w:tc>
@@ -14778,117 +14778,117 @@
                 <w:szCs w:val="18"/>
                 <w:color w:val="000000"/>
               </w:rPr>
-              <w:t xml:space="preserve">58 (13.5%)</w:t>
-            </w:r>
-          </w:p>
-        </w:tc>
-        <w:tc>
-          <w:tcPr>
-            <w:tcBorders>
-              <w:bottom w:val="none" w:sz="0" w:space="0" w:color="000000"/>
-              <w:top w:val="none" w:sz="0" w:space="0" w:color="000000"/>
-              <w:left w:val="none" w:sz="0" w:space="0" w:color="000000"/>
-              <w:right w:val="none" w:sz="0" w:space="0" w:color="000000"/>
-            </w:tcBorders>
-            <w:shd w:val="clear" w:color="auto" w:fill="FFFFFF"/>
-            <w:tcMar>
-              <w:top w:w="0" w:type="dxa"/>
-              <w:bottom w:w="0" w:type="dxa"/>
-              <w:left w:w="0" w:type="dxa"/>
-              <w:right w:w="0" w:type="dxa"/>
-            </w:tcMar>
-            <w:vAlign w:val="top"/>
-          </w:tcPr>
-          <w:p>
-            <w:pPr>
-              <w:pStyle w:val="Normal"/>
-              <w:jc w:val="center"/>
-              <w:pBdr>
-                <w:bottom w:val="none" w:sz="0" w:space="0" w:color="000000"/>
-                <w:top w:val="none" w:sz="0" w:space="0" w:color="000000"/>
-                <w:left w:val="none" w:sz="0" w:space="0" w:color="000000"/>
-                <w:right w:val="none" w:sz="0" w:space="0" w:color="000000"/>
-              </w:pBdr>
-              <w:spacing w:after="100" w:before="100" w:line="240"/>
-              <w:ind w:left="100" w:right="100" w:firstLine="0" w:firstLineChars="0"/>
-              <w:rPr>
-                <w:rFonts w:ascii="Times New Roman" w:hAnsi="Times New Roman" w:eastAsia="Times New Roman" w:cs="Times New Roman"/>
-                <w:i w:val="false"/>
-                <w:b w:val="false"/>
-                <w:u w:val="none"/>
-                <w:strike w:val="false"/>
-                <w:sz w:val="18"/>
-                <w:szCs w:val="18"/>
-                <w:color w:val="000000"/>
-              </w:rPr>
-            </w:pPr>
-            <w:r>
-              <w:rPr>
-                <w:rFonts w:ascii="Times New Roman" w:hAnsi="Times New Roman" w:eastAsia="Times New Roman" w:cs="Times New Roman"/>
-                <w:i w:val="false"/>
-                <w:b w:val="false"/>
-                <w:u w:val="none"/>
-                <w:strike w:val="false"/>
-                <w:sz w:val="18"/>
-                <w:szCs w:val="18"/>
-                <w:color w:val="000000"/>
-              </w:rPr>
-              <w:t xml:space="preserve">22 (10.2%)</w:t>
-            </w:r>
-          </w:p>
-        </w:tc>
-        <w:tc>
-          <w:tcPr>
-            <w:tcBorders>
-              <w:bottom w:val="none" w:sz="0" w:space="0" w:color="000000"/>
-              <w:top w:val="none" w:sz="0" w:space="0" w:color="000000"/>
-              <w:left w:val="none" w:sz="0" w:space="0" w:color="000000"/>
-              <w:right w:val="none" w:sz="0" w:space="0" w:color="000000"/>
-            </w:tcBorders>
-            <w:shd w:val="clear" w:color="auto" w:fill="FFFFFF"/>
-            <w:tcMar>
-              <w:top w:w="0" w:type="dxa"/>
-              <w:bottom w:w="0" w:type="dxa"/>
-              <w:left w:w="0" w:type="dxa"/>
-              <w:right w:w="0" w:type="dxa"/>
-            </w:tcMar>
-            <w:vAlign w:val="top"/>
-          </w:tcPr>
-          <w:p>
-            <w:pPr>
-              <w:pStyle w:val="Normal"/>
-              <w:jc w:val="center"/>
-              <w:pBdr>
-                <w:bottom w:val="none" w:sz="0" w:space="0" w:color="000000"/>
-                <w:top w:val="none" w:sz="0" w:space="0" w:color="000000"/>
-                <w:left w:val="none" w:sz="0" w:space="0" w:color="000000"/>
-                <w:right w:val="none" w:sz="0" w:space="0" w:color="000000"/>
-              </w:pBdr>
-              <w:spacing w:after="100" w:before="100" w:line="240"/>
-              <w:ind w:left="100" w:right="100" w:firstLine="0" w:firstLineChars="0"/>
-              <w:rPr>
-                <w:rFonts w:ascii="Times New Roman" w:hAnsi="Times New Roman" w:eastAsia="Times New Roman" w:cs="Times New Roman"/>
-                <w:i w:val="false"/>
-                <w:b w:val="false"/>
-                <w:u w:val="none"/>
-                <w:strike w:val="false"/>
-                <w:sz w:val="18"/>
-                <w:szCs w:val="18"/>
-                <w:color w:val="000000"/>
-              </w:rPr>
-            </w:pPr>
-            <w:r>
-              <w:rPr>
-                <w:rFonts w:ascii="Times New Roman" w:hAnsi="Times New Roman" w:eastAsia="Times New Roman" w:cs="Times New Roman"/>
-                <w:i w:val="false"/>
-                <w:b w:val="false"/>
-                <w:u w:val="none"/>
-                <w:strike w:val="false"/>
-                <w:sz w:val="18"/>
-                <w:szCs w:val="18"/>
-                <w:color w:val="000000"/>
-              </w:rPr>
-              <w:t xml:space="preserve">36 (16.7%)</w:t>
+              <w:t xml:space="preserve">60 (13.8%)</w:t>
+            </w:r>
+          </w:p>
+        </w:tc>
+        <w:tc>
+          <w:tcPr>
+            <w:tcBorders>
+              <w:bottom w:val="none" w:sz="0" w:space="0" w:color="000000"/>
+              <w:top w:val="none" w:sz="0" w:space="0" w:color="000000"/>
+              <w:left w:val="none" w:sz="0" w:space="0" w:color="000000"/>
+              <w:right w:val="none" w:sz="0" w:space="0" w:color="000000"/>
+            </w:tcBorders>
+            <w:shd w:val="clear" w:color="auto" w:fill="FFFFFF"/>
+            <w:tcMar>
+              <w:top w:w="0" w:type="dxa"/>
+              <w:bottom w:w="0" w:type="dxa"/>
+              <w:left w:w="0" w:type="dxa"/>
+              <w:right w:w="0" w:type="dxa"/>
+            </w:tcMar>
+            <w:vAlign w:val="top"/>
+          </w:tcPr>
+          <w:p>
+            <w:pPr>
+              <w:pStyle w:val="Normal"/>
+              <w:jc w:val="center"/>
+              <w:pBdr>
+                <w:bottom w:val="none" w:sz="0" w:space="0" w:color="000000"/>
+                <w:top w:val="none" w:sz="0" w:space="0" w:color="000000"/>
+                <w:left w:val="none" w:sz="0" w:space="0" w:color="000000"/>
+                <w:right w:val="none" w:sz="0" w:space="0" w:color="000000"/>
+              </w:pBdr>
+              <w:spacing w:after="100" w:before="100" w:line="240"/>
+              <w:ind w:left="100" w:right="100" w:firstLine="0" w:firstLineChars="0"/>
+              <w:rPr>
+                <w:rFonts w:ascii="Times New Roman" w:hAnsi="Times New Roman" w:eastAsia="Times New Roman" w:cs="Times New Roman"/>
+                <w:i w:val="false"/>
+                <w:b w:val="false"/>
+                <w:u w:val="none"/>
+                <w:strike w:val="false"/>
+                <w:sz w:val="18"/>
+                <w:szCs w:val="18"/>
+                <w:color w:val="000000"/>
+              </w:rPr>
+            </w:pPr>
+            <w:r>
+              <w:rPr>
+                <w:rFonts w:ascii="Times New Roman" w:hAnsi="Times New Roman" w:eastAsia="Times New Roman" w:cs="Times New Roman"/>
+                <w:i w:val="false"/>
+                <w:b w:val="false"/>
+                <w:u w:val="none"/>
+                <w:strike w:val="false"/>
+                <w:sz w:val="18"/>
+                <w:szCs w:val="18"/>
+                <w:color w:val="000000"/>
+              </w:rPr>
+              <w:t xml:space="preserve">23 (10.6%)</w:t>
+            </w:r>
+          </w:p>
+        </w:tc>
+        <w:tc>
+          <w:tcPr>
+            <w:tcBorders>
+              <w:bottom w:val="none" w:sz="0" w:space="0" w:color="000000"/>
+              <w:top w:val="none" w:sz="0" w:space="0" w:color="000000"/>
+              <w:left w:val="none" w:sz="0" w:space="0" w:color="000000"/>
+              <w:right w:val="none" w:sz="0" w:space="0" w:color="000000"/>
+            </w:tcBorders>
+            <w:shd w:val="clear" w:color="auto" w:fill="FFFFFF"/>
+            <w:tcMar>
+              <w:top w:w="0" w:type="dxa"/>
+              <w:bottom w:w="0" w:type="dxa"/>
+              <w:left w:w="0" w:type="dxa"/>
+              <w:right w:w="0" w:type="dxa"/>
+            </w:tcMar>
+            <w:vAlign w:val="top"/>
+          </w:tcPr>
+          <w:p>
+            <w:pPr>
+              <w:pStyle w:val="Normal"/>
+              <w:jc w:val="center"/>
+              <w:pBdr>
+                <w:bottom w:val="none" w:sz="0" w:space="0" w:color="000000"/>
+                <w:top w:val="none" w:sz="0" w:space="0" w:color="000000"/>
+                <w:left w:val="none" w:sz="0" w:space="0" w:color="000000"/>
+                <w:right w:val="none" w:sz="0" w:space="0" w:color="000000"/>
+              </w:pBdr>
+              <w:spacing w:after="100" w:before="100" w:line="240"/>
+              <w:ind w:left="100" w:right="100" w:firstLine="0" w:firstLineChars="0"/>
+              <w:rPr>
+                <w:rFonts w:ascii="Times New Roman" w:hAnsi="Times New Roman" w:eastAsia="Times New Roman" w:cs="Times New Roman"/>
+                <w:i w:val="false"/>
+                <w:b w:val="false"/>
+                <w:u w:val="none"/>
+                <w:strike w:val="false"/>
+                <w:sz w:val="18"/>
+                <w:szCs w:val="18"/>
+                <w:color w:val="000000"/>
+              </w:rPr>
+            </w:pPr>
+            <w:r>
+              <w:rPr>
+                <w:rFonts w:ascii="Times New Roman" w:hAnsi="Times New Roman" w:eastAsia="Times New Roman" w:cs="Times New Roman"/>
+                <w:i w:val="false"/>
+                <w:b w:val="false"/>
+                <w:u w:val="none"/>
+                <w:strike w:val="false"/>
+                <w:sz w:val="18"/>
+                <w:szCs w:val="18"/>
+                <w:color w:val="000000"/>
+              </w:rPr>
+              <w:t xml:space="preserve">37 (17.0%)</w:t>
             </w:r>
           </w:p>
         </w:tc>
@@ -15503,7 +15503,7 @@
                 <w:szCs w:val="18"/>
                 <w:color w:val="000000"/>
               </w:rPr>
-              <w:t xml:space="preserve">0.310</w:t>
+              <w:t xml:space="preserve">0.341</w:t>
             </w:r>
           </w:p>
         </w:tc>
@@ -15618,117 +15618,117 @@
                 <w:szCs w:val="18"/>
                 <w:color w:val="000000"/>
               </w:rPr>
-              <w:t xml:space="preserve">83 (19.8%)</w:t>
-            </w:r>
-          </w:p>
-        </w:tc>
-        <w:tc>
-          <w:tcPr>
-            <w:tcBorders>
-              <w:bottom w:val="none" w:sz="0" w:space="0" w:color="000000"/>
-              <w:top w:val="none" w:sz="0" w:space="0" w:color="000000"/>
-              <w:left w:val="none" w:sz="0" w:space="0" w:color="000000"/>
-              <w:right w:val="none" w:sz="0" w:space="0" w:color="000000"/>
-            </w:tcBorders>
-            <w:shd w:val="clear" w:color="auto" w:fill="FFFFFF"/>
-            <w:tcMar>
-              <w:top w:w="0" w:type="dxa"/>
-              <w:bottom w:w="0" w:type="dxa"/>
-              <w:left w:w="0" w:type="dxa"/>
-              <w:right w:w="0" w:type="dxa"/>
-            </w:tcMar>
-            <w:vAlign w:val="top"/>
-          </w:tcPr>
-          <w:p>
-            <w:pPr>
-              <w:pStyle w:val="Normal"/>
-              <w:jc w:val="center"/>
-              <w:pBdr>
-                <w:bottom w:val="none" w:sz="0" w:space="0" w:color="000000"/>
-                <w:top w:val="none" w:sz="0" w:space="0" w:color="000000"/>
-                <w:left w:val="none" w:sz="0" w:space="0" w:color="000000"/>
-                <w:right w:val="none" w:sz="0" w:space="0" w:color="000000"/>
-              </w:pBdr>
-              <w:spacing w:after="100" w:before="100" w:line="240"/>
-              <w:ind w:left="100" w:right="100" w:firstLine="0" w:firstLineChars="0"/>
-              <w:rPr>
-                <w:rFonts w:ascii="Times New Roman" w:hAnsi="Times New Roman" w:eastAsia="Times New Roman" w:cs="Times New Roman"/>
-                <w:i w:val="false"/>
-                <w:b w:val="false"/>
-                <w:u w:val="none"/>
-                <w:strike w:val="false"/>
-                <w:sz w:val="18"/>
-                <w:szCs w:val="18"/>
-                <w:color w:val="000000"/>
-              </w:rPr>
-            </w:pPr>
-            <w:r>
-              <w:rPr>
-                <w:rFonts w:ascii="Times New Roman" w:hAnsi="Times New Roman" w:eastAsia="Times New Roman" w:cs="Times New Roman"/>
-                <w:i w:val="false"/>
-                <w:b w:val="false"/>
-                <w:u w:val="none"/>
-                <w:strike w:val="false"/>
-                <w:sz w:val="18"/>
-                <w:szCs w:val="18"/>
-                <w:color w:val="000000"/>
-              </w:rPr>
-              <w:t xml:space="preserve">42 (20.2%)</w:t>
-            </w:r>
-          </w:p>
-        </w:tc>
-        <w:tc>
-          <w:tcPr>
-            <w:tcBorders>
-              <w:bottom w:val="none" w:sz="0" w:space="0" w:color="000000"/>
-              <w:top w:val="none" w:sz="0" w:space="0" w:color="000000"/>
-              <w:left w:val="none" w:sz="0" w:space="0" w:color="000000"/>
-              <w:right w:val="none" w:sz="0" w:space="0" w:color="000000"/>
-            </w:tcBorders>
-            <w:shd w:val="clear" w:color="auto" w:fill="FFFFFF"/>
-            <w:tcMar>
-              <w:top w:w="0" w:type="dxa"/>
-              <w:bottom w:w="0" w:type="dxa"/>
-              <w:left w:w="0" w:type="dxa"/>
-              <w:right w:w="0" w:type="dxa"/>
-            </w:tcMar>
-            <w:vAlign w:val="top"/>
-          </w:tcPr>
-          <w:p>
-            <w:pPr>
-              <w:pStyle w:val="Normal"/>
-              <w:jc w:val="center"/>
-              <w:pBdr>
-                <w:bottom w:val="none" w:sz="0" w:space="0" w:color="000000"/>
-                <w:top w:val="none" w:sz="0" w:space="0" w:color="000000"/>
-                <w:left w:val="none" w:sz="0" w:space="0" w:color="000000"/>
-                <w:right w:val="none" w:sz="0" w:space="0" w:color="000000"/>
-              </w:pBdr>
-              <w:spacing w:after="100" w:before="100" w:line="240"/>
-              <w:ind w:left="100" w:right="100" w:firstLine="0" w:firstLineChars="0"/>
-              <w:rPr>
-                <w:rFonts w:ascii="Times New Roman" w:hAnsi="Times New Roman" w:eastAsia="Times New Roman" w:cs="Times New Roman"/>
-                <w:i w:val="false"/>
-                <w:b w:val="false"/>
-                <w:u w:val="none"/>
-                <w:strike w:val="false"/>
-                <w:sz w:val="18"/>
-                <w:szCs w:val="18"/>
-                <w:color w:val="000000"/>
-              </w:rPr>
-            </w:pPr>
-            <w:r>
-              <w:rPr>
-                <w:rFonts w:ascii="Times New Roman" w:hAnsi="Times New Roman" w:eastAsia="Times New Roman" w:cs="Times New Roman"/>
-                <w:i w:val="false"/>
-                <w:b w:val="false"/>
-                <w:u w:val="none"/>
-                <w:strike w:val="false"/>
-                <w:sz w:val="18"/>
-                <w:szCs w:val="18"/>
-                <w:color w:val="000000"/>
-              </w:rPr>
-              <w:t xml:space="preserve">41 (19.3%)</w:t>
+              <w:t xml:space="preserve">85 (20.1%)</w:t>
+            </w:r>
+          </w:p>
+        </w:tc>
+        <w:tc>
+          <w:tcPr>
+            <w:tcBorders>
+              <w:bottom w:val="none" w:sz="0" w:space="0" w:color="000000"/>
+              <w:top w:val="none" w:sz="0" w:space="0" w:color="000000"/>
+              <w:left w:val="none" w:sz="0" w:space="0" w:color="000000"/>
+              <w:right w:val="none" w:sz="0" w:space="0" w:color="000000"/>
+            </w:tcBorders>
+            <w:shd w:val="clear" w:color="auto" w:fill="FFFFFF"/>
+            <w:tcMar>
+              <w:top w:w="0" w:type="dxa"/>
+              <w:bottom w:w="0" w:type="dxa"/>
+              <w:left w:w="0" w:type="dxa"/>
+              <w:right w:w="0" w:type="dxa"/>
+            </w:tcMar>
+            <w:vAlign w:val="top"/>
+          </w:tcPr>
+          <w:p>
+            <w:pPr>
+              <w:pStyle w:val="Normal"/>
+              <w:jc w:val="center"/>
+              <w:pBdr>
+                <w:bottom w:val="none" w:sz="0" w:space="0" w:color="000000"/>
+                <w:top w:val="none" w:sz="0" w:space="0" w:color="000000"/>
+                <w:left w:val="none" w:sz="0" w:space="0" w:color="000000"/>
+                <w:right w:val="none" w:sz="0" w:space="0" w:color="000000"/>
+              </w:pBdr>
+              <w:spacing w:after="100" w:before="100" w:line="240"/>
+              <w:ind w:left="100" w:right="100" w:firstLine="0" w:firstLineChars="0"/>
+              <w:rPr>
+                <w:rFonts w:ascii="Times New Roman" w:hAnsi="Times New Roman" w:eastAsia="Times New Roman" w:cs="Times New Roman"/>
+                <w:i w:val="false"/>
+                <w:b w:val="false"/>
+                <w:u w:val="none"/>
+                <w:strike w:val="false"/>
+                <w:sz w:val="18"/>
+                <w:szCs w:val="18"/>
+                <w:color w:val="000000"/>
+              </w:rPr>
+            </w:pPr>
+            <w:r>
+              <w:rPr>
+                <w:rFonts w:ascii="Times New Roman" w:hAnsi="Times New Roman" w:eastAsia="Times New Roman" w:cs="Times New Roman"/>
+                <w:i w:val="false"/>
+                <w:b w:val="false"/>
+                <w:u w:val="none"/>
+                <w:strike w:val="false"/>
+                <w:sz w:val="18"/>
+                <w:szCs w:val="18"/>
+                <w:color w:val="000000"/>
+              </w:rPr>
+              <w:t xml:space="preserve">42 (20.1%)</w:t>
+            </w:r>
+          </w:p>
+        </w:tc>
+        <w:tc>
+          <w:tcPr>
+            <w:tcBorders>
+              <w:bottom w:val="none" w:sz="0" w:space="0" w:color="000000"/>
+              <w:top w:val="none" w:sz="0" w:space="0" w:color="000000"/>
+              <w:left w:val="none" w:sz="0" w:space="0" w:color="000000"/>
+              <w:right w:val="none" w:sz="0" w:space="0" w:color="000000"/>
+            </w:tcBorders>
+            <w:shd w:val="clear" w:color="auto" w:fill="FFFFFF"/>
+            <w:tcMar>
+              <w:top w:w="0" w:type="dxa"/>
+              <w:bottom w:w="0" w:type="dxa"/>
+              <w:left w:w="0" w:type="dxa"/>
+              <w:right w:w="0" w:type="dxa"/>
+            </w:tcMar>
+            <w:vAlign w:val="top"/>
+          </w:tcPr>
+          <w:p>
+            <w:pPr>
+              <w:pStyle w:val="Normal"/>
+              <w:jc w:val="center"/>
+              <w:pBdr>
+                <w:bottom w:val="none" w:sz="0" w:space="0" w:color="000000"/>
+                <w:top w:val="none" w:sz="0" w:space="0" w:color="000000"/>
+                <w:left w:val="none" w:sz="0" w:space="0" w:color="000000"/>
+                <w:right w:val="none" w:sz="0" w:space="0" w:color="000000"/>
+              </w:pBdr>
+              <w:spacing w:after="100" w:before="100" w:line="240"/>
+              <w:ind w:left="100" w:right="100" w:firstLine="0" w:firstLineChars="0"/>
+              <w:rPr>
+                <w:rFonts w:ascii="Times New Roman" w:hAnsi="Times New Roman" w:eastAsia="Times New Roman" w:cs="Times New Roman"/>
+                <w:i w:val="false"/>
+                <w:b w:val="false"/>
+                <w:u w:val="none"/>
+                <w:strike w:val="false"/>
+                <w:sz w:val="18"/>
+                <w:szCs w:val="18"/>
+                <w:color w:val="000000"/>
+              </w:rPr>
+            </w:pPr>
+            <w:r>
+              <w:rPr>
+                <w:rFonts w:ascii="Times New Roman" w:hAnsi="Times New Roman" w:eastAsia="Times New Roman" w:cs="Times New Roman"/>
+                <w:i w:val="false"/>
+                <w:b w:val="false"/>
+                <w:u w:val="none"/>
+                <w:strike w:val="false"/>
+                <w:sz w:val="18"/>
+                <w:szCs w:val="18"/>
+                <w:color w:val="000000"/>
+              </w:rPr>
+              <w:t xml:space="preserve">43 (20.1%)</w:t>
             </w:r>
           </w:p>
         </w:tc>
@@ -15898,117 +15898,117 @@
                 <w:szCs w:val="18"/>
                 <w:color w:val="000000"/>
               </w:rPr>
-              <w:t xml:space="preserve">101 (24.0%)</w:t>
-            </w:r>
-          </w:p>
-        </w:tc>
-        <w:tc>
-          <w:tcPr>
-            <w:tcBorders>
-              <w:bottom w:val="none" w:sz="0" w:space="0" w:color="000000"/>
-              <w:top w:val="none" w:sz="0" w:space="0" w:color="000000"/>
-              <w:left w:val="none" w:sz="0" w:space="0" w:color="000000"/>
-              <w:right w:val="none" w:sz="0" w:space="0" w:color="000000"/>
-            </w:tcBorders>
-            <w:shd w:val="clear" w:color="auto" w:fill="FFFFFF"/>
-            <w:tcMar>
-              <w:top w:w="0" w:type="dxa"/>
-              <w:bottom w:w="0" w:type="dxa"/>
-              <w:left w:w="0" w:type="dxa"/>
-              <w:right w:w="0" w:type="dxa"/>
-            </w:tcMar>
-            <w:vAlign w:val="top"/>
-          </w:tcPr>
-          <w:p>
-            <w:pPr>
-              <w:pStyle w:val="Normal"/>
-              <w:jc w:val="center"/>
-              <w:pBdr>
-                <w:bottom w:val="none" w:sz="0" w:space="0" w:color="000000"/>
-                <w:top w:val="none" w:sz="0" w:space="0" w:color="000000"/>
-                <w:left w:val="none" w:sz="0" w:space="0" w:color="000000"/>
-                <w:right w:val="none" w:sz="0" w:space="0" w:color="000000"/>
-              </w:pBdr>
-              <w:spacing w:after="100" w:before="100" w:line="240"/>
-              <w:ind w:left="100" w:right="100" w:firstLine="0" w:firstLineChars="0"/>
-              <w:rPr>
-                <w:rFonts w:ascii="Times New Roman" w:hAnsi="Times New Roman" w:eastAsia="Times New Roman" w:cs="Times New Roman"/>
-                <w:i w:val="false"/>
-                <w:b w:val="false"/>
-                <w:u w:val="none"/>
-                <w:strike w:val="false"/>
-                <w:sz w:val="18"/>
-                <w:szCs w:val="18"/>
-                <w:color w:val="000000"/>
-              </w:rPr>
-            </w:pPr>
-            <w:r>
-              <w:rPr>
-                <w:rFonts w:ascii="Times New Roman" w:hAnsi="Times New Roman" w:eastAsia="Times New Roman" w:cs="Times New Roman"/>
-                <w:i w:val="false"/>
-                <w:b w:val="false"/>
-                <w:u w:val="none"/>
-                <w:strike w:val="false"/>
-                <w:sz w:val="18"/>
-                <w:szCs w:val="18"/>
-                <w:color w:val="000000"/>
-              </w:rPr>
-              <w:t xml:space="preserve">43 (20.7%)</w:t>
-            </w:r>
-          </w:p>
-        </w:tc>
-        <w:tc>
-          <w:tcPr>
-            <w:tcBorders>
-              <w:bottom w:val="none" w:sz="0" w:space="0" w:color="000000"/>
-              <w:top w:val="none" w:sz="0" w:space="0" w:color="000000"/>
-              <w:left w:val="none" w:sz="0" w:space="0" w:color="000000"/>
-              <w:right w:val="none" w:sz="0" w:space="0" w:color="000000"/>
-            </w:tcBorders>
-            <w:shd w:val="clear" w:color="auto" w:fill="FFFFFF"/>
-            <w:tcMar>
-              <w:top w:w="0" w:type="dxa"/>
-              <w:bottom w:w="0" w:type="dxa"/>
-              <w:left w:w="0" w:type="dxa"/>
-              <w:right w:w="0" w:type="dxa"/>
-            </w:tcMar>
-            <w:vAlign w:val="top"/>
-          </w:tcPr>
-          <w:p>
-            <w:pPr>
-              <w:pStyle w:val="Normal"/>
-              <w:jc w:val="center"/>
-              <w:pBdr>
-                <w:bottom w:val="none" w:sz="0" w:space="0" w:color="000000"/>
-                <w:top w:val="none" w:sz="0" w:space="0" w:color="000000"/>
-                <w:left w:val="none" w:sz="0" w:space="0" w:color="000000"/>
-                <w:right w:val="none" w:sz="0" w:space="0" w:color="000000"/>
-              </w:pBdr>
-              <w:spacing w:after="100" w:before="100" w:line="240"/>
-              <w:ind w:left="100" w:right="100" w:firstLine="0" w:firstLineChars="0"/>
-              <w:rPr>
-                <w:rFonts w:ascii="Times New Roman" w:hAnsi="Times New Roman" w:eastAsia="Times New Roman" w:cs="Times New Roman"/>
-                <w:i w:val="false"/>
-                <w:b w:val="false"/>
-                <w:u w:val="none"/>
-                <w:strike w:val="false"/>
-                <w:sz w:val="18"/>
-                <w:szCs w:val="18"/>
-                <w:color w:val="000000"/>
-              </w:rPr>
-            </w:pPr>
-            <w:r>
-              <w:rPr>
-                <w:rFonts w:ascii="Times New Roman" w:hAnsi="Times New Roman" w:eastAsia="Times New Roman" w:cs="Times New Roman"/>
-                <w:i w:val="false"/>
-                <w:b w:val="false"/>
-                <w:u w:val="none"/>
-                <w:strike w:val="false"/>
-                <w:sz w:val="18"/>
-                <w:szCs w:val="18"/>
-                <w:color w:val="000000"/>
-              </w:rPr>
-              <w:t xml:space="preserve">58 (27.4%)</w:t>
+              <w:t xml:space="preserve">102 (24.1%)</w:t>
+            </w:r>
+          </w:p>
+        </w:tc>
+        <w:tc>
+          <w:tcPr>
+            <w:tcBorders>
+              <w:bottom w:val="none" w:sz="0" w:space="0" w:color="000000"/>
+              <w:top w:val="none" w:sz="0" w:space="0" w:color="000000"/>
+              <w:left w:val="none" w:sz="0" w:space="0" w:color="000000"/>
+              <w:right w:val="none" w:sz="0" w:space="0" w:color="000000"/>
+            </w:tcBorders>
+            <w:shd w:val="clear" w:color="auto" w:fill="FFFFFF"/>
+            <w:tcMar>
+              <w:top w:w="0" w:type="dxa"/>
+              <w:bottom w:w="0" w:type="dxa"/>
+              <w:left w:w="0" w:type="dxa"/>
+              <w:right w:w="0" w:type="dxa"/>
+            </w:tcMar>
+            <w:vAlign w:val="top"/>
+          </w:tcPr>
+          <w:p>
+            <w:pPr>
+              <w:pStyle w:val="Normal"/>
+              <w:jc w:val="center"/>
+              <w:pBdr>
+                <w:bottom w:val="none" w:sz="0" w:space="0" w:color="000000"/>
+                <w:top w:val="none" w:sz="0" w:space="0" w:color="000000"/>
+                <w:left w:val="none" w:sz="0" w:space="0" w:color="000000"/>
+                <w:right w:val="none" w:sz="0" w:space="0" w:color="000000"/>
+              </w:pBdr>
+              <w:spacing w:after="100" w:before="100" w:line="240"/>
+              <w:ind w:left="100" w:right="100" w:firstLine="0" w:firstLineChars="0"/>
+              <w:rPr>
+                <w:rFonts w:ascii="Times New Roman" w:hAnsi="Times New Roman" w:eastAsia="Times New Roman" w:cs="Times New Roman"/>
+                <w:i w:val="false"/>
+                <w:b w:val="false"/>
+                <w:u w:val="none"/>
+                <w:strike w:val="false"/>
+                <w:sz w:val="18"/>
+                <w:szCs w:val="18"/>
+                <w:color w:val="000000"/>
+              </w:rPr>
+            </w:pPr>
+            <w:r>
+              <w:rPr>
+                <w:rFonts w:ascii="Times New Roman" w:hAnsi="Times New Roman" w:eastAsia="Times New Roman" w:cs="Times New Roman"/>
+                <w:i w:val="false"/>
+                <w:b w:val="false"/>
+                <w:u w:val="none"/>
+                <w:strike w:val="false"/>
+                <w:sz w:val="18"/>
+                <w:szCs w:val="18"/>
+                <w:color w:val="000000"/>
+              </w:rPr>
+              <w:t xml:space="preserve">44 (21.1%)</w:t>
+            </w:r>
+          </w:p>
+        </w:tc>
+        <w:tc>
+          <w:tcPr>
+            <w:tcBorders>
+              <w:bottom w:val="none" w:sz="0" w:space="0" w:color="000000"/>
+              <w:top w:val="none" w:sz="0" w:space="0" w:color="000000"/>
+              <w:left w:val="none" w:sz="0" w:space="0" w:color="000000"/>
+              <w:right w:val="none" w:sz="0" w:space="0" w:color="000000"/>
+            </w:tcBorders>
+            <w:shd w:val="clear" w:color="auto" w:fill="FFFFFF"/>
+            <w:tcMar>
+              <w:top w:w="0" w:type="dxa"/>
+              <w:bottom w:w="0" w:type="dxa"/>
+              <w:left w:w="0" w:type="dxa"/>
+              <w:right w:w="0" w:type="dxa"/>
+            </w:tcMar>
+            <w:vAlign w:val="top"/>
+          </w:tcPr>
+          <w:p>
+            <w:pPr>
+              <w:pStyle w:val="Normal"/>
+              <w:jc w:val="center"/>
+              <w:pBdr>
+                <w:bottom w:val="none" w:sz="0" w:space="0" w:color="000000"/>
+                <w:top w:val="none" w:sz="0" w:space="0" w:color="000000"/>
+                <w:left w:val="none" w:sz="0" w:space="0" w:color="000000"/>
+                <w:right w:val="none" w:sz="0" w:space="0" w:color="000000"/>
+              </w:pBdr>
+              <w:spacing w:after="100" w:before="100" w:line="240"/>
+              <w:ind w:left="100" w:right="100" w:firstLine="0" w:firstLineChars="0"/>
+              <w:rPr>
+                <w:rFonts w:ascii="Times New Roman" w:hAnsi="Times New Roman" w:eastAsia="Times New Roman" w:cs="Times New Roman"/>
+                <w:i w:val="false"/>
+                <w:b w:val="false"/>
+                <w:u w:val="none"/>
+                <w:strike w:val="false"/>
+                <w:sz w:val="18"/>
+                <w:szCs w:val="18"/>
+                <w:color w:val="000000"/>
+              </w:rPr>
+            </w:pPr>
+            <w:r>
+              <w:rPr>
+                <w:rFonts w:ascii="Times New Roman" w:hAnsi="Times New Roman" w:eastAsia="Times New Roman" w:cs="Times New Roman"/>
+                <w:i w:val="false"/>
+                <w:b w:val="false"/>
+                <w:u w:val="none"/>
+                <w:strike w:val="false"/>
+                <w:sz w:val="18"/>
+                <w:szCs w:val="18"/>
+                <w:color w:val="000000"/>
+              </w:rPr>
+              <w:t xml:space="preserve">58 (27.1%)</w:t>
             </w:r>
           </w:p>
         </w:tc>
@@ -16233,62 +16233,62 @@
                 <w:szCs w:val="18"/>
                 <w:color w:val="000000"/>
               </w:rPr>
-              <w:t xml:space="preserve">7 (3.4%)</w:t>
-            </w:r>
-          </w:p>
-        </w:tc>
-        <w:tc>
-          <w:tcPr>
-            <w:tcBorders>
-              <w:bottom w:val="none" w:sz="0" w:space="0" w:color="000000"/>
-              <w:top w:val="none" w:sz="0" w:space="0" w:color="000000"/>
-              <w:left w:val="none" w:sz="0" w:space="0" w:color="000000"/>
-              <w:right w:val="none" w:sz="0" w:space="0" w:color="000000"/>
-            </w:tcBorders>
-            <w:shd w:val="clear" w:color="auto" w:fill="FFFFFF"/>
-            <w:tcMar>
-              <w:top w:w="0" w:type="dxa"/>
-              <w:bottom w:w="0" w:type="dxa"/>
-              <w:left w:w="0" w:type="dxa"/>
-              <w:right w:w="0" w:type="dxa"/>
-            </w:tcMar>
-            <w:vAlign w:val="top"/>
-          </w:tcPr>
-          <w:p>
-            <w:pPr>
-              <w:pStyle w:val="Normal"/>
-              <w:jc w:val="center"/>
-              <w:pBdr>
-                <w:bottom w:val="none" w:sz="0" w:space="0" w:color="000000"/>
-                <w:top w:val="none" w:sz="0" w:space="0" w:color="000000"/>
-                <w:left w:val="none" w:sz="0" w:space="0" w:color="000000"/>
-                <w:right w:val="none" w:sz="0" w:space="0" w:color="000000"/>
-              </w:pBdr>
-              <w:spacing w:after="100" w:before="100" w:line="240"/>
-              <w:ind w:left="100" w:right="100" w:firstLine="0" w:firstLineChars="0"/>
-              <w:rPr>
-                <w:rFonts w:ascii="Times New Roman" w:hAnsi="Times New Roman" w:eastAsia="Times New Roman" w:cs="Times New Roman"/>
-                <w:i w:val="false"/>
-                <w:b w:val="false"/>
-                <w:u w:val="none"/>
-                <w:strike w:val="false"/>
-                <w:sz w:val="18"/>
-                <w:szCs w:val="18"/>
-                <w:color w:val="000000"/>
-              </w:rPr>
-            </w:pPr>
-            <w:r>
-              <w:rPr>
-                <w:rFonts w:ascii="Times New Roman" w:hAnsi="Times New Roman" w:eastAsia="Times New Roman" w:cs="Times New Roman"/>
-                <w:i w:val="false"/>
-                <w:b w:val="false"/>
-                <w:u w:val="none"/>
-                <w:strike w:val="false"/>
-                <w:sz w:val="18"/>
-                <w:szCs w:val="18"/>
-                <w:color w:val="000000"/>
-              </w:rPr>
-              <w:t xml:space="preserve">12 (5.7%)</w:t>
+              <w:t xml:space="preserve">7 (3.3%)</w:t>
+            </w:r>
+          </w:p>
+        </w:tc>
+        <w:tc>
+          <w:tcPr>
+            <w:tcBorders>
+              <w:bottom w:val="none" w:sz="0" w:space="0" w:color="000000"/>
+              <w:top w:val="none" w:sz="0" w:space="0" w:color="000000"/>
+              <w:left w:val="none" w:sz="0" w:space="0" w:color="000000"/>
+              <w:right w:val="none" w:sz="0" w:space="0" w:color="000000"/>
+            </w:tcBorders>
+            <w:shd w:val="clear" w:color="auto" w:fill="FFFFFF"/>
+            <w:tcMar>
+              <w:top w:w="0" w:type="dxa"/>
+              <w:bottom w:w="0" w:type="dxa"/>
+              <w:left w:w="0" w:type="dxa"/>
+              <w:right w:w="0" w:type="dxa"/>
+            </w:tcMar>
+            <w:vAlign w:val="top"/>
+          </w:tcPr>
+          <w:p>
+            <w:pPr>
+              <w:pStyle w:val="Normal"/>
+              <w:jc w:val="center"/>
+              <w:pBdr>
+                <w:bottom w:val="none" w:sz="0" w:space="0" w:color="000000"/>
+                <w:top w:val="none" w:sz="0" w:space="0" w:color="000000"/>
+                <w:left w:val="none" w:sz="0" w:space="0" w:color="000000"/>
+                <w:right w:val="none" w:sz="0" w:space="0" w:color="000000"/>
+              </w:pBdr>
+              <w:spacing w:after="100" w:before="100" w:line="240"/>
+              <w:ind w:left="100" w:right="100" w:firstLine="0" w:firstLineChars="0"/>
+              <w:rPr>
+                <w:rFonts w:ascii="Times New Roman" w:hAnsi="Times New Roman" w:eastAsia="Times New Roman" w:cs="Times New Roman"/>
+                <w:i w:val="false"/>
+                <w:b w:val="false"/>
+                <w:u w:val="none"/>
+                <w:strike w:val="false"/>
+                <w:sz w:val="18"/>
+                <w:szCs w:val="18"/>
+                <w:color w:val="000000"/>
+              </w:rPr>
+            </w:pPr>
+            <w:r>
+              <w:rPr>
+                <w:rFonts w:ascii="Times New Roman" w:hAnsi="Times New Roman" w:eastAsia="Times New Roman" w:cs="Times New Roman"/>
+                <w:i w:val="false"/>
+                <w:b w:val="false"/>
+                <w:u w:val="none"/>
+                <w:strike w:val="false"/>
+                <w:sz w:val="18"/>
+                <w:szCs w:val="18"/>
+                <w:color w:val="000000"/>
+              </w:rPr>
+              <w:t xml:space="preserve">12 (5.6%)</w:t>
             </w:r>
           </w:p>
         </w:tc>
@@ -16513,7 +16513,7 @@
                 <w:szCs w:val="18"/>
                 <w:color w:val="000000"/>
               </w:rPr>
-              <w:t xml:space="preserve">18 (8.7%)</w:t>
+              <w:t xml:space="preserve">18 (8.6%)</w:t>
             </w:r>
           </w:p>
         </w:tc>
@@ -17018,117 +17018,117 @@
                 <w:szCs w:val="18"/>
                 <w:color w:val="000000"/>
               </w:rPr>
-              <w:t xml:space="preserve">144 (34.3%)</w:t>
-            </w:r>
-          </w:p>
-        </w:tc>
-        <w:tc>
-          <w:tcPr>
-            <w:tcBorders>
-              <w:bottom w:val="none" w:sz="0" w:space="0" w:color="000000"/>
-              <w:top w:val="none" w:sz="0" w:space="0" w:color="000000"/>
-              <w:left w:val="none" w:sz="0" w:space="0" w:color="000000"/>
-              <w:right w:val="none" w:sz="0" w:space="0" w:color="000000"/>
-            </w:tcBorders>
-            <w:shd w:val="clear" w:color="auto" w:fill="FFFFFF"/>
-            <w:tcMar>
-              <w:top w:w="0" w:type="dxa"/>
-              <w:bottom w:w="0" w:type="dxa"/>
-              <w:left w:w="0" w:type="dxa"/>
-              <w:right w:w="0" w:type="dxa"/>
-            </w:tcMar>
-            <w:vAlign w:val="top"/>
-          </w:tcPr>
-          <w:p>
-            <w:pPr>
-              <w:pStyle w:val="Normal"/>
-              <w:jc w:val="center"/>
-              <w:pBdr>
-                <w:bottom w:val="none" w:sz="0" w:space="0" w:color="000000"/>
-                <w:top w:val="none" w:sz="0" w:space="0" w:color="000000"/>
-                <w:left w:val="none" w:sz="0" w:space="0" w:color="000000"/>
-                <w:right w:val="none" w:sz="0" w:space="0" w:color="000000"/>
-              </w:pBdr>
-              <w:spacing w:after="100" w:before="100" w:line="240"/>
-              <w:ind w:left="100" w:right="100" w:firstLine="0" w:firstLineChars="0"/>
-              <w:rPr>
-                <w:rFonts w:ascii="Times New Roman" w:hAnsi="Times New Roman" w:eastAsia="Times New Roman" w:cs="Times New Roman"/>
-                <w:i w:val="false"/>
-                <w:b w:val="false"/>
-                <w:u w:val="none"/>
-                <w:strike w:val="false"/>
-                <w:sz w:val="18"/>
-                <w:szCs w:val="18"/>
-                <w:color w:val="000000"/>
-              </w:rPr>
-            </w:pPr>
-            <w:r>
-              <w:rPr>
-                <w:rFonts w:ascii="Times New Roman" w:hAnsi="Times New Roman" w:eastAsia="Times New Roman" w:cs="Times New Roman"/>
-                <w:i w:val="false"/>
-                <w:b w:val="false"/>
-                <w:u w:val="none"/>
-                <w:strike w:val="false"/>
-                <w:sz w:val="18"/>
-                <w:szCs w:val="18"/>
-                <w:color w:val="000000"/>
-              </w:rPr>
-              <w:t xml:space="preserve">76 (36.5%)</w:t>
-            </w:r>
-          </w:p>
-        </w:tc>
-        <w:tc>
-          <w:tcPr>
-            <w:tcBorders>
-              <w:bottom w:val="none" w:sz="0" w:space="0" w:color="000000"/>
-              <w:top w:val="none" w:sz="0" w:space="0" w:color="000000"/>
-              <w:left w:val="none" w:sz="0" w:space="0" w:color="000000"/>
-              <w:right w:val="none" w:sz="0" w:space="0" w:color="000000"/>
-            </w:tcBorders>
-            <w:shd w:val="clear" w:color="auto" w:fill="FFFFFF"/>
-            <w:tcMar>
-              <w:top w:w="0" w:type="dxa"/>
-              <w:bottom w:w="0" w:type="dxa"/>
-              <w:left w:w="0" w:type="dxa"/>
-              <w:right w:w="0" w:type="dxa"/>
-            </w:tcMar>
-            <w:vAlign w:val="top"/>
-          </w:tcPr>
-          <w:p>
-            <w:pPr>
-              <w:pStyle w:val="Normal"/>
-              <w:jc w:val="center"/>
-              <w:pBdr>
-                <w:bottom w:val="none" w:sz="0" w:space="0" w:color="000000"/>
-                <w:top w:val="none" w:sz="0" w:space="0" w:color="000000"/>
-                <w:left w:val="none" w:sz="0" w:space="0" w:color="000000"/>
-                <w:right w:val="none" w:sz="0" w:space="0" w:color="000000"/>
-              </w:pBdr>
-              <w:spacing w:after="100" w:before="100" w:line="240"/>
-              <w:ind w:left="100" w:right="100" w:firstLine="0" w:firstLineChars="0"/>
-              <w:rPr>
-                <w:rFonts w:ascii="Times New Roman" w:hAnsi="Times New Roman" w:eastAsia="Times New Roman" w:cs="Times New Roman"/>
-                <w:i w:val="false"/>
-                <w:b w:val="false"/>
-                <w:u w:val="none"/>
-                <w:strike w:val="false"/>
-                <w:sz w:val="18"/>
-                <w:szCs w:val="18"/>
-                <w:color w:val="000000"/>
-              </w:rPr>
-            </w:pPr>
-            <w:r>
-              <w:rPr>
-                <w:rFonts w:ascii="Times New Roman" w:hAnsi="Times New Roman" w:eastAsia="Times New Roman" w:cs="Times New Roman"/>
-                <w:i w:val="false"/>
-                <w:b w:val="false"/>
-                <w:u w:val="none"/>
-                <w:strike w:val="false"/>
-                <w:sz w:val="18"/>
-                <w:szCs w:val="18"/>
-                <w:color w:val="000000"/>
-              </w:rPr>
-              <w:t xml:space="preserve">68 (32.1%)</w:t>
+              <w:t xml:space="preserve">144 (34.0%)</w:t>
+            </w:r>
+          </w:p>
+        </w:tc>
+        <w:tc>
+          <w:tcPr>
+            <w:tcBorders>
+              <w:bottom w:val="none" w:sz="0" w:space="0" w:color="000000"/>
+              <w:top w:val="none" w:sz="0" w:space="0" w:color="000000"/>
+              <w:left w:val="none" w:sz="0" w:space="0" w:color="000000"/>
+              <w:right w:val="none" w:sz="0" w:space="0" w:color="000000"/>
+            </w:tcBorders>
+            <w:shd w:val="clear" w:color="auto" w:fill="FFFFFF"/>
+            <w:tcMar>
+              <w:top w:w="0" w:type="dxa"/>
+              <w:bottom w:w="0" w:type="dxa"/>
+              <w:left w:w="0" w:type="dxa"/>
+              <w:right w:w="0" w:type="dxa"/>
+            </w:tcMar>
+            <w:vAlign w:val="top"/>
+          </w:tcPr>
+          <w:p>
+            <w:pPr>
+              <w:pStyle w:val="Normal"/>
+              <w:jc w:val="center"/>
+              <w:pBdr>
+                <w:bottom w:val="none" w:sz="0" w:space="0" w:color="000000"/>
+                <w:top w:val="none" w:sz="0" w:space="0" w:color="000000"/>
+                <w:left w:val="none" w:sz="0" w:space="0" w:color="000000"/>
+                <w:right w:val="none" w:sz="0" w:space="0" w:color="000000"/>
+              </w:pBdr>
+              <w:spacing w:after="100" w:before="100" w:line="240"/>
+              <w:ind w:left="100" w:right="100" w:firstLine="0" w:firstLineChars="0"/>
+              <w:rPr>
+                <w:rFonts w:ascii="Times New Roman" w:hAnsi="Times New Roman" w:eastAsia="Times New Roman" w:cs="Times New Roman"/>
+                <w:i w:val="false"/>
+                <w:b w:val="false"/>
+                <w:u w:val="none"/>
+                <w:strike w:val="false"/>
+                <w:sz w:val="18"/>
+                <w:szCs w:val="18"/>
+                <w:color w:val="000000"/>
+              </w:rPr>
+            </w:pPr>
+            <w:r>
+              <w:rPr>
+                <w:rFonts w:ascii="Times New Roman" w:hAnsi="Times New Roman" w:eastAsia="Times New Roman" w:cs="Times New Roman"/>
+                <w:i w:val="false"/>
+                <w:b w:val="false"/>
+                <w:u w:val="none"/>
+                <w:strike w:val="false"/>
+                <w:sz w:val="18"/>
+                <w:szCs w:val="18"/>
+                <w:color w:val="000000"/>
+              </w:rPr>
+              <w:t xml:space="preserve">76 (36.4%)</w:t>
+            </w:r>
+          </w:p>
+        </w:tc>
+        <w:tc>
+          <w:tcPr>
+            <w:tcBorders>
+              <w:bottom w:val="none" w:sz="0" w:space="0" w:color="000000"/>
+              <w:top w:val="none" w:sz="0" w:space="0" w:color="000000"/>
+              <w:left w:val="none" w:sz="0" w:space="0" w:color="000000"/>
+              <w:right w:val="none" w:sz="0" w:space="0" w:color="000000"/>
+            </w:tcBorders>
+            <w:shd w:val="clear" w:color="auto" w:fill="FFFFFF"/>
+            <w:tcMar>
+              <w:top w:w="0" w:type="dxa"/>
+              <w:bottom w:w="0" w:type="dxa"/>
+              <w:left w:w="0" w:type="dxa"/>
+              <w:right w:w="0" w:type="dxa"/>
+            </w:tcMar>
+            <w:vAlign w:val="top"/>
+          </w:tcPr>
+          <w:p>
+            <w:pPr>
+              <w:pStyle w:val="Normal"/>
+              <w:jc w:val="center"/>
+              <w:pBdr>
+                <w:bottom w:val="none" w:sz="0" w:space="0" w:color="000000"/>
+                <w:top w:val="none" w:sz="0" w:space="0" w:color="000000"/>
+                <w:left w:val="none" w:sz="0" w:space="0" w:color="000000"/>
+                <w:right w:val="none" w:sz="0" w:space="0" w:color="000000"/>
+              </w:pBdr>
+              <w:spacing w:after="100" w:before="100" w:line="240"/>
+              <w:ind w:left="100" w:right="100" w:firstLine="0" w:firstLineChars="0"/>
+              <w:rPr>
+                <w:rFonts w:ascii="Times New Roman" w:hAnsi="Times New Roman" w:eastAsia="Times New Roman" w:cs="Times New Roman"/>
+                <w:i w:val="false"/>
+                <w:b w:val="false"/>
+                <w:u w:val="none"/>
+                <w:strike w:val="false"/>
+                <w:sz w:val="18"/>
+                <w:szCs w:val="18"/>
+                <w:color w:val="000000"/>
+              </w:rPr>
+            </w:pPr>
+            <w:r>
+              <w:rPr>
+                <w:rFonts w:ascii="Times New Roman" w:hAnsi="Times New Roman" w:eastAsia="Times New Roman" w:cs="Times New Roman"/>
+                <w:i w:val="false"/>
+                <w:b w:val="false"/>
+                <w:u w:val="none"/>
+                <w:strike w:val="false"/>
+                <w:sz w:val="18"/>
+                <w:szCs w:val="18"/>
+                <w:color w:val="000000"/>
+              </w:rPr>
+              <w:t xml:space="preserve">68 (31.8%)</w:t>
             </w:r>
           </w:p>
         </w:tc>
@@ -17688,7 +17688,7 @@
                 <w:szCs w:val="18"/>
                 <w:color w:val="000000"/>
               </w:rPr>
-              <w:t xml:space="preserve">19 (9.0%)</w:t>
+              <w:t xml:space="preserve">19 (8.9%)</w:t>
             </w:r>
           </w:p>
         </w:tc>
@@ -18303,7 +18303,7 @@
                 <w:szCs w:val="18"/>
                 <w:color w:val="000000"/>
               </w:rPr>
-              <w:t xml:space="preserve">0.007</w:t>
+              <w:t xml:space="preserve">0.009</w:t>
             </w:r>
           </w:p>
         </w:tc>
@@ -18418,117 +18418,117 @@
                 <w:szCs w:val="18"/>
                 <w:color w:val="000000"/>
               </w:rPr>
-              <w:t xml:space="preserve">196 (50.1%)</w:t>
-            </w:r>
-          </w:p>
-        </w:tc>
-        <w:tc>
-          <w:tcPr>
-            <w:tcBorders>
-              <w:bottom w:val="none" w:sz="0" w:space="0" w:color="000000"/>
-              <w:top w:val="none" w:sz="0" w:space="0" w:color="000000"/>
-              <w:left w:val="none" w:sz="0" w:space="0" w:color="000000"/>
-              <w:right w:val="none" w:sz="0" w:space="0" w:color="000000"/>
-            </w:tcBorders>
-            <w:shd w:val="clear" w:color="auto" w:fill="FFFFFF"/>
-            <w:tcMar>
-              <w:top w:w="0" w:type="dxa"/>
-              <w:bottom w:w="0" w:type="dxa"/>
-              <w:left w:w="0" w:type="dxa"/>
-              <w:right w:w="0" w:type="dxa"/>
-            </w:tcMar>
-            <w:vAlign w:val="top"/>
-          </w:tcPr>
-          <w:p>
-            <w:pPr>
-              <w:pStyle w:val="Normal"/>
-              <w:jc w:val="center"/>
-              <w:pBdr>
-                <w:bottom w:val="none" w:sz="0" w:space="0" w:color="000000"/>
-                <w:top w:val="none" w:sz="0" w:space="0" w:color="000000"/>
-                <w:left w:val="none" w:sz="0" w:space="0" w:color="000000"/>
-                <w:right w:val="none" w:sz="0" w:space="0" w:color="000000"/>
-              </w:pBdr>
-              <w:spacing w:after="100" w:before="100" w:line="240"/>
-              <w:ind w:left="100" w:right="100" w:firstLine="0" w:firstLineChars="0"/>
-              <w:rPr>
-                <w:rFonts w:ascii="Times New Roman" w:hAnsi="Times New Roman" w:eastAsia="Times New Roman" w:cs="Times New Roman"/>
-                <w:i w:val="false"/>
-                <w:b w:val="false"/>
-                <w:u w:val="none"/>
-                <w:strike w:val="false"/>
-                <w:sz w:val="18"/>
-                <w:szCs w:val="18"/>
-                <w:color w:val="000000"/>
-              </w:rPr>
-            </w:pPr>
-            <w:r>
-              <w:rPr>
-                <w:rFonts w:ascii="Times New Roman" w:hAnsi="Times New Roman" w:eastAsia="Times New Roman" w:cs="Times New Roman"/>
-                <w:i w:val="false"/>
-                <w:b w:val="false"/>
-                <w:u w:val="none"/>
-                <w:strike w:val="false"/>
-                <w:sz w:val="18"/>
-                <w:szCs w:val="18"/>
-                <w:color w:val="000000"/>
-              </w:rPr>
-              <w:t xml:space="preserve">84 (43.3%)</w:t>
-            </w:r>
-          </w:p>
-        </w:tc>
-        <w:tc>
-          <w:tcPr>
-            <w:tcBorders>
-              <w:bottom w:val="none" w:sz="0" w:space="0" w:color="000000"/>
-              <w:top w:val="none" w:sz="0" w:space="0" w:color="000000"/>
-              <w:left w:val="none" w:sz="0" w:space="0" w:color="000000"/>
-              <w:right w:val="none" w:sz="0" w:space="0" w:color="000000"/>
-            </w:tcBorders>
-            <w:shd w:val="clear" w:color="auto" w:fill="FFFFFF"/>
-            <w:tcMar>
-              <w:top w:w="0" w:type="dxa"/>
-              <w:bottom w:w="0" w:type="dxa"/>
-              <w:left w:w="0" w:type="dxa"/>
-              <w:right w:w="0" w:type="dxa"/>
-            </w:tcMar>
-            <w:vAlign w:val="top"/>
-          </w:tcPr>
-          <w:p>
-            <w:pPr>
-              <w:pStyle w:val="Normal"/>
-              <w:jc w:val="center"/>
-              <w:pBdr>
-                <w:bottom w:val="none" w:sz="0" w:space="0" w:color="000000"/>
-                <w:top w:val="none" w:sz="0" w:space="0" w:color="000000"/>
-                <w:left w:val="none" w:sz="0" w:space="0" w:color="000000"/>
-                <w:right w:val="none" w:sz="0" w:space="0" w:color="000000"/>
-              </w:pBdr>
-              <w:spacing w:after="100" w:before="100" w:line="240"/>
-              <w:ind w:left="100" w:right="100" w:firstLine="0" w:firstLineChars="0"/>
-              <w:rPr>
-                <w:rFonts w:ascii="Times New Roman" w:hAnsi="Times New Roman" w:eastAsia="Times New Roman" w:cs="Times New Roman"/>
-                <w:i w:val="false"/>
-                <w:b w:val="false"/>
-                <w:u w:val="none"/>
-                <w:strike w:val="false"/>
-                <w:sz w:val="18"/>
-                <w:szCs w:val="18"/>
-                <w:color w:val="000000"/>
-              </w:rPr>
-            </w:pPr>
-            <w:r>
-              <w:rPr>
-                <w:rFonts w:ascii="Times New Roman" w:hAnsi="Times New Roman" w:eastAsia="Times New Roman" w:cs="Times New Roman"/>
-                <w:i w:val="false"/>
-                <w:b w:val="false"/>
-                <w:u w:val="none"/>
-                <w:strike w:val="false"/>
-                <w:sz w:val="18"/>
-                <w:szCs w:val="18"/>
-                <w:color w:val="000000"/>
-              </w:rPr>
-              <w:t xml:space="preserve">112 (56.9%)</w:t>
+              <w:t xml:space="preserve">196 (49.7%)</w:t>
+            </w:r>
+          </w:p>
+        </w:tc>
+        <w:tc>
+          <w:tcPr>
+            <w:tcBorders>
+              <w:bottom w:val="none" w:sz="0" w:space="0" w:color="000000"/>
+              <w:top w:val="none" w:sz="0" w:space="0" w:color="000000"/>
+              <w:left w:val="none" w:sz="0" w:space="0" w:color="000000"/>
+              <w:right w:val="none" w:sz="0" w:space="0" w:color="000000"/>
+            </w:tcBorders>
+            <w:shd w:val="clear" w:color="auto" w:fill="FFFFFF"/>
+            <w:tcMar>
+              <w:top w:w="0" w:type="dxa"/>
+              <w:bottom w:w="0" w:type="dxa"/>
+              <w:left w:w="0" w:type="dxa"/>
+              <w:right w:w="0" w:type="dxa"/>
+            </w:tcMar>
+            <w:vAlign w:val="top"/>
+          </w:tcPr>
+          <w:p>
+            <w:pPr>
+              <w:pStyle w:val="Normal"/>
+              <w:jc w:val="center"/>
+              <w:pBdr>
+                <w:bottom w:val="none" w:sz="0" w:space="0" w:color="000000"/>
+                <w:top w:val="none" w:sz="0" w:space="0" w:color="000000"/>
+                <w:left w:val="none" w:sz="0" w:space="0" w:color="000000"/>
+                <w:right w:val="none" w:sz="0" w:space="0" w:color="000000"/>
+              </w:pBdr>
+              <w:spacing w:after="100" w:before="100" w:line="240"/>
+              <w:ind w:left="100" w:right="100" w:firstLine="0" w:firstLineChars="0"/>
+              <w:rPr>
+                <w:rFonts w:ascii="Times New Roman" w:hAnsi="Times New Roman" w:eastAsia="Times New Roman" w:cs="Times New Roman"/>
+                <w:i w:val="false"/>
+                <w:b w:val="false"/>
+                <w:u w:val="none"/>
+                <w:strike w:val="false"/>
+                <w:sz w:val="18"/>
+                <w:szCs w:val="18"/>
+                <w:color w:val="000000"/>
+              </w:rPr>
+            </w:pPr>
+            <w:r>
+              <w:rPr>
+                <w:rFonts w:ascii="Times New Roman" w:hAnsi="Times New Roman" w:eastAsia="Times New Roman" w:cs="Times New Roman"/>
+                <w:i w:val="false"/>
+                <w:b w:val="false"/>
+                <w:u w:val="none"/>
+                <w:strike w:val="false"/>
+                <w:sz w:val="18"/>
+                <w:szCs w:val="18"/>
+                <w:color w:val="000000"/>
+              </w:rPr>
+              <w:t xml:space="preserve">84 (43.1%)</w:t>
+            </w:r>
+          </w:p>
+        </w:tc>
+        <w:tc>
+          <w:tcPr>
+            <w:tcBorders>
+              <w:bottom w:val="none" w:sz="0" w:space="0" w:color="000000"/>
+              <w:top w:val="none" w:sz="0" w:space="0" w:color="000000"/>
+              <w:left w:val="none" w:sz="0" w:space="0" w:color="000000"/>
+              <w:right w:val="none" w:sz="0" w:space="0" w:color="000000"/>
+            </w:tcBorders>
+            <w:shd w:val="clear" w:color="auto" w:fill="FFFFFF"/>
+            <w:tcMar>
+              <w:top w:w="0" w:type="dxa"/>
+              <w:bottom w:w="0" w:type="dxa"/>
+              <w:left w:w="0" w:type="dxa"/>
+              <w:right w:w="0" w:type="dxa"/>
+            </w:tcMar>
+            <w:vAlign w:val="top"/>
+          </w:tcPr>
+          <w:p>
+            <w:pPr>
+              <w:pStyle w:val="Normal"/>
+              <w:jc w:val="center"/>
+              <w:pBdr>
+                <w:bottom w:val="none" w:sz="0" w:space="0" w:color="000000"/>
+                <w:top w:val="none" w:sz="0" w:space="0" w:color="000000"/>
+                <w:left w:val="none" w:sz="0" w:space="0" w:color="000000"/>
+                <w:right w:val="none" w:sz="0" w:space="0" w:color="000000"/>
+              </w:pBdr>
+              <w:spacing w:after="100" w:before="100" w:line="240"/>
+              <w:ind w:left="100" w:right="100" w:firstLine="0" w:firstLineChars="0"/>
+              <w:rPr>
+                <w:rFonts w:ascii="Times New Roman" w:hAnsi="Times New Roman" w:eastAsia="Times New Roman" w:cs="Times New Roman"/>
+                <w:i w:val="false"/>
+                <w:b w:val="false"/>
+                <w:u w:val="none"/>
+                <w:strike w:val="false"/>
+                <w:sz w:val="18"/>
+                <w:szCs w:val="18"/>
+                <w:color w:val="000000"/>
+              </w:rPr>
+            </w:pPr>
+            <w:r>
+              <w:rPr>
+                <w:rFonts w:ascii="Times New Roman" w:hAnsi="Times New Roman" w:eastAsia="Times New Roman" w:cs="Times New Roman"/>
+                <w:i w:val="false"/>
+                <w:b w:val="false"/>
+                <w:u w:val="none"/>
+                <w:strike w:val="false"/>
+                <w:sz w:val="18"/>
+                <w:szCs w:val="18"/>
+                <w:color w:val="000000"/>
+              </w:rPr>
+              <w:t xml:space="preserve">112 (56.3%)</w:t>
             </w:r>
           </w:p>
         </w:tc>
@@ -18698,117 +18698,117 @@
                 <w:szCs w:val="18"/>
                 <w:color w:val="000000"/>
               </w:rPr>
-              <w:t xml:space="preserve">195 (49.9%)</w:t>
-            </w:r>
-          </w:p>
-        </w:tc>
-        <w:tc>
-          <w:tcPr>
-            <w:tcBorders>
-              <w:bottom w:val="none" w:sz="0" w:space="0" w:color="000000"/>
-              <w:top w:val="none" w:sz="0" w:space="0" w:color="000000"/>
-              <w:left w:val="none" w:sz="0" w:space="0" w:color="000000"/>
-              <w:right w:val="none" w:sz="0" w:space="0" w:color="000000"/>
-            </w:tcBorders>
-            <w:shd w:val="clear" w:color="auto" w:fill="FFFFFF"/>
-            <w:tcMar>
-              <w:top w:w="0" w:type="dxa"/>
-              <w:bottom w:w="0" w:type="dxa"/>
-              <w:left w:w="0" w:type="dxa"/>
-              <w:right w:w="0" w:type="dxa"/>
-            </w:tcMar>
-            <w:vAlign w:val="top"/>
-          </w:tcPr>
-          <w:p>
-            <w:pPr>
-              <w:pStyle w:val="Normal"/>
-              <w:jc w:val="center"/>
-              <w:pBdr>
-                <w:bottom w:val="none" w:sz="0" w:space="0" w:color="000000"/>
-                <w:top w:val="none" w:sz="0" w:space="0" w:color="000000"/>
-                <w:left w:val="none" w:sz="0" w:space="0" w:color="000000"/>
-                <w:right w:val="none" w:sz="0" w:space="0" w:color="000000"/>
-              </w:pBdr>
-              <w:spacing w:after="100" w:before="100" w:line="240"/>
-              <w:ind w:left="100" w:right="100" w:firstLine="0" w:firstLineChars="0"/>
-              <w:rPr>
-                <w:rFonts w:ascii="Times New Roman" w:hAnsi="Times New Roman" w:eastAsia="Times New Roman" w:cs="Times New Roman"/>
-                <w:i w:val="false"/>
-                <w:b w:val="false"/>
-                <w:u w:val="none"/>
-                <w:strike w:val="false"/>
-                <w:sz w:val="18"/>
-                <w:szCs w:val="18"/>
-                <w:color w:val="000000"/>
-              </w:rPr>
-            </w:pPr>
-            <w:r>
-              <w:rPr>
-                <w:rFonts w:ascii="Times New Roman" w:hAnsi="Times New Roman" w:eastAsia="Times New Roman" w:cs="Times New Roman"/>
-                <w:i w:val="false"/>
-                <w:b w:val="false"/>
-                <w:u w:val="none"/>
-                <w:strike w:val="false"/>
-                <w:sz w:val="18"/>
-                <w:szCs w:val="18"/>
-                <w:color w:val="000000"/>
-              </w:rPr>
-              <w:t xml:space="preserve">110 (56.7%)</w:t>
-            </w:r>
-          </w:p>
-        </w:tc>
-        <w:tc>
-          <w:tcPr>
-            <w:tcBorders>
-              <w:bottom w:val="none" w:sz="0" w:space="0" w:color="000000"/>
-              <w:top w:val="none" w:sz="0" w:space="0" w:color="000000"/>
-              <w:left w:val="none" w:sz="0" w:space="0" w:color="000000"/>
-              <w:right w:val="none" w:sz="0" w:space="0" w:color="000000"/>
-            </w:tcBorders>
-            <w:shd w:val="clear" w:color="auto" w:fill="FFFFFF"/>
-            <w:tcMar>
-              <w:top w:w="0" w:type="dxa"/>
-              <w:bottom w:w="0" w:type="dxa"/>
-              <w:left w:w="0" w:type="dxa"/>
-              <w:right w:w="0" w:type="dxa"/>
-            </w:tcMar>
-            <w:vAlign w:val="top"/>
-          </w:tcPr>
-          <w:p>
-            <w:pPr>
-              <w:pStyle w:val="Normal"/>
-              <w:jc w:val="center"/>
-              <w:pBdr>
-                <w:bottom w:val="none" w:sz="0" w:space="0" w:color="000000"/>
-                <w:top w:val="none" w:sz="0" w:space="0" w:color="000000"/>
-                <w:left w:val="none" w:sz="0" w:space="0" w:color="000000"/>
-                <w:right w:val="none" w:sz="0" w:space="0" w:color="000000"/>
-              </w:pBdr>
-              <w:spacing w:after="100" w:before="100" w:line="240"/>
-              <w:ind w:left="100" w:right="100" w:firstLine="0" w:firstLineChars="0"/>
-              <w:rPr>
-                <w:rFonts w:ascii="Times New Roman" w:hAnsi="Times New Roman" w:eastAsia="Times New Roman" w:cs="Times New Roman"/>
-                <w:i w:val="false"/>
-                <w:b w:val="false"/>
-                <w:u w:val="none"/>
-                <w:strike w:val="false"/>
-                <w:sz w:val="18"/>
-                <w:szCs w:val="18"/>
-                <w:color w:val="000000"/>
-              </w:rPr>
-            </w:pPr>
-            <w:r>
-              <w:rPr>
-                <w:rFonts w:ascii="Times New Roman" w:hAnsi="Times New Roman" w:eastAsia="Times New Roman" w:cs="Times New Roman"/>
-                <w:i w:val="false"/>
-                <w:b w:val="false"/>
-                <w:u w:val="none"/>
-                <w:strike w:val="false"/>
-                <w:sz w:val="18"/>
-                <w:szCs w:val="18"/>
-                <w:color w:val="000000"/>
-              </w:rPr>
-              <w:t xml:space="preserve">85 (43.1%)</w:t>
+              <w:t xml:space="preserve">198 (50.3%)</w:t>
+            </w:r>
+          </w:p>
+        </w:tc>
+        <w:tc>
+          <w:tcPr>
+            <w:tcBorders>
+              <w:bottom w:val="none" w:sz="0" w:space="0" w:color="000000"/>
+              <w:top w:val="none" w:sz="0" w:space="0" w:color="000000"/>
+              <w:left w:val="none" w:sz="0" w:space="0" w:color="000000"/>
+              <w:right w:val="none" w:sz="0" w:space="0" w:color="000000"/>
+            </w:tcBorders>
+            <w:shd w:val="clear" w:color="auto" w:fill="FFFFFF"/>
+            <w:tcMar>
+              <w:top w:w="0" w:type="dxa"/>
+              <w:bottom w:w="0" w:type="dxa"/>
+              <w:left w:w="0" w:type="dxa"/>
+              <w:right w:w="0" w:type="dxa"/>
+            </w:tcMar>
+            <w:vAlign w:val="top"/>
+          </w:tcPr>
+          <w:p>
+            <w:pPr>
+              <w:pStyle w:val="Normal"/>
+              <w:jc w:val="center"/>
+              <w:pBdr>
+                <w:bottom w:val="none" w:sz="0" w:space="0" w:color="000000"/>
+                <w:top w:val="none" w:sz="0" w:space="0" w:color="000000"/>
+                <w:left w:val="none" w:sz="0" w:space="0" w:color="000000"/>
+                <w:right w:val="none" w:sz="0" w:space="0" w:color="000000"/>
+              </w:pBdr>
+              <w:spacing w:after="100" w:before="100" w:line="240"/>
+              <w:ind w:left="100" w:right="100" w:firstLine="0" w:firstLineChars="0"/>
+              <w:rPr>
+                <w:rFonts w:ascii="Times New Roman" w:hAnsi="Times New Roman" w:eastAsia="Times New Roman" w:cs="Times New Roman"/>
+                <w:i w:val="false"/>
+                <w:b w:val="false"/>
+                <w:u w:val="none"/>
+                <w:strike w:val="false"/>
+                <w:sz w:val="18"/>
+                <w:szCs w:val="18"/>
+                <w:color w:val="000000"/>
+              </w:rPr>
+            </w:pPr>
+            <w:r>
+              <w:rPr>
+                <w:rFonts w:ascii="Times New Roman" w:hAnsi="Times New Roman" w:eastAsia="Times New Roman" w:cs="Times New Roman"/>
+                <w:i w:val="false"/>
+                <w:b w:val="false"/>
+                <w:u w:val="none"/>
+                <w:strike w:val="false"/>
+                <w:sz w:val="18"/>
+                <w:szCs w:val="18"/>
+                <w:color w:val="000000"/>
+              </w:rPr>
+              <w:t xml:space="preserve">111 (56.9%)</w:t>
+            </w:r>
+          </w:p>
+        </w:tc>
+        <w:tc>
+          <w:tcPr>
+            <w:tcBorders>
+              <w:bottom w:val="none" w:sz="0" w:space="0" w:color="000000"/>
+              <w:top w:val="none" w:sz="0" w:space="0" w:color="000000"/>
+              <w:left w:val="none" w:sz="0" w:space="0" w:color="000000"/>
+              <w:right w:val="none" w:sz="0" w:space="0" w:color="000000"/>
+            </w:tcBorders>
+            <w:shd w:val="clear" w:color="auto" w:fill="FFFFFF"/>
+            <w:tcMar>
+              <w:top w:w="0" w:type="dxa"/>
+              <w:bottom w:w="0" w:type="dxa"/>
+              <w:left w:w="0" w:type="dxa"/>
+              <w:right w:w="0" w:type="dxa"/>
+            </w:tcMar>
+            <w:vAlign w:val="top"/>
+          </w:tcPr>
+          <w:p>
+            <w:pPr>
+              <w:pStyle w:val="Normal"/>
+              <w:jc w:val="center"/>
+              <w:pBdr>
+                <w:bottom w:val="none" w:sz="0" w:space="0" w:color="000000"/>
+                <w:top w:val="none" w:sz="0" w:space="0" w:color="000000"/>
+                <w:left w:val="none" w:sz="0" w:space="0" w:color="000000"/>
+                <w:right w:val="none" w:sz="0" w:space="0" w:color="000000"/>
+              </w:pBdr>
+              <w:spacing w:after="100" w:before="100" w:line="240"/>
+              <w:ind w:left="100" w:right="100" w:firstLine="0" w:firstLineChars="0"/>
+              <w:rPr>
+                <w:rFonts w:ascii="Times New Roman" w:hAnsi="Times New Roman" w:eastAsia="Times New Roman" w:cs="Times New Roman"/>
+                <w:i w:val="false"/>
+                <w:b w:val="false"/>
+                <w:u w:val="none"/>
+                <w:strike w:val="false"/>
+                <w:sz w:val="18"/>
+                <w:szCs w:val="18"/>
+                <w:color w:val="000000"/>
+              </w:rPr>
+            </w:pPr>
+            <w:r>
+              <w:rPr>
+                <w:rFonts w:ascii="Times New Roman" w:hAnsi="Times New Roman" w:eastAsia="Times New Roman" w:cs="Times New Roman"/>
+                <w:i w:val="false"/>
+                <w:b w:val="false"/>
+                <w:u w:val="none"/>
+                <w:strike w:val="false"/>
+                <w:sz w:val="18"/>
+                <w:szCs w:val="18"/>
+                <w:color w:val="000000"/>
+              </w:rPr>
+              <w:t xml:space="preserve">87 (43.7%)</w:t>
             </w:r>
           </w:p>
         </w:tc>
